--- a/docx/fr/BUFRCREX_TableB_fr_15.docx
+++ b/docx/fr/BUFRCREX_TableB_fr_15.docx
@@ -8,19 +8,33 @@
       </w:pPr>
       <w:r>
         <w:rPr>
-          <w:rFonts w:ascii="Arial" w:hAnsi="Arial"/>
+          <w:rFonts w:ascii="Verdana" w:hAnsi="Verdana"/>
           <w:b/>
           <w:sz w:val="22"/>
         </w:rPr>
-        <w:t>BUFR/CREX Table B — Class 15: Constituants physiques/chimiques</w:t>
+        <w:t>Classe 15 : Constituants physiques/chimiques</w:t>
       </w:r>
     </w:p>
     <w:tbl>
       <w:tblPr>
         <w:tblStyle w:val="TableGrid"/>
         <w:tblW w:type="auto" w:w="0"/>
-        <w:jc w:val="center"/>
+        <w:jc w:val="left"/>
         <w:tblLook w:firstColumn="1" w:firstRow="1" w:lastColumn="0" w:lastRow="0" w:noHBand="0" w:noVBand="1" w:val="04A0"/>
+        <w:tblBorders>
+          <w:top w:val="single" w:sz="4" w:space="0" w:color="595959"/>
+          <w:left w:val="single" w:sz="4" w:space="0" w:color="595959"/>
+          <w:bottom w:val="single" w:sz="4" w:space="0" w:color="595959"/>
+          <w:right w:val="single" w:sz="4" w:space="0" w:color="595959"/>
+          <w:insideH w:val="single" w:sz="4" w:space="0" w:color="595959"/>
+          <w:insideV w:val="single" w:sz="4" w:space="0" w:color="595959"/>
+        </w:tblBorders>
+        <w:tblCellMar>
+          <w:top w:w="85" w:type="dxa"/>
+          <w:left w:w="85" w:type="dxa"/>
+          <w:bottom w:w="85" w:type="dxa"/>
+          <w:right w:w="85" w:type="dxa"/>
+        </w:tblCellMar>
       </w:tblPr>
       <w:tblGrid>
         <w:gridCol w:w="1514"/>
@@ -35,20 +49,20 @@
         <w:gridCol w:w="1514"/>
       </w:tblGrid>
       <w:tr>
-        <w:tc>
-          <w:tcPr>
-            <w:tcW w:type="dxa" w:w="1514"/>
-            <w:shd w:val="clear" w:color="auto" w:fill="D9E2F3"/>
-          </w:tcPr>
-          <w:p>
-            <w:pPr>
-              <w:jc w:val="center"/>
-            </w:pPr>
-            <w:r/>
-            <w:r>
-              <w:rPr>
-                <w:rFonts w:ascii="Arial" w:hAnsi="Arial"/>
-                <w:b/>
+        <w:trPr>
+          <w:tblHeader/>
+        </w:trPr>
+        <w:tc>
+          <w:tcPr>
+            <w:tcW w:type="dxa" w:w="1514"/>
+            <w:shd w:val="clear" w:color="auto" w:fill="D9D9D9"/>
+          </w:tcPr>
+          <w:p>
+            <w:r/>
+            <w:r>
+              <w:rPr>
+                <w:rFonts w:ascii="Verdana" w:hAnsi="Verdana"/>
+                <w:b w:val="0"/>
                 <w:sz w:val="16"/>
               </w:rPr>
               <w:t>FXY</w:t>
@@ -58,194 +72,170 @@
         <w:tc>
           <w:tcPr>
             <w:tcW w:type="dxa" w:w="1514"/>
-            <w:shd w:val="clear" w:color="auto" w:fill="D9E2F3"/>
-          </w:tcPr>
-          <w:p>
-            <w:pPr>
-              <w:jc w:val="center"/>
-            </w:pPr>
-            <w:r/>
-            <w:r>
-              <w:rPr>
-                <w:rFonts w:ascii="Arial" w:hAnsi="Arial"/>
-                <w:b/>
-                <w:sz w:val="16"/>
-              </w:rPr>
-              <w:t>ElementName</w:t>
-            </w:r>
-          </w:p>
-        </w:tc>
-        <w:tc>
-          <w:tcPr>
-            <w:tcW w:type="dxa" w:w="1514"/>
-            <w:shd w:val="clear" w:color="auto" w:fill="D9E2F3"/>
-          </w:tcPr>
-          <w:p>
-            <w:pPr>
-              <w:jc w:val="center"/>
-            </w:pPr>
-            <w:r/>
-            <w:r>
-              <w:rPr>
-                <w:rFonts w:ascii="Arial" w:hAnsi="Arial"/>
-                <w:b/>
-                <w:sz w:val="16"/>
-              </w:rPr>
-              <w:t>BUFR Unit</w:t>
-            </w:r>
-          </w:p>
-        </w:tc>
-        <w:tc>
-          <w:tcPr>
-            <w:tcW w:type="dxa" w:w="1514"/>
-            <w:shd w:val="clear" w:color="auto" w:fill="D9E2F3"/>
-          </w:tcPr>
-          <w:p>
-            <w:pPr>
-              <w:jc w:val="center"/>
-            </w:pPr>
-            <w:r/>
-            <w:r>
-              <w:rPr>
-                <w:rFonts w:ascii="Arial" w:hAnsi="Arial"/>
-                <w:b/>
-                <w:sz w:val="16"/>
-              </w:rPr>
-              <w:t>Scale</w:t>
-            </w:r>
-          </w:p>
-        </w:tc>
-        <w:tc>
-          <w:tcPr>
-            <w:tcW w:type="dxa" w:w="1514"/>
-            <w:shd w:val="clear" w:color="auto" w:fill="D9E2F3"/>
-          </w:tcPr>
-          <w:p>
-            <w:pPr>
-              <w:jc w:val="center"/>
-            </w:pPr>
-            <w:r/>
-            <w:r>
-              <w:rPr>
-                <w:rFonts w:ascii="Arial" w:hAnsi="Arial"/>
-                <w:b/>
-                <w:sz w:val="16"/>
-              </w:rPr>
-              <w:t>Ref Value</w:t>
-            </w:r>
-          </w:p>
-        </w:tc>
-        <w:tc>
-          <w:tcPr>
-            <w:tcW w:type="dxa" w:w="1514"/>
-            <w:shd w:val="clear" w:color="auto" w:fill="D9E2F3"/>
-          </w:tcPr>
-          <w:p>
-            <w:pPr>
-              <w:jc w:val="center"/>
-            </w:pPr>
-            <w:r/>
-            <w:r>
-              <w:rPr>
-                <w:rFonts w:ascii="Arial" w:hAnsi="Arial"/>
-                <w:b/>
-                <w:sz w:val="16"/>
-              </w:rPr>
-              <w:t>Bits</w:t>
-            </w:r>
-          </w:p>
-        </w:tc>
-        <w:tc>
-          <w:tcPr>
-            <w:tcW w:type="dxa" w:w="1514"/>
-            <w:shd w:val="clear" w:color="auto" w:fill="D9E2F3"/>
-          </w:tcPr>
-          <w:p>
-            <w:pPr>
-              <w:jc w:val="center"/>
-            </w:pPr>
-            <w:r/>
-            <w:r>
-              <w:rPr>
-                <w:rFonts w:ascii="Arial" w:hAnsi="Arial"/>
-                <w:b/>
-                <w:sz w:val="16"/>
-              </w:rPr>
-              <w:t>CREX Unit</w:t>
-            </w:r>
-          </w:p>
-        </w:tc>
-        <w:tc>
-          <w:tcPr>
-            <w:tcW w:type="dxa" w:w="1514"/>
-            <w:shd w:val="clear" w:color="auto" w:fill="D9E2F3"/>
-          </w:tcPr>
-          <w:p>
-            <w:pPr>
-              <w:jc w:val="center"/>
-            </w:pPr>
-            <w:r/>
-            <w:r>
-              <w:rPr>
-                <w:rFonts w:ascii="Arial" w:hAnsi="Arial"/>
-                <w:b/>
-                <w:sz w:val="16"/>
-              </w:rPr>
-              <w:t>Scale</w:t>
-            </w:r>
-          </w:p>
-        </w:tc>
-        <w:tc>
-          <w:tcPr>
-            <w:tcW w:type="dxa" w:w="1514"/>
-            <w:shd w:val="clear" w:color="auto" w:fill="D9E2F3"/>
-          </w:tcPr>
-          <w:p>
-            <w:pPr>
-              <w:jc w:val="center"/>
-            </w:pPr>
-            <w:r/>
-            <w:r>
-              <w:rPr>
-                <w:rFonts w:ascii="Arial" w:hAnsi="Arial"/>
-                <w:b/>
-                <w:sz w:val="16"/>
-              </w:rPr>
-              <w:t>Chars</w:t>
-            </w:r>
-          </w:p>
-        </w:tc>
-        <w:tc>
-          <w:tcPr>
-            <w:tcW w:type="dxa" w:w="1514"/>
-            <w:shd w:val="clear" w:color="auto" w:fill="D9E2F3"/>
-          </w:tcPr>
-          <w:p>
-            <w:pPr>
-              <w:jc w:val="center"/>
-            </w:pPr>
-            <w:r/>
-            <w:r>
-              <w:rPr>
-                <w:rFonts w:ascii="Arial" w:hAnsi="Arial"/>
-                <w:b/>
-                <w:sz w:val="16"/>
-              </w:rPr>
-              <w:t>Note</w:t>
+            <w:shd w:val="clear" w:color="auto" w:fill="D9D9D9"/>
+          </w:tcPr>
+          <w:p>
+            <w:r/>
+            <w:r>
+              <w:rPr>
+                <w:rFonts w:ascii="Verdana" w:hAnsi="Verdana"/>
+                <w:b w:val="0"/>
+                <w:sz w:val="16"/>
+              </w:rPr>
+              <w:t>NOM DE L'ÉLÉMENT</w:t>
+            </w:r>
+          </w:p>
+        </w:tc>
+        <w:tc>
+          <w:tcPr>
+            <w:tcW w:type="dxa" w:w="1514"/>
+            <w:shd w:val="clear" w:color="auto" w:fill="D9D9D9"/>
+          </w:tcPr>
+          <w:p>
+            <w:r/>
+            <w:r>
+              <w:rPr>
+                <w:rFonts w:ascii="Verdana" w:hAnsi="Verdana"/>
+                <w:b w:val="0"/>
+                <w:sz w:val="16"/>
+              </w:rPr>
+              <w:t>UNITÉ BUFR</w:t>
+            </w:r>
+          </w:p>
+        </w:tc>
+        <w:tc>
+          <w:tcPr>
+            <w:tcW w:type="dxa" w:w="1514"/>
+            <w:shd w:val="clear" w:color="auto" w:fill="D9D9D9"/>
+          </w:tcPr>
+          <w:p>
+            <w:r/>
+            <w:r>
+              <w:rPr>
+                <w:rFonts w:ascii="Verdana" w:hAnsi="Verdana"/>
+                <w:b w:val="0"/>
+                <w:sz w:val="16"/>
+              </w:rPr>
+              <w:t>ÉCHELLE</w:t>
+            </w:r>
+          </w:p>
+        </w:tc>
+        <w:tc>
+          <w:tcPr>
+            <w:tcW w:type="dxa" w:w="1514"/>
+            <w:shd w:val="clear" w:color="auto" w:fill="D9D9D9"/>
+          </w:tcPr>
+          <w:p>
+            <w:r/>
+            <w:r>
+              <w:rPr>
+                <w:rFonts w:ascii="Verdana" w:hAnsi="Verdana"/>
+                <w:b w:val="0"/>
+                <w:sz w:val="16"/>
+              </w:rPr>
+              <w:t>VAL. RÉF.</w:t>
+            </w:r>
+          </w:p>
+        </w:tc>
+        <w:tc>
+          <w:tcPr>
+            <w:tcW w:type="dxa" w:w="1514"/>
+            <w:shd w:val="clear" w:color="auto" w:fill="D9D9D9"/>
+          </w:tcPr>
+          <w:p>
+            <w:r/>
+            <w:r>
+              <w:rPr>
+                <w:rFonts w:ascii="Verdana" w:hAnsi="Verdana"/>
+                <w:b w:val="0"/>
+                <w:sz w:val="16"/>
+              </w:rPr>
+              <w:t>BITS</w:t>
+            </w:r>
+          </w:p>
+        </w:tc>
+        <w:tc>
+          <w:tcPr>
+            <w:tcW w:type="dxa" w:w="1514"/>
+            <w:shd w:val="clear" w:color="auto" w:fill="D9D9D9"/>
+          </w:tcPr>
+          <w:p>
+            <w:r/>
+            <w:r>
+              <w:rPr>
+                <w:rFonts w:ascii="Verdana" w:hAnsi="Verdana"/>
+                <w:b w:val="0"/>
+                <w:sz w:val="16"/>
+              </w:rPr>
+              <w:t>UNITÉ CREX</w:t>
+            </w:r>
+          </w:p>
+        </w:tc>
+        <w:tc>
+          <w:tcPr>
+            <w:tcW w:type="dxa" w:w="1514"/>
+            <w:shd w:val="clear" w:color="auto" w:fill="D9D9D9"/>
+          </w:tcPr>
+          <w:p>
+            <w:r/>
+            <w:r>
+              <w:rPr>
+                <w:rFonts w:ascii="Verdana" w:hAnsi="Verdana"/>
+                <w:b w:val="0"/>
+                <w:sz w:val="16"/>
+              </w:rPr>
+              <w:t>ÉCHELLE</w:t>
+            </w:r>
+          </w:p>
+        </w:tc>
+        <w:tc>
+          <w:tcPr>
+            <w:tcW w:type="dxa" w:w="1514"/>
+            <w:shd w:val="clear" w:color="auto" w:fill="D9D9D9"/>
+          </w:tcPr>
+          <w:p>
+            <w:r/>
+            <w:r>
+              <w:rPr>
+                <w:rFonts w:ascii="Verdana" w:hAnsi="Verdana"/>
+                <w:b w:val="0"/>
+                <w:sz w:val="16"/>
+              </w:rPr>
+              <w:t>CAR.</w:t>
+            </w:r>
+          </w:p>
+        </w:tc>
+        <w:tc>
+          <w:tcPr>
+            <w:tcW w:type="dxa" w:w="1514"/>
+            <w:shd w:val="clear" w:color="auto" w:fill="D9D9D9"/>
+          </w:tcPr>
+          <w:p>
+            <w:r/>
+            <w:r>
+              <w:rPr>
+                <w:rFonts w:ascii="Verdana" w:hAnsi="Verdana"/>
+                <w:b w:val="0"/>
+                <w:sz w:val="16"/>
+              </w:rPr>
+              <w:t>NOTE</w:t>
             </w:r>
           </w:p>
         </w:tc>
       </w:tr>
       <w:tr>
-        <w:tc>
-          <w:tcPr>
-            <w:tcW w:type="dxa" w:w="1514"/>
-          </w:tcPr>
-          <w:p>
-            <w:r/>
-            <w:r>
-              <w:rPr>
-                <w:rFonts w:ascii="Arial" w:hAnsi="Arial"/>
+        <w:trPr>
+          <w:cantSplit/>
+        </w:trPr>
+        <w:tc>
+          <w:tcPr>
+            <w:tcW w:type="dxa" w:w="1514"/>
+          </w:tcPr>
+          <w:p>
+            <w:r/>
+            <w:r>
+              <w:rPr>
+                <w:rFonts w:ascii="Verdana" w:hAnsi="Verdana"/>
                 <w:b w:val="0"/>
                 <w:sz w:val="16"/>
               </w:rPr>
@@ -261,7 +251,7 @@
             <w:r/>
             <w:r>
               <w:rPr>
-                <w:rFonts w:ascii="Arial" w:hAnsi="Arial"/>
+                <w:rFonts w:ascii="Verdana" w:hAnsi="Verdana"/>
                 <w:b w:val="0"/>
                 <w:sz w:val="16"/>
               </w:rPr>
@@ -277,7 +267,7 @@
             <w:r/>
             <w:r>
               <w:rPr>
-                <w:rFonts w:ascii="Arial" w:hAnsi="Arial"/>
+                <w:rFonts w:ascii="Verdana" w:hAnsi="Verdana"/>
                 <w:b w:val="0"/>
                 <w:sz w:val="16"/>
               </w:rPr>
@@ -293,7 +283,7 @@
             <w:r/>
             <w:r>
               <w:rPr>
-                <w:rFonts w:ascii="Arial" w:hAnsi="Arial"/>
+                <w:rFonts w:ascii="Verdana" w:hAnsi="Verdana"/>
                 <w:b w:val="0"/>
                 <w:sz w:val="16"/>
               </w:rPr>
@@ -309,7 +299,7 @@
             <w:r/>
             <w:r>
               <w:rPr>
-                <w:rFonts w:ascii="Arial" w:hAnsi="Arial"/>
+                <w:rFonts w:ascii="Verdana" w:hAnsi="Verdana"/>
                 <w:b w:val="0"/>
                 <w:sz w:val="16"/>
               </w:rPr>
@@ -325,7 +315,7 @@
             <w:r/>
             <w:r>
               <w:rPr>
-                <w:rFonts w:ascii="Arial" w:hAnsi="Arial"/>
+                <w:rFonts w:ascii="Verdana" w:hAnsi="Verdana"/>
                 <w:b w:val="0"/>
                 <w:sz w:val="16"/>
               </w:rPr>
@@ -341,7 +331,7 @@
             <w:r/>
             <w:r>
               <w:rPr>
-                <w:rFonts w:ascii="Arial" w:hAnsi="Arial"/>
+                <w:rFonts w:ascii="Verdana" w:hAnsi="Verdana"/>
                 <w:b w:val="0"/>
                 <w:sz w:val="16"/>
               </w:rPr>
@@ -357,7 +347,7 @@
             <w:r/>
             <w:r>
               <w:rPr>
-                <w:rFonts w:ascii="Arial" w:hAnsi="Arial"/>
+                <w:rFonts w:ascii="Verdana" w:hAnsi="Verdana"/>
                 <w:b w:val="0"/>
                 <w:sz w:val="16"/>
               </w:rPr>
@@ -373,7 +363,7 @@
             <w:r/>
             <w:r>
               <w:rPr>
-                <w:rFonts w:ascii="Arial" w:hAnsi="Arial"/>
+                <w:rFonts w:ascii="Verdana" w:hAnsi="Verdana"/>
                 <w:b w:val="0"/>
                 <w:sz w:val="16"/>
               </w:rPr>
@@ -389,7 +379,7 @@
             <w:r/>
             <w:r>
               <w:rPr>
-                <w:rFonts w:ascii="Arial" w:hAnsi="Arial"/>
+                <w:rFonts w:ascii="Verdana" w:hAnsi="Verdana"/>
                 <w:b w:val="0"/>
                 <w:sz w:val="16"/>
               </w:rPr>
@@ -398,15 +388,18 @@
         </w:tc>
       </w:tr>
       <w:tr>
-        <w:tc>
-          <w:tcPr>
-            <w:tcW w:type="dxa" w:w="1514"/>
-          </w:tcPr>
-          <w:p>
-            <w:r/>
-            <w:r>
-              <w:rPr>
-                <w:rFonts w:ascii="Arial" w:hAnsi="Arial"/>
+        <w:trPr>
+          <w:cantSplit/>
+        </w:trPr>
+        <w:tc>
+          <w:tcPr>
+            <w:tcW w:type="dxa" w:w="1514"/>
+          </w:tcPr>
+          <w:p>
+            <w:r/>
+            <w:r>
+              <w:rPr>
+                <w:rFonts w:ascii="Verdana" w:hAnsi="Verdana"/>
                 <w:b w:val="0"/>
                 <w:sz w:val="16"/>
               </w:rPr>
@@ -422,7 +415,7 @@
             <w:r/>
             <w:r>
               <w:rPr>
-                <w:rFonts w:ascii="Arial" w:hAnsi="Arial"/>
+                <w:rFonts w:ascii="Verdana" w:hAnsi="Verdana"/>
                 <w:b w:val="0"/>
                 <w:sz w:val="16"/>
               </w:rPr>
@@ -438,7 +431,7 @@
             <w:r/>
             <w:r>
               <w:rPr>
-                <w:rFonts w:ascii="Arial" w:hAnsi="Arial"/>
+                <w:rFonts w:ascii="Verdana" w:hAnsi="Verdana"/>
                 <w:b w:val="0"/>
                 <w:sz w:val="16"/>
               </w:rPr>
@@ -454,7 +447,7 @@
             <w:r/>
             <w:r>
               <w:rPr>
-                <w:rFonts w:ascii="Arial" w:hAnsi="Arial"/>
+                <w:rFonts w:ascii="Verdana" w:hAnsi="Verdana"/>
                 <w:b w:val="0"/>
                 <w:sz w:val="16"/>
               </w:rPr>
@@ -470,7 +463,7 @@
             <w:r/>
             <w:r>
               <w:rPr>
-                <w:rFonts w:ascii="Arial" w:hAnsi="Arial"/>
+                <w:rFonts w:ascii="Verdana" w:hAnsi="Verdana"/>
                 <w:b w:val="0"/>
                 <w:sz w:val="16"/>
               </w:rPr>
@@ -486,7 +479,7 @@
             <w:r/>
             <w:r>
               <w:rPr>
-                <w:rFonts w:ascii="Arial" w:hAnsi="Arial"/>
+                <w:rFonts w:ascii="Verdana" w:hAnsi="Verdana"/>
                 <w:b w:val="0"/>
                 <w:sz w:val="16"/>
               </w:rPr>
@@ -502,7 +495,7 @@
             <w:r/>
             <w:r>
               <w:rPr>
-                <w:rFonts w:ascii="Arial" w:hAnsi="Arial"/>
+                <w:rFonts w:ascii="Verdana" w:hAnsi="Verdana"/>
                 <w:b w:val="0"/>
                 <w:sz w:val="16"/>
               </w:rPr>
@@ -518,7 +511,7 @@
             <w:r/>
             <w:r>
               <w:rPr>
-                <w:rFonts w:ascii="Arial" w:hAnsi="Arial"/>
+                <w:rFonts w:ascii="Verdana" w:hAnsi="Verdana"/>
                 <w:b w:val="0"/>
                 <w:sz w:val="16"/>
               </w:rPr>
@@ -534,7 +527,7 @@
             <w:r/>
             <w:r>
               <w:rPr>
-                <w:rFonts w:ascii="Arial" w:hAnsi="Arial"/>
+                <w:rFonts w:ascii="Verdana" w:hAnsi="Verdana"/>
                 <w:b w:val="0"/>
                 <w:sz w:val="16"/>
               </w:rPr>
@@ -550,7 +543,7 @@
             <w:r/>
             <w:r>
               <w:rPr>
-                <w:rFonts w:ascii="Arial" w:hAnsi="Arial"/>
+                <w:rFonts w:ascii="Verdana" w:hAnsi="Verdana"/>
                 <w:b w:val="0"/>
                 <w:sz w:val="16"/>
               </w:rPr>
@@ -559,15 +552,18 @@
         </w:tc>
       </w:tr>
       <w:tr>
-        <w:tc>
-          <w:tcPr>
-            <w:tcW w:type="dxa" w:w="1514"/>
-          </w:tcPr>
-          <w:p>
-            <w:r/>
-            <w:r>
-              <w:rPr>
-                <w:rFonts w:ascii="Arial" w:hAnsi="Arial"/>
+        <w:trPr>
+          <w:cantSplit/>
+        </w:trPr>
+        <w:tc>
+          <w:tcPr>
+            <w:tcW w:type="dxa" w:w="1514"/>
+          </w:tcPr>
+          <w:p>
+            <w:r/>
+            <w:r>
+              <w:rPr>
+                <w:rFonts w:ascii="Verdana" w:hAnsi="Verdana"/>
                 <w:b w:val="0"/>
                 <w:sz w:val="16"/>
               </w:rPr>
@@ -583,7 +579,7 @@
             <w:r/>
             <w:r>
               <w:rPr>
-                <w:rFonts w:ascii="Arial" w:hAnsi="Arial"/>
+                <w:rFonts w:ascii="Verdana" w:hAnsi="Verdana"/>
                 <w:b w:val="0"/>
                 <w:sz w:val="16"/>
               </w:rPr>
@@ -599,7 +595,7 @@
             <w:r/>
             <w:r>
               <w:rPr>
-                <w:rFonts w:ascii="Arial" w:hAnsi="Arial"/>
+                <w:rFonts w:ascii="Verdana" w:hAnsi="Verdana"/>
                 <w:b w:val="0"/>
                 <w:sz w:val="16"/>
               </w:rPr>
@@ -615,7 +611,7 @@
             <w:r/>
             <w:r>
               <w:rPr>
-                <w:rFonts w:ascii="Arial" w:hAnsi="Arial"/>
+                <w:rFonts w:ascii="Verdana" w:hAnsi="Verdana"/>
                 <w:b w:val="0"/>
                 <w:sz w:val="16"/>
               </w:rPr>
@@ -631,7 +627,7 @@
             <w:r/>
             <w:r>
               <w:rPr>
-                <w:rFonts w:ascii="Arial" w:hAnsi="Arial"/>
+                <w:rFonts w:ascii="Verdana" w:hAnsi="Verdana"/>
                 <w:b w:val="0"/>
                 <w:sz w:val="16"/>
               </w:rPr>
@@ -647,7 +643,7 @@
             <w:r/>
             <w:r>
               <w:rPr>
-                <w:rFonts w:ascii="Arial" w:hAnsi="Arial"/>
+                <w:rFonts w:ascii="Verdana" w:hAnsi="Verdana"/>
                 <w:b w:val="0"/>
                 <w:sz w:val="16"/>
               </w:rPr>
@@ -663,7 +659,7 @@
             <w:r/>
             <w:r>
               <w:rPr>
-                <w:rFonts w:ascii="Arial" w:hAnsi="Arial"/>
+                <w:rFonts w:ascii="Verdana" w:hAnsi="Verdana"/>
                 <w:b w:val="0"/>
                 <w:sz w:val="16"/>
               </w:rPr>
@@ -679,7 +675,7 @@
             <w:r/>
             <w:r>
               <w:rPr>
-                <w:rFonts w:ascii="Arial" w:hAnsi="Arial"/>
+                <w:rFonts w:ascii="Verdana" w:hAnsi="Verdana"/>
                 <w:b w:val="0"/>
                 <w:sz w:val="16"/>
               </w:rPr>
@@ -695,7 +691,7 @@
             <w:r/>
             <w:r>
               <w:rPr>
-                <w:rFonts w:ascii="Arial" w:hAnsi="Arial"/>
+                <w:rFonts w:ascii="Verdana" w:hAnsi="Verdana"/>
                 <w:b w:val="0"/>
                 <w:sz w:val="16"/>
               </w:rPr>
@@ -711,7 +707,7 @@
             <w:r/>
             <w:r>
               <w:rPr>
-                <w:rFonts w:ascii="Arial" w:hAnsi="Arial"/>
+                <w:rFonts w:ascii="Verdana" w:hAnsi="Verdana"/>
                 <w:b w:val="0"/>
                 <w:sz w:val="16"/>
               </w:rPr>
@@ -721,15 +717,18 @@
         </w:tc>
       </w:tr>
       <w:tr>
-        <w:tc>
-          <w:tcPr>
-            <w:tcW w:type="dxa" w:w="1514"/>
-          </w:tcPr>
-          <w:p>
-            <w:r/>
-            <w:r>
-              <w:rPr>
-                <w:rFonts w:ascii="Arial" w:hAnsi="Arial"/>
+        <w:trPr>
+          <w:cantSplit/>
+        </w:trPr>
+        <w:tc>
+          <w:tcPr>
+            <w:tcW w:type="dxa" w:w="1514"/>
+          </w:tcPr>
+          <w:p>
+            <w:r/>
+            <w:r>
+              <w:rPr>
+                <w:rFonts w:ascii="Verdana" w:hAnsi="Verdana"/>
                 <w:b w:val="0"/>
                 <w:sz w:val="16"/>
               </w:rPr>
@@ -745,7 +744,7 @@
             <w:r/>
             <w:r>
               <w:rPr>
-                <w:rFonts w:ascii="Arial" w:hAnsi="Arial"/>
+                <w:rFonts w:ascii="Verdana" w:hAnsi="Verdana"/>
                 <w:b w:val="0"/>
                 <w:sz w:val="16"/>
               </w:rPr>
@@ -761,7 +760,7 @@
             <w:r/>
             <w:r>
               <w:rPr>
-                <w:rFonts w:ascii="Arial" w:hAnsi="Arial"/>
+                <w:rFonts w:ascii="Verdana" w:hAnsi="Verdana"/>
                 <w:b w:val="0"/>
                 <w:sz w:val="16"/>
               </w:rPr>
@@ -777,7 +776,7 @@
             <w:r/>
             <w:r>
               <w:rPr>
-                <w:rFonts w:ascii="Arial" w:hAnsi="Arial"/>
+                <w:rFonts w:ascii="Verdana" w:hAnsi="Verdana"/>
                 <w:b w:val="0"/>
                 <w:sz w:val="16"/>
               </w:rPr>
@@ -793,7 +792,7 @@
             <w:r/>
             <w:r>
               <w:rPr>
-                <w:rFonts w:ascii="Arial" w:hAnsi="Arial"/>
+                <w:rFonts w:ascii="Verdana" w:hAnsi="Verdana"/>
                 <w:b w:val="0"/>
                 <w:sz w:val="16"/>
               </w:rPr>
@@ -809,7 +808,7 @@
             <w:r/>
             <w:r>
               <w:rPr>
-                <w:rFonts w:ascii="Arial" w:hAnsi="Arial"/>
+                <w:rFonts w:ascii="Verdana" w:hAnsi="Verdana"/>
                 <w:b w:val="0"/>
                 <w:sz w:val="16"/>
               </w:rPr>
@@ -825,7 +824,7 @@
             <w:r/>
             <w:r>
               <w:rPr>
-                <w:rFonts w:ascii="Arial" w:hAnsi="Arial"/>
+                <w:rFonts w:ascii="Verdana" w:hAnsi="Verdana"/>
                 <w:b w:val="0"/>
                 <w:sz w:val="16"/>
               </w:rPr>
@@ -841,7 +840,7 @@
             <w:r/>
             <w:r>
               <w:rPr>
-                <w:rFonts w:ascii="Arial" w:hAnsi="Arial"/>
+                <w:rFonts w:ascii="Verdana" w:hAnsi="Verdana"/>
                 <w:b w:val="0"/>
                 <w:sz w:val="16"/>
               </w:rPr>
@@ -857,7 +856,7 @@
             <w:r/>
             <w:r>
               <w:rPr>
-                <w:rFonts w:ascii="Arial" w:hAnsi="Arial"/>
+                <w:rFonts w:ascii="Verdana" w:hAnsi="Verdana"/>
                 <w:b w:val="0"/>
                 <w:sz w:val="16"/>
               </w:rPr>
@@ -873,7 +872,7 @@
             <w:r/>
             <w:r>
               <w:rPr>
-                <w:rFonts w:ascii="Arial" w:hAnsi="Arial"/>
+                <w:rFonts w:ascii="Verdana" w:hAnsi="Verdana"/>
                 <w:b w:val="0"/>
                 <w:sz w:val="16"/>
               </w:rPr>
@@ -883,15 +882,18 @@
         </w:tc>
       </w:tr>
       <w:tr>
-        <w:tc>
-          <w:tcPr>
-            <w:tcW w:type="dxa" w:w="1514"/>
-          </w:tcPr>
-          <w:p>
-            <w:r/>
-            <w:r>
-              <w:rPr>
-                <w:rFonts w:ascii="Arial" w:hAnsi="Arial"/>
+        <w:trPr>
+          <w:cantSplit/>
+        </w:trPr>
+        <w:tc>
+          <w:tcPr>
+            <w:tcW w:type="dxa" w:w="1514"/>
+          </w:tcPr>
+          <w:p>
+            <w:r/>
+            <w:r>
+              <w:rPr>
+                <w:rFonts w:ascii="Verdana" w:hAnsi="Verdana"/>
                 <w:b w:val="0"/>
                 <w:sz w:val="16"/>
               </w:rPr>
@@ -907,7 +909,7 @@
             <w:r/>
             <w:r>
               <w:rPr>
-                <w:rFonts w:ascii="Arial" w:hAnsi="Arial"/>
+                <w:rFonts w:ascii="Verdana" w:hAnsi="Verdana"/>
                 <w:b w:val="0"/>
                 <w:sz w:val="16"/>
               </w:rPr>
@@ -923,7 +925,7 @@
             <w:r/>
             <w:r>
               <w:rPr>
-                <w:rFonts w:ascii="Arial" w:hAnsi="Arial"/>
+                <w:rFonts w:ascii="Verdana" w:hAnsi="Verdana"/>
                 <w:b w:val="0"/>
                 <w:sz w:val="16"/>
               </w:rPr>
@@ -939,7 +941,7 @@
             <w:r/>
             <w:r>
               <w:rPr>
-                <w:rFonts w:ascii="Arial" w:hAnsi="Arial"/>
+                <w:rFonts w:ascii="Verdana" w:hAnsi="Verdana"/>
                 <w:b w:val="0"/>
                 <w:sz w:val="16"/>
               </w:rPr>
@@ -955,7 +957,7 @@
             <w:r/>
             <w:r>
               <w:rPr>
-                <w:rFonts w:ascii="Arial" w:hAnsi="Arial"/>
+                <w:rFonts w:ascii="Verdana" w:hAnsi="Verdana"/>
                 <w:b w:val="0"/>
                 <w:sz w:val="16"/>
               </w:rPr>
@@ -971,7 +973,7 @@
             <w:r/>
             <w:r>
               <w:rPr>
-                <w:rFonts w:ascii="Arial" w:hAnsi="Arial"/>
+                <w:rFonts w:ascii="Verdana" w:hAnsi="Verdana"/>
                 <w:b w:val="0"/>
                 <w:sz w:val="16"/>
               </w:rPr>
@@ -987,7 +989,7 @@
             <w:r/>
             <w:r>
               <w:rPr>
-                <w:rFonts w:ascii="Arial" w:hAnsi="Arial"/>
+                <w:rFonts w:ascii="Verdana" w:hAnsi="Verdana"/>
                 <w:b w:val="0"/>
                 <w:sz w:val="16"/>
               </w:rPr>
@@ -1003,7 +1005,7 @@
             <w:r/>
             <w:r>
               <w:rPr>
-                <w:rFonts w:ascii="Arial" w:hAnsi="Arial"/>
+                <w:rFonts w:ascii="Verdana" w:hAnsi="Verdana"/>
                 <w:b w:val="0"/>
                 <w:sz w:val="16"/>
               </w:rPr>
@@ -1019,7 +1021,7 @@
             <w:r/>
             <w:r>
               <w:rPr>
-                <w:rFonts w:ascii="Arial" w:hAnsi="Arial"/>
+                <w:rFonts w:ascii="Verdana" w:hAnsi="Verdana"/>
                 <w:b w:val="0"/>
                 <w:sz w:val="16"/>
               </w:rPr>
@@ -1035,7 +1037,7 @@
             <w:r/>
             <w:r>
               <w:rPr>
-                <w:rFonts w:ascii="Arial" w:hAnsi="Arial"/>
+                <w:rFonts w:ascii="Verdana" w:hAnsi="Verdana"/>
                 <w:b w:val="0"/>
                 <w:sz w:val="16"/>
               </w:rPr>
@@ -1045,15 +1047,18 @@
         </w:tc>
       </w:tr>
       <w:tr>
-        <w:tc>
-          <w:tcPr>
-            <w:tcW w:type="dxa" w:w="1514"/>
-          </w:tcPr>
-          <w:p>
-            <w:r/>
-            <w:r>
-              <w:rPr>
-                <w:rFonts w:ascii="Arial" w:hAnsi="Arial"/>
+        <w:trPr>
+          <w:cantSplit/>
+        </w:trPr>
+        <w:tc>
+          <w:tcPr>
+            <w:tcW w:type="dxa" w:w="1514"/>
+          </w:tcPr>
+          <w:p>
+            <w:r/>
+            <w:r>
+              <w:rPr>
+                <w:rFonts w:ascii="Verdana" w:hAnsi="Verdana"/>
                 <w:b w:val="0"/>
                 <w:sz w:val="16"/>
               </w:rPr>
@@ -1069,7 +1074,7 @@
             <w:r/>
             <w:r>
               <w:rPr>
-                <w:rFonts w:ascii="Arial" w:hAnsi="Arial"/>
+                <w:rFonts w:ascii="Verdana" w:hAnsi="Verdana"/>
                 <w:b w:val="0"/>
                 <w:sz w:val="16"/>
               </w:rPr>
@@ -1085,7 +1090,7 @@
             <w:r/>
             <w:r>
               <w:rPr>
-                <w:rFonts w:ascii="Arial" w:hAnsi="Arial"/>
+                <w:rFonts w:ascii="Verdana" w:hAnsi="Verdana"/>
                 <w:b w:val="0"/>
                 <w:sz w:val="16"/>
               </w:rPr>
@@ -1101,7 +1106,7 @@
             <w:r/>
             <w:r>
               <w:rPr>
-                <w:rFonts w:ascii="Arial" w:hAnsi="Arial"/>
+                <w:rFonts w:ascii="Verdana" w:hAnsi="Verdana"/>
                 <w:b w:val="0"/>
                 <w:sz w:val="16"/>
               </w:rPr>
@@ -1117,7 +1122,7 @@
             <w:r/>
             <w:r>
               <w:rPr>
-                <w:rFonts w:ascii="Arial" w:hAnsi="Arial"/>
+                <w:rFonts w:ascii="Verdana" w:hAnsi="Verdana"/>
                 <w:b w:val="0"/>
                 <w:sz w:val="16"/>
               </w:rPr>
@@ -1133,7 +1138,7 @@
             <w:r/>
             <w:r>
               <w:rPr>
-                <w:rFonts w:ascii="Arial" w:hAnsi="Arial"/>
+                <w:rFonts w:ascii="Verdana" w:hAnsi="Verdana"/>
                 <w:b w:val="0"/>
                 <w:sz w:val="16"/>
               </w:rPr>
@@ -1149,7 +1154,7 @@
             <w:r/>
             <w:r>
               <w:rPr>
-                <w:rFonts w:ascii="Arial" w:hAnsi="Arial"/>
+                <w:rFonts w:ascii="Verdana" w:hAnsi="Verdana"/>
                 <w:b w:val="0"/>
                 <w:sz w:val="16"/>
               </w:rPr>
@@ -1165,7 +1170,7 @@
             <w:r/>
             <w:r>
               <w:rPr>
-                <w:rFonts w:ascii="Arial" w:hAnsi="Arial"/>
+                <w:rFonts w:ascii="Verdana" w:hAnsi="Verdana"/>
                 <w:b w:val="0"/>
                 <w:sz w:val="16"/>
               </w:rPr>
@@ -1181,7 +1186,7 @@
             <w:r/>
             <w:r>
               <w:rPr>
-                <w:rFonts w:ascii="Arial" w:hAnsi="Arial"/>
+                <w:rFonts w:ascii="Verdana" w:hAnsi="Verdana"/>
                 <w:b w:val="0"/>
                 <w:sz w:val="16"/>
               </w:rPr>
@@ -1197,7 +1202,7 @@
             <w:r/>
             <w:r>
               <w:rPr>
-                <w:rFonts w:ascii="Arial" w:hAnsi="Arial"/>
+                <w:rFonts w:ascii="Verdana" w:hAnsi="Verdana"/>
                 <w:b w:val="0"/>
                 <w:sz w:val="16"/>
               </w:rPr>
@@ -1206,15 +1211,18 @@
         </w:tc>
       </w:tr>
       <w:tr>
-        <w:tc>
-          <w:tcPr>
-            <w:tcW w:type="dxa" w:w="1514"/>
-          </w:tcPr>
-          <w:p>
-            <w:r/>
-            <w:r>
-              <w:rPr>
-                <w:rFonts w:ascii="Arial" w:hAnsi="Arial"/>
+        <w:trPr>
+          <w:cantSplit/>
+        </w:trPr>
+        <w:tc>
+          <w:tcPr>
+            <w:tcW w:type="dxa" w:w="1514"/>
+          </w:tcPr>
+          <w:p>
+            <w:r/>
+            <w:r>
+              <w:rPr>
+                <w:rFonts w:ascii="Verdana" w:hAnsi="Verdana"/>
                 <w:b w:val="0"/>
                 <w:sz w:val="16"/>
               </w:rPr>
@@ -1230,7 +1238,7 @@
             <w:r/>
             <w:r>
               <w:rPr>
-                <w:rFonts w:ascii="Arial" w:hAnsi="Arial"/>
+                <w:rFonts w:ascii="Verdana" w:hAnsi="Verdana"/>
                 <w:b w:val="0"/>
                 <w:sz w:val="16"/>
               </w:rPr>
@@ -1246,7 +1254,7 @@
             <w:r/>
             <w:r>
               <w:rPr>
-                <w:rFonts w:ascii="Arial" w:hAnsi="Arial"/>
+                <w:rFonts w:ascii="Verdana" w:hAnsi="Verdana"/>
                 <w:b w:val="0"/>
                 <w:sz w:val="16"/>
               </w:rPr>
@@ -1262,7 +1270,7 @@
             <w:r/>
             <w:r>
               <w:rPr>
-                <w:rFonts w:ascii="Arial" w:hAnsi="Arial"/>
+                <w:rFonts w:ascii="Verdana" w:hAnsi="Verdana"/>
                 <w:b w:val="0"/>
                 <w:sz w:val="16"/>
               </w:rPr>
@@ -1278,7 +1286,7 @@
             <w:r/>
             <w:r>
               <w:rPr>
-                <w:rFonts w:ascii="Arial" w:hAnsi="Arial"/>
+                <w:rFonts w:ascii="Verdana" w:hAnsi="Verdana"/>
                 <w:b w:val="0"/>
                 <w:sz w:val="16"/>
               </w:rPr>
@@ -1294,7 +1302,7 @@
             <w:r/>
             <w:r>
               <w:rPr>
-                <w:rFonts w:ascii="Arial" w:hAnsi="Arial"/>
+                <w:rFonts w:ascii="Verdana" w:hAnsi="Verdana"/>
                 <w:b w:val="0"/>
                 <w:sz w:val="16"/>
               </w:rPr>
@@ -1310,7 +1318,7 @@
             <w:r/>
             <w:r>
               <w:rPr>
-                <w:rFonts w:ascii="Arial" w:hAnsi="Arial"/>
+                <w:rFonts w:ascii="Verdana" w:hAnsi="Verdana"/>
                 <w:b w:val="0"/>
                 <w:sz w:val="16"/>
               </w:rPr>
@@ -1326,7 +1334,7 @@
             <w:r/>
             <w:r>
               <w:rPr>
-                <w:rFonts w:ascii="Arial" w:hAnsi="Arial"/>
+                <w:rFonts w:ascii="Verdana" w:hAnsi="Verdana"/>
                 <w:b w:val="0"/>
                 <w:sz w:val="16"/>
               </w:rPr>
@@ -1342,7 +1350,7 @@
             <w:r/>
             <w:r>
               <w:rPr>
-                <w:rFonts w:ascii="Arial" w:hAnsi="Arial"/>
+                <w:rFonts w:ascii="Verdana" w:hAnsi="Verdana"/>
                 <w:b w:val="0"/>
                 <w:sz w:val="16"/>
               </w:rPr>
@@ -1358,7 +1366,7 @@
             <w:r/>
             <w:r>
               <w:rPr>
-                <w:rFonts w:ascii="Arial" w:hAnsi="Arial"/>
+                <w:rFonts w:ascii="Verdana" w:hAnsi="Verdana"/>
                 <w:b w:val="0"/>
                 <w:sz w:val="16"/>
               </w:rPr>
@@ -1367,15 +1375,18 @@
         </w:tc>
       </w:tr>
       <w:tr>
-        <w:tc>
-          <w:tcPr>
-            <w:tcW w:type="dxa" w:w="1514"/>
-          </w:tcPr>
-          <w:p>
-            <w:r/>
-            <w:r>
-              <w:rPr>
-                <w:rFonts w:ascii="Arial" w:hAnsi="Arial"/>
+        <w:trPr>
+          <w:cantSplit/>
+        </w:trPr>
+        <w:tc>
+          <w:tcPr>
+            <w:tcW w:type="dxa" w:w="1514"/>
+          </w:tcPr>
+          <w:p>
+            <w:r/>
+            <w:r>
+              <w:rPr>
+                <w:rFonts w:ascii="Verdana" w:hAnsi="Verdana"/>
                 <w:b w:val="0"/>
                 <w:sz w:val="16"/>
               </w:rPr>
@@ -1391,7 +1402,7 @@
             <w:r/>
             <w:r>
               <w:rPr>
-                <w:rFonts w:ascii="Arial" w:hAnsi="Arial"/>
+                <w:rFonts w:ascii="Verdana" w:hAnsi="Verdana"/>
                 <w:b w:val="0"/>
                 <w:sz w:val="16"/>
               </w:rPr>
@@ -1407,7 +1418,7 @@
             <w:r/>
             <w:r>
               <w:rPr>
-                <w:rFonts w:ascii="Arial" w:hAnsi="Arial"/>
+                <w:rFonts w:ascii="Verdana" w:hAnsi="Verdana"/>
                 <w:b w:val="0"/>
                 <w:sz w:val="16"/>
               </w:rPr>
@@ -1423,7 +1434,7 @@
             <w:r/>
             <w:r>
               <w:rPr>
-                <w:rFonts w:ascii="Arial" w:hAnsi="Arial"/>
+                <w:rFonts w:ascii="Verdana" w:hAnsi="Verdana"/>
                 <w:b w:val="0"/>
                 <w:sz w:val="16"/>
               </w:rPr>
@@ -1439,7 +1450,7 @@
             <w:r/>
             <w:r>
               <w:rPr>
-                <w:rFonts w:ascii="Arial" w:hAnsi="Arial"/>
+                <w:rFonts w:ascii="Verdana" w:hAnsi="Verdana"/>
                 <w:b w:val="0"/>
                 <w:sz w:val="16"/>
               </w:rPr>
@@ -1455,7 +1466,7 @@
             <w:r/>
             <w:r>
               <w:rPr>
-                <w:rFonts w:ascii="Arial" w:hAnsi="Arial"/>
+                <w:rFonts w:ascii="Verdana" w:hAnsi="Verdana"/>
                 <w:b w:val="0"/>
                 <w:sz w:val="16"/>
               </w:rPr>
@@ -1471,7 +1482,7 @@
             <w:r/>
             <w:r>
               <w:rPr>
-                <w:rFonts w:ascii="Arial" w:hAnsi="Arial"/>
+                <w:rFonts w:ascii="Verdana" w:hAnsi="Verdana"/>
                 <w:b w:val="0"/>
                 <w:sz w:val="16"/>
               </w:rPr>
@@ -1487,7 +1498,7 @@
             <w:r/>
             <w:r>
               <w:rPr>
-                <w:rFonts w:ascii="Arial" w:hAnsi="Arial"/>
+                <w:rFonts w:ascii="Verdana" w:hAnsi="Verdana"/>
                 <w:b w:val="0"/>
                 <w:sz w:val="16"/>
               </w:rPr>
@@ -1503,7 +1514,7 @@
             <w:r/>
             <w:r>
               <w:rPr>
-                <w:rFonts w:ascii="Arial" w:hAnsi="Arial"/>
+                <w:rFonts w:ascii="Verdana" w:hAnsi="Verdana"/>
                 <w:b w:val="0"/>
                 <w:sz w:val="16"/>
               </w:rPr>
@@ -1519,7 +1530,7 @@
             <w:r/>
             <w:r>
               <w:rPr>
-                <w:rFonts w:ascii="Arial" w:hAnsi="Arial"/>
+                <w:rFonts w:ascii="Verdana" w:hAnsi="Verdana"/>
                 <w:b w:val="0"/>
                 <w:sz w:val="16"/>
               </w:rPr>
@@ -1528,15 +1539,18 @@
         </w:tc>
       </w:tr>
       <w:tr>
-        <w:tc>
-          <w:tcPr>
-            <w:tcW w:type="dxa" w:w="1514"/>
-          </w:tcPr>
-          <w:p>
-            <w:r/>
-            <w:r>
-              <w:rPr>
-                <w:rFonts w:ascii="Arial" w:hAnsi="Arial"/>
+        <w:trPr>
+          <w:cantSplit/>
+        </w:trPr>
+        <w:tc>
+          <w:tcPr>
+            <w:tcW w:type="dxa" w:w="1514"/>
+          </w:tcPr>
+          <w:p>
+            <w:r/>
+            <w:r>
+              <w:rPr>
+                <w:rFonts w:ascii="Verdana" w:hAnsi="Verdana"/>
                 <w:b w:val="0"/>
                 <w:sz w:val="16"/>
               </w:rPr>
@@ -1552,7 +1566,7 @@
             <w:r/>
             <w:r>
               <w:rPr>
-                <w:rFonts w:ascii="Arial" w:hAnsi="Arial"/>
+                <w:rFonts w:ascii="Verdana" w:hAnsi="Verdana"/>
                 <w:b w:val="0"/>
                 <w:sz w:val="16"/>
               </w:rPr>
@@ -1568,7 +1582,7 @@
             <w:r/>
             <w:r>
               <w:rPr>
-                <w:rFonts w:ascii="Arial" w:hAnsi="Arial"/>
+                <w:rFonts w:ascii="Verdana" w:hAnsi="Verdana"/>
                 <w:b w:val="0"/>
                 <w:sz w:val="16"/>
               </w:rPr>
@@ -1584,7 +1598,7 @@
             <w:r/>
             <w:r>
               <w:rPr>
-                <w:rFonts w:ascii="Arial" w:hAnsi="Arial"/>
+                <w:rFonts w:ascii="Verdana" w:hAnsi="Verdana"/>
                 <w:b w:val="0"/>
                 <w:sz w:val="16"/>
               </w:rPr>
@@ -1600,7 +1614,7 @@
             <w:r/>
             <w:r>
               <w:rPr>
-                <w:rFonts w:ascii="Arial" w:hAnsi="Arial"/>
+                <w:rFonts w:ascii="Verdana" w:hAnsi="Verdana"/>
                 <w:b w:val="0"/>
                 <w:sz w:val="16"/>
               </w:rPr>
@@ -1616,7 +1630,7 @@
             <w:r/>
             <w:r>
               <w:rPr>
-                <w:rFonts w:ascii="Arial" w:hAnsi="Arial"/>
+                <w:rFonts w:ascii="Verdana" w:hAnsi="Verdana"/>
                 <w:b w:val="0"/>
                 <w:sz w:val="16"/>
               </w:rPr>
@@ -1632,7 +1646,7 @@
             <w:r/>
             <w:r>
               <w:rPr>
-                <w:rFonts w:ascii="Arial" w:hAnsi="Arial"/>
+                <w:rFonts w:ascii="Verdana" w:hAnsi="Verdana"/>
                 <w:b w:val="0"/>
                 <w:sz w:val="16"/>
               </w:rPr>
@@ -1648,7 +1662,7 @@
             <w:r/>
             <w:r>
               <w:rPr>
-                <w:rFonts w:ascii="Arial" w:hAnsi="Arial"/>
+                <w:rFonts w:ascii="Verdana" w:hAnsi="Verdana"/>
                 <w:b w:val="0"/>
                 <w:sz w:val="16"/>
               </w:rPr>
@@ -1664,7 +1678,7 @@
             <w:r/>
             <w:r>
               <w:rPr>
-                <w:rFonts w:ascii="Arial" w:hAnsi="Arial"/>
+                <w:rFonts w:ascii="Verdana" w:hAnsi="Verdana"/>
                 <w:b w:val="0"/>
                 <w:sz w:val="16"/>
               </w:rPr>
@@ -1680,7 +1694,7 @@
             <w:r/>
             <w:r>
               <w:rPr>
-                <w:rFonts w:ascii="Arial" w:hAnsi="Arial"/>
+                <w:rFonts w:ascii="Verdana" w:hAnsi="Verdana"/>
                 <w:b w:val="0"/>
                 <w:sz w:val="16"/>
               </w:rPr>
@@ -1689,15 +1703,18 @@
         </w:tc>
       </w:tr>
       <w:tr>
-        <w:tc>
-          <w:tcPr>
-            <w:tcW w:type="dxa" w:w="1514"/>
-          </w:tcPr>
-          <w:p>
-            <w:r/>
-            <w:r>
-              <w:rPr>
-                <w:rFonts w:ascii="Arial" w:hAnsi="Arial"/>
+        <w:trPr>
+          <w:cantSplit/>
+        </w:trPr>
+        <w:tc>
+          <w:tcPr>
+            <w:tcW w:type="dxa" w:w="1514"/>
+          </w:tcPr>
+          <w:p>
+            <w:r/>
+            <w:r>
+              <w:rPr>
+                <w:rFonts w:ascii="Verdana" w:hAnsi="Verdana"/>
                 <w:b w:val="0"/>
                 <w:sz w:val="16"/>
               </w:rPr>
@@ -1713,7 +1730,7 @@
             <w:r/>
             <w:r>
               <w:rPr>
-                <w:rFonts w:ascii="Arial" w:hAnsi="Arial"/>
+                <w:rFonts w:ascii="Verdana" w:hAnsi="Verdana"/>
                 <w:b w:val="0"/>
                 <w:sz w:val="16"/>
               </w:rPr>
@@ -1729,7 +1746,7 @@
             <w:r/>
             <w:r>
               <w:rPr>
-                <w:rFonts w:ascii="Arial" w:hAnsi="Arial"/>
+                <w:rFonts w:ascii="Verdana" w:hAnsi="Verdana"/>
                 <w:b w:val="0"/>
                 <w:sz w:val="16"/>
               </w:rPr>
@@ -1745,7 +1762,7 @@
             <w:r/>
             <w:r>
               <w:rPr>
-                <w:rFonts w:ascii="Arial" w:hAnsi="Arial"/>
+                <w:rFonts w:ascii="Verdana" w:hAnsi="Verdana"/>
                 <w:b w:val="0"/>
                 <w:sz w:val="16"/>
               </w:rPr>
@@ -1761,7 +1778,7 @@
             <w:r/>
             <w:r>
               <w:rPr>
-                <w:rFonts w:ascii="Arial" w:hAnsi="Arial"/>
+                <w:rFonts w:ascii="Verdana" w:hAnsi="Verdana"/>
                 <w:b w:val="0"/>
                 <w:sz w:val="16"/>
               </w:rPr>
@@ -1777,7 +1794,7 @@
             <w:r/>
             <w:r>
               <w:rPr>
-                <w:rFonts w:ascii="Arial" w:hAnsi="Arial"/>
+                <w:rFonts w:ascii="Verdana" w:hAnsi="Verdana"/>
                 <w:b w:val="0"/>
                 <w:sz w:val="16"/>
               </w:rPr>
@@ -1793,7 +1810,7 @@
             <w:r/>
             <w:r>
               <w:rPr>
-                <w:rFonts w:ascii="Arial" w:hAnsi="Arial"/>
+                <w:rFonts w:ascii="Verdana" w:hAnsi="Verdana"/>
                 <w:b w:val="0"/>
                 <w:sz w:val="16"/>
               </w:rPr>
@@ -1809,7 +1826,7 @@
             <w:r/>
             <w:r>
               <w:rPr>
-                <w:rFonts w:ascii="Arial" w:hAnsi="Arial"/>
+                <w:rFonts w:ascii="Verdana" w:hAnsi="Verdana"/>
                 <w:b w:val="0"/>
                 <w:sz w:val="16"/>
               </w:rPr>
@@ -1825,7 +1842,7 @@
             <w:r/>
             <w:r>
               <w:rPr>
-                <w:rFonts w:ascii="Arial" w:hAnsi="Arial"/>
+                <w:rFonts w:ascii="Verdana" w:hAnsi="Verdana"/>
                 <w:b w:val="0"/>
                 <w:sz w:val="16"/>
               </w:rPr>
@@ -1841,7 +1858,7 @@
             <w:r/>
             <w:r>
               <w:rPr>
-                <w:rFonts w:ascii="Arial" w:hAnsi="Arial"/>
+                <w:rFonts w:ascii="Verdana" w:hAnsi="Verdana"/>
                 <w:b w:val="0"/>
                 <w:sz w:val="16"/>
               </w:rPr>
@@ -1850,15 +1867,18 @@
         </w:tc>
       </w:tr>
       <w:tr>
-        <w:tc>
-          <w:tcPr>
-            <w:tcW w:type="dxa" w:w="1514"/>
-          </w:tcPr>
-          <w:p>
-            <w:r/>
-            <w:r>
-              <w:rPr>
-                <w:rFonts w:ascii="Arial" w:hAnsi="Arial"/>
+        <w:trPr>
+          <w:cantSplit/>
+        </w:trPr>
+        <w:tc>
+          <w:tcPr>
+            <w:tcW w:type="dxa" w:w="1514"/>
+          </w:tcPr>
+          <w:p>
+            <w:r/>
+            <w:r>
+              <w:rPr>
+                <w:rFonts w:ascii="Verdana" w:hAnsi="Verdana"/>
                 <w:b w:val="0"/>
                 <w:sz w:val="16"/>
               </w:rPr>
@@ -1874,7 +1894,7 @@
             <w:r/>
             <w:r>
               <w:rPr>
-                <w:rFonts w:ascii="Arial" w:hAnsi="Arial"/>
+                <w:rFonts w:ascii="Verdana" w:hAnsi="Verdana"/>
                 <w:b w:val="0"/>
                 <w:sz w:val="16"/>
               </w:rPr>
@@ -1890,7 +1910,7 @@
             <w:r/>
             <w:r>
               <w:rPr>
-                <w:rFonts w:ascii="Arial" w:hAnsi="Arial"/>
+                <w:rFonts w:ascii="Verdana" w:hAnsi="Verdana"/>
                 <w:b w:val="0"/>
                 <w:sz w:val="16"/>
               </w:rPr>
@@ -1906,7 +1926,7 @@
             <w:r/>
             <w:r>
               <w:rPr>
-                <w:rFonts w:ascii="Arial" w:hAnsi="Arial"/>
+                <w:rFonts w:ascii="Verdana" w:hAnsi="Verdana"/>
                 <w:b w:val="0"/>
                 <w:sz w:val="16"/>
               </w:rPr>
@@ -1922,7 +1942,7 @@
             <w:r/>
             <w:r>
               <w:rPr>
-                <w:rFonts w:ascii="Arial" w:hAnsi="Arial"/>
+                <w:rFonts w:ascii="Verdana" w:hAnsi="Verdana"/>
                 <w:b w:val="0"/>
                 <w:sz w:val="16"/>
               </w:rPr>
@@ -1938,7 +1958,7 @@
             <w:r/>
             <w:r>
               <w:rPr>
-                <w:rFonts w:ascii="Arial" w:hAnsi="Arial"/>
+                <w:rFonts w:ascii="Verdana" w:hAnsi="Verdana"/>
                 <w:b w:val="0"/>
                 <w:sz w:val="16"/>
               </w:rPr>
@@ -1954,7 +1974,7 @@
             <w:r/>
             <w:r>
               <w:rPr>
-                <w:rFonts w:ascii="Arial" w:hAnsi="Arial"/>
+                <w:rFonts w:ascii="Verdana" w:hAnsi="Verdana"/>
                 <w:b w:val="0"/>
                 <w:sz w:val="16"/>
               </w:rPr>
@@ -1970,7 +1990,7 @@
             <w:r/>
             <w:r>
               <w:rPr>
-                <w:rFonts w:ascii="Arial" w:hAnsi="Arial"/>
+                <w:rFonts w:ascii="Verdana" w:hAnsi="Verdana"/>
                 <w:b w:val="0"/>
                 <w:sz w:val="16"/>
               </w:rPr>
@@ -1986,7 +2006,7 @@
             <w:r/>
             <w:r>
               <w:rPr>
-                <w:rFonts w:ascii="Arial" w:hAnsi="Arial"/>
+                <w:rFonts w:ascii="Verdana" w:hAnsi="Verdana"/>
                 <w:b w:val="0"/>
                 <w:sz w:val="16"/>
               </w:rPr>
@@ -2002,7 +2022,7 @@
             <w:r/>
             <w:r>
               <w:rPr>
-                <w:rFonts w:ascii="Arial" w:hAnsi="Arial"/>
+                <w:rFonts w:ascii="Verdana" w:hAnsi="Verdana"/>
                 <w:b w:val="0"/>
                 <w:sz w:val="16"/>
               </w:rPr>
@@ -2011,15 +2031,18 @@
         </w:tc>
       </w:tr>
       <w:tr>
-        <w:tc>
-          <w:tcPr>
-            <w:tcW w:type="dxa" w:w="1514"/>
-          </w:tcPr>
-          <w:p>
-            <w:r/>
-            <w:r>
-              <w:rPr>
-                <w:rFonts w:ascii="Arial" w:hAnsi="Arial"/>
+        <w:trPr>
+          <w:cantSplit/>
+        </w:trPr>
+        <w:tc>
+          <w:tcPr>
+            <w:tcW w:type="dxa" w:w="1514"/>
+          </w:tcPr>
+          <w:p>
+            <w:r/>
+            <w:r>
+              <w:rPr>
+                <w:rFonts w:ascii="Verdana" w:hAnsi="Verdana"/>
                 <w:b w:val="0"/>
                 <w:sz w:val="16"/>
               </w:rPr>
@@ -2035,7 +2058,7 @@
             <w:r/>
             <w:r>
               <w:rPr>
-                <w:rFonts w:ascii="Arial" w:hAnsi="Arial"/>
+                <w:rFonts w:ascii="Verdana" w:hAnsi="Verdana"/>
                 <w:b w:val="0"/>
                 <w:sz w:val="16"/>
               </w:rPr>
@@ -2051,7 +2074,7 @@
             <w:r/>
             <w:r>
               <w:rPr>
-                <w:rFonts w:ascii="Arial" w:hAnsi="Arial"/>
+                <w:rFonts w:ascii="Verdana" w:hAnsi="Verdana"/>
                 <w:b w:val="0"/>
                 <w:sz w:val="16"/>
               </w:rPr>
@@ -2067,7 +2090,7 @@
             <w:r/>
             <w:r>
               <w:rPr>
-                <w:rFonts w:ascii="Arial" w:hAnsi="Arial"/>
+                <w:rFonts w:ascii="Verdana" w:hAnsi="Verdana"/>
                 <w:b w:val="0"/>
                 <w:sz w:val="16"/>
               </w:rPr>
@@ -2083,7 +2106,7 @@
             <w:r/>
             <w:r>
               <w:rPr>
-                <w:rFonts w:ascii="Arial" w:hAnsi="Arial"/>
+                <w:rFonts w:ascii="Verdana" w:hAnsi="Verdana"/>
                 <w:b w:val="0"/>
                 <w:sz w:val="16"/>
               </w:rPr>
@@ -2099,7 +2122,7 @@
             <w:r/>
             <w:r>
               <w:rPr>
-                <w:rFonts w:ascii="Arial" w:hAnsi="Arial"/>
+                <w:rFonts w:ascii="Verdana" w:hAnsi="Verdana"/>
                 <w:b w:val="0"/>
                 <w:sz w:val="16"/>
               </w:rPr>
@@ -2115,7 +2138,7 @@
             <w:r/>
             <w:r>
               <w:rPr>
-                <w:rFonts w:ascii="Arial" w:hAnsi="Arial"/>
+                <w:rFonts w:ascii="Verdana" w:hAnsi="Verdana"/>
                 <w:b w:val="0"/>
                 <w:sz w:val="16"/>
               </w:rPr>
@@ -2131,7 +2154,7 @@
             <w:r/>
             <w:r>
               <w:rPr>
-                <w:rFonts w:ascii="Arial" w:hAnsi="Arial"/>
+                <w:rFonts w:ascii="Verdana" w:hAnsi="Verdana"/>
                 <w:b w:val="0"/>
                 <w:sz w:val="16"/>
               </w:rPr>
@@ -2147,7 +2170,7 @@
             <w:r/>
             <w:r>
               <w:rPr>
-                <w:rFonts w:ascii="Arial" w:hAnsi="Arial"/>
+                <w:rFonts w:ascii="Verdana" w:hAnsi="Verdana"/>
                 <w:b w:val="0"/>
                 <w:sz w:val="16"/>
               </w:rPr>
@@ -2163,7 +2186,7 @@
             <w:r/>
             <w:r>
               <w:rPr>
-                <w:rFonts w:ascii="Arial" w:hAnsi="Arial"/>
+                <w:rFonts w:ascii="Verdana" w:hAnsi="Verdana"/>
                 <w:b w:val="0"/>
                 <w:sz w:val="16"/>
               </w:rPr>
@@ -2172,15 +2195,18 @@
         </w:tc>
       </w:tr>
       <w:tr>
-        <w:tc>
-          <w:tcPr>
-            <w:tcW w:type="dxa" w:w="1514"/>
-          </w:tcPr>
-          <w:p>
-            <w:r/>
-            <w:r>
-              <w:rPr>
-                <w:rFonts w:ascii="Arial" w:hAnsi="Arial"/>
+        <w:trPr>
+          <w:cantSplit/>
+        </w:trPr>
+        <w:tc>
+          <w:tcPr>
+            <w:tcW w:type="dxa" w:w="1514"/>
+          </w:tcPr>
+          <w:p>
+            <w:r/>
+            <w:r>
+              <w:rPr>
+                <w:rFonts w:ascii="Verdana" w:hAnsi="Verdana"/>
                 <w:b w:val="0"/>
                 <w:sz w:val="16"/>
               </w:rPr>
@@ -2196,7 +2222,7 @@
             <w:r/>
             <w:r>
               <w:rPr>
-                <w:rFonts w:ascii="Arial" w:hAnsi="Arial"/>
+                <w:rFonts w:ascii="Verdana" w:hAnsi="Verdana"/>
                 <w:b w:val="0"/>
                 <w:sz w:val="16"/>
               </w:rPr>
@@ -2212,7 +2238,7 @@
             <w:r/>
             <w:r>
               <w:rPr>
-                <w:rFonts w:ascii="Arial" w:hAnsi="Arial"/>
+                <w:rFonts w:ascii="Verdana" w:hAnsi="Verdana"/>
                 <w:b w:val="0"/>
                 <w:sz w:val="16"/>
               </w:rPr>
@@ -2228,7 +2254,7 @@
             <w:r/>
             <w:r>
               <w:rPr>
-                <w:rFonts w:ascii="Arial" w:hAnsi="Arial"/>
+                <w:rFonts w:ascii="Verdana" w:hAnsi="Verdana"/>
                 <w:b w:val="0"/>
                 <w:sz w:val="16"/>
               </w:rPr>
@@ -2244,7 +2270,7 @@
             <w:r/>
             <w:r>
               <w:rPr>
-                <w:rFonts w:ascii="Arial" w:hAnsi="Arial"/>
+                <w:rFonts w:ascii="Verdana" w:hAnsi="Verdana"/>
                 <w:b w:val="0"/>
                 <w:sz w:val="16"/>
               </w:rPr>
@@ -2260,7 +2286,7 @@
             <w:r/>
             <w:r>
               <w:rPr>
-                <w:rFonts w:ascii="Arial" w:hAnsi="Arial"/>
+                <w:rFonts w:ascii="Verdana" w:hAnsi="Verdana"/>
                 <w:b w:val="0"/>
                 <w:sz w:val="16"/>
               </w:rPr>
@@ -2276,7 +2302,7 @@
             <w:r/>
             <w:r>
               <w:rPr>
-                <w:rFonts w:ascii="Arial" w:hAnsi="Arial"/>
+                <w:rFonts w:ascii="Verdana" w:hAnsi="Verdana"/>
                 <w:b w:val="0"/>
                 <w:sz w:val="16"/>
               </w:rPr>
@@ -2292,7 +2318,7 @@
             <w:r/>
             <w:r>
               <w:rPr>
-                <w:rFonts w:ascii="Arial" w:hAnsi="Arial"/>
+                <w:rFonts w:ascii="Verdana" w:hAnsi="Verdana"/>
                 <w:b w:val="0"/>
                 <w:sz w:val="16"/>
               </w:rPr>
@@ -2308,7 +2334,7 @@
             <w:r/>
             <w:r>
               <w:rPr>
-                <w:rFonts w:ascii="Arial" w:hAnsi="Arial"/>
+                <w:rFonts w:ascii="Verdana" w:hAnsi="Verdana"/>
                 <w:b w:val="0"/>
                 <w:sz w:val="16"/>
               </w:rPr>
@@ -2324,7 +2350,7 @@
             <w:r/>
             <w:r>
               <w:rPr>
-                <w:rFonts w:ascii="Arial" w:hAnsi="Arial"/>
+                <w:rFonts w:ascii="Verdana" w:hAnsi="Verdana"/>
                 <w:b w:val="0"/>
                 <w:sz w:val="16"/>
               </w:rPr>
@@ -2333,15 +2359,18 @@
         </w:tc>
       </w:tr>
       <w:tr>
-        <w:tc>
-          <w:tcPr>
-            <w:tcW w:type="dxa" w:w="1514"/>
-          </w:tcPr>
-          <w:p>
-            <w:r/>
-            <w:r>
-              <w:rPr>
-                <w:rFonts w:ascii="Arial" w:hAnsi="Arial"/>
+        <w:trPr>
+          <w:cantSplit/>
+        </w:trPr>
+        <w:tc>
+          <w:tcPr>
+            <w:tcW w:type="dxa" w:w="1514"/>
+          </w:tcPr>
+          <w:p>
+            <w:r/>
+            <w:r>
+              <w:rPr>
+                <w:rFonts w:ascii="Verdana" w:hAnsi="Verdana"/>
                 <w:b w:val="0"/>
                 <w:sz w:val="16"/>
               </w:rPr>
@@ -2357,7 +2386,7 @@
             <w:r/>
             <w:r>
               <w:rPr>
-                <w:rFonts w:ascii="Arial" w:hAnsi="Arial"/>
+                <w:rFonts w:ascii="Verdana" w:hAnsi="Verdana"/>
                 <w:b w:val="0"/>
                 <w:sz w:val="16"/>
               </w:rPr>
@@ -2373,7 +2402,7 @@
             <w:r/>
             <w:r>
               <w:rPr>
-                <w:rFonts w:ascii="Arial" w:hAnsi="Arial"/>
+                <w:rFonts w:ascii="Verdana" w:hAnsi="Verdana"/>
                 <w:b w:val="0"/>
                 <w:sz w:val="16"/>
               </w:rPr>
@@ -2389,7 +2418,7 @@
             <w:r/>
             <w:r>
               <w:rPr>
-                <w:rFonts w:ascii="Arial" w:hAnsi="Arial"/>
+                <w:rFonts w:ascii="Verdana" w:hAnsi="Verdana"/>
                 <w:b w:val="0"/>
                 <w:sz w:val="16"/>
               </w:rPr>
@@ -2405,7 +2434,7 @@
             <w:r/>
             <w:r>
               <w:rPr>
-                <w:rFonts w:ascii="Arial" w:hAnsi="Arial"/>
+                <w:rFonts w:ascii="Verdana" w:hAnsi="Verdana"/>
                 <w:b w:val="0"/>
                 <w:sz w:val="16"/>
               </w:rPr>
@@ -2421,7 +2450,7 @@
             <w:r/>
             <w:r>
               <w:rPr>
-                <w:rFonts w:ascii="Arial" w:hAnsi="Arial"/>
+                <w:rFonts w:ascii="Verdana" w:hAnsi="Verdana"/>
                 <w:b w:val="0"/>
                 <w:sz w:val="16"/>
               </w:rPr>
@@ -2437,7 +2466,7 @@
             <w:r/>
             <w:r>
               <w:rPr>
-                <w:rFonts w:ascii="Arial" w:hAnsi="Arial"/>
+                <w:rFonts w:ascii="Verdana" w:hAnsi="Verdana"/>
                 <w:b w:val="0"/>
                 <w:sz w:val="16"/>
               </w:rPr>
@@ -2453,7 +2482,7 @@
             <w:r/>
             <w:r>
               <w:rPr>
-                <w:rFonts w:ascii="Arial" w:hAnsi="Arial"/>
+                <w:rFonts w:ascii="Verdana" w:hAnsi="Verdana"/>
                 <w:b w:val="0"/>
                 <w:sz w:val="16"/>
               </w:rPr>
@@ -2469,7 +2498,7 @@
             <w:r/>
             <w:r>
               <w:rPr>
-                <w:rFonts w:ascii="Arial" w:hAnsi="Arial"/>
+                <w:rFonts w:ascii="Verdana" w:hAnsi="Verdana"/>
                 <w:b w:val="0"/>
                 <w:sz w:val="16"/>
               </w:rPr>
@@ -2485,7 +2514,7 @@
             <w:r/>
             <w:r>
               <w:rPr>
-                <w:rFonts w:ascii="Arial" w:hAnsi="Arial"/>
+                <w:rFonts w:ascii="Verdana" w:hAnsi="Verdana"/>
                 <w:b w:val="0"/>
                 <w:sz w:val="16"/>
               </w:rPr>
@@ -2494,15 +2523,18 @@
         </w:tc>
       </w:tr>
       <w:tr>
-        <w:tc>
-          <w:tcPr>
-            <w:tcW w:type="dxa" w:w="1514"/>
-          </w:tcPr>
-          <w:p>
-            <w:r/>
-            <w:r>
-              <w:rPr>
-                <w:rFonts w:ascii="Arial" w:hAnsi="Arial"/>
+        <w:trPr>
+          <w:cantSplit/>
+        </w:trPr>
+        <w:tc>
+          <w:tcPr>
+            <w:tcW w:type="dxa" w:w="1514"/>
+          </w:tcPr>
+          <w:p>
+            <w:r/>
+            <w:r>
+              <w:rPr>
+                <w:rFonts w:ascii="Verdana" w:hAnsi="Verdana"/>
                 <w:b w:val="0"/>
                 <w:sz w:val="16"/>
               </w:rPr>
@@ -2518,7 +2550,7 @@
             <w:r/>
             <w:r>
               <w:rPr>
-                <w:rFonts w:ascii="Arial" w:hAnsi="Arial"/>
+                <w:rFonts w:ascii="Verdana" w:hAnsi="Verdana"/>
                 <w:b w:val="0"/>
                 <w:sz w:val="16"/>
               </w:rPr>
@@ -2534,7 +2566,7 @@
             <w:r/>
             <w:r>
               <w:rPr>
-                <w:rFonts w:ascii="Arial" w:hAnsi="Arial"/>
+                <w:rFonts w:ascii="Verdana" w:hAnsi="Verdana"/>
                 <w:b w:val="0"/>
                 <w:sz w:val="16"/>
               </w:rPr>
@@ -2550,7 +2582,7 @@
             <w:r/>
             <w:r>
               <w:rPr>
-                <w:rFonts w:ascii="Arial" w:hAnsi="Arial"/>
+                <w:rFonts w:ascii="Verdana" w:hAnsi="Verdana"/>
                 <w:b w:val="0"/>
                 <w:sz w:val="16"/>
               </w:rPr>
@@ -2566,7 +2598,7 @@
             <w:r/>
             <w:r>
               <w:rPr>
-                <w:rFonts w:ascii="Arial" w:hAnsi="Arial"/>
+                <w:rFonts w:ascii="Verdana" w:hAnsi="Verdana"/>
                 <w:b w:val="0"/>
                 <w:sz w:val="16"/>
               </w:rPr>
@@ -2582,7 +2614,7 @@
             <w:r/>
             <w:r>
               <w:rPr>
-                <w:rFonts w:ascii="Arial" w:hAnsi="Arial"/>
+                <w:rFonts w:ascii="Verdana" w:hAnsi="Verdana"/>
                 <w:b w:val="0"/>
                 <w:sz w:val="16"/>
               </w:rPr>
@@ -2598,7 +2630,7 @@
             <w:r/>
             <w:r>
               <w:rPr>
-                <w:rFonts w:ascii="Arial" w:hAnsi="Arial"/>
+                <w:rFonts w:ascii="Verdana" w:hAnsi="Verdana"/>
                 <w:b w:val="0"/>
                 <w:sz w:val="16"/>
               </w:rPr>
@@ -2614,7 +2646,7 @@
             <w:r/>
             <w:r>
               <w:rPr>
-                <w:rFonts w:ascii="Arial" w:hAnsi="Arial"/>
+                <w:rFonts w:ascii="Verdana" w:hAnsi="Verdana"/>
                 <w:b w:val="0"/>
                 <w:sz w:val="16"/>
               </w:rPr>
@@ -2630,7 +2662,7 @@
             <w:r/>
             <w:r>
               <w:rPr>
-                <w:rFonts w:ascii="Arial" w:hAnsi="Arial"/>
+                <w:rFonts w:ascii="Verdana" w:hAnsi="Verdana"/>
                 <w:b w:val="0"/>
                 <w:sz w:val="16"/>
               </w:rPr>
@@ -2646,7 +2678,7 @@
             <w:r/>
             <w:r>
               <w:rPr>
-                <w:rFonts w:ascii="Arial" w:hAnsi="Arial"/>
+                <w:rFonts w:ascii="Verdana" w:hAnsi="Verdana"/>
                 <w:b w:val="0"/>
                 <w:sz w:val="16"/>
               </w:rPr>
@@ -2655,15 +2687,18 @@
         </w:tc>
       </w:tr>
       <w:tr>
-        <w:tc>
-          <w:tcPr>
-            <w:tcW w:type="dxa" w:w="1514"/>
-          </w:tcPr>
-          <w:p>
-            <w:r/>
-            <w:r>
-              <w:rPr>
-                <w:rFonts w:ascii="Arial" w:hAnsi="Arial"/>
+        <w:trPr>
+          <w:cantSplit/>
+        </w:trPr>
+        <w:tc>
+          <w:tcPr>
+            <w:tcW w:type="dxa" w:w="1514"/>
+          </w:tcPr>
+          <w:p>
+            <w:r/>
+            <w:r>
+              <w:rPr>
+                <w:rFonts w:ascii="Verdana" w:hAnsi="Verdana"/>
                 <w:b w:val="0"/>
                 <w:sz w:val="16"/>
               </w:rPr>
@@ -2679,7 +2714,7 @@
             <w:r/>
             <w:r>
               <w:rPr>
-                <w:rFonts w:ascii="Arial" w:hAnsi="Arial"/>
+                <w:rFonts w:ascii="Verdana" w:hAnsi="Verdana"/>
                 <w:b w:val="0"/>
                 <w:sz w:val="16"/>
               </w:rPr>
@@ -2695,7 +2730,7 @@
             <w:r/>
             <w:r>
               <w:rPr>
-                <w:rFonts w:ascii="Arial" w:hAnsi="Arial"/>
+                <w:rFonts w:ascii="Verdana" w:hAnsi="Verdana"/>
                 <w:b w:val="0"/>
                 <w:sz w:val="16"/>
               </w:rPr>
@@ -2711,7 +2746,7 @@
             <w:r/>
             <w:r>
               <w:rPr>
-                <w:rFonts w:ascii="Arial" w:hAnsi="Arial"/>
+                <w:rFonts w:ascii="Verdana" w:hAnsi="Verdana"/>
                 <w:b w:val="0"/>
                 <w:sz w:val="16"/>
               </w:rPr>
@@ -2727,7 +2762,7 @@
             <w:r/>
             <w:r>
               <w:rPr>
-                <w:rFonts w:ascii="Arial" w:hAnsi="Arial"/>
+                <w:rFonts w:ascii="Verdana" w:hAnsi="Verdana"/>
                 <w:b w:val="0"/>
                 <w:sz w:val="16"/>
               </w:rPr>
@@ -2743,7 +2778,7 @@
             <w:r/>
             <w:r>
               <w:rPr>
-                <w:rFonts w:ascii="Arial" w:hAnsi="Arial"/>
+                <w:rFonts w:ascii="Verdana" w:hAnsi="Verdana"/>
                 <w:b w:val="0"/>
                 <w:sz w:val="16"/>
               </w:rPr>
@@ -2759,7 +2794,7 @@
             <w:r/>
             <w:r>
               <w:rPr>
-                <w:rFonts w:ascii="Arial" w:hAnsi="Arial"/>
+                <w:rFonts w:ascii="Verdana" w:hAnsi="Verdana"/>
                 <w:b w:val="0"/>
                 <w:sz w:val="16"/>
               </w:rPr>
@@ -2775,7 +2810,7 @@
             <w:r/>
             <w:r>
               <w:rPr>
-                <w:rFonts w:ascii="Arial" w:hAnsi="Arial"/>
+                <w:rFonts w:ascii="Verdana" w:hAnsi="Verdana"/>
                 <w:b w:val="0"/>
                 <w:sz w:val="16"/>
               </w:rPr>
@@ -2791,7 +2826,7 @@
             <w:r/>
             <w:r>
               <w:rPr>
-                <w:rFonts w:ascii="Arial" w:hAnsi="Arial"/>
+                <w:rFonts w:ascii="Verdana" w:hAnsi="Verdana"/>
                 <w:b w:val="0"/>
                 <w:sz w:val="16"/>
               </w:rPr>
@@ -2807,7 +2842,7 @@
             <w:r/>
             <w:r>
               <w:rPr>
-                <w:rFonts w:ascii="Arial" w:hAnsi="Arial"/>
+                <w:rFonts w:ascii="Verdana" w:hAnsi="Verdana"/>
                 <w:b w:val="0"/>
                 <w:sz w:val="16"/>
               </w:rPr>
@@ -2816,15 +2851,18 @@
         </w:tc>
       </w:tr>
       <w:tr>
-        <w:tc>
-          <w:tcPr>
-            <w:tcW w:type="dxa" w:w="1514"/>
-          </w:tcPr>
-          <w:p>
-            <w:r/>
-            <w:r>
-              <w:rPr>
-                <w:rFonts w:ascii="Arial" w:hAnsi="Arial"/>
+        <w:trPr>
+          <w:cantSplit/>
+        </w:trPr>
+        <w:tc>
+          <w:tcPr>
+            <w:tcW w:type="dxa" w:w="1514"/>
+          </w:tcPr>
+          <w:p>
+            <w:r/>
+            <w:r>
+              <w:rPr>
+                <w:rFonts w:ascii="Verdana" w:hAnsi="Verdana"/>
                 <w:b w:val="0"/>
                 <w:sz w:val="16"/>
               </w:rPr>
@@ -2840,7 +2878,7 @@
             <w:r/>
             <w:r>
               <w:rPr>
-                <w:rFonts w:ascii="Arial" w:hAnsi="Arial"/>
+                <w:rFonts w:ascii="Verdana" w:hAnsi="Verdana"/>
                 <w:b w:val="0"/>
                 <w:sz w:val="16"/>
               </w:rPr>
@@ -2856,7 +2894,7 @@
             <w:r/>
             <w:r>
               <w:rPr>
-                <w:rFonts w:ascii="Arial" w:hAnsi="Arial"/>
+                <w:rFonts w:ascii="Verdana" w:hAnsi="Verdana"/>
                 <w:b w:val="0"/>
                 <w:sz w:val="16"/>
               </w:rPr>
@@ -2872,7 +2910,7 @@
             <w:r/>
             <w:r>
               <w:rPr>
-                <w:rFonts w:ascii="Arial" w:hAnsi="Arial"/>
+                <w:rFonts w:ascii="Verdana" w:hAnsi="Verdana"/>
                 <w:b w:val="0"/>
                 <w:sz w:val="16"/>
               </w:rPr>
@@ -2888,7 +2926,7 @@
             <w:r/>
             <w:r>
               <w:rPr>
-                <w:rFonts w:ascii="Arial" w:hAnsi="Arial"/>
+                <w:rFonts w:ascii="Verdana" w:hAnsi="Verdana"/>
                 <w:b w:val="0"/>
                 <w:sz w:val="16"/>
               </w:rPr>
@@ -2904,7 +2942,7 @@
             <w:r/>
             <w:r>
               <w:rPr>
-                <w:rFonts w:ascii="Arial" w:hAnsi="Arial"/>
+                <w:rFonts w:ascii="Verdana" w:hAnsi="Verdana"/>
                 <w:b w:val="0"/>
                 <w:sz w:val="16"/>
               </w:rPr>
@@ -2920,7 +2958,7 @@
             <w:r/>
             <w:r>
               <w:rPr>
-                <w:rFonts w:ascii="Arial" w:hAnsi="Arial"/>
+                <w:rFonts w:ascii="Verdana" w:hAnsi="Verdana"/>
                 <w:b w:val="0"/>
                 <w:sz w:val="16"/>
               </w:rPr>
@@ -2936,7 +2974,7 @@
             <w:r/>
             <w:r>
               <w:rPr>
-                <w:rFonts w:ascii="Arial" w:hAnsi="Arial"/>
+                <w:rFonts w:ascii="Verdana" w:hAnsi="Verdana"/>
                 <w:b w:val="0"/>
                 <w:sz w:val="16"/>
               </w:rPr>
@@ -2952,7 +2990,7 @@
             <w:r/>
             <w:r>
               <w:rPr>
-                <w:rFonts w:ascii="Arial" w:hAnsi="Arial"/>
+                <w:rFonts w:ascii="Verdana" w:hAnsi="Verdana"/>
                 <w:b w:val="0"/>
                 <w:sz w:val="16"/>
               </w:rPr>
@@ -2968,7 +3006,7 @@
             <w:r/>
             <w:r>
               <w:rPr>
-                <w:rFonts w:ascii="Arial" w:hAnsi="Arial"/>
+                <w:rFonts w:ascii="Verdana" w:hAnsi="Verdana"/>
                 <w:b w:val="0"/>
                 <w:sz w:val="16"/>
               </w:rPr>
@@ -2977,15 +3015,18 @@
         </w:tc>
       </w:tr>
       <w:tr>
-        <w:tc>
-          <w:tcPr>
-            <w:tcW w:type="dxa" w:w="1514"/>
-          </w:tcPr>
-          <w:p>
-            <w:r/>
-            <w:r>
-              <w:rPr>
-                <w:rFonts w:ascii="Arial" w:hAnsi="Arial"/>
+        <w:trPr>
+          <w:cantSplit/>
+        </w:trPr>
+        <w:tc>
+          <w:tcPr>
+            <w:tcW w:type="dxa" w:w="1514"/>
+          </w:tcPr>
+          <w:p>
+            <w:r/>
+            <w:r>
+              <w:rPr>
+                <w:rFonts w:ascii="Verdana" w:hAnsi="Verdana"/>
                 <w:b w:val="0"/>
                 <w:sz w:val="16"/>
               </w:rPr>
@@ -3001,7 +3042,7 @@
             <w:r/>
             <w:r>
               <w:rPr>
-                <w:rFonts w:ascii="Arial" w:hAnsi="Arial"/>
+                <w:rFonts w:ascii="Verdana" w:hAnsi="Verdana"/>
                 <w:b w:val="0"/>
                 <w:sz w:val="16"/>
               </w:rPr>
@@ -3017,7 +3058,7 @@
             <w:r/>
             <w:r>
               <w:rPr>
-                <w:rFonts w:ascii="Arial" w:hAnsi="Arial"/>
+                <w:rFonts w:ascii="Verdana" w:hAnsi="Verdana"/>
                 <w:b w:val="0"/>
                 <w:sz w:val="16"/>
               </w:rPr>
@@ -3033,7 +3074,7 @@
             <w:r/>
             <w:r>
               <w:rPr>
-                <w:rFonts w:ascii="Arial" w:hAnsi="Arial"/>
+                <w:rFonts w:ascii="Verdana" w:hAnsi="Verdana"/>
                 <w:b w:val="0"/>
                 <w:sz w:val="16"/>
               </w:rPr>
@@ -3049,7 +3090,7 @@
             <w:r/>
             <w:r>
               <w:rPr>
-                <w:rFonts w:ascii="Arial" w:hAnsi="Arial"/>
+                <w:rFonts w:ascii="Verdana" w:hAnsi="Verdana"/>
                 <w:b w:val="0"/>
                 <w:sz w:val="16"/>
               </w:rPr>
@@ -3065,7 +3106,7 @@
             <w:r/>
             <w:r>
               <w:rPr>
-                <w:rFonts w:ascii="Arial" w:hAnsi="Arial"/>
+                <w:rFonts w:ascii="Verdana" w:hAnsi="Verdana"/>
                 <w:b w:val="0"/>
                 <w:sz w:val="16"/>
               </w:rPr>
@@ -3081,7 +3122,7 @@
             <w:r/>
             <w:r>
               <w:rPr>
-                <w:rFonts w:ascii="Arial" w:hAnsi="Arial"/>
+                <w:rFonts w:ascii="Verdana" w:hAnsi="Verdana"/>
                 <w:b w:val="0"/>
                 <w:sz w:val="16"/>
               </w:rPr>
@@ -3097,7 +3138,7 @@
             <w:r/>
             <w:r>
               <w:rPr>
-                <w:rFonts w:ascii="Arial" w:hAnsi="Arial"/>
+                <w:rFonts w:ascii="Verdana" w:hAnsi="Verdana"/>
                 <w:b w:val="0"/>
                 <w:sz w:val="16"/>
               </w:rPr>
@@ -3113,7 +3154,7 @@
             <w:r/>
             <w:r>
               <w:rPr>
-                <w:rFonts w:ascii="Arial" w:hAnsi="Arial"/>
+                <w:rFonts w:ascii="Verdana" w:hAnsi="Verdana"/>
                 <w:b w:val="0"/>
                 <w:sz w:val="16"/>
               </w:rPr>
@@ -3129,7 +3170,7 @@
             <w:r/>
             <w:r>
               <w:rPr>
-                <w:rFonts w:ascii="Arial" w:hAnsi="Arial"/>
+                <w:rFonts w:ascii="Verdana" w:hAnsi="Verdana"/>
                 <w:b w:val="0"/>
                 <w:sz w:val="16"/>
               </w:rPr>
@@ -3138,15 +3179,18 @@
         </w:tc>
       </w:tr>
       <w:tr>
-        <w:tc>
-          <w:tcPr>
-            <w:tcW w:type="dxa" w:w="1514"/>
-          </w:tcPr>
-          <w:p>
-            <w:r/>
-            <w:r>
-              <w:rPr>
-                <w:rFonts w:ascii="Arial" w:hAnsi="Arial"/>
+        <w:trPr>
+          <w:cantSplit/>
+        </w:trPr>
+        <w:tc>
+          <w:tcPr>
+            <w:tcW w:type="dxa" w:w="1514"/>
+          </w:tcPr>
+          <w:p>
+            <w:r/>
+            <w:r>
+              <w:rPr>
+                <w:rFonts w:ascii="Verdana" w:hAnsi="Verdana"/>
                 <w:b w:val="0"/>
                 <w:sz w:val="16"/>
               </w:rPr>
@@ -3162,7 +3206,7 @@
             <w:r/>
             <w:r>
               <w:rPr>
-                <w:rFonts w:ascii="Arial" w:hAnsi="Arial"/>
+                <w:rFonts w:ascii="Verdana" w:hAnsi="Verdana"/>
                 <w:b w:val="0"/>
                 <w:sz w:val="16"/>
               </w:rPr>
@@ -3178,7 +3222,7 @@
             <w:r/>
             <w:r>
               <w:rPr>
-                <w:rFonts w:ascii="Arial" w:hAnsi="Arial"/>
+                <w:rFonts w:ascii="Verdana" w:hAnsi="Verdana"/>
                 <w:b w:val="0"/>
                 <w:sz w:val="16"/>
               </w:rPr>
@@ -3194,7 +3238,7 @@
             <w:r/>
             <w:r>
               <w:rPr>
-                <w:rFonts w:ascii="Arial" w:hAnsi="Arial"/>
+                <w:rFonts w:ascii="Verdana" w:hAnsi="Verdana"/>
                 <w:b w:val="0"/>
                 <w:sz w:val="16"/>
               </w:rPr>
@@ -3210,7 +3254,7 @@
             <w:r/>
             <w:r>
               <w:rPr>
-                <w:rFonts w:ascii="Arial" w:hAnsi="Arial"/>
+                <w:rFonts w:ascii="Verdana" w:hAnsi="Verdana"/>
                 <w:b w:val="0"/>
                 <w:sz w:val="16"/>
               </w:rPr>
@@ -3226,7 +3270,7 @@
             <w:r/>
             <w:r>
               <w:rPr>
-                <w:rFonts w:ascii="Arial" w:hAnsi="Arial"/>
+                <w:rFonts w:ascii="Verdana" w:hAnsi="Verdana"/>
                 <w:b w:val="0"/>
                 <w:sz w:val="16"/>
               </w:rPr>
@@ -3242,7 +3286,7 @@
             <w:r/>
             <w:r>
               <w:rPr>
-                <w:rFonts w:ascii="Arial" w:hAnsi="Arial"/>
+                <w:rFonts w:ascii="Verdana" w:hAnsi="Verdana"/>
                 <w:b w:val="0"/>
                 <w:sz w:val="16"/>
               </w:rPr>
@@ -3258,7 +3302,7 @@
             <w:r/>
             <w:r>
               <w:rPr>
-                <w:rFonts w:ascii="Arial" w:hAnsi="Arial"/>
+                <w:rFonts w:ascii="Verdana" w:hAnsi="Verdana"/>
                 <w:b w:val="0"/>
                 <w:sz w:val="16"/>
               </w:rPr>
@@ -3274,7 +3318,7 @@
             <w:r/>
             <w:r>
               <w:rPr>
-                <w:rFonts w:ascii="Arial" w:hAnsi="Arial"/>
+                <w:rFonts w:ascii="Verdana" w:hAnsi="Verdana"/>
                 <w:b w:val="0"/>
                 <w:sz w:val="16"/>
               </w:rPr>
@@ -3290,7 +3334,7 @@
             <w:r/>
             <w:r>
               <w:rPr>
-                <w:rFonts w:ascii="Arial" w:hAnsi="Arial"/>
+                <w:rFonts w:ascii="Verdana" w:hAnsi="Verdana"/>
                 <w:b w:val="0"/>
                 <w:sz w:val="16"/>
               </w:rPr>
@@ -3299,15 +3343,18 @@
         </w:tc>
       </w:tr>
       <w:tr>
-        <w:tc>
-          <w:tcPr>
-            <w:tcW w:type="dxa" w:w="1514"/>
-          </w:tcPr>
-          <w:p>
-            <w:r/>
-            <w:r>
-              <w:rPr>
-                <w:rFonts w:ascii="Arial" w:hAnsi="Arial"/>
+        <w:trPr>
+          <w:cantSplit/>
+        </w:trPr>
+        <w:tc>
+          <w:tcPr>
+            <w:tcW w:type="dxa" w:w="1514"/>
+          </w:tcPr>
+          <w:p>
+            <w:r/>
+            <w:r>
+              <w:rPr>
+                <w:rFonts w:ascii="Verdana" w:hAnsi="Verdana"/>
                 <w:b w:val="0"/>
                 <w:sz w:val="16"/>
               </w:rPr>
@@ -3323,7 +3370,7 @@
             <w:r/>
             <w:r>
               <w:rPr>
-                <w:rFonts w:ascii="Arial" w:hAnsi="Arial"/>
+                <w:rFonts w:ascii="Verdana" w:hAnsi="Verdana"/>
                 <w:b w:val="0"/>
                 <w:sz w:val="16"/>
               </w:rPr>
@@ -3339,7 +3386,7 @@
             <w:r/>
             <w:r>
               <w:rPr>
-                <w:rFonts w:ascii="Arial" w:hAnsi="Arial"/>
+                <w:rFonts w:ascii="Verdana" w:hAnsi="Verdana"/>
                 <w:b w:val="0"/>
                 <w:sz w:val="16"/>
               </w:rPr>
@@ -3355,7 +3402,7 @@
             <w:r/>
             <w:r>
               <w:rPr>
-                <w:rFonts w:ascii="Arial" w:hAnsi="Arial"/>
+                <w:rFonts w:ascii="Verdana" w:hAnsi="Verdana"/>
                 <w:b w:val="0"/>
                 <w:sz w:val="16"/>
               </w:rPr>
@@ -3371,7 +3418,7 @@
             <w:r/>
             <w:r>
               <w:rPr>
-                <w:rFonts w:ascii="Arial" w:hAnsi="Arial"/>
+                <w:rFonts w:ascii="Verdana" w:hAnsi="Verdana"/>
                 <w:b w:val="0"/>
                 <w:sz w:val="16"/>
               </w:rPr>
@@ -3387,7 +3434,7 @@
             <w:r/>
             <w:r>
               <w:rPr>
-                <w:rFonts w:ascii="Arial" w:hAnsi="Arial"/>
+                <w:rFonts w:ascii="Verdana" w:hAnsi="Verdana"/>
                 <w:b w:val="0"/>
                 <w:sz w:val="16"/>
               </w:rPr>
@@ -3403,7 +3450,7 @@
             <w:r/>
             <w:r>
               <w:rPr>
-                <w:rFonts w:ascii="Arial" w:hAnsi="Arial"/>
+                <w:rFonts w:ascii="Verdana" w:hAnsi="Verdana"/>
                 <w:b w:val="0"/>
                 <w:sz w:val="16"/>
               </w:rPr>
@@ -3419,7 +3466,7 @@
             <w:r/>
             <w:r>
               <w:rPr>
-                <w:rFonts w:ascii="Arial" w:hAnsi="Arial"/>
+                <w:rFonts w:ascii="Verdana" w:hAnsi="Verdana"/>
                 <w:b w:val="0"/>
                 <w:sz w:val="16"/>
               </w:rPr>
@@ -3435,7 +3482,7 @@
             <w:r/>
             <w:r>
               <w:rPr>
-                <w:rFonts w:ascii="Arial" w:hAnsi="Arial"/>
+                <w:rFonts w:ascii="Verdana" w:hAnsi="Verdana"/>
                 <w:b w:val="0"/>
                 <w:sz w:val="16"/>
               </w:rPr>
@@ -3451,7 +3498,7 @@
             <w:r/>
             <w:r>
               <w:rPr>
-                <w:rFonts w:ascii="Arial" w:hAnsi="Arial"/>
+                <w:rFonts w:ascii="Verdana" w:hAnsi="Verdana"/>
                 <w:b w:val="0"/>
                 <w:sz w:val="16"/>
               </w:rPr>
@@ -3461,15 +3508,18 @@
         </w:tc>
       </w:tr>
       <w:tr>
-        <w:tc>
-          <w:tcPr>
-            <w:tcW w:type="dxa" w:w="1514"/>
-          </w:tcPr>
-          <w:p>
-            <w:r/>
-            <w:r>
-              <w:rPr>
-                <w:rFonts w:ascii="Arial" w:hAnsi="Arial"/>
+        <w:trPr>
+          <w:cantSplit/>
+        </w:trPr>
+        <w:tc>
+          <w:tcPr>
+            <w:tcW w:type="dxa" w:w="1514"/>
+          </w:tcPr>
+          <w:p>
+            <w:r/>
+            <w:r>
+              <w:rPr>
+                <w:rFonts w:ascii="Verdana" w:hAnsi="Verdana"/>
                 <w:b w:val="0"/>
                 <w:sz w:val="16"/>
               </w:rPr>
@@ -3485,7 +3535,7 @@
             <w:r/>
             <w:r>
               <w:rPr>
-                <w:rFonts w:ascii="Arial" w:hAnsi="Arial"/>
+                <w:rFonts w:ascii="Verdana" w:hAnsi="Verdana"/>
                 <w:b w:val="0"/>
                 <w:sz w:val="16"/>
               </w:rPr>
@@ -3501,7 +3551,7 @@
             <w:r/>
             <w:r>
               <w:rPr>
-                <w:rFonts w:ascii="Arial" w:hAnsi="Arial"/>
+                <w:rFonts w:ascii="Verdana" w:hAnsi="Verdana"/>
                 <w:b w:val="0"/>
                 <w:sz w:val="16"/>
               </w:rPr>
@@ -3517,7 +3567,7 @@
             <w:r/>
             <w:r>
               <w:rPr>
-                <w:rFonts w:ascii="Arial" w:hAnsi="Arial"/>
+                <w:rFonts w:ascii="Verdana" w:hAnsi="Verdana"/>
                 <w:b w:val="0"/>
                 <w:sz w:val="16"/>
               </w:rPr>
@@ -3533,7 +3583,7 @@
             <w:r/>
             <w:r>
               <w:rPr>
-                <w:rFonts w:ascii="Arial" w:hAnsi="Arial"/>
+                <w:rFonts w:ascii="Verdana" w:hAnsi="Verdana"/>
                 <w:b w:val="0"/>
                 <w:sz w:val="16"/>
               </w:rPr>
@@ -3549,7 +3599,7 @@
             <w:r/>
             <w:r>
               <w:rPr>
-                <w:rFonts w:ascii="Arial" w:hAnsi="Arial"/>
+                <w:rFonts w:ascii="Verdana" w:hAnsi="Verdana"/>
                 <w:b w:val="0"/>
                 <w:sz w:val="16"/>
               </w:rPr>
@@ -3565,7 +3615,7 @@
             <w:r/>
             <w:r>
               <w:rPr>
-                <w:rFonts w:ascii="Arial" w:hAnsi="Arial"/>
+                <w:rFonts w:ascii="Verdana" w:hAnsi="Verdana"/>
                 <w:b w:val="0"/>
                 <w:sz w:val="16"/>
               </w:rPr>
@@ -3581,7 +3631,7 @@
             <w:r/>
             <w:r>
               <w:rPr>
-                <w:rFonts w:ascii="Arial" w:hAnsi="Arial"/>
+                <w:rFonts w:ascii="Verdana" w:hAnsi="Verdana"/>
                 <w:b w:val="0"/>
                 <w:sz w:val="16"/>
               </w:rPr>
@@ -3597,7 +3647,7 @@
             <w:r/>
             <w:r>
               <w:rPr>
-                <w:rFonts w:ascii="Arial" w:hAnsi="Arial"/>
+                <w:rFonts w:ascii="Verdana" w:hAnsi="Verdana"/>
                 <w:b w:val="0"/>
                 <w:sz w:val="16"/>
               </w:rPr>
@@ -3613,7 +3663,7 @@
             <w:r/>
             <w:r>
               <w:rPr>
-                <w:rFonts w:ascii="Arial" w:hAnsi="Arial"/>
+                <w:rFonts w:ascii="Verdana" w:hAnsi="Verdana"/>
                 <w:b w:val="0"/>
                 <w:sz w:val="16"/>
               </w:rPr>
@@ -3622,15 +3672,18 @@
         </w:tc>
       </w:tr>
       <w:tr>
-        <w:tc>
-          <w:tcPr>
-            <w:tcW w:type="dxa" w:w="1514"/>
-          </w:tcPr>
-          <w:p>
-            <w:r/>
-            <w:r>
-              <w:rPr>
-                <w:rFonts w:ascii="Arial" w:hAnsi="Arial"/>
+        <w:trPr>
+          <w:cantSplit/>
+        </w:trPr>
+        <w:tc>
+          <w:tcPr>
+            <w:tcW w:type="dxa" w:w="1514"/>
+          </w:tcPr>
+          <w:p>
+            <w:r/>
+            <w:r>
+              <w:rPr>
+                <w:rFonts w:ascii="Verdana" w:hAnsi="Verdana"/>
                 <w:b w:val="0"/>
                 <w:sz w:val="16"/>
               </w:rPr>
@@ -3646,7 +3699,7 @@
             <w:r/>
             <w:r>
               <w:rPr>
-                <w:rFonts w:ascii="Arial" w:hAnsi="Arial"/>
+                <w:rFonts w:ascii="Verdana" w:hAnsi="Verdana"/>
                 <w:b w:val="0"/>
                 <w:sz w:val="16"/>
               </w:rPr>
@@ -3662,7 +3715,7 @@
             <w:r/>
             <w:r>
               <w:rPr>
-                <w:rFonts w:ascii="Arial" w:hAnsi="Arial"/>
+                <w:rFonts w:ascii="Verdana" w:hAnsi="Verdana"/>
                 <w:b w:val="0"/>
                 <w:sz w:val="16"/>
               </w:rPr>
@@ -3678,7 +3731,7 @@
             <w:r/>
             <w:r>
               <w:rPr>
-                <w:rFonts w:ascii="Arial" w:hAnsi="Arial"/>
+                <w:rFonts w:ascii="Verdana" w:hAnsi="Verdana"/>
                 <w:b w:val="0"/>
                 <w:sz w:val="16"/>
               </w:rPr>
@@ -3694,7 +3747,7 @@
             <w:r/>
             <w:r>
               <w:rPr>
-                <w:rFonts w:ascii="Arial" w:hAnsi="Arial"/>
+                <w:rFonts w:ascii="Verdana" w:hAnsi="Verdana"/>
                 <w:b w:val="0"/>
                 <w:sz w:val="16"/>
               </w:rPr>
@@ -3710,7 +3763,7 @@
             <w:r/>
             <w:r>
               <w:rPr>
-                <w:rFonts w:ascii="Arial" w:hAnsi="Arial"/>
+                <w:rFonts w:ascii="Verdana" w:hAnsi="Verdana"/>
                 <w:b w:val="0"/>
                 <w:sz w:val="16"/>
               </w:rPr>
@@ -3726,7 +3779,7 @@
             <w:r/>
             <w:r>
               <w:rPr>
-                <w:rFonts w:ascii="Arial" w:hAnsi="Arial"/>
+                <w:rFonts w:ascii="Verdana" w:hAnsi="Verdana"/>
                 <w:b w:val="0"/>
                 <w:sz w:val="16"/>
               </w:rPr>
@@ -3742,7 +3795,7 @@
             <w:r/>
             <w:r>
               <w:rPr>
-                <w:rFonts w:ascii="Arial" w:hAnsi="Arial"/>
+                <w:rFonts w:ascii="Verdana" w:hAnsi="Verdana"/>
                 <w:b w:val="0"/>
                 <w:sz w:val="16"/>
               </w:rPr>
@@ -3758,7 +3811,7 @@
             <w:r/>
             <w:r>
               <w:rPr>
-                <w:rFonts w:ascii="Arial" w:hAnsi="Arial"/>
+                <w:rFonts w:ascii="Verdana" w:hAnsi="Verdana"/>
                 <w:b w:val="0"/>
                 <w:sz w:val="16"/>
               </w:rPr>
@@ -3774,7 +3827,7 @@
             <w:r/>
             <w:r>
               <w:rPr>
-                <w:rFonts w:ascii="Arial" w:hAnsi="Arial"/>
+                <w:rFonts w:ascii="Verdana" w:hAnsi="Verdana"/>
                 <w:b w:val="0"/>
                 <w:sz w:val="16"/>
               </w:rPr>
@@ -3783,15 +3836,18 @@
         </w:tc>
       </w:tr>
       <w:tr>
-        <w:tc>
-          <w:tcPr>
-            <w:tcW w:type="dxa" w:w="1514"/>
-          </w:tcPr>
-          <w:p>
-            <w:r/>
-            <w:r>
-              <w:rPr>
-                <w:rFonts w:ascii="Arial" w:hAnsi="Arial"/>
+        <w:trPr>
+          <w:cantSplit/>
+        </w:trPr>
+        <w:tc>
+          <w:tcPr>
+            <w:tcW w:type="dxa" w:w="1514"/>
+          </w:tcPr>
+          <w:p>
+            <w:r/>
+            <w:r>
+              <w:rPr>
+                <w:rFonts w:ascii="Verdana" w:hAnsi="Verdana"/>
                 <w:b w:val="0"/>
                 <w:sz w:val="16"/>
               </w:rPr>
@@ -3807,7 +3863,7 @@
             <w:r/>
             <w:r>
               <w:rPr>
-                <w:rFonts w:ascii="Arial" w:hAnsi="Arial"/>
+                <w:rFonts w:ascii="Verdana" w:hAnsi="Verdana"/>
                 <w:b w:val="0"/>
                 <w:sz w:val="16"/>
               </w:rPr>
@@ -3823,7 +3879,7 @@
             <w:r/>
             <w:r>
               <w:rPr>
-                <w:rFonts w:ascii="Arial" w:hAnsi="Arial"/>
+                <w:rFonts w:ascii="Verdana" w:hAnsi="Verdana"/>
                 <w:b w:val="0"/>
                 <w:sz w:val="16"/>
               </w:rPr>
@@ -3839,7 +3895,7 @@
             <w:r/>
             <w:r>
               <w:rPr>
-                <w:rFonts w:ascii="Arial" w:hAnsi="Arial"/>
+                <w:rFonts w:ascii="Verdana" w:hAnsi="Verdana"/>
                 <w:b w:val="0"/>
                 <w:sz w:val="16"/>
               </w:rPr>
@@ -3855,7 +3911,7 @@
             <w:r/>
             <w:r>
               <w:rPr>
-                <w:rFonts w:ascii="Arial" w:hAnsi="Arial"/>
+                <w:rFonts w:ascii="Verdana" w:hAnsi="Verdana"/>
                 <w:b w:val="0"/>
                 <w:sz w:val="16"/>
               </w:rPr>
@@ -3871,7 +3927,7 @@
             <w:r/>
             <w:r>
               <w:rPr>
-                <w:rFonts w:ascii="Arial" w:hAnsi="Arial"/>
+                <w:rFonts w:ascii="Verdana" w:hAnsi="Verdana"/>
                 <w:b w:val="0"/>
                 <w:sz w:val="16"/>
               </w:rPr>
@@ -3887,7 +3943,7 @@
             <w:r/>
             <w:r>
               <w:rPr>
-                <w:rFonts w:ascii="Arial" w:hAnsi="Arial"/>
+                <w:rFonts w:ascii="Verdana" w:hAnsi="Verdana"/>
                 <w:b w:val="0"/>
                 <w:sz w:val="16"/>
               </w:rPr>
@@ -3903,7 +3959,7 @@
             <w:r/>
             <w:r>
               <w:rPr>
-                <w:rFonts w:ascii="Arial" w:hAnsi="Arial"/>
+                <w:rFonts w:ascii="Verdana" w:hAnsi="Verdana"/>
                 <w:b w:val="0"/>
                 <w:sz w:val="16"/>
               </w:rPr>
@@ -3919,7 +3975,7 @@
             <w:r/>
             <w:r>
               <w:rPr>
-                <w:rFonts w:ascii="Arial" w:hAnsi="Arial"/>
+                <w:rFonts w:ascii="Verdana" w:hAnsi="Verdana"/>
                 <w:b w:val="0"/>
                 <w:sz w:val="16"/>
               </w:rPr>
@@ -3935,7 +3991,7 @@
             <w:r/>
             <w:r>
               <w:rPr>
-                <w:rFonts w:ascii="Arial" w:hAnsi="Arial"/>
+                <w:rFonts w:ascii="Verdana" w:hAnsi="Verdana"/>
                 <w:b w:val="0"/>
                 <w:sz w:val="16"/>
               </w:rPr>
@@ -3944,15 +4000,18 @@
         </w:tc>
       </w:tr>
       <w:tr>
-        <w:tc>
-          <w:tcPr>
-            <w:tcW w:type="dxa" w:w="1514"/>
-          </w:tcPr>
-          <w:p>
-            <w:r/>
-            <w:r>
-              <w:rPr>
-                <w:rFonts w:ascii="Arial" w:hAnsi="Arial"/>
+        <w:trPr>
+          <w:cantSplit/>
+        </w:trPr>
+        <w:tc>
+          <w:tcPr>
+            <w:tcW w:type="dxa" w:w="1514"/>
+          </w:tcPr>
+          <w:p>
+            <w:r/>
+            <w:r>
+              <w:rPr>
+                <w:rFonts w:ascii="Verdana" w:hAnsi="Verdana"/>
                 <w:b w:val="0"/>
                 <w:sz w:val="16"/>
               </w:rPr>
@@ -3968,7 +4027,7 @@
             <w:r/>
             <w:r>
               <w:rPr>
-                <w:rFonts w:ascii="Arial" w:hAnsi="Arial"/>
+                <w:rFonts w:ascii="Verdana" w:hAnsi="Verdana"/>
                 <w:b w:val="0"/>
                 <w:sz w:val="16"/>
               </w:rPr>
@@ -3984,7 +4043,7 @@
             <w:r/>
             <w:r>
               <w:rPr>
-                <w:rFonts w:ascii="Arial" w:hAnsi="Arial"/>
+                <w:rFonts w:ascii="Verdana" w:hAnsi="Verdana"/>
                 <w:b w:val="0"/>
                 <w:sz w:val="16"/>
               </w:rPr>
@@ -4000,7 +4059,7 @@
             <w:r/>
             <w:r>
               <w:rPr>
-                <w:rFonts w:ascii="Arial" w:hAnsi="Arial"/>
+                <w:rFonts w:ascii="Verdana" w:hAnsi="Verdana"/>
                 <w:b w:val="0"/>
                 <w:sz w:val="16"/>
               </w:rPr>
@@ -4016,7 +4075,7 @@
             <w:r/>
             <w:r>
               <w:rPr>
-                <w:rFonts w:ascii="Arial" w:hAnsi="Arial"/>
+                <w:rFonts w:ascii="Verdana" w:hAnsi="Verdana"/>
                 <w:b w:val="0"/>
                 <w:sz w:val="16"/>
               </w:rPr>
@@ -4032,7 +4091,7 @@
             <w:r/>
             <w:r>
               <w:rPr>
-                <w:rFonts w:ascii="Arial" w:hAnsi="Arial"/>
+                <w:rFonts w:ascii="Verdana" w:hAnsi="Verdana"/>
                 <w:b w:val="0"/>
                 <w:sz w:val="16"/>
               </w:rPr>
@@ -4048,7 +4107,7 @@
             <w:r/>
             <w:r>
               <w:rPr>
-                <w:rFonts w:ascii="Arial" w:hAnsi="Arial"/>
+                <w:rFonts w:ascii="Verdana" w:hAnsi="Verdana"/>
                 <w:b w:val="0"/>
                 <w:sz w:val="16"/>
               </w:rPr>
@@ -4064,7 +4123,7 @@
             <w:r/>
             <w:r>
               <w:rPr>
-                <w:rFonts w:ascii="Arial" w:hAnsi="Arial"/>
+                <w:rFonts w:ascii="Verdana" w:hAnsi="Verdana"/>
                 <w:b w:val="0"/>
                 <w:sz w:val="16"/>
               </w:rPr>
@@ -4080,7 +4139,7 @@
             <w:r/>
             <w:r>
               <w:rPr>
-                <w:rFonts w:ascii="Arial" w:hAnsi="Arial"/>
+                <w:rFonts w:ascii="Verdana" w:hAnsi="Verdana"/>
                 <w:b w:val="0"/>
                 <w:sz w:val="16"/>
               </w:rPr>
@@ -4096,7 +4155,7 @@
             <w:r/>
             <w:r>
               <w:rPr>
-                <w:rFonts w:ascii="Arial" w:hAnsi="Arial"/>
+                <w:rFonts w:ascii="Verdana" w:hAnsi="Verdana"/>
                 <w:b w:val="0"/>
                 <w:sz w:val="16"/>
               </w:rPr>
@@ -4105,15 +4164,18 @@
         </w:tc>
       </w:tr>
       <w:tr>
-        <w:tc>
-          <w:tcPr>
-            <w:tcW w:type="dxa" w:w="1514"/>
-          </w:tcPr>
-          <w:p>
-            <w:r/>
-            <w:r>
-              <w:rPr>
-                <w:rFonts w:ascii="Arial" w:hAnsi="Arial"/>
+        <w:trPr>
+          <w:cantSplit/>
+        </w:trPr>
+        <w:tc>
+          <w:tcPr>
+            <w:tcW w:type="dxa" w:w="1514"/>
+          </w:tcPr>
+          <w:p>
+            <w:r/>
+            <w:r>
+              <w:rPr>
+                <w:rFonts w:ascii="Verdana" w:hAnsi="Verdana"/>
                 <w:b w:val="0"/>
                 <w:sz w:val="16"/>
               </w:rPr>
@@ -4129,7 +4191,7 @@
             <w:r/>
             <w:r>
               <w:rPr>
-                <w:rFonts w:ascii="Arial" w:hAnsi="Arial"/>
+                <w:rFonts w:ascii="Verdana" w:hAnsi="Verdana"/>
                 <w:b w:val="0"/>
                 <w:sz w:val="16"/>
               </w:rPr>
@@ -4145,7 +4207,7 @@
             <w:r/>
             <w:r>
               <w:rPr>
-                <w:rFonts w:ascii="Arial" w:hAnsi="Arial"/>
+                <w:rFonts w:ascii="Verdana" w:hAnsi="Verdana"/>
                 <w:b w:val="0"/>
                 <w:sz w:val="16"/>
               </w:rPr>
@@ -4161,7 +4223,7 @@
             <w:r/>
             <w:r>
               <w:rPr>
-                <w:rFonts w:ascii="Arial" w:hAnsi="Arial"/>
+                <w:rFonts w:ascii="Verdana" w:hAnsi="Verdana"/>
                 <w:b w:val="0"/>
                 <w:sz w:val="16"/>
               </w:rPr>
@@ -4177,7 +4239,7 @@
             <w:r/>
             <w:r>
               <w:rPr>
-                <w:rFonts w:ascii="Arial" w:hAnsi="Arial"/>
+                <w:rFonts w:ascii="Verdana" w:hAnsi="Verdana"/>
                 <w:b w:val="0"/>
                 <w:sz w:val="16"/>
               </w:rPr>
@@ -4193,7 +4255,7 @@
             <w:r/>
             <w:r>
               <w:rPr>
-                <w:rFonts w:ascii="Arial" w:hAnsi="Arial"/>
+                <w:rFonts w:ascii="Verdana" w:hAnsi="Verdana"/>
                 <w:b w:val="0"/>
                 <w:sz w:val="16"/>
               </w:rPr>
@@ -4209,7 +4271,7 @@
             <w:r/>
             <w:r>
               <w:rPr>
-                <w:rFonts w:ascii="Arial" w:hAnsi="Arial"/>
+                <w:rFonts w:ascii="Verdana" w:hAnsi="Verdana"/>
                 <w:b w:val="0"/>
                 <w:sz w:val="16"/>
               </w:rPr>
@@ -4225,7 +4287,7 @@
             <w:r/>
             <w:r>
               <w:rPr>
-                <w:rFonts w:ascii="Arial" w:hAnsi="Arial"/>
+                <w:rFonts w:ascii="Verdana" w:hAnsi="Verdana"/>
                 <w:b w:val="0"/>
                 <w:sz w:val="16"/>
               </w:rPr>
@@ -4241,7 +4303,7 @@
             <w:r/>
             <w:r>
               <w:rPr>
-                <w:rFonts w:ascii="Arial" w:hAnsi="Arial"/>
+                <w:rFonts w:ascii="Verdana" w:hAnsi="Verdana"/>
                 <w:b w:val="0"/>
                 <w:sz w:val="16"/>
               </w:rPr>
@@ -4257,7 +4319,7 @@
             <w:r/>
             <w:r>
               <w:rPr>
-                <w:rFonts w:ascii="Arial" w:hAnsi="Arial"/>
+                <w:rFonts w:ascii="Verdana" w:hAnsi="Verdana"/>
                 <w:b w:val="0"/>
                 <w:sz w:val="16"/>
               </w:rPr>
@@ -4266,15 +4328,18 @@
         </w:tc>
       </w:tr>
       <w:tr>
-        <w:tc>
-          <w:tcPr>
-            <w:tcW w:type="dxa" w:w="1514"/>
-          </w:tcPr>
-          <w:p>
-            <w:r/>
-            <w:r>
-              <w:rPr>
-                <w:rFonts w:ascii="Arial" w:hAnsi="Arial"/>
+        <w:trPr>
+          <w:cantSplit/>
+        </w:trPr>
+        <w:tc>
+          <w:tcPr>
+            <w:tcW w:type="dxa" w:w="1514"/>
+          </w:tcPr>
+          <w:p>
+            <w:r/>
+            <w:r>
+              <w:rPr>
+                <w:rFonts w:ascii="Verdana" w:hAnsi="Verdana"/>
                 <w:b w:val="0"/>
                 <w:sz w:val="16"/>
               </w:rPr>
@@ -4290,7 +4355,7 @@
             <w:r/>
             <w:r>
               <w:rPr>
-                <w:rFonts w:ascii="Arial" w:hAnsi="Arial"/>
+                <w:rFonts w:ascii="Verdana" w:hAnsi="Verdana"/>
                 <w:b w:val="0"/>
                 <w:sz w:val="16"/>
               </w:rPr>
@@ -4306,7 +4371,7 @@
             <w:r/>
             <w:r>
               <w:rPr>
-                <w:rFonts w:ascii="Arial" w:hAnsi="Arial"/>
+                <w:rFonts w:ascii="Verdana" w:hAnsi="Verdana"/>
                 <w:b w:val="0"/>
                 <w:sz w:val="16"/>
               </w:rPr>
@@ -4322,7 +4387,7 @@
             <w:r/>
             <w:r>
               <w:rPr>
-                <w:rFonts w:ascii="Arial" w:hAnsi="Arial"/>
+                <w:rFonts w:ascii="Verdana" w:hAnsi="Verdana"/>
                 <w:b w:val="0"/>
                 <w:sz w:val="16"/>
               </w:rPr>
@@ -4338,7 +4403,7 @@
             <w:r/>
             <w:r>
               <w:rPr>
-                <w:rFonts w:ascii="Arial" w:hAnsi="Arial"/>
+                <w:rFonts w:ascii="Verdana" w:hAnsi="Verdana"/>
                 <w:b w:val="0"/>
                 <w:sz w:val="16"/>
               </w:rPr>
@@ -4354,7 +4419,7 @@
             <w:r/>
             <w:r>
               <w:rPr>
-                <w:rFonts w:ascii="Arial" w:hAnsi="Arial"/>
+                <w:rFonts w:ascii="Verdana" w:hAnsi="Verdana"/>
                 <w:b w:val="0"/>
                 <w:sz w:val="16"/>
               </w:rPr>
@@ -4370,7 +4435,7 @@
             <w:r/>
             <w:r>
               <w:rPr>
-                <w:rFonts w:ascii="Arial" w:hAnsi="Arial"/>
+                <w:rFonts w:ascii="Verdana" w:hAnsi="Verdana"/>
                 <w:b w:val="0"/>
                 <w:sz w:val="16"/>
               </w:rPr>
@@ -4386,7 +4451,7 @@
             <w:r/>
             <w:r>
               <w:rPr>
-                <w:rFonts w:ascii="Arial" w:hAnsi="Arial"/>
+                <w:rFonts w:ascii="Verdana" w:hAnsi="Verdana"/>
                 <w:b w:val="0"/>
                 <w:sz w:val="16"/>
               </w:rPr>
@@ -4402,7 +4467,7 @@
             <w:r/>
             <w:r>
               <w:rPr>
-                <w:rFonts w:ascii="Arial" w:hAnsi="Arial"/>
+                <w:rFonts w:ascii="Verdana" w:hAnsi="Verdana"/>
                 <w:b w:val="0"/>
                 <w:sz w:val="16"/>
               </w:rPr>
@@ -4418,7 +4483,7 @@
             <w:r/>
             <w:r>
               <w:rPr>
-                <w:rFonts w:ascii="Arial" w:hAnsi="Arial"/>
+                <w:rFonts w:ascii="Verdana" w:hAnsi="Verdana"/>
                 <w:b w:val="0"/>
                 <w:sz w:val="16"/>
               </w:rPr>
@@ -4428,15 +4493,18 @@
         </w:tc>
       </w:tr>
       <w:tr>
-        <w:tc>
-          <w:tcPr>
-            <w:tcW w:type="dxa" w:w="1514"/>
-          </w:tcPr>
-          <w:p>
-            <w:r/>
-            <w:r>
-              <w:rPr>
-                <w:rFonts w:ascii="Arial" w:hAnsi="Arial"/>
+        <w:trPr>
+          <w:cantSplit/>
+        </w:trPr>
+        <w:tc>
+          <w:tcPr>
+            <w:tcW w:type="dxa" w:w="1514"/>
+          </w:tcPr>
+          <w:p>
+            <w:r/>
+            <w:r>
+              <w:rPr>
+                <w:rFonts w:ascii="Verdana" w:hAnsi="Verdana"/>
                 <w:b w:val="0"/>
                 <w:sz w:val="16"/>
               </w:rPr>
@@ -4452,7 +4520,7 @@
             <w:r/>
             <w:r>
               <w:rPr>
-                <w:rFonts w:ascii="Arial" w:hAnsi="Arial"/>
+                <w:rFonts w:ascii="Verdana" w:hAnsi="Verdana"/>
                 <w:b w:val="0"/>
                 <w:sz w:val="16"/>
               </w:rPr>
@@ -4468,7 +4536,7 @@
             <w:r/>
             <w:r>
               <w:rPr>
-                <w:rFonts w:ascii="Arial" w:hAnsi="Arial"/>
+                <w:rFonts w:ascii="Verdana" w:hAnsi="Verdana"/>
                 <w:b w:val="0"/>
                 <w:sz w:val="16"/>
               </w:rPr>
@@ -4484,7 +4552,7 @@
             <w:r/>
             <w:r>
               <w:rPr>
-                <w:rFonts w:ascii="Arial" w:hAnsi="Arial"/>
+                <w:rFonts w:ascii="Verdana" w:hAnsi="Verdana"/>
                 <w:b w:val="0"/>
                 <w:sz w:val="16"/>
               </w:rPr>
@@ -4500,7 +4568,7 @@
             <w:r/>
             <w:r>
               <w:rPr>
-                <w:rFonts w:ascii="Arial" w:hAnsi="Arial"/>
+                <w:rFonts w:ascii="Verdana" w:hAnsi="Verdana"/>
                 <w:b w:val="0"/>
                 <w:sz w:val="16"/>
               </w:rPr>
@@ -4516,7 +4584,7 @@
             <w:r/>
             <w:r>
               <w:rPr>
-                <w:rFonts w:ascii="Arial" w:hAnsi="Arial"/>
+                <w:rFonts w:ascii="Verdana" w:hAnsi="Verdana"/>
                 <w:b w:val="0"/>
                 <w:sz w:val="16"/>
               </w:rPr>
@@ -4532,7 +4600,7 @@
             <w:r/>
             <w:r>
               <w:rPr>
-                <w:rFonts w:ascii="Arial" w:hAnsi="Arial"/>
+                <w:rFonts w:ascii="Verdana" w:hAnsi="Verdana"/>
                 <w:b w:val="0"/>
                 <w:sz w:val="16"/>
               </w:rPr>
@@ -4548,7 +4616,7 @@
             <w:r/>
             <w:r>
               <w:rPr>
-                <w:rFonts w:ascii="Arial" w:hAnsi="Arial"/>
+                <w:rFonts w:ascii="Verdana" w:hAnsi="Verdana"/>
                 <w:b w:val="0"/>
                 <w:sz w:val="16"/>
               </w:rPr>
@@ -4564,7 +4632,7 @@
             <w:r/>
             <w:r>
               <w:rPr>
-                <w:rFonts w:ascii="Arial" w:hAnsi="Arial"/>
+                <w:rFonts w:ascii="Verdana" w:hAnsi="Verdana"/>
                 <w:b w:val="0"/>
                 <w:sz w:val="16"/>
               </w:rPr>
@@ -4580,7 +4648,7 @@
             <w:r/>
             <w:r>
               <w:rPr>
-                <w:rFonts w:ascii="Arial" w:hAnsi="Arial"/>
+                <w:rFonts w:ascii="Verdana" w:hAnsi="Verdana"/>
                 <w:b w:val="0"/>
                 <w:sz w:val="16"/>
               </w:rPr>
@@ -4589,15 +4657,18 @@
         </w:tc>
       </w:tr>
       <w:tr>
-        <w:tc>
-          <w:tcPr>
-            <w:tcW w:type="dxa" w:w="1514"/>
-          </w:tcPr>
-          <w:p>
-            <w:r/>
-            <w:r>
-              <w:rPr>
-                <w:rFonts w:ascii="Arial" w:hAnsi="Arial"/>
+        <w:trPr>
+          <w:cantSplit/>
+        </w:trPr>
+        <w:tc>
+          <w:tcPr>
+            <w:tcW w:type="dxa" w:w="1514"/>
+          </w:tcPr>
+          <w:p>
+            <w:r/>
+            <w:r>
+              <w:rPr>
+                <w:rFonts w:ascii="Verdana" w:hAnsi="Verdana"/>
                 <w:b w:val="0"/>
                 <w:sz w:val="16"/>
               </w:rPr>
@@ -4613,7 +4684,7 @@
             <w:r/>
             <w:r>
               <w:rPr>
-                <w:rFonts w:ascii="Arial" w:hAnsi="Arial"/>
+                <w:rFonts w:ascii="Verdana" w:hAnsi="Verdana"/>
                 <w:b w:val="0"/>
                 <w:sz w:val="16"/>
               </w:rPr>
@@ -4629,7 +4700,7 @@
             <w:r/>
             <w:r>
               <w:rPr>
-                <w:rFonts w:ascii="Arial" w:hAnsi="Arial"/>
+                <w:rFonts w:ascii="Verdana" w:hAnsi="Verdana"/>
                 <w:b w:val="0"/>
                 <w:sz w:val="16"/>
               </w:rPr>
@@ -4645,7 +4716,7 @@
             <w:r/>
             <w:r>
               <w:rPr>
-                <w:rFonts w:ascii="Arial" w:hAnsi="Arial"/>
+                <w:rFonts w:ascii="Verdana" w:hAnsi="Verdana"/>
                 <w:b w:val="0"/>
                 <w:sz w:val="16"/>
               </w:rPr>
@@ -4661,7 +4732,7 @@
             <w:r/>
             <w:r>
               <w:rPr>
-                <w:rFonts w:ascii="Arial" w:hAnsi="Arial"/>
+                <w:rFonts w:ascii="Verdana" w:hAnsi="Verdana"/>
                 <w:b w:val="0"/>
                 <w:sz w:val="16"/>
               </w:rPr>
@@ -4677,7 +4748,7 @@
             <w:r/>
             <w:r>
               <w:rPr>
-                <w:rFonts w:ascii="Arial" w:hAnsi="Arial"/>
+                <w:rFonts w:ascii="Verdana" w:hAnsi="Verdana"/>
                 <w:b w:val="0"/>
                 <w:sz w:val="16"/>
               </w:rPr>
@@ -4693,7 +4764,7 @@
             <w:r/>
             <w:r>
               <w:rPr>
-                <w:rFonts w:ascii="Arial" w:hAnsi="Arial"/>
+                <w:rFonts w:ascii="Verdana" w:hAnsi="Verdana"/>
                 <w:b w:val="0"/>
                 <w:sz w:val="16"/>
               </w:rPr>
@@ -4709,7 +4780,7 @@
             <w:r/>
             <w:r>
               <w:rPr>
-                <w:rFonts w:ascii="Arial" w:hAnsi="Arial"/>
+                <w:rFonts w:ascii="Verdana" w:hAnsi="Verdana"/>
                 <w:b w:val="0"/>
                 <w:sz w:val="16"/>
               </w:rPr>
@@ -4725,7 +4796,7 @@
             <w:r/>
             <w:r>
               <w:rPr>
-                <w:rFonts w:ascii="Arial" w:hAnsi="Arial"/>
+                <w:rFonts w:ascii="Verdana" w:hAnsi="Verdana"/>
                 <w:b w:val="0"/>
                 <w:sz w:val="16"/>
               </w:rPr>
@@ -4741,7 +4812,7 @@
             <w:r/>
             <w:r>
               <w:rPr>
-                <w:rFonts w:ascii="Arial" w:hAnsi="Arial"/>
+                <w:rFonts w:ascii="Verdana" w:hAnsi="Verdana"/>
                 <w:b w:val="0"/>
                 <w:sz w:val="16"/>
               </w:rPr>
@@ -4751,15 +4822,18 @@
         </w:tc>
       </w:tr>
       <w:tr>
-        <w:tc>
-          <w:tcPr>
-            <w:tcW w:type="dxa" w:w="1514"/>
-          </w:tcPr>
-          <w:p>
-            <w:r/>
-            <w:r>
-              <w:rPr>
-                <w:rFonts w:ascii="Arial" w:hAnsi="Arial"/>
+        <w:trPr>
+          <w:cantSplit/>
+        </w:trPr>
+        <w:tc>
+          <w:tcPr>
+            <w:tcW w:type="dxa" w:w="1514"/>
+          </w:tcPr>
+          <w:p>
+            <w:r/>
+            <w:r>
+              <w:rPr>
+                <w:rFonts w:ascii="Verdana" w:hAnsi="Verdana"/>
                 <w:b w:val="0"/>
                 <w:sz w:val="16"/>
               </w:rPr>
@@ -4775,7 +4849,7 @@
             <w:r/>
             <w:r>
               <w:rPr>
-                <w:rFonts w:ascii="Arial" w:hAnsi="Arial"/>
+                <w:rFonts w:ascii="Verdana" w:hAnsi="Verdana"/>
                 <w:b w:val="0"/>
                 <w:sz w:val="16"/>
               </w:rPr>
@@ -4791,7 +4865,7 @@
             <w:r/>
             <w:r>
               <w:rPr>
-                <w:rFonts w:ascii="Arial" w:hAnsi="Arial"/>
+                <w:rFonts w:ascii="Verdana" w:hAnsi="Verdana"/>
                 <w:b w:val="0"/>
                 <w:sz w:val="16"/>
               </w:rPr>
@@ -4807,7 +4881,7 @@
             <w:r/>
             <w:r>
               <w:rPr>
-                <w:rFonts w:ascii="Arial" w:hAnsi="Arial"/>
+                <w:rFonts w:ascii="Verdana" w:hAnsi="Verdana"/>
                 <w:b w:val="0"/>
                 <w:sz w:val="16"/>
               </w:rPr>
@@ -4823,7 +4897,7 @@
             <w:r/>
             <w:r>
               <w:rPr>
-                <w:rFonts w:ascii="Arial" w:hAnsi="Arial"/>
+                <w:rFonts w:ascii="Verdana" w:hAnsi="Verdana"/>
                 <w:b w:val="0"/>
                 <w:sz w:val="16"/>
               </w:rPr>
@@ -4839,7 +4913,7 @@
             <w:r/>
             <w:r>
               <w:rPr>
-                <w:rFonts w:ascii="Arial" w:hAnsi="Arial"/>
+                <w:rFonts w:ascii="Verdana" w:hAnsi="Verdana"/>
                 <w:b w:val="0"/>
                 <w:sz w:val="16"/>
               </w:rPr>
@@ -4855,7 +4929,7 @@
             <w:r/>
             <w:r>
               <w:rPr>
-                <w:rFonts w:ascii="Arial" w:hAnsi="Arial"/>
+                <w:rFonts w:ascii="Verdana" w:hAnsi="Verdana"/>
                 <w:b w:val="0"/>
                 <w:sz w:val="16"/>
               </w:rPr>
@@ -4871,7 +4945,7 @@
             <w:r/>
             <w:r>
               <w:rPr>
-                <w:rFonts w:ascii="Arial" w:hAnsi="Arial"/>
+                <w:rFonts w:ascii="Verdana" w:hAnsi="Verdana"/>
                 <w:b w:val="0"/>
                 <w:sz w:val="16"/>
               </w:rPr>
@@ -4887,7 +4961,7 @@
             <w:r/>
             <w:r>
               <w:rPr>
-                <w:rFonts w:ascii="Arial" w:hAnsi="Arial"/>
+                <w:rFonts w:ascii="Verdana" w:hAnsi="Verdana"/>
                 <w:b w:val="0"/>
                 <w:sz w:val="16"/>
               </w:rPr>
@@ -4903,7 +4977,7 @@
             <w:r/>
             <w:r>
               <w:rPr>
-                <w:rFonts w:ascii="Arial" w:hAnsi="Arial"/>
+                <w:rFonts w:ascii="Verdana" w:hAnsi="Verdana"/>
                 <w:b w:val="0"/>
                 <w:sz w:val="16"/>
               </w:rPr>
@@ -4912,15 +4986,18 @@
         </w:tc>
       </w:tr>
       <w:tr>
-        <w:tc>
-          <w:tcPr>
-            <w:tcW w:type="dxa" w:w="1514"/>
-          </w:tcPr>
-          <w:p>
-            <w:r/>
-            <w:r>
-              <w:rPr>
-                <w:rFonts w:ascii="Arial" w:hAnsi="Arial"/>
+        <w:trPr>
+          <w:cantSplit/>
+        </w:trPr>
+        <w:tc>
+          <w:tcPr>
+            <w:tcW w:type="dxa" w:w="1514"/>
+          </w:tcPr>
+          <w:p>
+            <w:r/>
+            <w:r>
+              <w:rPr>
+                <w:rFonts w:ascii="Verdana" w:hAnsi="Verdana"/>
                 <w:b w:val="0"/>
                 <w:sz w:val="16"/>
               </w:rPr>
@@ -4936,7 +5013,7 @@
             <w:r/>
             <w:r>
               <w:rPr>
-                <w:rFonts w:ascii="Arial" w:hAnsi="Arial"/>
+                <w:rFonts w:ascii="Verdana" w:hAnsi="Verdana"/>
                 <w:b w:val="0"/>
                 <w:sz w:val="16"/>
               </w:rPr>
@@ -4952,7 +5029,7 @@
             <w:r/>
             <w:r>
               <w:rPr>
-                <w:rFonts w:ascii="Arial" w:hAnsi="Arial"/>
+                <w:rFonts w:ascii="Verdana" w:hAnsi="Verdana"/>
                 <w:b w:val="0"/>
                 <w:sz w:val="16"/>
               </w:rPr>
@@ -4968,7 +5045,7 @@
             <w:r/>
             <w:r>
               <w:rPr>
-                <w:rFonts w:ascii="Arial" w:hAnsi="Arial"/>
+                <w:rFonts w:ascii="Verdana" w:hAnsi="Verdana"/>
                 <w:b w:val="0"/>
                 <w:sz w:val="16"/>
               </w:rPr>
@@ -4984,7 +5061,7 @@
             <w:r/>
             <w:r>
               <w:rPr>
-                <w:rFonts w:ascii="Arial" w:hAnsi="Arial"/>
+                <w:rFonts w:ascii="Verdana" w:hAnsi="Verdana"/>
                 <w:b w:val="0"/>
                 <w:sz w:val="16"/>
               </w:rPr>
@@ -5000,7 +5077,7 @@
             <w:r/>
             <w:r>
               <w:rPr>
-                <w:rFonts w:ascii="Arial" w:hAnsi="Arial"/>
+                <w:rFonts w:ascii="Verdana" w:hAnsi="Verdana"/>
                 <w:b w:val="0"/>
                 <w:sz w:val="16"/>
               </w:rPr>
@@ -5016,7 +5093,7 @@
             <w:r/>
             <w:r>
               <w:rPr>
-                <w:rFonts w:ascii="Arial" w:hAnsi="Arial"/>
+                <w:rFonts w:ascii="Verdana" w:hAnsi="Verdana"/>
                 <w:b w:val="0"/>
                 <w:sz w:val="16"/>
               </w:rPr>
@@ -5032,7 +5109,7 @@
             <w:r/>
             <w:r>
               <w:rPr>
-                <w:rFonts w:ascii="Arial" w:hAnsi="Arial"/>
+                <w:rFonts w:ascii="Verdana" w:hAnsi="Verdana"/>
                 <w:b w:val="0"/>
                 <w:sz w:val="16"/>
               </w:rPr>
@@ -5048,7 +5125,7 @@
             <w:r/>
             <w:r>
               <w:rPr>
-                <w:rFonts w:ascii="Arial" w:hAnsi="Arial"/>
+                <w:rFonts w:ascii="Verdana" w:hAnsi="Verdana"/>
                 <w:b w:val="0"/>
                 <w:sz w:val="16"/>
               </w:rPr>
@@ -5064,7 +5141,7 @@
             <w:r/>
             <w:r>
               <w:rPr>
-                <w:rFonts w:ascii="Arial" w:hAnsi="Arial"/>
+                <w:rFonts w:ascii="Verdana" w:hAnsi="Verdana"/>
                 <w:b w:val="0"/>
                 <w:sz w:val="16"/>
               </w:rPr>
@@ -5074,15 +5151,18 @@
         </w:tc>
       </w:tr>
       <w:tr>
-        <w:tc>
-          <w:tcPr>
-            <w:tcW w:type="dxa" w:w="1514"/>
-          </w:tcPr>
-          <w:p>
-            <w:r/>
-            <w:r>
-              <w:rPr>
-                <w:rFonts w:ascii="Arial" w:hAnsi="Arial"/>
+        <w:trPr>
+          <w:cantSplit/>
+        </w:trPr>
+        <w:tc>
+          <w:tcPr>
+            <w:tcW w:type="dxa" w:w="1514"/>
+          </w:tcPr>
+          <w:p>
+            <w:r/>
+            <w:r>
+              <w:rPr>
+                <w:rFonts w:ascii="Verdana" w:hAnsi="Verdana"/>
                 <w:b w:val="0"/>
                 <w:sz w:val="16"/>
               </w:rPr>
@@ -5098,7 +5178,7 @@
             <w:r/>
             <w:r>
               <w:rPr>
-                <w:rFonts w:ascii="Arial" w:hAnsi="Arial"/>
+                <w:rFonts w:ascii="Verdana" w:hAnsi="Verdana"/>
                 <w:b w:val="0"/>
                 <w:sz w:val="16"/>
               </w:rPr>
@@ -5114,7 +5194,7 @@
             <w:r/>
             <w:r>
               <w:rPr>
-                <w:rFonts w:ascii="Arial" w:hAnsi="Arial"/>
+                <w:rFonts w:ascii="Verdana" w:hAnsi="Verdana"/>
                 <w:b w:val="0"/>
                 <w:sz w:val="16"/>
               </w:rPr>
@@ -5130,7 +5210,7 @@
             <w:r/>
             <w:r>
               <w:rPr>
-                <w:rFonts w:ascii="Arial" w:hAnsi="Arial"/>
+                <w:rFonts w:ascii="Verdana" w:hAnsi="Verdana"/>
                 <w:b w:val="0"/>
                 <w:sz w:val="16"/>
               </w:rPr>
@@ -5146,7 +5226,7 @@
             <w:r/>
             <w:r>
               <w:rPr>
-                <w:rFonts w:ascii="Arial" w:hAnsi="Arial"/>
+                <w:rFonts w:ascii="Verdana" w:hAnsi="Verdana"/>
                 <w:b w:val="0"/>
                 <w:sz w:val="16"/>
               </w:rPr>
@@ -5162,7 +5242,7 @@
             <w:r/>
             <w:r>
               <w:rPr>
-                <w:rFonts w:ascii="Arial" w:hAnsi="Arial"/>
+                <w:rFonts w:ascii="Verdana" w:hAnsi="Verdana"/>
                 <w:b w:val="0"/>
                 <w:sz w:val="16"/>
               </w:rPr>
@@ -5178,7 +5258,7 @@
             <w:r/>
             <w:r>
               <w:rPr>
-                <w:rFonts w:ascii="Arial" w:hAnsi="Arial"/>
+                <w:rFonts w:ascii="Verdana" w:hAnsi="Verdana"/>
                 <w:b w:val="0"/>
                 <w:sz w:val="16"/>
               </w:rPr>
@@ -5194,7 +5274,7 @@
             <w:r/>
             <w:r>
               <w:rPr>
-                <w:rFonts w:ascii="Arial" w:hAnsi="Arial"/>
+                <w:rFonts w:ascii="Verdana" w:hAnsi="Verdana"/>
                 <w:b w:val="0"/>
                 <w:sz w:val="16"/>
               </w:rPr>
@@ -5210,7 +5290,7 @@
             <w:r/>
             <w:r>
               <w:rPr>
-                <w:rFonts w:ascii="Arial" w:hAnsi="Arial"/>
+                <w:rFonts w:ascii="Verdana" w:hAnsi="Verdana"/>
                 <w:b w:val="0"/>
                 <w:sz w:val="16"/>
               </w:rPr>
@@ -5226,7 +5306,7 @@
             <w:r/>
             <w:r>
               <w:rPr>
-                <w:rFonts w:ascii="Arial" w:hAnsi="Arial"/>
+                <w:rFonts w:ascii="Verdana" w:hAnsi="Verdana"/>
                 <w:b w:val="0"/>
                 <w:sz w:val="16"/>
               </w:rPr>
@@ -5236,15 +5316,18 @@
         </w:tc>
       </w:tr>
       <w:tr>
-        <w:tc>
-          <w:tcPr>
-            <w:tcW w:type="dxa" w:w="1514"/>
-          </w:tcPr>
-          <w:p>
-            <w:r/>
-            <w:r>
-              <w:rPr>
-                <w:rFonts w:ascii="Arial" w:hAnsi="Arial"/>
+        <w:trPr>
+          <w:cantSplit/>
+        </w:trPr>
+        <w:tc>
+          <w:tcPr>
+            <w:tcW w:type="dxa" w:w="1514"/>
+          </w:tcPr>
+          <w:p>
+            <w:r/>
+            <w:r>
+              <w:rPr>
+                <w:rFonts w:ascii="Verdana" w:hAnsi="Verdana"/>
                 <w:b w:val="0"/>
                 <w:sz w:val="16"/>
               </w:rPr>
@@ -5260,7 +5343,7 @@
             <w:r/>
             <w:r>
               <w:rPr>
-                <w:rFonts w:ascii="Arial" w:hAnsi="Arial"/>
+                <w:rFonts w:ascii="Verdana" w:hAnsi="Verdana"/>
                 <w:b w:val="0"/>
                 <w:sz w:val="16"/>
               </w:rPr>
@@ -5276,7 +5359,7 @@
             <w:r/>
             <w:r>
               <w:rPr>
-                <w:rFonts w:ascii="Arial" w:hAnsi="Arial"/>
+                <w:rFonts w:ascii="Verdana" w:hAnsi="Verdana"/>
                 <w:b w:val="0"/>
                 <w:sz w:val="16"/>
               </w:rPr>
@@ -5292,7 +5375,7 @@
             <w:r/>
             <w:r>
               <w:rPr>
-                <w:rFonts w:ascii="Arial" w:hAnsi="Arial"/>
+                <w:rFonts w:ascii="Verdana" w:hAnsi="Verdana"/>
                 <w:b w:val="0"/>
                 <w:sz w:val="16"/>
               </w:rPr>
@@ -5308,7 +5391,7 @@
             <w:r/>
             <w:r>
               <w:rPr>
-                <w:rFonts w:ascii="Arial" w:hAnsi="Arial"/>
+                <w:rFonts w:ascii="Verdana" w:hAnsi="Verdana"/>
                 <w:b w:val="0"/>
                 <w:sz w:val="16"/>
               </w:rPr>
@@ -5324,7 +5407,7 @@
             <w:r/>
             <w:r>
               <w:rPr>
-                <w:rFonts w:ascii="Arial" w:hAnsi="Arial"/>
+                <w:rFonts w:ascii="Verdana" w:hAnsi="Verdana"/>
                 <w:b w:val="0"/>
                 <w:sz w:val="16"/>
               </w:rPr>
@@ -5340,7 +5423,7 @@
             <w:r/>
             <w:r>
               <w:rPr>
-                <w:rFonts w:ascii="Arial" w:hAnsi="Arial"/>
+                <w:rFonts w:ascii="Verdana" w:hAnsi="Verdana"/>
                 <w:b w:val="0"/>
                 <w:sz w:val="16"/>
               </w:rPr>
@@ -5356,7 +5439,7 @@
             <w:r/>
             <w:r>
               <w:rPr>
-                <w:rFonts w:ascii="Arial" w:hAnsi="Arial"/>
+                <w:rFonts w:ascii="Verdana" w:hAnsi="Verdana"/>
                 <w:b w:val="0"/>
                 <w:sz w:val="16"/>
               </w:rPr>
@@ -5372,7 +5455,7 @@
             <w:r/>
             <w:r>
               <w:rPr>
-                <w:rFonts w:ascii="Arial" w:hAnsi="Arial"/>
+                <w:rFonts w:ascii="Verdana" w:hAnsi="Verdana"/>
                 <w:b w:val="0"/>
                 <w:sz w:val="16"/>
               </w:rPr>
@@ -5388,7 +5471,7 @@
             <w:r/>
             <w:r>
               <w:rPr>
-                <w:rFonts w:ascii="Arial" w:hAnsi="Arial"/>
+                <w:rFonts w:ascii="Verdana" w:hAnsi="Verdana"/>
                 <w:b w:val="0"/>
                 <w:sz w:val="16"/>
               </w:rPr>
@@ -5397,15 +5480,18 @@
         </w:tc>
       </w:tr>
       <w:tr>
-        <w:tc>
-          <w:tcPr>
-            <w:tcW w:type="dxa" w:w="1514"/>
-          </w:tcPr>
-          <w:p>
-            <w:r/>
-            <w:r>
-              <w:rPr>
-                <w:rFonts w:ascii="Arial" w:hAnsi="Arial"/>
+        <w:trPr>
+          <w:cantSplit/>
+        </w:trPr>
+        <w:tc>
+          <w:tcPr>
+            <w:tcW w:type="dxa" w:w="1514"/>
+          </w:tcPr>
+          <w:p>
+            <w:r/>
+            <w:r>
+              <w:rPr>
+                <w:rFonts w:ascii="Verdana" w:hAnsi="Verdana"/>
                 <w:b w:val="0"/>
                 <w:sz w:val="16"/>
               </w:rPr>
@@ -5421,7 +5507,7 @@
             <w:r/>
             <w:r>
               <w:rPr>
-                <w:rFonts w:ascii="Arial" w:hAnsi="Arial"/>
+                <w:rFonts w:ascii="Verdana" w:hAnsi="Verdana"/>
                 <w:b w:val="0"/>
                 <w:sz w:val="16"/>
               </w:rPr>
@@ -5437,7 +5523,7 @@
             <w:r/>
             <w:r>
               <w:rPr>
-                <w:rFonts w:ascii="Arial" w:hAnsi="Arial"/>
+                <w:rFonts w:ascii="Verdana" w:hAnsi="Verdana"/>
                 <w:b w:val="0"/>
                 <w:sz w:val="16"/>
               </w:rPr>
@@ -5453,7 +5539,7 @@
             <w:r/>
             <w:r>
               <w:rPr>
-                <w:rFonts w:ascii="Arial" w:hAnsi="Arial"/>
+                <w:rFonts w:ascii="Verdana" w:hAnsi="Verdana"/>
                 <w:b w:val="0"/>
                 <w:sz w:val="16"/>
               </w:rPr>
@@ -5469,7 +5555,7 @@
             <w:r/>
             <w:r>
               <w:rPr>
-                <w:rFonts w:ascii="Arial" w:hAnsi="Arial"/>
+                <w:rFonts w:ascii="Verdana" w:hAnsi="Verdana"/>
                 <w:b w:val="0"/>
                 <w:sz w:val="16"/>
               </w:rPr>
@@ -5485,7 +5571,7 @@
             <w:r/>
             <w:r>
               <w:rPr>
-                <w:rFonts w:ascii="Arial" w:hAnsi="Arial"/>
+                <w:rFonts w:ascii="Verdana" w:hAnsi="Verdana"/>
                 <w:b w:val="0"/>
                 <w:sz w:val="16"/>
               </w:rPr>
@@ -5501,7 +5587,7 @@
             <w:r/>
             <w:r>
               <w:rPr>
-                <w:rFonts w:ascii="Arial" w:hAnsi="Arial"/>
+                <w:rFonts w:ascii="Verdana" w:hAnsi="Verdana"/>
                 <w:b w:val="0"/>
                 <w:sz w:val="16"/>
               </w:rPr>
@@ -5517,7 +5603,7 @@
             <w:r/>
             <w:r>
               <w:rPr>
-                <w:rFonts w:ascii="Arial" w:hAnsi="Arial"/>
+                <w:rFonts w:ascii="Verdana" w:hAnsi="Verdana"/>
                 <w:b w:val="0"/>
                 <w:sz w:val="16"/>
               </w:rPr>
@@ -5533,7 +5619,7 @@
             <w:r/>
             <w:r>
               <w:rPr>
-                <w:rFonts w:ascii="Arial" w:hAnsi="Arial"/>
+                <w:rFonts w:ascii="Verdana" w:hAnsi="Verdana"/>
                 <w:b w:val="0"/>
                 <w:sz w:val="16"/>
               </w:rPr>
@@ -5549,7 +5635,7 @@
             <w:r/>
             <w:r>
               <w:rPr>
-                <w:rFonts w:ascii="Arial" w:hAnsi="Arial"/>
+                <w:rFonts w:ascii="Verdana" w:hAnsi="Verdana"/>
                 <w:b w:val="0"/>
                 <w:sz w:val="16"/>
               </w:rPr>
@@ -5558,15 +5644,18 @@
         </w:tc>
       </w:tr>
       <w:tr>
-        <w:tc>
-          <w:tcPr>
-            <w:tcW w:type="dxa" w:w="1514"/>
-          </w:tcPr>
-          <w:p>
-            <w:r/>
-            <w:r>
-              <w:rPr>
-                <w:rFonts w:ascii="Arial" w:hAnsi="Arial"/>
+        <w:trPr>
+          <w:cantSplit/>
+        </w:trPr>
+        <w:tc>
+          <w:tcPr>
+            <w:tcW w:type="dxa" w:w="1514"/>
+          </w:tcPr>
+          <w:p>
+            <w:r/>
+            <w:r>
+              <w:rPr>
+                <w:rFonts w:ascii="Verdana" w:hAnsi="Verdana"/>
                 <w:b w:val="0"/>
                 <w:sz w:val="16"/>
               </w:rPr>
@@ -5582,7 +5671,7 @@
             <w:r/>
             <w:r>
               <w:rPr>
-                <w:rFonts w:ascii="Arial" w:hAnsi="Arial"/>
+                <w:rFonts w:ascii="Verdana" w:hAnsi="Verdana"/>
                 <w:b w:val="0"/>
                 <w:sz w:val="16"/>
               </w:rPr>
@@ -5598,7 +5687,7 @@
             <w:r/>
             <w:r>
               <w:rPr>
-                <w:rFonts w:ascii="Arial" w:hAnsi="Arial"/>
+                <w:rFonts w:ascii="Verdana" w:hAnsi="Verdana"/>
                 <w:b w:val="0"/>
                 <w:sz w:val="16"/>
               </w:rPr>
@@ -5614,7 +5703,7 @@
             <w:r/>
             <w:r>
               <w:rPr>
-                <w:rFonts w:ascii="Arial" w:hAnsi="Arial"/>
+                <w:rFonts w:ascii="Verdana" w:hAnsi="Verdana"/>
                 <w:b w:val="0"/>
                 <w:sz w:val="16"/>
               </w:rPr>
@@ -5630,7 +5719,7 @@
             <w:r/>
             <w:r>
               <w:rPr>
-                <w:rFonts w:ascii="Arial" w:hAnsi="Arial"/>
+                <w:rFonts w:ascii="Verdana" w:hAnsi="Verdana"/>
                 <w:b w:val="0"/>
                 <w:sz w:val="16"/>
               </w:rPr>
@@ -5646,7 +5735,7 @@
             <w:r/>
             <w:r>
               <w:rPr>
-                <w:rFonts w:ascii="Arial" w:hAnsi="Arial"/>
+                <w:rFonts w:ascii="Verdana" w:hAnsi="Verdana"/>
                 <w:b w:val="0"/>
                 <w:sz w:val="16"/>
               </w:rPr>
@@ -5662,7 +5751,7 @@
             <w:r/>
             <w:r>
               <w:rPr>
-                <w:rFonts w:ascii="Arial" w:hAnsi="Arial"/>
+                <w:rFonts w:ascii="Verdana" w:hAnsi="Verdana"/>
                 <w:b w:val="0"/>
                 <w:sz w:val="16"/>
               </w:rPr>
@@ -5678,7 +5767,7 @@
             <w:r/>
             <w:r>
               <w:rPr>
-                <w:rFonts w:ascii="Arial" w:hAnsi="Arial"/>
+                <w:rFonts w:ascii="Verdana" w:hAnsi="Verdana"/>
                 <w:b w:val="0"/>
                 <w:sz w:val="16"/>
               </w:rPr>
@@ -5694,7 +5783,7 @@
             <w:r/>
             <w:r>
               <w:rPr>
-                <w:rFonts w:ascii="Arial" w:hAnsi="Arial"/>
+                <w:rFonts w:ascii="Verdana" w:hAnsi="Verdana"/>
                 <w:b w:val="0"/>
                 <w:sz w:val="16"/>
               </w:rPr>
@@ -5710,7 +5799,7 @@
             <w:r/>
             <w:r>
               <w:rPr>
-                <w:rFonts w:ascii="Arial" w:hAnsi="Arial"/>
+                <w:rFonts w:ascii="Verdana" w:hAnsi="Verdana"/>
                 <w:b w:val="0"/>
                 <w:sz w:val="16"/>
               </w:rPr>
@@ -5719,15 +5808,18 @@
         </w:tc>
       </w:tr>
       <w:tr>
-        <w:tc>
-          <w:tcPr>
-            <w:tcW w:type="dxa" w:w="1514"/>
-          </w:tcPr>
-          <w:p>
-            <w:r/>
-            <w:r>
-              <w:rPr>
-                <w:rFonts w:ascii="Arial" w:hAnsi="Arial"/>
+        <w:trPr>
+          <w:cantSplit/>
+        </w:trPr>
+        <w:tc>
+          <w:tcPr>
+            <w:tcW w:type="dxa" w:w="1514"/>
+          </w:tcPr>
+          <w:p>
+            <w:r/>
+            <w:r>
+              <w:rPr>
+                <w:rFonts w:ascii="Verdana" w:hAnsi="Verdana"/>
                 <w:b w:val="0"/>
                 <w:sz w:val="16"/>
               </w:rPr>
@@ -5743,7 +5835,7 @@
             <w:r/>
             <w:r>
               <w:rPr>
-                <w:rFonts w:ascii="Arial" w:hAnsi="Arial"/>
+                <w:rFonts w:ascii="Verdana" w:hAnsi="Verdana"/>
                 <w:b w:val="0"/>
                 <w:sz w:val="16"/>
               </w:rPr>
@@ -5759,7 +5851,7 @@
             <w:r/>
             <w:r>
               <w:rPr>
-                <w:rFonts w:ascii="Arial" w:hAnsi="Arial"/>
+                <w:rFonts w:ascii="Verdana" w:hAnsi="Verdana"/>
                 <w:b w:val="0"/>
                 <w:sz w:val="16"/>
               </w:rPr>
@@ -5775,7 +5867,7 @@
             <w:r/>
             <w:r>
               <w:rPr>
-                <w:rFonts w:ascii="Arial" w:hAnsi="Arial"/>
+                <w:rFonts w:ascii="Verdana" w:hAnsi="Verdana"/>
                 <w:b w:val="0"/>
                 <w:sz w:val="16"/>
               </w:rPr>
@@ -5791,7 +5883,7 @@
             <w:r/>
             <w:r>
               <w:rPr>
-                <w:rFonts w:ascii="Arial" w:hAnsi="Arial"/>
+                <w:rFonts w:ascii="Verdana" w:hAnsi="Verdana"/>
                 <w:b w:val="0"/>
                 <w:sz w:val="16"/>
               </w:rPr>
@@ -5807,7 +5899,7 @@
             <w:r/>
             <w:r>
               <w:rPr>
-                <w:rFonts w:ascii="Arial" w:hAnsi="Arial"/>
+                <w:rFonts w:ascii="Verdana" w:hAnsi="Verdana"/>
                 <w:b w:val="0"/>
                 <w:sz w:val="16"/>
               </w:rPr>
@@ -5823,7 +5915,7 @@
             <w:r/>
             <w:r>
               <w:rPr>
-                <w:rFonts w:ascii="Arial" w:hAnsi="Arial"/>
+                <w:rFonts w:ascii="Verdana" w:hAnsi="Verdana"/>
                 <w:b w:val="0"/>
                 <w:sz w:val="16"/>
               </w:rPr>
@@ -5839,7 +5931,7 @@
             <w:r/>
             <w:r>
               <w:rPr>
-                <w:rFonts w:ascii="Arial" w:hAnsi="Arial"/>
+                <w:rFonts w:ascii="Verdana" w:hAnsi="Verdana"/>
                 <w:b w:val="0"/>
                 <w:sz w:val="16"/>
               </w:rPr>
@@ -5855,7 +5947,7 @@
             <w:r/>
             <w:r>
               <w:rPr>
-                <w:rFonts w:ascii="Arial" w:hAnsi="Arial"/>
+                <w:rFonts w:ascii="Verdana" w:hAnsi="Verdana"/>
                 <w:b w:val="0"/>
                 <w:sz w:val="16"/>
               </w:rPr>
@@ -5871,7 +5963,7 @@
             <w:r/>
             <w:r>
               <w:rPr>
-                <w:rFonts w:ascii="Arial" w:hAnsi="Arial"/>
+                <w:rFonts w:ascii="Verdana" w:hAnsi="Verdana"/>
                 <w:b w:val="0"/>
                 <w:sz w:val="16"/>
               </w:rPr>
@@ -5880,15 +5972,18 @@
         </w:tc>
       </w:tr>
       <w:tr>
-        <w:tc>
-          <w:tcPr>
-            <w:tcW w:type="dxa" w:w="1514"/>
-          </w:tcPr>
-          <w:p>
-            <w:r/>
-            <w:r>
-              <w:rPr>
-                <w:rFonts w:ascii="Arial" w:hAnsi="Arial"/>
+        <w:trPr>
+          <w:cantSplit/>
+        </w:trPr>
+        <w:tc>
+          <w:tcPr>
+            <w:tcW w:type="dxa" w:w="1514"/>
+          </w:tcPr>
+          <w:p>
+            <w:r/>
+            <w:r>
+              <w:rPr>
+                <w:rFonts w:ascii="Verdana" w:hAnsi="Verdana"/>
                 <w:b w:val="0"/>
                 <w:sz w:val="16"/>
               </w:rPr>
@@ -5904,7 +5999,7 @@
             <w:r/>
             <w:r>
               <w:rPr>
-                <w:rFonts w:ascii="Arial" w:hAnsi="Arial"/>
+                <w:rFonts w:ascii="Verdana" w:hAnsi="Verdana"/>
                 <w:b w:val="0"/>
                 <w:sz w:val="16"/>
               </w:rPr>
@@ -5920,7 +6015,7 @@
             <w:r/>
             <w:r>
               <w:rPr>
-                <w:rFonts w:ascii="Arial" w:hAnsi="Arial"/>
+                <w:rFonts w:ascii="Verdana" w:hAnsi="Verdana"/>
                 <w:b w:val="0"/>
                 <w:sz w:val="16"/>
               </w:rPr>
@@ -5936,7 +6031,7 @@
             <w:r/>
             <w:r>
               <w:rPr>
-                <w:rFonts w:ascii="Arial" w:hAnsi="Arial"/>
+                <w:rFonts w:ascii="Verdana" w:hAnsi="Verdana"/>
                 <w:b w:val="0"/>
                 <w:sz w:val="16"/>
               </w:rPr>
@@ -5952,7 +6047,7 @@
             <w:r/>
             <w:r>
               <w:rPr>
-                <w:rFonts w:ascii="Arial" w:hAnsi="Arial"/>
+                <w:rFonts w:ascii="Verdana" w:hAnsi="Verdana"/>
                 <w:b w:val="0"/>
                 <w:sz w:val="16"/>
               </w:rPr>
@@ -5968,7 +6063,7 @@
             <w:r/>
             <w:r>
               <w:rPr>
-                <w:rFonts w:ascii="Arial" w:hAnsi="Arial"/>
+                <w:rFonts w:ascii="Verdana" w:hAnsi="Verdana"/>
                 <w:b w:val="0"/>
                 <w:sz w:val="16"/>
               </w:rPr>
@@ -5984,7 +6079,7 @@
             <w:r/>
             <w:r>
               <w:rPr>
-                <w:rFonts w:ascii="Arial" w:hAnsi="Arial"/>
+                <w:rFonts w:ascii="Verdana" w:hAnsi="Verdana"/>
                 <w:b w:val="0"/>
                 <w:sz w:val="16"/>
               </w:rPr>
@@ -6000,7 +6095,7 @@
             <w:r/>
             <w:r>
               <w:rPr>
-                <w:rFonts w:ascii="Arial" w:hAnsi="Arial"/>
+                <w:rFonts w:ascii="Verdana" w:hAnsi="Verdana"/>
                 <w:b w:val="0"/>
                 <w:sz w:val="16"/>
               </w:rPr>
@@ -6016,7 +6111,7 @@
             <w:r/>
             <w:r>
               <w:rPr>
-                <w:rFonts w:ascii="Arial" w:hAnsi="Arial"/>
+                <w:rFonts w:ascii="Verdana" w:hAnsi="Verdana"/>
                 <w:b w:val="0"/>
                 <w:sz w:val="16"/>
               </w:rPr>
@@ -6032,7 +6127,7 @@
             <w:r/>
             <w:r>
               <w:rPr>
-                <w:rFonts w:ascii="Arial" w:hAnsi="Arial"/>
+                <w:rFonts w:ascii="Verdana" w:hAnsi="Verdana"/>
                 <w:b w:val="0"/>
                 <w:sz w:val="16"/>
               </w:rPr>
@@ -6041,15 +6136,18 @@
         </w:tc>
       </w:tr>
       <w:tr>
-        <w:tc>
-          <w:tcPr>
-            <w:tcW w:type="dxa" w:w="1514"/>
-          </w:tcPr>
-          <w:p>
-            <w:r/>
-            <w:r>
-              <w:rPr>
-                <w:rFonts w:ascii="Arial" w:hAnsi="Arial"/>
+        <w:trPr>
+          <w:cantSplit/>
+        </w:trPr>
+        <w:tc>
+          <w:tcPr>
+            <w:tcW w:type="dxa" w:w="1514"/>
+          </w:tcPr>
+          <w:p>
+            <w:r/>
+            <w:r>
+              <w:rPr>
+                <w:rFonts w:ascii="Verdana" w:hAnsi="Verdana"/>
                 <w:b w:val="0"/>
                 <w:sz w:val="16"/>
               </w:rPr>
@@ -6065,7 +6163,7 @@
             <w:r/>
             <w:r>
               <w:rPr>
-                <w:rFonts w:ascii="Arial" w:hAnsi="Arial"/>
+                <w:rFonts w:ascii="Verdana" w:hAnsi="Verdana"/>
                 <w:b w:val="0"/>
                 <w:sz w:val="16"/>
               </w:rPr>
@@ -6081,7 +6179,7 @@
             <w:r/>
             <w:r>
               <w:rPr>
-                <w:rFonts w:ascii="Arial" w:hAnsi="Arial"/>
+                <w:rFonts w:ascii="Verdana" w:hAnsi="Verdana"/>
                 <w:b w:val="0"/>
                 <w:sz w:val="16"/>
               </w:rPr>
@@ -6097,7 +6195,7 @@
             <w:r/>
             <w:r>
               <w:rPr>
-                <w:rFonts w:ascii="Arial" w:hAnsi="Arial"/>
+                <w:rFonts w:ascii="Verdana" w:hAnsi="Verdana"/>
                 <w:b w:val="0"/>
                 <w:sz w:val="16"/>
               </w:rPr>
@@ -6113,7 +6211,7 @@
             <w:r/>
             <w:r>
               <w:rPr>
-                <w:rFonts w:ascii="Arial" w:hAnsi="Arial"/>
+                <w:rFonts w:ascii="Verdana" w:hAnsi="Verdana"/>
                 <w:b w:val="0"/>
                 <w:sz w:val="16"/>
               </w:rPr>
@@ -6129,7 +6227,7 @@
             <w:r/>
             <w:r>
               <w:rPr>
-                <w:rFonts w:ascii="Arial" w:hAnsi="Arial"/>
+                <w:rFonts w:ascii="Verdana" w:hAnsi="Verdana"/>
                 <w:b w:val="0"/>
                 <w:sz w:val="16"/>
               </w:rPr>
@@ -6145,7 +6243,7 @@
             <w:r/>
             <w:r>
               <w:rPr>
-                <w:rFonts w:ascii="Arial" w:hAnsi="Arial"/>
+                <w:rFonts w:ascii="Verdana" w:hAnsi="Verdana"/>
                 <w:b w:val="0"/>
                 <w:sz w:val="16"/>
               </w:rPr>
@@ -6161,7 +6259,7 @@
             <w:r/>
             <w:r>
               <w:rPr>
-                <w:rFonts w:ascii="Arial" w:hAnsi="Arial"/>
+                <w:rFonts w:ascii="Verdana" w:hAnsi="Verdana"/>
                 <w:b w:val="0"/>
                 <w:sz w:val="16"/>
               </w:rPr>
@@ -6177,7 +6275,7 @@
             <w:r/>
             <w:r>
               <w:rPr>
-                <w:rFonts w:ascii="Arial" w:hAnsi="Arial"/>
+                <w:rFonts w:ascii="Verdana" w:hAnsi="Verdana"/>
                 <w:b w:val="0"/>
                 <w:sz w:val="16"/>
               </w:rPr>
@@ -6193,7 +6291,7 @@
             <w:r/>
             <w:r>
               <w:rPr>
-                <w:rFonts w:ascii="Arial" w:hAnsi="Arial"/>
+                <w:rFonts w:ascii="Verdana" w:hAnsi="Verdana"/>
                 <w:b w:val="0"/>
                 <w:sz w:val="16"/>
               </w:rPr>
@@ -6202,15 +6300,18 @@
         </w:tc>
       </w:tr>
       <w:tr>
-        <w:tc>
-          <w:tcPr>
-            <w:tcW w:type="dxa" w:w="1514"/>
-          </w:tcPr>
-          <w:p>
-            <w:r/>
-            <w:r>
-              <w:rPr>
-                <w:rFonts w:ascii="Arial" w:hAnsi="Arial"/>
+        <w:trPr>
+          <w:cantSplit/>
+        </w:trPr>
+        <w:tc>
+          <w:tcPr>
+            <w:tcW w:type="dxa" w:w="1514"/>
+          </w:tcPr>
+          <w:p>
+            <w:r/>
+            <w:r>
+              <w:rPr>
+                <w:rFonts w:ascii="Verdana" w:hAnsi="Verdana"/>
                 <w:b w:val="0"/>
                 <w:sz w:val="16"/>
               </w:rPr>
@@ -6226,7 +6327,7 @@
             <w:r/>
             <w:r>
               <w:rPr>
-                <w:rFonts w:ascii="Arial" w:hAnsi="Arial"/>
+                <w:rFonts w:ascii="Verdana" w:hAnsi="Verdana"/>
                 <w:b w:val="0"/>
                 <w:sz w:val="16"/>
               </w:rPr>
@@ -6242,7 +6343,7 @@
             <w:r/>
             <w:r>
               <w:rPr>
-                <w:rFonts w:ascii="Arial" w:hAnsi="Arial"/>
+                <w:rFonts w:ascii="Verdana" w:hAnsi="Verdana"/>
                 <w:b w:val="0"/>
                 <w:sz w:val="16"/>
               </w:rPr>
@@ -6258,7 +6359,7 @@
             <w:r/>
             <w:r>
               <w:rPr>
-                <w:rFonts w:ascii="Arial" w:hAnsi="Arial"/>
+                <w:rFonts w:ascii="Verdana" w:hAnsi="Verdana"/>
                 <w:b w:val="0"/>
                 <w:sz w:val="16"/>
               </w:rPr>
@@ -6274,7 +6375,7 @@
             <w:r/>
             <w:r>
               <w:rPr>
-                <w:rFonts w:ascii="Arial" w:hAnsi="Arial"/>
+                <w:rFonts w:ascii="Verdana" w:hAnsi="Verdana"/>
                 <w:b w:val="0"/>
                 <w:sz w:val="16"/>
               </w:rPr>
@@ -6290,7 +6391,7 @@
             <w:r/>
             <w:r>
               <w:rPr>
-                <w:rFonts w:ascii="Arial" w:hAnsi="Arial"/>
+                <w:rFonts w:ascii="Verdana" w:hAnsi="Verdana"/>
                 <w:b w:val="0"/>
                 <w:sz w:val="16"/>
               </w:rPr>
@@ -6306,7 +6407,7 @@
             <w:r/>
             <w:r>
               <w:rPr>
-                <w:rFonts w:ascii="Arial" w:hAnsi="Arial"/>
+                <w:rFonts w:ascii="Verdana" w:hAnsi="Verdana"/>
                 <w:b w:val="0"/>
                 <w:sz w:val="16"/>
               </w:rPr>
@@ -6322,7 +6423,7 @@
             <w:r/>
             <w:r>
               <w:rPr>
-                <w:rFonts w:ascii="Arial" w:hAnsi="Arial"/>
+                <w:rFonts w:ascii="Verdana" w:hAnsi="Verdana"/>
                 <w:b w:val="0"/>
                 <w:sz w:val="16"/>
               </w:rPr>
@@ -6338,7 +6439,7 @@
             <w:r/>
             <w:r>
               <w:rPr>
-                <w:rFonts w:ascii="Arial" w:hAnsi="Arial"/>
+                <w:rFonts w:ascii="Verdana" w:hAnsi="Verdana"/>
                 <w:b w:val="0"/>
                 <w:sz w:val="16"/>
               </w:rPr>
@@ -6354,7 +6455,7 @@
             <w:r/>
             <w:r>
               <w:rPr>
-                <w:rFonts w:ascii="Arial" w:hAnsi="Arial"/>
+                <w:rFonts w:ascii="Verdana" w:hAnsi="Verdana"/>
                 <w:b w:val="0"/>
                 <w:sz w:val="16"/>
               </w:rPr>
@@ -6363,15 +6464,18 @@
         </w:tc>
       </w:tr>
       <w:tr>
-        <w:tc>
-          <w:tcPr>
-            <w:tcW w:type="dxa" w:w="1514"/>
-          </w:tcPr>
-          <w:p>
-            <w:r/>
-            <w:r>
-              <w:rPr>
-                <w:rFonts w:ascii="Arial" w:hAnsi="Arial"/>
+        <w:trPr>
+          <w:cantSplit/>
+        </w:trPr>
+        <w:tc>
+          <w:tcPr>
+            <w:tcW w:type="dxa" w:w="1514"/>
+          </w:tcPr>
+          <w:p>
+            <w:r/>
+            <w:r>
+              <w:rPr>
+                <w:rFonts w:ascii="Verdana" w:hAnsi="Verdana"/>
                 <w:b w:val="0"/>
                 <w:sz w:val="16"/>
               </w:rPr>
@@ -6387,7 +6491,7 @@
             <w:r/>
             <w:r>
               <w:rPr>
-                <w:rFonts w:ascii="Arial" w:hAnsi="Arial"/>
+                <w:rFonts w:ascii="Verdana" w:hAnsi="Verdana"/>
                 <w:b w:val="0"/>
                 <w:sz w:val="16"/>
               </w:rPr>
@@ -6403,7 +6507,7 @@
             <w:r/>
             <w:r>
               <w:rPr>
-                <w:rFonts w:ascii="Arial" w:hAnsi="Arial"/>
+                <w:rFonts w:ascii="Verdana" w:hAnsi="Verdana"/>
                 <w:b w:val="0"/>
                 <w:sz w:val="16"/>
               </w:rPr>
@@ -6419,7 +6523,7 @@
             <w:r/>
             <w:r>
               <w:rPr>
-                <w:rFonts w:ascii="Arial" w:hAnsi="Arial"/>
+                <w:rFonts w:ascii="Verdana" w:hAnsi="Verdana"/>
                 <w:b w:val="0"/>
                 <w:sz w:val="16"/>
               </w:rPr>
@@ -6435,7 +6539,7 @@
             <w:r/>
             <w:r>
               <w:rPr>
-                <w:rFonts w:ascii="Arial" w:hAnsi="Arial"/>
+                <w:rFonts w:ascii="Verdana" w:hAnsi="Verdana"/>
                 <w:b w:val="0"/>
                 <w:sz w:val="16"/>
               </w:rPr>
@@ -6451,7 +6555,7 @@
             <w:r/>
             <w:r>
               <w:rPr>
-                <w:rFonts w:ascii="Arial" w:hAnsi="Arial"/>
+                <w:rFonts w:ascii="Verdana" w:hAnsi="Verdana"/>
                 <w:b w:val="0"/>
                 <w:sz w:val="16"/>
               </w:rPr>
@@ -6467,7 +6571,7 @@
             <w:r/>
             <w:r>
               <w:rPr>
-                <w:rFonts w:ascii="Arial" w:hAnsi="Arial"/>
+                <w:rFonts w:ascii="Verdana" w:hAnsi="Verdana"/>
                 <w:b w:val="0"/>
                 <w:sz w:val="16"/>
               </w:rPr>
@@ -6483,7 +6587,7 @@
             <w:r/>
             <w:r>
               <w:rPr>
-                <w:rFonts w:ascii="Arial" w:hAnsi="Arial"/>
+                <w:rFonts w:ascii="Verdana" w:hAnsi="Verdana"/>
                 <w:b w:val="0"/>
                 <w:sz w:val="16"/>
               </w:rPr>
@@ -6499,7 +6603,7 @@
             <w:r/>
             <w:r>
               <w:rPr>
-                <w:rFonts w:ascii="Arial" w:hAnsi="Arial"/>
+                <w:rFonts w:ascii="Verdana" w:hAnsi="Verdana"/>
                 <w:b w:val="0"/>
                 <w:sz w:val="16"/>
               </w:rPr>
@@ -6515,7 +6619,7 @@
             <w:r/>
             <w:r>
               <w:rPr>
-                <w:rFonts w:ascii="Arial" w:hAnsi="Arial"/>
+                <w:rFonts w:ascii="Verdana" w:hAnsi="Verdana"/>
                 <w:b w:val="0"/>
                 <w:sz w:val="16"/>
               </w:rPr>
@@ -6524,15 +6628,18 @@
         </w:tc>
       </w:tr>
       <w:tr>
-        <w:tc>
-          <w:tcPr>
-            <w:tcW w:type="dxa" w:w="1514"/>
-          </w:tcPr>
-          <w:p>
-            <w:r/>
-            <w:r>
-              <w:rPr>
-                <w:rFonts w:ascii="Arial" w:hAnsi="Arial"/>
+        <w:trPr>
+          <w:cantSplit/>
+        </w:trPr>
+        <w:tc>
+          <w:tcPr>
+            <w:tcW w:type="dxa" w:w="1514"/>
+          </w:tcPr>
+          <w:p>
+            <w:r/>
+            <w:r>
+              <w:rPr>
+                <w:rFonts w:ascii="Verdana" w:hAnsi="Verdana"/>
                 <w:b w:val="0"/>
                 <w:sz w:val="16"/>
               </w:rPr>
@@ -6548,7 +6655,7 @@
             <w:r/>
             <w:r>
               <w:rPr>
-                <w:rFonts w:ascii="Arial" w:hAnsi="Arial"/>
+                <w:rFonts w:ascii="Verdana" w:hAnsi="Verdana"/>
                 <w:b w:val="0"/>
                 <w:sz w:val="16"/>
               </w:rPr>
@@ -6564,7 +6671,7 @@
             <w:r/>
             <w:r>
               <w:rPr>
-                <w:rFonts w:ascii="Arial" w:hAnsi="Arial"/>
+                <w:rFonts w:ascii="Verdana" w:hAnsi="Verdana"/>
                 <w:b w:val="0"/>
                 <w:sz w:val="16"/>
               </w:rPr>
@@ -6580,7 +6687,7 @@
             <w:r/>
             <w:r>
               <w:rPr>
-                <w:rFonts w:ascii="Arial" w:hAnsi="Arial"/>
+                <w:rFonts w:ascii="Verdana" w:hAnsi="Verdana"/>
                 <w:b w:val="0"/>
                 <w:sz w:val="16"/>
               </w:rPr>
@@ -6596,7 +6703,7 @@
             <w:r/>
             <w:r>
               <w:rPr>
-                <w:rFonts w:ascii="Arial" w:hAnsi="Arial"/>
+                <w:rFonts w:ascii="Verdana" w:hAnsi="Verdana"/>
                 <w:b w:val="0"/>
                 <w:sz w:val="16"/>
               </w:rPr>
@@ -6612,7 +6719,7 @@
             <w:r/>
             <w:r>
               <w:rPr>
-                <w:rFonts w:ascii="Arial" w:hAnsi="Arial"/>
+                <w:rFonts w:ascii="Verdana" w:hAnsi="Verdana"/>
                 <w:b w:val="0"/>
                 <w:sz w:val="16"/>
               </w:rPr>
@@ -6628,7 +6735,7 @@
             <w:r/>
             <w:r>
               <w:rPr>
-                <w:rFonts w:ascii="Arial" w:hAnsi="Arial"/>
+                <w:rFonts w:ascii="Verdana" w:hAnsi="Verdana"/>
                 <w:b w:val="0"/>
                 <w:sz w:val="16"/>
               </w:rPr>
@@ -6644,7 +6751,7 @@
             <w:r/>
             <w:r>
               <w:rPr>
-                <w:rFonts w:ascii="Arial" w:hAnsi="Arial"/>
+                <w:rFonts w:ascii="Verdana" w:hAnsi="Verdana"/>
                 <w:b w:val="0"/>
                 <w:sz w:val="16"/>
               </w:rPr>
@@ -6660,7 +6767,7 @@
             <w:r/>
             <w:r>
               <w:rPr>
-                <w:rFonts w:ascii="Arial" w:hAnsi="Arial"/>
+                <w:rFonts w:ascii="Verdana" w:hAnsi="Verdana"/>
                 <w:b w:val="0"/>
                 <w:sz w:val="16"/>
               </w:rPr>
@@ -6676,7 +6783,7 @@
             <w:r/>
             <w:r>
               <w:rPr>
-                <w:rFonts w:ascii="Arial" w:hAnsi="Arial"/>
+                <w:rFonts w:ascii="Verdana" w:hAnsi="Verdana"/>
                 <w:b w:val="0"/>
                 <w:sz w:val="16"/>
               </w:rPr>
@@ -6685,15 +6792,18 @@
         </w:tc>
       </w:tr>
       <w:tr>
-        <w:tc>
-          <w:tcPr>
-            <w:tcW w:type="dxa" w:w="1514"/>
-          </w:tcPr>
-          <w:p>
-            <w:r/>
-            <w:r>
-              <w:rPr>
-                <w:rFonts w:ascii="Arial" w:hAnsi="Arial"/>
+        <w:trPr>
+          <w:cantSplit/>
+        </w:trPr>
+        <w:tc>
+          <w:tcPr>
+            <w:tcW w:type="dxa" w:w="1514"/>
+          </w:tcPr>
+          <w:p>
+            <w:r/>
+            <w:r>
+              <w:rPr>
+                <w:rFonts w:ascii="Verdana" w:hAnsi="Verdana"/>
                 <w:b w:val="0"/>
                 <w:sz w:val="16"/>
               </w:rPr>
@@ -6709,7 +6819,7 @@
             <w:r/>
             <w:r>
               <w:rPr>
-                <w:rFonts w:ascii="Arial" w:hAnsi="Arial"/>
+                <w:rFonts w:ascii="Verdana" w:hAnsi="Verdana"/>
                 <w:b w:val="0"/>
                 <w:sz w:val="16"/>
               </w:rPr>
@@ -6725,7 +6835,7 @@
             <w:r/>
             <w:r>
               <w:rPr>
-                <w:rFonts w:ascii="Arial" w:hAnsi="Arial"/>
+                <w:rFonts w:ascii="Verdana" w:hAnsi="Verdana"/>
                 <w:b w:val="0"/>
                 <w:sz w:val="16"/>
               </w:rPr>
@@ -6741,7 +6851,7 @@
             <w:r/>
             <w:r>
               <w:rPr>
-                <w:rFonts w:ascii="Arial" w:hAnsi="Arial"/>
+                <w:rFonts w:ascii="Verdana" w:hAnsi="Verdana"/>
                 <w:b w:val="0"/>
                 <w:sz w:val="16"/>
               </w:rPr>
@@ -6757,7 +6867,7 @@
             <w:r/>
             <w:r>
               <w:rPr>
-                <w:rFonts w:ascii="Arial" w:hAnsi="Arial"/>
+                <w:rFonts w:ascii="Verdana" w:hAnsi="Verdana"/>
                 <w:b w:val="0"/>
                 <w:sz w:val="16"/>
               </w:rPr>
@@ -6773,7 +6883,7 @@
             <w:r/>
             <w:r>
               <w:rPr>
-                <w:rFonts w:ascii="Arial" w:hAnsi="Arial"/>
+                <w:rFonts w:ascii="Verdana" w:hAnsi="Verdana"/>
                 <w:b w:val="0"/>
                 <w:sz w:val="16"/>
               </w:rPr>
@@ -6789,7 +6899,7 @@
             <w:r/>
             <w:r>
               <w:rPr>
-                <w:rFonts w:ascii="Arial" w:hAnsi="Arial"/>
+                <w:rFonts w:ascii="Verdana" w:hAnsi="Verdana"/>
                 <w:b w:val="0"/>
                 <w:sz w:val="16"/>
               </w:rPr>
@@ -6805,7 +6915,7 @@
             <w:r/>
             <w:r>
               <w:rPr>
-                <w:rFonts w:ascii="Arial" w:hAnsi="Arial"/>
+                <w:rFonts w:ascii="Verdana" w:hAnsi="Verdana"/>
                 <w:b w:val="0"/>
                 <w:sz w:val="16"/>
               </w:rPr>
@@ -6821,7 +6931,7 @@
             <w:r/>
             <w:r>
               <w:rPr>
-                <w:rFonts w:ascii="Arial" w:hAnsi="Arial"/>
+                <w:rFonts w:ascii="Verdana" w:hAnsi="Verdana"/>
                 <w:b w:val="0"/>
                 <w:sz w:val="16"/>
               </w:rPr>
@@ -6837,7 +6947,7 @@
             <w:r/>
             <w:r>
               <w:rPr>
-                <w:rFonts w:ascii="Arial" w:hAnsi="Arial"/>
+                <w:rFonts w:ascii="Verdana" w:hAnsi="Verdana"/>
                 <w:b w:val="0"/>
                 <w:sz w:val="16"/>
               </w:rPr>
@@ -6846,15 +6956,18 @@
         </w:tc>
       </w:tr>
       <w:tr>
-        <w:tc>
-          <w:tcPr>
-            <w:tcW w:type="dxa" w:w="1514"/>
-          </w:tcPr>
-          <w:p>
-            <w:r/>
-            <w:r>
-              <w:rPr>
-                <w:rFonts w:ascii="Arial" w:hAnsi="Arial"/>
+        <w:trPr>
+          <w:cantSplit/>
+        </w:trPr>
+        <w:tc>
+          <w:tcPr>
+            <w:tcW w:type="dxa" w:w="1514"/>
+          </w:tcPr>
+          <w:p>
+            <w:r/>
+            <w:r>
+              <w:rPr>
+                <w:rFonts w:ascii="Verdana" w:hAnsi="Verdana"/>
                 <w:b w:val="0"/>
                 <w:sz w:val="16"/>
               </w:rPr>
@@ -6870,7 +6983,7 @@
             <w:r/>
             <w:r>
               <w:rPr>
-                <w:rFonts w:ascii="Arial" w:hAnsi="Arial"/>
+                <w:rFonts w:ascii="Verdana" w:hAnsi="Verdana"/>
                 <w:b w:val="0"/>
                 <w:sz w:val="16"/>
               </w:rPr>
@@ -6886,7 +6999,7 @@
             <w:r/>
             <w:r>
               <w:rPr>
-                <w:rFonts w:ascii="Arial" w:hAnsi="Arial"/>
+                <w:rFonts w:ascii="Verdana" w:hAnsi="Verdana"/>
                 <w:b w:val="0"/>
                 <w:sz w:val="16"/>
               </w:rPr>
@@ -6902,7 +7015,7 @@
             <w:r/>
             <w:r>
               <w:rPr>
-                <w:rFonts w:ascii="Arial" w:hAnsi="Arial"/>
+                <w:rFonts w:ascii="Verdana" w:hAnsi="Verdana"/>
                 <w:b w:val="0"/>
                 <w:sz w:val="16"/>
               </w:rPr>
@@ -6918,7 +7031,7 @@
             <w:r/>
             <w:r>
               <w:rPr>
-                <w:rFonts w:ascii="Arial" w:hAnsi="Arial"/>
+                <w:rFonts w:ascii="Verdana" w:hAnsi="Verdana"/>
                 <w:b w:val="0"/>
                 <w:sz w:val="16"/>
               </w:rPr>
@@ -6934,7 +7047,7 @@
             <w:r/>
             <w:r>
               <w:rPr>
-                <w:rFonts w:ascii="Arial" w:hAnsi="Arial"/>
+                <w:rFonts w:ascii="Verdana" w:hAnsi="Verdana"/>
                 <w:b w:val="0"/>
                 <w:sz w:val="16"/>
               </w:rPr>
@@ -6950,7 +7063,7 @@
             <w:r/>
             <w:r>
               <w:rPr>
-                <w:rFonts w:ascii="Arial" w:hAnsi="Arial"/>
+                <w:rFonts w:ascii="Verdana" w:hAnsi="Verdana"/>
                 <w:b w:val="0"/>
                 <w:sz w:val="16"/>
               </w:rPr>
@@ -6966,7 +7079,7 @@
             <w:r/>
             <w:r>
               <w:rPr>
-                <w:rFonts w:ascii="Arial" w:hAnsi="Arial"/>
+                <w:rFonts w:ascii="Verdana" w:hAnsi="Verdana"/>
                 <w:b w:val="0"/>
                 <w:sz w:val="16"/>
               </w:rPr>
@@ -6982,7 +7095,7 @@
             <w:r/>
             <w:r>
               <w:rPr>
-                <w:rFonts w:ascii="Arial" w:hAnsi="Arial"/>
+                <w:rFonts w:ascii="Verdana" w:hAnsi="Verdana"/>
                 <w:b w:val="0"/>
                 <w:sz w:val="16"/>
               </w:rPr>
@@ -6998,7 +7111,7 @@
             <w:r/>
             <w:r>
               <w:rPr>
-                <w:rFonts w:ascii="Arial" w:hAnsi="Arial"/>
+                <w:rFonts w:ascii="Verdana" w:hAnsi="Verdana"/>
                 <w:b w:val="0"/>
                 <w:sz w:val="16"/>
               </w:rPr>
@@ -7007,15 +7120,18 @@
         </w:tc>
       </w:tr>
       <w:tr>
-        <w:tc>
-          <w:tcPr>
-            <w:tcW w:type="dxa" w:w="1514"/>
-          </w:tcPr>
-          <w:p>
-            <w:r/>
-            <w:r>
-              <w:rPr>
-                <w:rFonts w:ascii="Arial" w:hAnsi="Arial"/>
+        <w:trPr>
+          <w:cantSplit/>
+        </w:trPr>
+        <w:tc>
+          <w:tcPr>
+            <w:tcW w:type="dxa" w:w="1514"/>
+          </w:tcPr>
+          <w:p>
+            <w:r/>
+            <w:r>
+              <w:rPr>
+                <w:rFonts w:ascii="Verdana" w:hAnsi="Verdana"/>
                 <w:b w:val="0"/>
                 <w:sz w:val="16"/>
               </w:rPr>
@@ -7031,7 +7147,7 @@
             <w:r/>
             <w:r>
               <w:rPr>
-                <w:rFonts w:ascii="Arial" w:hAnsi="Arial"/>
+                <w:rFonts w:ascii="Verdana" w:hAnsi="Verdana"/>
                 <w:b w:val="0"/>
                 <w:sz w:val="16"/>
               </w:rPr>
@@ -7047,7 +7163,7 @@
             <w:r/>
             <w:r>
               <w:rPr>
-                <w:rFonts w:ascii="Arial" w:hAnsi="Arial"/>
+                <w:rFonts w:ascii="Verdana" w:hAnsi="Verdana"/>
                 <w:b w:val="0"/>
                 <w:sz w:val="16"/>
               </w:rPr>
@@ -7063,7 +7179,7 @@
             <w:r/>
             <w:r>
               <w:rPr>
-                <w:rFonts w:ascii="Arial" w:hAnsi="Arial"/>
+                <w:rFonts w:ascii="Verdana" w:hAnsi="Verdana"/>
                 <w:b w:val="0"/>
                 <w:sz w:val="16"/>
               </w:rPr>
@@ -7079,7 +7195,7 @@
             <w:r/>
             <w:r>
               <w:rPr>
-                <w:rFonts w:ascii="Arial" w:hAnsi="Arial"/>
+                <w:rFonts w:ascii="Verdana" w:hAnsi="Verdana"/>
                 <w:b w:val="0"/>
                 <w:sz w:val="16"/>
               </w:rPr>
@@ -7095,7 +7211,7 @@
             <w:r/>
             <w:r>
               <w:rPr>
-                <w:rFonts w:ascii="Arial" w:hAnsi="Arial"/>
+                <w:rFonts w:ascii="Verdana" w:hAnsi="Verdana"/>
                 <w:b w:val="0"/>
                 <w:sz w:val="16"/>
               </w:rPr>
@@ -7111,7 +7227,7 @@
             <w:r/>
             <w:r>
               <w:rPr>
-                <w:rFonts w:ascii="Arial" w:hAnsi="Arial"/>
+                <w:rFonts w:ascii="Verdana" w:hAnsi="Verdana"/>
                 <w:b w:val="0"/>
                 <w:sz w:val="16"/>
               </w:rPr>
@@ -7127,7 +7243,7 @@
             <w:r/>
             <w:r>
               <w:rPr>
-                <w:rFonts w:ascii="Arial" w:hAnsi="Arial"/>
+                <w:rFonts w:ascii="Verdana" w:hAnsi="Verdana"/>
                 <w:b w:val="0"/>
                 <w:sz w:val="16"/>
               </w:rPr>
@@ -7143,7 +7259,7 @@
             <w:r/>
             <w:r>
               <w:rPr>
-                <w:rFonts w:ascii="Arial" w:hAnsi="Arial"/>
+                <w:rFonts w:ascii="Verdana" w:hAnsi="Verdana"/>
                 <w:b w:val="0"/>
                 <w:sz w:val="16"/>
               </w:rPr>
@@ -7159,7 +7275,7 @@
             <w:r/>
             <w:r>
               <w:rPr>
-                <w:rFonts w:ascii="Arial" w:hAnsi="Arial"/>
+                <w:rFonts w:ascii="Verdana" w:hAnsi="Verdana"/>
                 <w:b w:val="0"/>
                 <w:sz w:val="16"/>
               </w:rPr>
@@ -7168,15 +7284,18 @@
         </w:tc>
       </w:tr>
       <w:tr>
-        <w:tc>
-          <w:tcPr>
-            <w:tcW w:type="dxa" w:w="1514"/>
-          </w:tcPr>
-          <w:p>
-            <w:r/>
-            <w:r>
-              <w:rPr>
-                <w:rFonts w:ascii="Arial" w:hAnsi="Arial"/>
+        <w:trPr>
+          <w:cantSplit/>
+        </w:trPr>
+        <w:tc>
+          <w:tcPr>
+            <w:tcW w:type="dxa" w:w="1514"/>
+          </w:tcPr>
+          <w:p>
+            <w:r/>
+            <w:r>
+              <w:rPr>
+                <w:rFonts w:ascii="Verdana" w:hAnsi="Verdana"/>
                 <w:b w:val="0"/>
                 <w:sz w:val="16"/>
               </w:rPr>
@@ -7192,7 +7311,7 @@
             <w:r/>
             <w:r>
               <w:rPr>
-                <w:rFonts w:ascii="Arial" w:hAnsi="Arial"/>
+                <w:rFonts w:ascii="Verdana" w:hAnsi="Verdana"/>
                 <w:b w:val="0"/>
                 <w:sz w:val="16"/>
               </w:rPr>
@@ -7208,7 +7327,7 @@
             <w:r/>
             <w:r>
               <w:rPr>
-                <w:rFonts w:ascii="Arial" w:hAnsi="Arial"/>
+                <w:rFonts w:ascii="Verdana" w:hAnsi="Verdana"/>
                 <w:b w:val="0"/>
                 <w:sz w:val="16"/>
               </w:rPr>
@@ -7224,7 +7343,7 @@
             <w:r/>
             <w:r>
               <w:rPr>
-                <w:rFonts w:ascii="Arial" w:hAnsi="Arial"/>
+                <w:rFonts w:ascii="Verdana" w:hAnsi="Verdana"/>
                 <w:b w:val="0"/>
                 <w:sz w:val="16"/>
               </w:rPr>
@@ -7240,7 +7359,7 @@
             <w:r/>
             <w:r>
               <w:rPr>
-                <w:rFonts w:ascii="Arial" w:hAnsi="Arial"/>
+                <w:rFonts w:ascii="Verdana" w:hAnsi="Verdana"/>
                 <w:b w:val="0"/>
                 <w:sz w:val="16"/>
               </w:rPr>
@@ -7256,7 +7375,7 @@
             <w:r/>
             <w:r>
               <w:rPr>
-                <w:rFonts w:ascii="Arial" w:hAnsi="Arial"/>
+                <w:rFonts w:ascii="Verdana" w:hAnsi="Verdana"/>
                 <w:b w:val="0"/>
                 <w:sz w:val="16"/>
               </w:rPr>
@@ -7272,7 +7391,7 @@
             <w:r/>
             <w:r>
               <w:rPr>
-                <w:rFonts w:ascii="Arial" w:hAnsi="Arial"/>
+                <w:rFonts w:ascii="Verdana" w:hAnsi="Verdana"/>
                 <w:b w:val="0"/>
                 <w:sz w:val="16"/>
               </w:rPr>
@@ -7288,7 +7407,7 @@
             <w:r/>
             <w:r>
               <w:rPr>
-                <w:rFonts w:ascii="Arial" w:hAnsi="Arial"/>
+                <w:rFonts w:ascii="Verdana" w:hAnsi="Verdana"/>
                 <w:b w:val="0"/>
                 <w:sz w:val="16"/>
               </w:rPr>
@@ -7304,7 +7423,7 @@
             <w:r/>
             <w:r>
               <w:rPr>
-                <w:rFonts w:ascii="Arial" w:hAnsi="Arial"/>
+                <w:rFonts w:ascii="Verdana" w:hAnsi="Verdana"/>
                 <w:b w:val="0"/>
                 <w:sz w:val="16"/>
               </w:rPr>
@@ -7320,7 +7439,7 @@
             <w:r/>
             <w:r>
               <w:rPr>
-                <w:rFonts w:ascii="Arial" w:hAnsi="Arial"/>
+                <w:rFonts w:ascii="Verdana" w:hAnsi="Verdana"/>
                 <w:b w:val="0"/>
                 <w:sz w:val="16"/>
               </w:rPr>
@@ -7329,15 +7448,18 @@
         </w:tc>
       </w:tr>
       <w:tr>
-        <w:tc>
-          <w:tcPr>
-            <w:tcW w:type="dxa" w:w="1514"/>
-          </w:tcPr>
-          <w:p>
-            <w:r/>
-            <w:r>
-              <w:rPr>
-                <w:rFonts w:ascii="Arial" w:hAnsi="Arial"/>
+        <w:trPr>
+          <w:cantSplit/>
+        </w:trPr>
+        <w:tc>
+          <w:tcPr>
+            <w:tcW w:type="dxa" w:w="1514"/>
+          </w:tcPr>
+          <w:p>
+            <w:r/>
+            <w:r>
+              <w:rPr>
+                <w:rFonts w:ascii="Verdana" w:hAnsi="Verdana"/>
                 <w:b w:val="0"/>
                 <w:sz w:val="16"/>
               </w:rPr>
@@ -7353,7 +7475,7 @@
             <w:r/>
             <w:r>
               <w:rPr>
-                <w:rFonts w:ascii="Arial" w:hAnsi="Arial"/>
+                <w:rFonts w:ascii="Verdana" w:hAnsi="Verdana"/>
                 <w:b w:val="0"/>
                 <w:sz w:val="16"/>
               </w:rPr>
@@ -7369,7 +7491,7 @@
             <w:r/>
             <w:r>
               <w:rPr>
-                <w:rFonts w:ascii="Arial" w:hAnsi="Arial"/>
+                <w:rFonts w:ascii="Verdana" w:hAnsi="Verdana"/>
                 <w:b w:val="0"/>
                 <w:sz w:val="16"/>
               </w:rPr>
@@ -7385,7 +7507,7 @@
             <w:r/>
             <w:r>
               <w:rPr>
-                <w:rFonts w:ascii="Arial" w:hAnsi="Arial"/>
+                <w:rFonts w:ascii="Verdana" w:hAnsi="Verdana"/>
                 <w:b w:val="0"/>
                 <w:sz w:val="16"/>
               </w:rPr>
@@ -7401,7 +7523,7 @@
             <w:r/>
             <w:r>
               <w:rPr>
-                <w:rFonts w:ascii="Arial" w:hAnsi="Arial"/>
+                <w:rFonts w:ascii="Verdana" w:hAnsi="Verdana"/>
                 <w:b w:val="0"/>
                 <w:sz w:val="16"/>
               </w:rPr>
@@ -7417,7 +7539,7 @@
             <w:r/>
             <w:r>
               <w:rPr>
-                <w:rFonts w:ascii="Arial" w:hAnsi="Arial"/>
+                <w:rFonts w:ascii="Verdana" w:hAnsi="Verdana"/>
                 <w:b w:val="0"/>
                 <w:sz w:val="16"/>
               </w:rPr>
@@ -7433,7 +7555,7 @@
             <w:r/>
             <w:r>
               <w:rPr>
-                <w:rFonts w:ascii="Arial" w:hAnsi="Arial"/>
+                <w:rFonts w:ascii="Verdana" w:hAnsi="Verdana"/>
                 <w:b w:val="0"/>
                 <w:sz w:val="16"/>
               </w:rPr>
@@ -7449,7 +7571,7 @@
             <w:r/>
             <w:r>
               <w:rPr>
-                <w:rFonts w:ascii="Arial" w:hAnsi="Arial"/>
+                <w:rFonts w:ascii="Verdana" w:hAnsi="Verdana"/>
                 <w:b w:val="0"/>
                 <w:sz w:val="16"/>
               </w:rPr>
@@ -7465,7 +7587,7 @@
             <w:r/>
             <w:r>
               <w:rPr>
-                <w:rFonts w:ascii="Arial" w:hAnsi="Arial"/>
+                <w:rFonts w:ascii="Verdana" w:hAnsi="Verdana"/>
                 <w:b w:val="0"/>
                 <w:sz w:val="16"/>
               </w:rPr>
@@ -7481,7 +7603,7 @@
             <w:r/>
             <w:r>
               <w:rPr>
-                <w:rFonts w:ascii="Arial" w:hAnsi="Arial"/>
+                <w:rFonts w:ascii="Verdana" w:hAnsi="Verdana"/>
                 <w:b w:val="0"/>
                 <w:sz w:val="16"/>
               </w:rPr>
@@ -7490,15 +7612,18 @@
         </w:tc>
       </w:tr>
       <w:tr>
-        <w:tc>
-          <w:tcPr>
-            <w:tcW w:type="dxa" w:w="1514"/>
-          </w:tcPr>
-          <w:p>
-            <w:r/>
-            <w:r>
-              <w:rPr>
-                <w:rFonts w:ascii="Arial" w:hAnsi="Arial"/>
+        <w:trPr>
+          <w:cantSplit/>
+        </w:trPr>
+        <w:tc>
+          <w:tcPr>
+            <w:tcW w:type="dxa" w:w="1514"/>
+          </w:tcPr>
+          <w:p>
+            <w:r/>
+            <w:r>
+              <w:rPr>
+                <w:rFonts w:ascii="Verdana" w:hAnsi="Verdana"/>
                 <w:b w:val="0"/>
                 <w:sz w:val="16"/>
               </w:rPr>
@@ -7514,7 +7639,7 @@
             <w:r/>
             <w:r>
               <w:rPr>
-                <w:rFonts w:ascii="Arial" w:hAnsi="Arial"/>
+                <w:rFonts w:ascii="Verdana" w:hAnsi="Verdana"/>
                 <w:b w:val="0"/>
                 <w:sz w:val="16"/>
               </w:rPr>
@@ -7530,7 +7655,7 @@
             <w:r/>
             <w:r>
               <w:rPr>
-                <w:rFonts w:ascii="Arial" w:hAnsi="Arial"/>
+                <w:rFonts w:ascii="Verdana" w:hAnsi="Verdana"/>
                 <w:b w:val="0"/>
                 <w:sz w:val="16"/>
               </w:rPr>
@@ -7546,7 +7671,7 @@
             <w:r/>
             <w:r>
               <w:rPr>
-                <w:rFonts w:ascii="Arial" w:hAnsi="Arial"/>
+                <w:rFonts w:ascii="Verdana" w:hAnsi="Verdana"/>
                 <w:b w:val="0"/>
                 <w:sz w:val="16"/>
               </w:rPr>
@@ -7562,7 +7687,7 @@
             <w:r/>
             <w:r>
               <w:rPr>
-                <w:rFonts w:ascii="Arial" w:hAnsi="Arial"/>
+                <w:rFonts w:ascii="Verdana" w:hAnsi="Verdana"/>
                 <w:b w:val="0"/>
                 <w:sz w:val="16"/>
               </w:rPr>
@@ -7578,7 +7703,7 @@
             <w:r/>
             <w:r>
               <w:rPr>
-                <w:rFonts w:ascii="Arial" w:hAnsi="Arial"/>
+                <w:rFonts w:ascii="Verdana" w:hAnsi="Verdana"/>
                 <w:b w:val="0"/>
                 <w:sz w:val="16"/>
               </w:rPr>
@@ -7594,7 +7719,7 @@
             <w:r/>
             <w:r>
               <w:rPr>
-                <w:rFonts w:ascii="Arial" w:hAnsi="Arial"/>
+                <w:rFonts w:ascii="Verdana" w:hAnsi="Verdana"/>
                 <w:b w:val="0"/>
                 <w:sz w:val="16"/>
               </w:rPr>
@@ -7610,7 +7735,7 @@
             <w:r/>
             <w:r>
               <w:rPr>
-                <w:rFonts w:ascii="Arial" w:hAnsi="Arial"/>
+                <w:rFonts w:ascii="Verdana" w:hAnsi="Verdana"/>
                 <w:b w:val="0"/>
                 <w:sz w:val="16"/>
               </w:rPr>
@@ -7626,7 +7751,7 @@
             <w:r/>
             <w:r>
               <w:rPr>
-                <w:rFonts w:ascii="Arial" w:hAnsi="Arial"/>
+                <w:rFonts w:ascii="Verdana" w:hAnsi="Verdana"/>
                 <w:b w:val="0"/>
                 <w:sz w:val="16"/>
               </w:rPr>
@@ -7642,7 +7767,7 @@
             <w:r/>
             <w:r>
               <w:rPr>
-                <w:rFonts w:ascii="Arial" w:hAnsi="Arial"/>
+                <w:rFonts w:ascii="Verdana" w:hAnsi="Verdana"/>
                 <w:b w:val="0"/>
                 <w:sz w:val="16"/>
               </w:rPr>
@@ -7651,15 +7776,18 @@
         </w:tc>
       </w:tr>
       <w:tr>
-        <w:tc>
-          <w:tcPr>
-            <w:tcW w:type="dxa" w:w="1514"/>
-          </w:tcPr>
-          <w:p>
-            <w:r/>
-            <w:r>
-              <w:rPr>
-                <w:rFonts w:ascii="Arial" w:hAnsi="Arial"/>
+        <w:trPr>
+          <w:cantSplit/>
+        </w:trPr>
+        <w:tc>
+          <w:tcPr>
+            <w:tcW w:type="dxa" w:w="1514"/>
+          </w:tcPr>
+          <w:p>
+            <w:r/>
+            <w:r>
+              <w:rPr>
+                <w:rFonts w:ascii="Verdana" w:hAnsi="Verdana"/>
                 <w:b w:val="0"/>
                 <w:sz w:val="16"/>
               </w:rPr>
@@ -7675,7 +7803,7 @@
             <w:r/>
             <w:r>
               <w:rPr>
-                <w:rFonts w:ascii="Arial" w:hAnsi="Arial"/>
+                <w:rFonts w:ascii="Verdana" w:hAnsi="Verdana"/>
                 <w:b w:val="0"/>
                 <w:sz w:val="16"/>
               </w:rPr>
@@ -7691,7 +7819,7 @@
             <w:r/>
             <w:r>
               <w:rPr>
-                <w:rFonts w:ascii="Arial" w:hAnsi="Arial"/>
+                <w:rFonts w:ascii="Verdana" w:hAnsi="Verdana"/>
                 <w:b w:val="0"/>
                 <w:sz w:val="16"/>
               </w:rPr>
@@ -7707,7 +7835,7 @@
             <w:r/>
             <w:r>
               <w:rPr>
-                <w:rFonts w:ascii="Arial" w:hAnsi="Arial"/>
+                <w:rFonts w:ascii="Verdana" w:hAnsi="Verdana"/>
                 <w:b w:val="0"/>
                 <w:sz w:val="16"/>
               </w:rPr>
@@ -7723,7 +7851,7 @@
             <w:r/>
             <w:r>
               <w:rPr>
-                <w:rFonts w:ascii="Arial" w:hAnsi="Arial"/>
+                <w:rFonts w:ascii="Verdana" w:hAnsi="Verdana"/>
                 <w:b w:val="0"/>
                 <w:sz w:val="16"/>
               </w:rPr>
@@ -7739,7 +7867,7 @@
             <w:r/>
             <w:r>
               <w:rPr>
-                <w:rFonts w:ascii="Arial" w:hAnsi="Arial"/>
+                <w:rFonts w:ascii="Verdana" w:hAnsi="Verdana"/>
                 <w:b w:val="0"/>
                 <w:sz w:val="16"/>
               </w:rPr>
@@ -7755,7 +7883,7 @@
             <w:r/>
             <w:r>
               <w:rPr>
-                <w:rFonts w:ascii="Arial" w:hAnsi="Arial"/>
+                <w:rFonts w:ascii="Verdana" w:hAnsi="Verdana"/>
                 <w:b w:val="0"/>
                 <w:sz w:val="16"/>
               </w:rPr>
@@ -7771,7 +7899,7 @@
             <w:r/>
             <w:r>
               <w:rPr>
-                <w:rFonts w:ascii="Arial" w:hAnsi="Arial"/>
+                <w:rFonts w:ascii="Verdana" w:hAnsi="Verdana"/>
                 <w:b w:val="0"/>
                 <w:sz w:val="16"/>
               </w:rPr>
@@ -7787,7 +7915,7 @@
             <w:r/>
             <w:r>
               <w:rPr>
-                <w:rFonts w:ascii="Arial" w:hAnsi="Arial"/>
+                <w:rFonts w:ascii="Verdana" w:hAnsi="Verdana"/>
                 <w:b w:val="0"/>
                 <w:sz w:val="16"/>
               </w:rPr>
@@ -7803,7 +7931,7 @@
             <w:r/>
             <w:r>
               <w:rPr>
-                <w:rFonts w:ascii="Arial" w:hAnsi="Arial"/>
+                <w:rFonts w:ascii="Verdana" w:hAnsi="Verdana"/>
                 <w:b w:val="0"/>
                 <w:sz w:val="16"/>
               </w:rPr>
@@ -7812,15 +7940,18 @@
         </w:tc>
       </w:tr>
       <w:tr>
-        <w:tc>
-          <w:tcPr>
-            <w:tcW w:type="dxa" w:w="1514"/>
-          </w:tcPr>
-          <w:p>
-            <w:r/>
-            <w:r>
-              <w:rPr>
-                <w:rFonts w:ascii="Arial" w:hAnsi="Arial"/>
+        <w:trPr>
+          <w:cantSplit/>
+        </w:trPr>
+        <w:tc>
+          <w:tcPr>
+            <w:tcW w:type="dxa" w:w="1514"/>
+          </w:tcPr>
+          <w:p>
+            <w:r/>
+            <w:r>
+              <w:rPr>
+                <w:rFonts w:ascii="Verdana" w:hAnsi="Verdana"/>
                 <w:b w:val="0"/>
                 <w:sz w:val="16"/>
               </w:rPr>
@@ -7836,7 +7967,7 @@
             <w:r/>
             <w:r>
               <w:rPr>
-                <w:rFonts w:ascii="Arial" w:hAnsi="Arial"/>
+                <w:rFonts w:ascii="Verdana" w:hAnsi="Verdana"/>
                 <w:b w:val="0"/>
                 <w:sz w:val="16"/>
               </w:rPr>
@@ -7852,7 +7983,7 @@
             <w:r/>
             <w:r>
               <w:rPr>
-                <w:rFonts w:ascii="Arial" w:hAnsi="Arial"/>
+                <w:rFonts w:ascii="Verdana" w:hAnsi="Verdana"/>
                 <w:b w:val="0"/>
                 <w:sz w:val="16"/>
               </w:rPr>
@@ -7868,7 +7999,7 @@
             <w:r/>
             <w:r>
               <w:rPr>
-                <w:rFonts w:ascii="Arial" w:hAnsi="Arial"/>
+                <w:rFonts w:ascii="Verdana" w:hAnsi="Verdana"/>
                 <w:b w:val="0"/>
                 <w:sz w:val="16"/>
               </w:rPr>
@@ -7884,7 +8015,7 @@
             <w:r/>
             <w:r>
               <w:rPr>
-                <w:rFonts w:ascii="Arial" w:hAnsi="Arial"/>
+                <w:rFonts w:ascii="Verdana" w:hAnsi="Verdana"/>
                 <w:b w:val="0"/>
                 <w:sz w:val="16"/>
               </w:rPr>
@@ -7900,7 +8031,7 @@
             <w:r/>
             <w:r>
               <w:rPr>
-                <w:rFonts w:ascii="Arial" w:hAnsi="Arial"/>
+                <w:rFonts w:ascii="Verdana" w:hAnsi="Verdana"/>
                 <w:b w:val="0"/>
                 <w:sz w:val="16"/>
               </w:rPr>
@@ -7916,7 +8047,7 @@
             <w:r/>
             <w:r>
               <w:rPr>
-                <w:rFonts w:ascii="Arial" w:hAnsi="Arial"/>
+                <w:rFonts w:ascii="Verdana" w:hAnsi="Verdana"/>
                 <w:b w:val="0"/>
                 <w:sz w:val="16"/>
               </w:rPr>
@@ -7932,7 +8063,7 @@
             <w:r/>
             <w:r>
               <w:rPr>
-                <w:rFonts w:ascii="Arial" w:hAnsi="Arial"/>
+                <w:rFonts w:ascii="Verdana" w:hAnsi="Verdana"/>
                 <w:b w:val="0"/>
                 <w:sz w:val="16"/>
               </w:rPr>
@@ -7948,7 +8079,7 @@
             <w:r/>
             <w:r>
               <w:rPr>
-                <w:rFonts w:ascii="Arial" w:hAnsi="Arial"/>
+                <w:rFonts w:ascii="Verdana" w:hAnsi="Verdana"/>
                 <w:b w:val="0"/>
                 <w:sz w:val="16"/>
               </w:rPr>
@@ -7964,7 +8095,7 @@
             <w:r/>
             <w:r>
               <w:rPr>
-                <w:rFonts w:ascii="Arial" w:hAnsi="Arial"/>
+                <w:rFonts w:ascii="Verdana" w:hAnsi="Verdana"/>
                 <w:b w:val="0"/>
                 <w:sz w:val="16"/>
               </w:rPr>

--- a/docx/fr/BUFRCREX_TableB_fr_15.docx
+++ b/docx/fr/BUFRCREX_TableB_fr_15.docx
@@ -239,7 +239,7 @@
                 <w:b w:val="0"/>
                 <w:sz w:val="16"/>
               </w:rPr>
-              <w:t>015001</w:t>
+              <w:t>0 15 001</w:t>
             </w:r>
           </w:p>
         </w:tc>
@@ -403,7 +403,7 @@
                 <w:b w:val="0"/>
                 <w:sz w:val="16"/>
               </w:rPr>
-              <w:t>015002</w:t>
+              <w:t>0 15 002</w:t>
             </w:r>
           </w:p>
         </w:tc>
@@ -567,7 +567,7 @@
                 <w:b w:val="0"/>
                 <w:sz w:val="16"/>
               </w:rPr>
-              <w:t>015003</w:t>
+              <w:t>0 15 003</w:t>
             </w:r>
           </w:p>
         </w:tc>
@@ -732,7 +732,7 @@
                 <w:b w:val="0"/>
                 <w:sz w:val="16"/>
               </w:rPr>
-              <w:t>015004</w:t>
+              <w:t>0 15 004</w:t>
             </w:r>
           </w:p>
         </w:tc>
@@ -897,7 +897,7 @@
                 <w:b w:val="0"/>
                 <w:sz w:val="16"/>
               </w:rPr>
-              <w:t>015005</w:t>
+              <w:t>0 15 005</w:t>
             </w:r>
           </w:p>
         </w:tc>
@@ -1062,7 +1062,7 @@
                 <w:b w:val="0"/>
                 <w:sz w:val="16"/>
               </w:rPr>
-              <w:t>015006</w:t>
+              <w:t>0 15 006</w:t>
             </w:r>
           </w:p>
         </w:tc>
@@ -1226,7 +1226,7 @@
                 <w:b w:val="0"/>
                 <w:sz w:val="16"/>
               </w:rPr>
-              <w:t>015008</w:t>
+              <w:t>0 15 008</w:t>
             </w:r>
           </w:p>
         </w:tc>
@@ -1390,7 +1390,7 @@
                 <w:b w:val="0"/>
                 <w:sz w:val="16"/>
               </w:rPr>
-              <w:t>015009</w:t>
+              <w:t>0 15 009</w:t>
             </w:r>
           </w:p>
         </w:tc>
@@ -1554,7 +1554,7 @@
                 <w:b w:val="0"/>
                 <w:sz w:val="16"/>
               </w:rPr>
-              <w:t>015011</w:t>
+              <w:t>0 15 011</w:t>
             </w:r>
           </w:p>
         </w:tc>
@@ -1718,7 +1718,7 @@
                 <w:b w:val="0"/>
                 <w:sz w:val="16"/>
               </w:rPr>
-              <w:t>015012</w:t>
+              <w:t>0 15 012</w:t>
             </w:r>
           </w:p>
         </w:tc>
@@ -1882,7 +1882,7 @@
                 <w:b w:val="0"/>
                 <w:sz w:val="16"/>
               </w:rPr>
-              <w:t>015015</w:t>
+              <w:t>0 15 015</w:t>
             </w:r>
           </w:p>
         </w:tc>
@@ -2046,7 +2046,7 @@
                 <w:b w:val="0"/>
                 <w:sz w:val="16"/>
               </w:rPr>
-              <w:t>015020</w:t>
+              <w:t>0 15 020</w:t>
             </w:r>
           </w:p>
         </w:tc>
@@ -2210,7 +2210,7 @@
                 <w:b w:val="0"/>
                 <w:sz w:val="16"/>
               </w:rPr>
-              <w:t>015021</w:t>
+              <w:t>0 15 021</w:t>
             </w:r>
           </w:p>
         </w:tc>
@@ -2374,7 +2374,7 @@
                 <w:b w:val="0"/>
                 <w:sz w:val="16"/>
               </w:rPr>
-              <w:t>015024</w:t>
+              <w:t>0 15 024</w:t>
             </w:r>
           </w:p>
         </w:tc>
@@ -2538,7 +2538,7 @@
                 <w:b w:val="0"/>
                 <w:sz w:val="16"/>
               </w:rPr>
-              <w:t>015025</w:t>
+              <w:t>0 15 025</w:t>
             </w:r>
           </w:p>
         </w:tc>
@@ -2702,7 +2702,7 @@
                 <w:b w:val="0"/>
                 <w:sz w:val="16"/>
               </w:rPr>
-              <w:t>015026</w:t>
+              <w:t>0 15 026</w:t>
             </w:r>
           </w:p>
         </w:tc>
@@ -2866,7 +2866,7 @@
                 <w:b w:val="0"/>
                 <w:sz w:val="16"/>
               </w:rPr>
-              <w:t>015027</w:t>
+              <w:t>0 15 027</w:t>
             </w:r>
           </w:p>
         </w:tc>
@@ -3030,7 +3030,7 @@
                 <w:b w:val="0"/>
                 <w:sz w:val="16"/>
               </w:rPr>
-              <w:t>015028</w:t>
+              <w:t>0 15 028</w:t>
             </w:r>
           </w:p>
         </w:tc>
@@ -3194,7 +3194,7 @@
                 <w:b w:val="0"/>
                 <w:sz w:val="16"/>
               </w:rPr>
-              <w:t>015029</w:t>
+              <w:t>0 15 029</w:t>
             </w:r>
           </w:p>
         </w:tc>
@@ -3358,7 +3358,7 @@
                 <w:b w:val="0"/>
                 <w:sz w:val="16"/>
               </w:rPr>
-              <w:t>015030</w:t>
+              <w:t>0 15 030</w:t>
             </w:r>
           </w:p>
         </w:tc>
@@ -3523,7 +3523,7 @@
                 <w:b w:val="0"/>
                 <w:sz w:val="16"/>
               </w:rPr>
-              <w:t>015031</w:t>
+              <w:t>0 15 031</w:t>
             </w:r>
           </w:p>
         </w:tc>
@@ -3687,7 +3687,7 @@
                 <w:b w:val="0"/>
                 <w:sz w:val="16"/>
               </w:rPr>
-              <w:t>015032</w:t>
+              <w:t>0 15 032</w:t>
             </w:r>
           </w:p>
         </w:tc>
@@ -3851,7 +3851,7 @@
                 <w:b w:val="0"/>
                 <w:sz w:val="16"/>
               </w:rPr>
-              <w:t>015033</w:t>
+              <w:t>0 15 033</w:t>
             </w:r>
           </w:p>
         </w:tc>
@@ -4015,7 +4015,7 @@
                 <w:b w:val="0"/>
                 <w:sz w:val="16"/>
               </w:rPr>
-              <w:t>015034</w:t>
+              <w:t>0 15 034</w:t>
             </w:r>
           </w:p>
         </w:tc>
@@ -4179,7 +4179,7 @@
                 <w:b w:val="0"/>
                 <w:sz w:val="16"/>
               </w:rPr>
-              <w:t>015035</w:t>
+              <w:t>0 15 035</w:t>
             </w:r>
           </w:p>
         </w:tc>
@@ -4343,7 +4343,7 @@
                 <w:b w:val="0"/>
                 <w:sz w:val="16"/>
               </w:rPr>
-              <w:t>015036</w:t>
+              <w:t>0 15 036</w:t>
             </w:r>
           </w:p>
         </w:tc>
@@ -4508,7 +4508,7 @@
                 <w:b w:val="0"/>
                 <w:sz w:val="16"/>
               </w:rPr>
-              <w:t>015037</w:t>
+              <w:t>0 15 037</w:t>
             </w:r>
           </w:p>
         </w:tc>
@@ -4672,7 +4672,7 @@
                 <w:b w:val="0"/>
                 <w:sz w:val="16"/>
               </w:rPr>
-              <w:t>015041</w:t>
+              <w:t>0 15 041</w:t>
             </w:r>
           </w:p>
         </w:tc>
@@ -4837,7 +4837,7 @@
                 <w:b w:val="0"/>
                 <w:sz w:val="16"/>
               </w:rPr>
-              <w:t>015042</w:t>
+              <w:t>0 15 042</w:t>
             </w:r>
           </w:p>
         </w:tc>
@@ -5001,7 +5001,7 @@
                 <w:b w:val="0"/>
                 <w:sz w:val="16"/>
               </w:rPr>
-              <w:t>015045</w:t>
+              <w:t>0 15 045</w:t>
             </w:r>
           </w:p>
         </w:tc>
@@ -5166,7 +5166,7 @@
                 <w:b w:val="0"/>
                 <w:sz w:val="16"/>
               </w:rPr>
-              <w:t>015046</w:t>
+              <w:t>0 15 046</w:t>
             </w:r>
           </w:p>
         </w:tc>
@@ -5331,7 +5331,7 @@
                 <w:b w:val="0"/>
                 <w:sz w:val="16"/>
               </w:rPr>
-              <w:t>015049</w:t>
+              <w:t>0 15 049</w:t>
             </w:r>
           </w:p>
         </w:tc>
@@ -5495,7 +5495,7 @@
                 <w:b w:val="0"/>
                 <w:sz w:val="16"/>
               </w:rPr>
-              <w:t>015051</w:t>
+              <w:t>0 15 051</w:t>
             </w:r>
           </w:p>
         </w:tc>
@@ -5659,7 +5659,7 @@
                 <w:b w:val="0"/>
                 <w:sz w:val="16"/>
               </w:rPr>
-              <w:t>015052</w:t>
+              <w:t>0 15 052</w:t>
             </w:r>
           </w:p>
         </w:tc>
@@ -5823,7 +5823,7 @@
                 <w:b w:val="0"/>
                 <w:sz w:val="16"/>
               </w:rPr>
-              <w:t>015053</w:t>
+              <w:t>0 15 053</w:t>
             </w:r>
           </w:p>
         </w:tc>
@@ -5987,7 +5987,7 @@
                 <w:b w:val="0"/>
                 <w:sz w:val="16"/>
               </w:rPr>
-              <w:t>015054</w:t>
+              <w:t>0 15 054</w:t>
             </w:r>
           </w:p>
         </w:tc>
@@ -6151,7 +6151,7 @@
                 <w:b w:val="0"/>
                 <w:sz w:val="16"/>
               </w:rPr>
-              <w:t>015055</w:t>
+              <w:t>0 15 055</w:t>
             </w:r>
           </w:p>
         </w:tc>
@@ -6315,7 +6315,7 @@
                 <w:b w:val="0"/>
                 <w:sz w:val="16"/>
               </w:rPr>
-              <w:t>015062</w:t>
+              <w:t>0 15 062</w:t>
             </w:r>
           </w:p>
         </w:tc>
@@ -6479,7 +6479,7 @@
                 <w:b w:val="0"/>
                 <w:sz w:val="16"/>
               </w:rPr>
-              <w:t>015063</w:t>
+              <w:t>0 15 063</w:t>
             </w:r>
           </w:p>
         </w:tc>
@@ -6643,7 +6643,7 @@
                 <w:b w:val="0"/>
                 <w:sz w:val="16"/>
               </w:rPr>
-              <w:t>015064</w:t>
+              <w:t>0 15 064</w:t>
             </w:r>
           </w:p>
         </w:tc>
@@ -6807,7 +6807,7 @@
                 <w:b w:val="0"/>
                 <w:sz w:val="16"/>
               </w:rPr>
-              <w:t>015065</w:t>
+              <w:t>0 15 065</w:t>
             </w:r>
           </w:p>
         </w:tc>
@@ -6971,7 +6971,7 @@
                 <w:b w:val="0"/>
                 <w:sz w:val="16"/>
               </w:rPr>
-              <w:t>015066</w:t>
+              <w:t>0 15 066</w:t>
             </w:r>
           </w:p>
         </w:tc>
@@ -7135,7 +7135,7 @@
                 <w:b w:val="0"/>
                 <w:sz w:val="16"/>
               </w:rPr>
-              <w:t>015067</w:t>
+              <w:t>0 15 067</w:t>
             </w:r>
           </w:p>
         </w:tc>
@@ -7299,7 +7299,7 @@
                 <w:b w:val="0"/>
                 <w:sz w:val="16"/>
               </w:rPr>
-              <w:t>015068</w:t>
+              <w:t>0 15 068</w:t>
             </w:r>
           </w:p>
         </w:tc>
@@ -7463,7 +7463,7 @@
                 <w:b w:val="0"/>
                 <w:sz w:val="16"/>
               </w:rPr>
-              <w:t>015069</w:t>
+              <w:t>0 15 069</w:t>
             </w:r>
           </w:p>
         </w:tc>
@@ -7627,7 +7627,7 @@
                 <w:b w:val="0"/>
                 <w:sz w:val="16"/>
               </w:rPr>
-              <w:t>015070</w:t>
+              <w:t>0 15 070</w:t>
             </w:r>
           </w:p>
         </w:tc>
@@ -7791,7 +7791,7 @@
                 <w:b w:val="0"/>
                 <w:sz w:val="16"/>
               </w:rPr>
-              <w:t>015071</w:t>
+              <w:t>0 15 071</w:t>
             </w:r>
           </w:p>
         </w:tc>
@@ -7955,7 +7955,7 @@
                 <w:b w:val="0"/>
                 <w:sz w:val="16"/>
               </w:rPr>
-              <w:t>015072</w:t>
+              <w:t>0 15 072</w:t>
             </w:r>
           </w:p>
         </w:tc>

--- a/docx/fr/BUFRCREX_TableB_fr_15.docx
+++ b/docx/fr/BUFRCREX_TableB_fr_15.docx
@@ -13,6 +13,346 @@
           <w:sz w:val="22"/>
         </w:rPr>
         <w:t>Classe 15 : Constituants physiques/chimiques</w:t>
+      </w:r>
+    </w:p>
+    <w:p>
+      <w:r>
+        <w:rPr>
+          <w:rFonts w:ascii="Verdana" w:hAnsi="Verdana"/>
+          <w:i/>
+          <w:sz w:val="14"/>
+        </w:rPr>
+        <w:t>Note 23: Une valeur de précipitation de –0,1 kg m –2 avant la mise à l’échelle (–1 après la mise à l’échelle ou en CREX) indique qu’il y a «trace» de précipitations (non mesurable, moins de 0,05 kg m –2 )</w:t>
+      </w:r>
+    </w:p>
+    <w:p>
+      <w:r>
+        <w:rPr>
+          <w:rFonts w:ascii="Verdana" w:hAnsi="Verdana"/>
+          <w:i/>
+          <w:sz w:val="14"/>
+        </w:rPr>
+        <w:t>Note 25: Il est possible d’annuler une signification précédemment définie en transmettant une «valeur manquante» à partir de la table de code ou de la table d’indicateurs appropriée.</w:t>
+      </w:r>
+    </w:p>
+    <w:p>
+      <w:r>
+        <w:rPr>
+          <w:rFonts w:ascii="Verdana" w:hAnsi="Verdana"/>
+          <w:i/>
+          <w:sz w:val="14"/>
+        </w:rPr>
+        <w:t>Note 27: Sauf indication contraire, tous les temps sont des temps universels coordonnés (UTC).</w:t>
+      </w:r>
+    </w:p>
+    <w:p>
+      <w:r>
+        <w:rPr>
+          <w:rFonts w:ascii="Verdana" w:hAnsi="Verdana"/>
+          <w:i/>
+          <w:sz w:val="14"/>
+        </w:rPr>
+        <w:t>Note 32: La direction ou l’azimut ne sont utilisés que par rapport à une position donnée; ils n’ont pas pour objet de définir à nouveau cette position.</w:t>
+      </w:r>
+    </w:p>
+    <w:p>
+      <w:r>
+        <w:rPr>
+          <w:rFonts w:ascii="Verdana" w:hAnsi="Verdana"/>
+          <w:i/>
+          <w:sz w:val="14"/>
+        </w:rPr>
+        <w:t>Note 62: La distance n’est indiquée que par rapport à une position donnée et une direction, un azimut ou une hauteur angulaire; elle n’a pas pour objet de définir à nouveau cette position.</w:t>
+      </w:r>
+    </w:p>
+    <w:p>
+      <w:r>
+        <w:rPr>
+          <w:rFonts w:ascii="Verdana" w:hAnsi="Verdana"/>
+          <w:i/>
+          <w:sz w:val="14"/>
+        </w:rPr>
+        <w:t>Note 63: Le rayonnement descendant est indiqué par des valeurs positives.</w:t>
+      </w:r>
+    </w:p>
+    <w:p>
+      <w:r>
+        <w:rPr>
+          <w:rFonts w:ascii="Verdana" w:hAnsi="Verdana"/>
+          <w:i/>
+          <w:sz w:val="14"/>
+        </w:rPr>
+        <w:t>Note 64: Les composantes w descendantes sont indiquées par des valeurs positives, pour lesquelles l’unité est le Pa s –1 .</w:t>
+      </w:r>
+    </w:p>
+    <w:p>
+      <w:r>
+        <w:rPr>
+          <w:rFonts w:ascii="Verdana" w:hAnsi="Verdana"/>
+          <w:i/>
+          <w:sz w:val="14"/>
+        </w:rPr>
+        <w:t>Note 66: Les incréments dans le sens est-ouest sont indiqués par des valeurs négatives.</w:t>
+      </w:r>
+    </w:p>
+    <w:p>
+      <w:r>
+        <w:rPr>
+          <w:rFonts w:ascii="Verdana" w:hAnsi="Verdana"/>
+          <w:i/>
+          <w:sz w:val="14"/>
+        </w:rPr>
+        <w:t>Note 92: Afin qu’il soit possible de distinguer sans ambiguïté les cas de valeurs manquantes et de pixels saturés, les données d’image de n bits doivent être codées à l’aide d’un champs de données de n+1. Lorsqu’un tel descripteur n’est pas déjà disponible dans la classe 30, on utilise un descripteur d’opération 2 01 YYY pour modifier le champ de données de l’entrée existante, selon les besoins.</w:t>
+      </w:r>
+    </w:p>
+    <w:p>
+      <w:r>
+        <w:rPr>
+          <w:rFonts w:ascii="Verdana" w:hAnsi="Verdana"/>
+          <w:i/>
+          <w:sz w:val="14"/>
+        </w:rPr>
+        <w:t>Note 105: Les périodes ou les décalages dans le temps négatifs sont utilisés pour indiquer les périodes ou les décalages dans le temps précédant le temps généralement défini.</w:t>
+      </w:r>
+    </w:p>
+    <w:p>
+      <w:r>
+        <w:rPr>
+          <w:rFonts w:ascii="Verdana" w:hAnsi="Verdana"/>
+          <w:i/>
+          <w:sz w:val="14"/>
+        </w:rPr>
+        <w:t>Note 110: Les incréments dans le sens nord–sud sont indiqués par des valeurs négatives.</w:t>
+      </w:r>
+    </w:p>
+    <w:p>
+      <w:r>
+        <w:rPr>
+          <w:rFonts w:ascii="Verdana" w:hAnsi="Verdana"/>
+          <w:i/>
+          <w:sz w:val="14"/>
+        </w:rPr>
+        <w:t>Note 115: Le champ de données des pixels peut être modifié au moyen du descripteur 2 01 YYY.</w:t>
+      </w:r>
+    </w:p>
+    <w:p>
+      <w:r>
+        <w:rPr>
+          <w:rFonts w:ascii="Verdana" w:hAnsi="Verdana"/>
+          <w:i/>
+          <w:sz w:val="14"/>
+        </w:rPr>
+        <w:t>Note 121: Pour certains éléments de cette classe, une indication de la précision escomptée peut être implicite.</w:t>
+      </w:r>
+    </w:p>
+    <w:p>
+      <w:r>
+        <w:rPr>
+          <w:rFonts w:ascii="Verdana" w:hAnsi="Verdana"/>
+          <w:i/>
+          <w:sz w:val="14"/>
+        </w:rPr>
+        <w:t>Note 122: On attribue aux latitudes sud des valeurs négatives.</w:t>
+      </w:r>
+    </w:p>
+    <w:p>
+      <w:r>
+        <w:rPr>
+          <w:rFonts w:ascii="Verdana" w:hAnsi="Verdana"/>
+          <w:i/>
+          <w:sz w:val="14"/>
+        </w:rPr>
+        <w:t>Note 123: Les composantes v dans le sens sud–nord sont indiquées par des valeurs positives.</w:t>
+      </w:r>
+    </w:p>
+    <w:p>
+      <w:r>
+        <w:rPr>
+          <w:rFonts w:ascii="Verdana" w:hAnsi="Verdana"/>
+          <w:i/>
+          <w:sz w:val="14"/>
+        </w:rPr>
+        <w:t>Note 126: Les stations situées à moins de 1° du pôle Nord ou du pôle Sud chiffrent leurs observations de la direction du vent de surface avec le limbe d’azimut orienté de sorte que son zéro coïncide avec le méridien de Greenwich.</w:t>
+      </w:r>
+    </w:p>
+    <w:p>
+      <w:r>
+        <w:rPr>
+          <w:rFonts w:ascii="Verdana" w:hAnsi="Verdana"/>
+          <w:i/>
+          <w:sz w:val="14"/>
+        </w:rPr>
+        <w:t>Note 145: Pour indiquer à quoi se rapportent les périodes ou les décalages dans le temps, on peut se servir du code donné pour la caractéristique temporelle dans la table 0 08 021.</w:t>
+      </w:r>
+    </w:p>
+    <w:p>
+      <w:r>
+        <w:rPr>
+          <w:rFonts w:ascii="Verdana" w:hAnsi="Verdana"/>
+          <w:i/>
+          <w:sz w:val="14"/>
+        </w:rPr>
+        <w:t>Note 149: Lorsque la situation dans le temps correspond à des valeurs de prévision, elle indique le temps de l'état initial ou le début de la période de prévision; si elle correspond à des moyennes d'ensemble de valeurs de prévisions, elle indique l'état initial ou le début de la première prévision d'où les moyennes d'ensemble sont dérivées.</w:t>
+      </w:r>
+    </w:p>
+    <w:p>
+      <w:r>
+        <w:rPr>
+          <w:rFonts w:ascii="Verdana" w:hAnsi="Verdana"/>
+          <w:i/>
+          <w:sz w:val="14"/>
+        </w:rPr>
+        <w:t>Note 155: Cette classe peut aussi contenir des éléments concernant les méthodes d’observation.</w:t>
+      </w:r>
+    </w:p>
+    <w:p>
+      <w:r>
+        <w:rPr>
+          <w:rFonts w:ascii="Verdana" w:hAnsi="Verdana"/>
+          <w:i/>
+          <w:sz w:val="14"/>
+        </w:rPr>
+        <w:t>Note 156: La présente classe doit contenir des éléments décrivant les instruments utilisés pour obtenir les éléments météorologiques représentés.</w:t>
+      </w:r>
+    </w:p>
+    <w:p>
+      <w:r>
+        <w:rPr>
+          <w:rFonts w:ascii="Verdana" w:hAnsi="Verdana"/>
+          <w:i/>
+          <w:sz w:val="14"/>
+        </w:rPr>
+        <w:t>Note 158: Pour les périodes ou les décalages dans le temps et pour les incréments temporels, il faut préalablement une définition de l'origine de la position dans le temps, suivie, le cas échéant, d'une définition de l'élément qualificatif temporel.</w:t>
+      </w:r>
+    </w:p>
+    <w:p>
+      <w:r>
+        <w:rPr>
+          <w:rFonts w:ascii="Verdana" w:hAnsi="Verdana"/>
+          <w:i/>
+          <w:sz w:val="14"/>
+        </w:rPr>
+        <w:t>Note 160: Le rayonnement ascendant est indiqué par des valeurs négatives.</w:t>
+      </w:r>
+    </w:p>
+    <w:p>
+      <w:r>
+        <w:rPr>
+          <w:rFonts w:ascii="Verdana" w:hAnsi="Verdana"/>
+          <w:i/>
+          <w:sz w:val="14"/>
+        </w:rPr>
+        <w:t>Note 161: Les composantes w ascendantes sont indiquées par des valeurs positives, pour lesquelles l’unité est le m s –1 .</w:t>
+      </w:r>
+    </w:p>
+    <w:p>
+      <w:r>
+        <w:rPr>
+          <w:rFonts w:ascii="Verdana" w:hAnsi="Verdana"/>
+          <w:i/>
+          <w:sz w:val="14"/>
+        </w:rPr>
+        <w:t>Note 162: Intervalles utiles utilisés ci-dessus: 10 11 Bq à 10 19 Bq pour les rejets; 10 –2 Bq à 10 7 Bq et 10 –2 mSv à 10 7 mSv pour la concentration et les doses.</w:t>
+      </w:r>
+    </w:p>
+    <w:p>
+      <w:r>
+        <w:rPr>
+          <w:rFonts w:ascii="Verdana" w:hAnsi="Verdana"/>
+          <w:i/>
+          <w:sz w:val="14"/>
+        </w:rPr>
+        <w:t>Note 163: Les valeurs de la latitude et de l’incrément de latitude se situent dans les limites de la plage allant de –90 degrés à +90 degrés.</w:t>
+      </w:r>
+    </w:p>
+    <w:p>
+      <w:r>
+        <w:rPr>
+          <w:rFonts w:ascii="Verdana" w:hAnsi="Verdana"/>
+          <w:i/>
+          <w:sz w:val="14"/>
+        </w:rPr>
+        <w:t>Note 164: Les valeurs de longitude se situent dans les limites de la plage allant de –180 degrés à +180 degrés.</w:t>
+      </w:r>
+    </w:p>
+    <w:p>
+      <w:r>
+        <w:rPr>
+          <w:rFonts w:ascii="Verdana" w:hAnsi="Verdana"/>
+          <w:i/>
+          <w:sz w:val="14"/>
+        </w:rPr>
+        <w:t>Note 165: Des données correspondant à des éléments verticaux et à la pression sont utilisées pour définir des valeurs de ces éléments indépendantes de l’élément ou de la variable déterminant la coordonnée verticale.</w:t>
+      </w:r>
+    </w:p>
+    <w:p>
+      <w:r>
+        <w:rPr>
+          <w:rFonts w:ascii="Verdana" w:hAnsi="Verdana"/>
+          <w:i/>
+          <w:sz w:val="14"/>
+        </w:rPr>
+        <w:t>Note 166: On attribue aux longitudes ouest des valeurs négatives.</w:t>
+      </w:r>
+    </w:p>
+    <w:p>
+      <w:r>
+        <w:rPr>
+          <w:rFonts w:ascii="Verdana" w:hAnsi="Verdana"/>
+          <w:i/>
+          <w:sz w:val="14"/>
+        </w:rPr>
+        <w:t>Note 167: Les composantes u dans le sens ouest–est sont indiquées par des valeurs positives.</w:t>
+      </w:r>
+    </w:p>
+    <w:p>
+      <w:r>
+        <w:rPr>
+          <w:rFonts w:ascii="Verdana" w:hAnsi="Verdana"/>
+          <w:i/>
+          <w:sz w:val="14"/>
+        </w:rPr>
+        <w:t>Note 176: Lorsqu'il faut plus d'une période ou d'un décalage dans le temps pour définir des indications temporelles complexes, les définitions se succèdent immédiatement, dans l'ordre suivant: période d'ensemble (le cas échéant); période de prévision (le cas échéant); période correspondant à une moyenne ou une accumulation (le cas échéant).</w:t>
+      </w:r>
+    </w:p>
+    <w:p>
+      <w:r>
+        <w:rPr>
+          <w:rFonts w:ascii="Verdana" w:hAnsi="Verdana"/>
+          <w:i/>
+          <w:sz w:val="14"/>
+        </w:rPr>
+        <w:t>Note 178: Lorsque la colonne Nom de l’élément porte la mention «sur une période déterminée», on précise, à l’aide de descripteurs de la classe 04, la période considérée.</w:t>
+      </w:r>
+    </w:p>
+    <w:p>
+      <w:r>
+        <w:rPr>
+          <w:rFonts w:ascii="Verdana" w:hAnsi="Verdana"/>
+          <w:i/>
+          <w:sz w:val="14"/>
+        </w:rPr>
+        <w:t>Note 179: Lorsqu’on établit une somme ou une moyenne (par exemple sur une certaine période), on peut représenter le nombre total de valeurs prises en considération pour obtenir cette somme ou cette moyenne en utilisant le descripteur 0 08 022.</w:t>
+      </w:r>
+    </w:p>
+    <w:p>
+      <w:r>
+        <w:rPr>
+          <w:rFonts w:ascii="Verdana" w:hAnsi="Verdana"/>
+          <w:i/>
+          <w:sz w:val="14"/>
+        </w:rPr>
+        <w:t>Note 180: Normes pour la transmission des vents: Vitesse Direction Pas d’observation Manquante Manquante Calme 0 0 Observation normale &gt; 0 1° – 360° Vitesse seulement &gt; 0 Manquante Direction seulement Manquante 1° – 360° «Léger et variable» &gt; 0 0</w:t>
+      </w:r>
+    </w:p>
+    <w:p>
+      <w:r>
+        <w:rPr>
+          <w:rFonts w:ascii="Verdana" w:hAnsi="Verdana"/>
+          <w:i/>
+          <w:sz w:val="14"/>
+        </w:rPr>
+        <w:t>Note 181: Normes pour la transmission des vagues de la mer du vent et des vagues: Observation Vitesse Direction Pas d’observation Manquante Manquante Calme 0 0 Observation normale &gt; 0 1° – 360° Vitesse seulement &gt; 0 Manquante Direction seulement Manquante 1° – 360° «Léger et variable» &gt; 0 0</w:t>
       </w:r>
     </w:p>
     <w:tbl>
@@ -58,6 +398,9 @@
             <w:shd w:val="clear" w:color="auto" w:fill="D9D9D9"/>
           </w:tcPr>
           <w:p>
+            <w:pPr>
+              <w:spacing w:before="20" w:after="20"/>
+            </w:pPr>
             <w:r/>
             <w:r>
               <w:rPr>
@@ -75,6 +418,9 @@
             <w:shd w:val="clear" w:color="auto" w:fill="D9D9D9"/>
           </w:tcPr>
           <w:p>
+            <w:pPr>
+              <w:spacing w:before="20" w:after="20"/>
+            </w:pPr>
             <w:r/>
             <w:r>
               <w:rPr>
@@ -92,6 +438,9 @@
             <w:shd w:val="clear" w:color="auto" w:fill="D9D9D9"/>
           </w:tcPr>
           <w:p>
+            <w:pPr>
+              <w:spacing w:before="20" w:after="20"/>
+            </w:pPr>
             <w:r/>
             <w:r>
               <w:rPr>
@@ -109,6 +458,9 @@
             <w:shd w:val="clear" w:color="auto" w:fill="D9D9D9"/>
           </w:tcPr>
           <w:p>
+            <w:pPr>
+              <w:spacing w:before="20" w:after="20"/>
+            </w:pPr>
             <w:r/>
             <w:r>
               <w:rPr>
@@ -126,6 +478,9 @@
             <w:shd w:val="clear" w:color="auto" w:fill="D9D9D9"/>
           </w:tcPr>
           <w:p>
+            <w:pPr>
+              <w:spacing w:before="20" w:after="20"/>
+            </w:pPr>
             <w:r/>
             <w:r>
               <w:rPr>
@@ -143,6 +498,9 @@
             <w:shd w:val="clear" w:color="auto" w:fill="D9D9D9"/>
           </w:tcPr>
           <w:p>
+            <w:pPr>
+              <w:spacing w:before="20" w:after="20"/>
+            </w:pPr>
             <w:r/>
             <w:r>
               <w:rPr>
@@ -160,6 +518,9 @@
             <w:shd w:val="clear" w:color="auto" w:fill="D9D9D9"/>
           </w:tcPr>
           <w:p>
+            <w:pPr>
+              <w:spacing w:before="20" w:after="20"/>
+            </w:pPr>
             <w:r/>
             <w:r>
               <w:rPr>
@@ -177,6 +538,9 @@
             <w:shd w:val="clear" w:color="auto" w:fill="D9D9D9"/>
           </w:tcPr>
           <w:p>
+            <w:pPr>
+              <w:spacing w:before="20" w:after="20"/>
+            </w:pPr>
             <w:r/>
             <w:r>
               <w:rPr>
@@ -194,6 +558,9 @@
             <w:shd w:val="clear" w:color="auto" w:fill="D9D9D9"/>
           </w:tcPr>
           <w:p>
+            <w:pPr>
+              <w:spacing w:before="20" w:after="20"/>
+            </w:pPr>
             <w:r/>
             <w:r>
               <w:rPr>
@@ -211,6 +578,9 @@
             <w:shd w:val="clear" w:color="auto" w:fill="D9D9D9"/>
           </w:tcPr>
           <w:p>
+            <w:pPr>
+              <w:spacing w:before="20" w:after="20"/>
+            </w:pPr>
             <w:r/>
             <w:r>
               <w:rPr>
@@ -232,6 +602,9 @@
             <w:tcW w:type="dxa" w:w="1514"/>
           </w:tcPr>
           <w:p>
+            <w:pPr>
+              <w:spacing w:before="20" w:after="20"/>
+            </w:pPr>
             <w:r/>
             <w:r>
               <w:rPr>
@@ -248,6 +621,9 @@
             <w:tcW w:type="dxa" w:w="1514"/>
           </w:tcPr>
           <w:p>
+            <w:pPr>
+              <w:spacing w:before="20" w:after="20"/>
+            </w:pPr>
             <w:r/>
             <w:r>
               <w:rPr>
@@ -264,11 +640,13 @@
             <w:tcW w:type="dxa" w:w="1514"/>
           </w:tcPr>
           <w:p>
-            <w:r/>
-            <w:r>
-              <w:rPr>
-                <w:rFonts w:ascii="Verdana" w:hAnsi="Verdana"/>
-                <w:b w:val="0"/>
+            <w:pPr>
+              <w:spacing w:before="20" w:after="20"/>
+            </w:pPr>
+            <w:r/>
+            <w:r>
+              <w:rPr>
+                <w:rFonts w:ascii="Verdana" w:hAnsi="Verdana"/>
                 <w:sz w:val="16"/>
               </w:rPr>
               <w:t>DU</w:t>
@@ -280,6 +658,9 @@
             <w:tcW w:type="dxa" w:w="1514"/>
           </w:tcPr>
           <w:p>
+            <w:pPr>
+              <w:spacing w:before="20" w:after="20"/>
+            </w:pPr>
             <w:r/>
             <w:r>
               <w:rPr>
@@ -296,6 +677,9 @@
             <w:tcW w:type="dxa" w:w="1514"/>
           </w:tcPr>
           <w:p>
+            <w:pPr>
+              <w:spacing w:before="20" w:after="20"/>
+            </w:pPr>
             <w:r/>
             <w:r>
               <w:rPr>
@@ -312,6 +696,9 @@
             <w:tcW w:type="dxa" w:w="1514"/>
           </w:tcPr>
           <w:p>
+            <w:pPr>
+              <w:spacing w:before="20" w:after="20"/>
+            </w:pPr>
             <w:r/>
             <w:r>
               <w:rPr>
@@ -328,11 +715,13 @@
             <w:tcW w:type="dxa" w:w="1514"/>
           </w:tcPr>
           <w:p>
-            <w:r/>
-            <w:r>
-              <w:rPr>
-                <w:rFonts w:ascii="Verdana" w:hAnsi="Verdana"/>
-                <w:b w:val="0"/>
+            <w:pPr>
+              <w:spacing w:before="20" w:after="20"/>
+            </w:pPr>
+            <w:r/>
+            <w:r>
+              <w:rPr>
+                <w:rFonts w:ascii="Verdana" w:hAnsi="Verdana"/>
                 <w:sz w:val="16"/>
               </w:rPr>
               <w:t>DU</w:t>
@@ -344,6 +733,9 @@
             <w:tcW w:type="dxa" w:w="1514"/>
           </w:tcPr>
           <w:p>
+            <w:pPr>
+              <w:spacing w:before="20" w:after="20"/>
+            </w:pPr>
             <w:r/>
             <w:r>
               <w:rPr>
@@ -360,6 +752,9 @@
             <w:tcW w:type="dxa" w:w="1514"/>
           </w:tcPr>
           <w:p>
+            <w:pPr>
+              <w:spacing w:before="20" w:after="20"/>
+            </w:pPr>
             <w:r/>
             <w:r>
               <w:rPr>
@@ -376,6 +771,9 @@
             <w:tcW w:type="dxa" w:w="1514"/>
           </w:tcPr>
           <w:p>
+            <w:pPr>
+              <w:spacing w:before="20" w:after="20"/>
+            </w:pPr>
             <w:r/>
             <w:r>
               <w:rPr>
@@ -396,6 +794,9 @@
             <w:tcW w:type="dxa" w:w="1514"/>
           </w:tcPr>
           <w:p>
+            <w:pPr>
+              <w:spacing w:before="20" w:after="20"/>
+            </w:pPr>
             <w:r/>
             <w:r>
               <w:rPr>
@@ -412,6 +813,9 @@
             <w:tcW w:type="dxa" w:w="1514"/>
           </w:tcPr>
           <w:p>
+            <w:pPr>
+              <w:spacing w:before="20" w:after="20"/>
+            </w:pPr>
             <w:r/>
             <w:r>
               <w:rPr>
@@ -428,11 +832,13 @@
             <w:tcW w:type="dxa" w:w="1514"/>
           </w:tcPr>
           <w:p>
-            <w:r/>
-            <w:r>
-              <w:rPr>
-                <w:rFonts w:ascii="Verdana" w:hAnsi="Verdana"/>
-                <w:b w:val="0"/>
+            <w:pPr>
+              <w:spacing w:before="20" w:after="20"/>
+            </w:pPr>
+            <w:r/>
+            <w:r>
+              <w:rPr>
+                <w:rFonts w:ascii="Verdana" w:hAnsi="Verdana"/>
                 <w:sz w:val="16"/>
               </w:rPr>
               <w:t>Numérique</w:t>
@@ -444,6 +850,9 @@
             <w:tcW w:type="dxa" w:w="1514"/>
           </w:tcPr>
           <w:p>
+            <w:pPr>
+              <w:spacing w:before="20" w:after="20"/>
+            </w:pPr>
             <w:r/>
             <w:r>
               <w:rPr>
@@ -460,6 +869,9 @@
             <w:tcW w:type="dxa" w:w="1514"/>
           </w:tcPr>
           <w:p>
+            <w:pPr>
+              <w:spacing w:before="20" w:after="20"/>
+            </w:pPr>
             <w:r/>
             <w:r>
               <w:rPr>
@@ -476,6 +888,9 @@
             <w:tcW w:type="dxa" w:w="1514"/>
           </w:tcPr>
           <w:p>
+            <w:pPr>
+              <w:spacing w:before="20" w:after="20"/>
+            </w:pPr>
             <w:r/>
             <w:r>
               <w:rPr>
@@ -492,11 +907,13 @@
             <w:tcW w:type="dxa" w:w="1514"/>
           </w:tcPr>
           <w:p>
-            <w:r/>
-            <w:r>
-              <w:rPr>
-                <w:rFonts w:ascii="Verdana" w:hAnsi="Verdana"/>
-                <w:b w:val="0"/>
+            <w:pPr>
+              <w:spacing w:before="20" w:after="20"/>
+            </w:pPr>
+            <w:r/>
+            <w:r>
+              <w:rPr>
+                <w:rFonts w:ascii="Verdana" w:hAnsi="Verdana"/>
                 <w:sz w:val="16"/>
               </w:rPr>
               <w:t>Numérique</w:t>
@@ -508,6 +925,9 @@
             <w:tcW w:type="dxa" w:w="1514"/>
           </w:tcPr>
           <w:p>
+            <w:pPr>
+              <w:spacing w:before="20" w:after="20"/>
+            </w:pPr>
             <w:r/>
             <w:r>
               <w:rPr>
@@ -524,6 +944,9 @@
             <w:tcW w:type="dxa" w:w="1514"/>
           </w:tcPr>
           <w:p>
+            <w:pPr>
+              <w:spacing w:before="20" w:after="20"/>
+            </w:pPr>
             <w:r/>
             <w:r>
               <w:rPr>
@@ -540,6 +963,9 @@
             <w:tcW w:type="dxa" w:w="1514"/>
           </w:tcPr>
           <w:p>
+            <w:pPr>
+              <w:spacing w:before="20" w:after="20"/>
+            </w:pPr>
             <w:r/>
             <w:r>
               <w:rPr>
@@ -560,6 +986,9 @@
             <w:tcW w:type="dxa" w:w="1514"/>
           </w:tcPr>
           <w:p>
+            <w:pPr>
+              <w:spacing w:before="20" w:after="20"/>
+            </w:pPr>
             <w:r/>
             <w:r>
               <w:rPr>
@@ -576,6 +1005,9 @@
             <w:tcW w:type="dxa" w:w="1514"/>
           </w:tcPr>
           <w:p>
+            <w:pPr>
+              <w:spacing w:before="20" w:after="20"/>
+            </w:pPr>
             <w:r/>
             <w:r>
               <w:rPr>
@@ -592,11 +1024,13 @@
             <w:tcW w:type="dxa" w:w="1514"/>
           </w:tcPr>
           <w:p>
-            <w:r/>
-            <w:r>
-              <w:rPr>
-                <w:rFonts w:ascii="Verdana" w:hAnsi="Verdana"/>
-                <w:b w:val="0"/>
+            <w:pPr>
+              <w:spacing w:before="20" w:after="20"/>
+            </w:pPr>
+            <w:r/>
+            <w:r>
+              <w:rPr>
+                <w:rFonts w:ascii="Verdana" w:hAnsi="Verdana"/>
                 <w:sz w:val="16"/>
               </w:rPr>
               <w:t>Pa</w:t>
@@ -608,6 +1042,9 @@
             <w:tcW w:type="dxa" w:w="1514"/>
           </w:tcPr>
           <w:p>
+            <w:pPr>
+              <w:spacing w:before="20" w:after="20"/>
+            </w:pPr>
             <w:r/>
             <w:r>
               <w:rPr>
@@ -624,6 +1061,9 @@
             <w:tcW w:type="dxa" w:w="1514"/>
           </w:tcPr>
           <w:p>
+            <w:pPr>
+              <w:spacing w:before="20" w:after="20"/>
+            </w:pPr>
             <w:r/>
             <w:r>
               <w:rPr>
@@ -640,6 +1080,9 @@
             <w:tcW w:type="dxa" w:w="1514"/>
           </w:tcPr>
           <w:p>
+            <w:pPr>
+              <w:spacing w:before="20" w:after="20"/>
+            </w:pPr>
             <w:r/>
             <w:r>
               <w:rPr>
@@ -656,11 +1099,13 @@
             <w:tcW w:type="dxa" w:w="1514"/>
           </w:tcPr>
           <w:p>
-            <w:r/>
-            <w:r>
-              <w:rPr>
-                <w:rFonts w:ascii="Verdana" w:hAnsi="Verdana"/>
-                <w:b w:val="0"/>
+            <w:pPr>
+              <w:spacing w:before="20" w:after="20"/>
+            </w:pPr>
+            <w:r/>
+            <w:r>
+              <w:rPr>
+                <w:rFonts w:ascii="Verdana" w:hAnsi="Verdana"/>
                 <w:sz w:val="16"/>
               </w:rPr>
               <w:t>nbar</w:t>
@@ -672,6 +1117,9 @@
             <w:tcW w:type="dxa" w:w="1514"/>
           </w:tcPr>
           <w:p>
+            <w:pPr>
+              <w:spacing w:before="20" w:after="20"/>
+            </w:pPr>
             <w:r/>
             <w:r>
               <w:rPr>
@@ -688,6 +1136,9 @@
             <w:tcW w:type="dxa" w:w="1514"/>
           </w:tcPr>
           <w:p>
+            <w:pPr>
+              <w:spacing w:before="20" w:after="20"/>
+            </w:pPr>
             <w:r/>
             <w:r>
               <w:rPr>
@@ -704,14 +1155,17 @@
             <w:tcW w:type="dxa" w:w="1514"/>
           </w:tcPr>
           <w:p>
-            <w:r/>
-            <w:r>
-              <w:rPr>
-                <w:rFonts w:ascii="Verdana" w:hAnsi="Verdana"/>
-                <w:b w:val="0"/>
-                <w:sz w:val="16"/>
-              </w:rPr>
-              <w:t>Note 1: La locution 'mauvais temps' se rapporte aux conditions qui existent generalement pendant les precipitations, et immediatement avant ou apres celles-ci.</w:t>
+            <w:pPr>
+              <w:spacing w:before="20" w:after="20"/>
+            </w:pPr>
+            <w:r/>
+            <w:r>
+              <w:rPr>
+                <w:rFonts w:ascii="Verdana" w:hAnsi="Verdana"/>
+                <w:b w:val="0"/>
+                <w:sz w:val="16"/>
+              </w:rPr>
+              <w:t>Note 1: Les opérations indiquées par les descripteurs d’opérateurs 2 01, 2 02, 2 03, 2 04, 2 07 et 2 08 restent applicables tant qu’elles ne font pas l’objet d’une annulation ou jusqu’à la fin de la sous-série de données.</w:t>
             </w:r>
           </w:p>
         </w:tc>
@@ -725,6 +1179,9 @@
             <w:tcW w:type="dxa" w:w="1514"/>
           </w:tcPr>
           <w:p>
+            <w:pPr>
+              <w:spacing w:before="20" w:after="20"/>
+            </w:pPr>
             <w:r/>
             <w:r>
               <w:rPr>
@@ -741,6 +1198,9 @@
             <w:tcW w:type="dxa" w:w="1514"/>
           </w:tcPr>
           <w:p>
+            <w:pPr>
+              <w:spacing w:before="20" w:after="20"/>
+            </w:pPr>
             <w:r/>
             <w:r>
               <w:rPr>
@@ -757,11 +1217,13 @@
             <w:tcW w:type="dxa" w:w="1514"/>
           </w:tcPr>
           <w:p>
-            <w:r/>
-            <w:r>
-              <w:rPr>
-                <w:rFonts w:ascii="Verdana" w:hAnsi="Verdana"/>
-                <w:b w:val="0"/>
+            <w:pPr>
+              <w:spacing w:before="20" w:after="20"/>
+            </w:pPr>
+            <w:r/>
+            <w:r>
+              <w:rPr>
+                <w:rFonts w:ascii="Verdana" w:hAnsi="Verdana"/>
                 <w:sz w:val="16"/>
               </w:rPr>
               <w:t>Numérique</w:t>
@@ -773,6 +1235,9 @@
             <w:tcW w:type="dxa" w:w="1514"/>
           </w:tcPr>
           <w:p>
+            <w:pPr>
+              <w:spacing w:before="20" w:after="20"/>
+            </w:pPr>
             <w:r/>
             <w:r>
               <w:rPr>
@@ -789,6 +1254,9 @@
             <w:tcW w:type="dxa" w:w="1514"/>
           </w:tcPr>
           <w:p>
+            <w:pPr>
+              <w:spacing w:before="20" w:after="20"/>
+            </w:pPr>
             <w:r/>
             <w:r>
               <w:rPr>
@@ -805,6 +1273,9 @@
             <w:tcW w:type="dxa" w:w="1514"/>
           </w:tcPr>
           <w:p>
+            <w:pPr>
+              <w:spacing w:before="20" w:after="20"/>
+            </w:pPr>
             <w:r/>
             <w:r>
               <w:rPr>
@@ -821,11 +1292,13 @@
             <w:tcW w:type="dxa" w:w="1514"/>
           </w:tcPr>
           <w:p>
-            <w:r/>
-            <w:r>
-              <w:rPr>
-                <w:rFonts w:ascii="Verdana" w:hAnsi="Verdana"/>
-                <w:b w:val="0"/>
+            <w:pPr>
+              <w:spacing w:before="20" w:after="20"/>
+            </w:pPr>
+            <w:r/>
+            <w:r>
+              <w:rPr>
+                <w:rFonts w:ascii="Verdana" w:hAnsi="Verdana"/>
                 <w:sz w:val="16"/>
               </w:rPr>
               <w:t>Numérique</w:t>
@@ -837,6 +1310,9 @@
             <w:tcW w:type="dxa" w:w="1514"/>
           </w:tcPr>
           <w:p>
+            <w:pPr>
+              <w:spacing w:before="20" w:after="20"/>
+            </w:pPr>
             <w:r/>
             <w:r>
               <w:rPr>
@@ -853,6 +1329,9 @@
             <w:tcW w:type="dxa" w:w="1514"/>
           </w:tcPr>
           <w:p>
+            <w:pPr>
+              <w:spacing w:before="20" w:after="20"/>
+            </w:pPr>
             <w:r/>
             <w:r>
               <w:rPr>
@@ -869,14 +1348,17 @@
             <w:tcW w:type="dxa" w:w="1514"/>
           </w:tcPr>
           <w:p>
-            <w:r/>
-            <w:r>
-              <w:rPr>
-                <w:rFonts w:ascii="Verdana" w:hAnsi="Verdana"/>
-                <w:b w:val="0"/>
-                <w:sz w:val="16"/>
-              </w:rPr>
-              <w:t>Note 2: (voir Note 1) 1) Pour l’emploi du chiffre du code 15, voir la règle 12.1.4. 2) «Clair» et «couvert» portent les chiffres 0 et 8 respectivement.</w:t>
+            <w:pPr>
+              <w:spacing w:before="20" w:after="20"/>
+            </w:pPr>
+            <w:r/>
+            <w:r>
+              <w:rPr>
+                <w:rFonts w:ascii="Verdana" w:hAnsi="Verdana"/>
+                <w:b w:val="0"/>
+                <w:sz w:val="16"/>
+              </w:rPr>
+              <w:t>Note 2: Le modèle 3 07 082 est caduc.</w:t>
             </w:r>
           </w:p>
         </w:tc>
@@ -890,6 +1372,9 @@
             <w:tcW w:type="dxa" w:w="1514"/>
           </w:tcPr>
           <w:p>
+            <w:pPr>
+              <w:spacing w:before="20" w:after="20"/>
+            </w:pPr>
             <w:r/>
             <w:r>
               <w:rPr>
@@ -906,6 +1391,9 @@
             <w:tcW w:type="dxa" w:w="1514"/>
           </w:tcPr>
           <w:p>
+            <w:pPr>
+              <w:spacing w:before="20" w:after="20"/>
+            </w:pPr>
             <w:r/>
             <w:r>
               <w:rPr>
@@ -922,11 +1410,13 @@
             <w:tcW w:type="dxa" w:w="1514"/>
           </w:tcPr>
           <w:p>
-            <w:r/>
-            <w:r>
-              <w:rPr>
-                <w:rFonts w:ascii="Verdana" w:hAnsi="Verdana"/>
-                <w:b w:val="0"/>
+            <w:pPr>
+              <w:spacing w:before="20" w:after="20"/>
+            </w:pPr>
+            <w:r/>
+            <w:r>
+              <w:rPr>
+                <w:rFonts w:ascii="Verdana" w:hAnsi="Verdana"/>
                 <w:sz w:val="16"/>
               </w:rPr>
               <w:t>DU</w:t>
@@ -938,6 +1428,9 @@
             <w:tcW w:type="dxa" w:w="1514"/>
           </w:tcPr>
           <w:p>
+            <w:pPr>
+              <w:spacing w:before="20" w:after="20"/>
+            </w:pPr>
             <w:r/>
             <w:r>
               <w:rPr>
@@ -954,6 +1447,9 @@
             <w:tcW w:type="dxa" w:w="1514"/>
           </w:tcPr>
           <w:p>
+            <w:pPr>
+              <w:spacing w:before="20" w:after="20"/>
+            </w:pPr>
             <w:r/>
             <w:r>
               <w:rPr>
@@ -970,6 +1466,9 @@
             <w:tcW w:type="dxa" w:w="1514"/>
           </w:tcPr>
           <w:p>
+            <w:pPr>
+              <w:spacing w:before="20" w:after="20"/>
+            </w:pPr>
             <w:r/>
             <w:r>
               <w:rPr>
@@ -986,11 +1485,13 @@
             <w:tcW w:type="dxa" w:w="1514"/>
           </w:tcPr>
           <w:p>
-            <w:r/>
-            <w:r>
-              <w:rPr>
-                <w:rFonts w:ascii="Verdana" w:hAnsi="Verdana"/>
-                <w:b w:val="0"/>
+            <w:pPr>
+              <w:spacing w:before="20" w:after="20"/>
+            </w:pPr>
+            <w:r/>
+            <w:r>
+              <w:rPr>
+                <w:rFonts w:ascii="Verdana" w:hAnsi="Verdana"/>
                 <w:sz w:val="16"/>
               </w:rPr>
               <w:t>DU</w:t>
@@ -1002,6 +1503,9 @@
             <w:tcW w:type="dxa" w:w="1514"/>
           </w:tcPr>
           <w:p>
+            <w:pPr>
+              <w:spacing w:before="20" w:after="20"/>
+            </w:pPr>
             <w:r/>
             <w:r>
               <w:rPr>
@@ -1018,6 +1522,9 @@
             <w:tcW w:type="dxa" w:w="1514"/>
           </w:tcPr>
           <w:p>
+            <w:pPr>
+              <w:spacing w:before="20" w:after="20"/>
+            </w:pPr>
             <w:r/>
             <w:r>
               <w:rPr>
@@ -1034,14 +1541,17 @@
             <w:tcW w:type="dxa" w:w="1514"/>
           </w:tcPr>
           <w:p>
-            <w:r/>
-            <w:r>
-              <w:rPr>
-                <w:rFonts w:ascii="Verdana" w:hAnsi="Verdana"/>
-                <w:b w:val="0"/>
-                <w:sz w:val="16"/>
-              </w:rPr>
-              <w:t>Note 3: L'expression 'moyenne d'ensemble' indique que l'on prend la moyenne d'un certain nombre de valeurs distinctes correspondant a une serie de situations dans le temps.</w:t>
+            <w:pPr>
+              <w:spacing w:before="20" w:after="20"/>
+            </w:pPr>
+            <w:r/>
+            <w:r>
+              <w:rPr>
+                <w:rFonts w:ascii="Verdana" w:hAnsi="Verdana"/>
+                <w:b w:val="0"/>
+                <w:sz w:val="16"/>
+              </w:rPr>
+              <w:t>Note 3: La séquence 3 10 027 est caduque.</w:t>
             </w:r>
           </w:p>
         </w:tc>
@@ -1055,6 +1565,9 @@
             <w:tcW w:type="dxa" w:w="1514"/>
           </w:tcPr>
           <w:p>
+            <w:pPr>
+              <w:spacing w:before="20" w:after="20"/>
+            </w:pPr>
             <w:r/>
             <w:r>
               <w:rPr>
@@ -1071,6 +1584,9 @@
             <w:tcW w:type="dxa" w:w="1514"/>
           </w:tcPr>
           <w:p>
+            <w:pPr>
+              <w:spacing w:before="20" w:after="20"/>
+            </w:pPr>
             <w:r/>
             <w:r>
               <w:rPr>
@@ -1087,22 +1603,42 @@
             <w:tcW w:type="dxa" w:w="1514"/>
           </w:tcPr>
           <w:p>
-            <w:r/>
-            <w:r>
-              <w:rPr>
-                <w:rFonts w:ascii="Verdana" w:hAnsi="Verdana"/>
-                <w:b w:val="0"/>
-                <w:sz w:val="16"/>
-              </w:rPr>
-              <w:t>log(m-3)</w:t>
-            </w:r>
-          </w:p>
-        </w:tc>
-        <w:tc>
-          <w:tcPr>
-            <w:tcW w:type="dxa" w:w="1514"/>
-          </w:tcPr>
-          <w:p>
+            <w:pPr>
+              <w:spacing w:before="20" w:after="20"/>
+            </w:pPr>
+            <w:r/>
+            <w:r>
+              <w:rPr>
+                <w:rFonts w:ascii="Verdana" w:hAnsi="Verdana"/>
+                <w:sz w:val="16"/>
+              </w:rPr>
+              <w:t>log(m</w:t>
+            </w:r>
+            <w:r>
+              <w:rPr>
+                <w:rFonts w:ascii="Verdana" w:hAnsi="Verdana"/>
+                <w:sz w:val="16"/>
+                <w:vertAlign w:val="superscript"/>
+              </w:rPr>
+              <w:t>-3</w:t>
+            </w:r>
+            <w:r>
+              <w:rPr>
+                <w:rFonts w:ascii="Verdana" w:hAnsi="Verdana"/>
+                <w:sz w:val="16"/>
+              </w:rPr>
+              <w:t>)</w:t>
+            </w:r>
+          </w:p>
+        </w:tc>
+        <w:tc>
+          <w:tcPr>
+            <w:tcW w:type="dxa" w:w="1514"/>
+          </w:tcPr>
+          <w:p>
+            <w:pPr>
+              <w:spacing w:before="20" w:after="20"/>
+            </w:pPr>
             <w:r/>
             <w:r>
               <w:rPr>
@@ -1119,6 +1655,9 @@
             <w:tcW w:type="dxa" w:w="1514"/>
           </w:tcPr>
           <w:p>
+            <w:pPr>
+              <w:spacing w:before="20" w:after="20"/>
+            </w:pPr>
             <w:r/>
             <w:r>
               <w:rPr>
@@ -1135,6 +1674,9 @@
             <w:tcW w:type="dxa" w:w="1514"/>
           </w:tcPr>
           <w:p>
+            <w:pPr>
+              <w:spacing w:before="20" w:after="20"/>
+            </w:pPr>
             <w:r/>
             <w:r>
               <w:rPr>
@@ -1151,22 +1693,42 @@
             <w:tcW w:type="dxa" w:w="1514"/>
           </w:tcPr>
           <w:p>
-            <w:r/>
-            <w:r>
-              <w:rPr>
-                <w:rFonts w:ascii="Verdana" w:hAnsi="Verdana"/>
-                <w:b w:val="0"/>
-                <w:sz w:val="16"/>
-              </w:rPr>
-              <w:t>log(m-3)</w:t>
-            </w:r>
-          </w:p>
-        </w:tc>
-        <w:tc>
-          <w:tcPr>
-            <w:tcW w:type="dxa" w:w="1514"/>
-          </w:tcPr>
-          <w:p>
+            <w:pPr>
+              <w:spacing w:before="20" w:after="20"/>
+            </w:pPr>
+            <w:r/>
+            <w:r>
+              <w:rPr>
+                <w:rFonts w:ascii="Verdana" w:hAnsi="Verdana"/>
+                <w:sz w:val="16"/>
+              </w:rPr>
+              <w:t>log(m</w:t>
+            </w:r>
+            <w:r>
+              <w:rPr>
+                <w:rFonts w:ascii="Verdana" w:hAnsi="Verdana"/>
+                <w:sz w:val="16"/>
+                <w:vertAlign w:val="superscript"/>
+              </w:rPr>
+              <w:t>-3</w:t>
+            </w:r>
+            <w:r>
+              <w:rPr>
+                <w:rFonts w:ascii="Verdana" w:hAnsi="Verdana"/>
+                <w:sz w:val="16"/>
+              </w:rPr>
+              <w:t>)</w:t>
+            </w:r>
+          </w:p>
+        </w:tc>
+        <w:tc>
+          <w:tcPr>
+            <w:tcW w:type="dxa" w:w="1514"/>
+          </w:tcPr>
+          <w:p>
+            <w:pPr>
+              <w:spacing w:before="20" w:after="20"/>
+            </w:pPr>
             <w:r/>
             <w:r>
               <w:rPr>
@@ -1183,6 +1745,9 @@
             <w:tcW w:type="dxa" w:w="1514"/>
           </w:tcPr>
           <w:p>
+            <w:pPr>
+              <w:spacing w:before="20" w:after="20"/>
+            </w:pPr>
             <w:r/>
             <w:r>
               <w:rPr>
@@ -1199,6 +1764,9 @@
             <w:tcW w:type="dxa" w:w="1514"/>
           </w:tcPr>
           <w:p>
+            <w:pPr>
+              <w:spacing w:before="20" w:after="20"/>
+            </w:pPr>
             <w:r/>
             <w:r>
               <w:rPr>
@@ -1219,6 +1787,9 @@
             <w:tcW w:type="dxa" w:w="1514"/>
           </w:tcPr>
           <w:p>
+            <w:pPr>
+              <w:spacing w:before="20" w:after="20"/>
+            </w:pPr>
             <w:r/>
             <w:r>
               <w:rPr>
@@ -1235,6 +1806,9 @@
             <w:tcW w:type="dxa" w:w="1514"/>
           </w:tcPr>
           <w:p>
+            <w:pPr>
+              <w:spacing w:before="20" w:after="20"/>
+            </w:pPr>
             <w:r/>
             <w:r>
               <w:rPr>
@@ -1251,11 +1825,13 @@
             <w:tcW w:type="dxa" w:w="1514"/>
           </w:tcPr>
           <w:p>
-            <w:r/>
-            <w:r>
-              <w:rPr>
-                <w:rFonts w:ascii="Verdana" w:hAnsi="Verdana"/>
-                <w:b w:val="0"/>
+            <w:pPr>
+              <w:spacing w:before="20" w:after="20"/>
+            </w:pPr>
+            <w:r/>
+            <w:r>
+              <w:rPr>
+                <w:rFonts w:ascii="Verdana" w:hAnsi="Verdana"/>
                 <w:sz w:val="16"/>
               </w:rPr>
               <w:t>Numérique</w:t>
@@ -1267,6 +1843,9 @@
             <w:tcW w:type="dxa" w:w="1514"/>
           </w:tcPr>
           <w:p>
+            <w:pPr>
+              <w:spacing w:before="20" w:after="20"/>
+            </w:pPr>
             <w:r/>
             <w:r>
               <w:rPr>
@@ -1283,6 +1862,9 @@
             <w:tcW w:type="dxa" w:w="1514"/>
           </w:tcPr>
           <w:p>
+            <w:pPr>
+              <w:spacing w:before="20" w:after="20"/>
+            </w:pPr>
             <w:r/>
             <w:r>
               <w:rPr>
@@ -1299,6 +1881,9 @@
             <w:tcW w:type="dxa" w:w="1514"/>
           </w:tcPr>
           <w:p>
+            <w:pPr>
+              <w:spacing w:before="20" w:after="20"/>
+            </w:pPr>
             <w:r/>
             <w:r>
               <w:rPr>
@@ -1315,11 +1900,13 @@
             <w:tcW w:type="dxa" w:w="1514"/>
           </w:tcPr>
           <w:p>
-            <w:r/>
-            <w:r>
-              <w:rPr>
-                <w:rFonts w:ascii="Verdana" w:hAnsi="Verdana"/>
-                <w:b w:val="0"/>
+            <w:pPr>
+              <w:spacing w:before="20" w:after="20"/>
+            </w:pPr>
+            <w:r/>
+            <w:r>
+              <w:rPr>
+                <w:rFonts w:ascii="Verdana" w:hAnsi="Verdana"/>
                 <w:sz w:val="16"/>
               </w:rPr>
               <w:t>Numérique</w:t>
@@ -1331,6 +1918,9 @@
             <w:tcW w:type="dxa" w:w="1514"/>
           </w:tcPr>
           <w:p>
+            <w:pPr>
+              <w:spacing w:before="20" w:after="20"/>
+            </w:pPr>
             <w:r/>
             <w:r>
               <w:rPr>
@@ -1347,6 +1937,9 @@
             <w:tcW w:type="dxa" w:w="1514"/>
           </w:tcPr>
           <w:p>
+            <w:pPr>
+              <w:spacing w:before="20" w:after="20"/>
+            </w:pPr>
             <w:r/>
             <w:r>
               <w:rPr>
@@ -1363,6 +1956,9 @@
             <w:tcW w:type="dxa" w:w="1514"/>
           </w:tcPr>
           <w:p>
+            <w:pPr>
+              <w:spacing w:before="20" w:after="20"/>
+            </w:pPr>
             <w:r/>
             <w:r>
               <w:rPr>
@@ -1383,6 +1979,9 @@
             <w:tcW w:type="dxa" w:w="1514"/>
           </w:tcPr>
           <w:p>
+            <w:pPr>
+              <w:spacing w:before="20" w:after="20"/>
+            </w:pPr>
             <w:r/>
             <w:r>
               <w:rPr>
@@ -1399,6 +1998,9 @@
             <w:tcW w:type="dxa" w:w="1514"/>
           </w:tcPr>
           <w:p>
+            <w:pPr>
+              <w:spacing w:before="20" w:after="20"/>
+            </w:pPr>
             <w:r/>
             <w:r>
               <w:rPr>
@@ -1415,22 +2017,42 @@
             <w:tcW w:type="dxa" w:w="1514"/>
           </w:tcPr>
           <w:p>
-            <w:r/>
-            <w:r>
-              <w:rPr>
-                <w:rFonts w:ascii="Verdana" w:hAnsi="Verdana"/>
-                <w:b w:val="0"/>
-                <w:sz w:val="16"/>
-              </w:rPr>
-              <w:t>log(m-3)</w:t>
-            </w:r>
-          </w:p>
-        </w:tc>
-        <w:tc>
-          <w:tcPr>
-            <w:tcW w:type="dxa" w:w="1514"/>
-          </w:tcPr>
-          <w:p>
+            <w:pPr>
+              <w:spacing w:before="20" w:after="20"/>
+            </w:pPr>
+            <w:r/>
+            <w:r>
+              <w:rPr>
+                <w:rFonts w:ascii="Verdana" w:hAnsi="Verdana"/>
+                <w:sz w:val="16"/>
+              </w:rPr>
+              <w:t>log(m</w:t>
+            </w:r>
+            <w:r>
+              <w:rPr>
+                <w:rFonts w:ascii="Verdana" w:hAnsi="Verdana"/>
+                <w:sz w:val="16"/>
+                <w:vertAlign w:val="superscript"/>
+              </w:rPr>
+              <w:t>-3</w:t>
+            </w:r>
+            <w:r>
+              <w:rPr>
+                <w:rFonts w:ascii="Verdana" w:hAnsi="Verdana"/>
+                <w:sz w:val="16"/>
+              </w:rPr>
+              <w:t>)</w:t>
+            </w:r>
+          </w:p>
+        </w:tc>
+        <w:tc>
+          <w:tcPr>
+            <w:tcW w:type="dxa" w:w="1514"/>
+          </w:tcPr>
+          <w:p>
+            <w:pPr>
+              <w:spacing w:before="20" w:after="20"/>
+            </w:pPr>
             <w:r/>
             <w:r>
               <w:rPr>
@@ -1447,6 +2069,9 @@
             <w:tcW w:type="dxa" w:w="1514"/>
           </w:tcPr>
           <w:p>
+            <w:pPr>
+              <w:spacing w:before="20" w:after="20"/>
+            </w:pPr>
             <w:r/>
             <w:r>
               <w:rPr>
@@ -1463,6 +2088,9 @@
             <w:tcW w:type="dxa" w:w="1514"/>
           </w:tcPr>
           <w:p>
+            <w:pPr>
+              <w:spacing w:before="20" w:after="20"/>
+            </w:pPr>
             <w:r/>
             <w:r>
               <w:rPr>
@@ -1479,22 +2107,42 @@
             <w:tcW w:type="dxa" w:w="1514"/>
           </w:tcPr>
           <w:p>
-            <w:r/>
-            <w:r>
-              <w:rPr>
-                <w:rFonts w:ascii="Verdana" w:hAnsi="Verdana"/>
-                <w:b w:val="0"/>
-                <w:sz w:val="16"/>
-              </w:rPr>
-              <w:t>log(m-3)</w:t>
-            </w:r>
-          </w:p>
-        </w:tc>
-        <w:tc>
-          <w:tcPr>
-            <w:tcW w:type="dxa" w:w="1514"/>
-          </w:tcPr>
-          <w:p>
+            <w:pPr>
+              <w:spacing w:before="20" w:after="20"/>
+            </w:pPr>
+            <w:r/>
+            <w:r>
+              <w:rPr>
+                <w:rFonts w:ascii="Verdana" w:hAnsi="Verdana"/>
+                <w:sz w:val="16"/>
+              </w:rPr>
+              <w:t>log(m</w:t>
+            </w:r>
+            <w:r>
+              <w:rPr>
+                <w:rFonts w:ascii="Verdana" w:hAnsi="Verdana"/>
+                <w:sz w:val="16"/>
+                <w:vertAlign w:val="superscript"/>
+              </w:rPr>
+              <w:t>-3</w:t>
+            </w:r>
+            <w:r>
+              <w:rPr>
+                <w:rFonts w:ascii="Verdana" w:hAnsi="Verdana"/>
+                <w:sz w:val="16"/>
+              </w:rPr>
+              <w:t>)</w:t>
+            </w:r>
+          </w:p>
+        </w:tc>
+        <w:tc>
+          <w:tcPr>
+            <w:tcW w:type="dxa" w:w="1514"/>
+          </w:tcPr>
+          <w:p>
+            <w:pPr>
+              <w:spacing w:before="20" w:after="20"/>
+            </w:pPr>
             <w:r/>
             <w:r>
               <w:rPr>
@@ -1511,6 +2159,9 @@
             <w:tcW w:type="dxa" w:w="1514"/>
           </w:tcPr>
           <w:p>
+            <w:pPr>
+              <w:spacing w:before="20" w:after="20"/>
+            </w:pPr>
             <w:r/>
             <w:r>
               <w:rPr>
@@ -1527,6 +2178,9 @@
             <w:tcW w:type="dxa" w:w="1514"/>
           </w:tcPr>
           <w:p>
+            <w:pPr>
+              <w:spacing w:before="20" w:after="20"/>
+            </w:pPr>
             <w:r/>
             <w:r>
               <w:rPr>
@@ -1547,6 +2201,9 @@
             <w:tcW w:type="dxa" w:w="1514"/>
           </w:tcPr>
           <w:p>
+            <w:pPr>
+              <w:spacing w:before="20" w:after="20"/>
+            </w:pPr>
             <w:r/>
             <w:r>
               <w:rPr>
@@ -1563,6 +2220,9 @@
             <w:tcW w:type="dxa" w:w="1514"/>
           </w:tcPr>
           <w:p>
+            <w:pPr>
+              <w:spacing w:before="20" w:after="20"/>
+            </w:pPr>
             <w:r/>
             <w:r>
               <w:rPr>
@@ -1579,22 +2239,42 @@
             <w:tcW w:type="dxa" w:w="1514"/>
           </w:tcPr>
           <w:p>
-            <w:r/>
-            <w:r>
-              <w:rPr>
-                <w:rFonts w:ascii="Verdana" w:hAnsi="Verdana"/>
-                <w:b w:val="0"/>
-                <w:sz w:val="16"/>
-              </w:rPr>
-              <w:t>log (m-2)</w:t>
-            </w:r>
-          </w:p>
-        </w:tc>
-        <w:tc>
-          <w:tcPr>
-            <w:tcW w:type="dxa" w:w="1514"/>
-          </w:tcPr>
-          <w:p>
+            <w:pPr>
+              <w:spacing w:before="20" w:after="20"/>
+            </w:pPr>
+            <w:r/>
+            <w:r>
+              <w:rPr>
+                <w:rFonts w:ascii="Verdana" w:hAnsi="Verdana"/>
+                <w:sz w:val="16"/>
+              </w:rPr>
+              <w:t>log (m</w:t>
+            </w:r>
+            <w:r>
+              <w:rPr>
+                <w:rFonts w:ascii="Verdana" w:hAnsi="Verdana"/>
+                <w:sz w:val="16"/>
+                <w:vertAlign w:val="superscript"/>
+              </w:rPr>
+              <w:t>-2</w:t>
+            </w:r>
+            <w:r>
+              <w:rPr>
+                <w:rFonts w:ascii="Verdana" w:hAnsi="Verdana"/>
+                <w:sz w:val="16"/>
+              </w:rPr>
+              <w:t>)</w:t>
+            </w:r>
+          </w:p>
+        </w:tc>
+        <w:tc>
+          <w:tcPr>
+            <w:tcW w:type="dxa" w:w="1514"/>
+          </w:tcPr>
+          <w:p>
+            <w:pPr>
+              <w:spacing w:before="20" w:after="20"/>
+            </w:pPr>
             <w:r/>
             <w:r>
               <w:rPr>
@@ -1611,6 +2291,9 @@
             <w:tcW w:type="dxa" w:w="1514"/>
           </w:tcPr>
           <w:p>
+            <w:pPr>
+              <w:spacing w:before="20" w:after="20"/>
+            </w:pPr>
             <w:r/>
             <w:r>
               <w:rPr>
@@ -1627,6 +2310,9 @@
             <w:tcW w:type="dxa" w:w="1514"/>
           </w:tcPr>
           <w:p>
+            <w:pPr>
+              <w:spacing w:before="20" w:after="20"/>
+            </w:pPr>
             <w:r/>
             <w:r>
               <w:rPr>
@@ -1643,22 +2329,42 @@
             <w:tcW w:type="dxa" w:w="1514"/>
           </w:tcPr>
           <w:p>
-            <w:r/>
-            <w:r>
-              <w:rPr>
-                <w:rFonts w:ascii="Verdana" w:hAnsi="Verdana"/>
-                <w:b w:val="0"/>
-                <w:sz w:val="16"/>
-              </w:rPr>
-              <w:t>log (m-2)</w:t>
-            </w:r>
-          </w:p>
-        </w:tc>
-        <w:tc>
-          <w:tcPr>
-            <w:tcW w:type="dxa" w:w="1514"/>
-          </w:tcPr>
-          <w:p>
+            <w:pPr>
+              <w:spacing w:before="20" w:after="20"/>
+            </w:pPr>
+            <w:r/>
+            <w:r>
+              <w:rPr>
+                <w:rFonts w:ascii="Verdana" w:hAnsi="Verdana"/>
+                <w:sz w:val="16"/>
+              </w:rPr>
+              <w:t>log (m</w:t>
+            </w:r>
+            <w:r>
+              <w:rPr>
+                <w:rFonts w:ascii="Verdana" w:hAnsi="Verdana"/>
+                <w:sz w:val="16"/>
+                <w:vertAlign w:val="superscript"/>
+              </w:rPr>
+              <w:t>-2</w:t>
+            </w:r>
+            <w:r>
+              <w:rPr>
+                <w:rFonts w:ascii="Verdana" w:hAnsi="Verdana"/>
+                <w:sz w:val="16"/>
+              </w:rPr>
+              <w:t>)</w:t>
+            </w:r>
+          </w:p>
+        </w:tc>
+        <w:tc>
+          <w:tcPr>
+            <w:tcW w:type="dxa" w:w="1514"/>
+          </w:tcPr>
+          <w:p>
+            <w:pPr>
+              <w:spacing w:before="20" w:after="20"/>
+            </w:pPr>
             <w:r/>
             <w:r>
               <w:rPr>
@@ -1675,6 +2381,9 @@
             <w:tcW w:type="dxa" w:w="1514"/>
           </w:tcPr>
           <w:p>
+            <w:pPr>
+              <w:spacing w:before="20" w:after="20"/>
+            </w:pPr>
             <w:r/>
             <w:r>
               <w:rPr>
@@ -1691,6 +2400,9 @@
             <w:tcW w:type="dxa" w:w="1514"/>
           </w:tcPr>
           <w:p>
+            <w:pPr>
+              <w:spacing w:before="20" w:after="20"/>
+            </w:pPr>
             <w:r/>
             <w:r>
               <w:rPr>
@@ -1711,6 +2423,9 @@
             <w:tcW w:type="dxa" w:w="1514"/>
           </w:tcPr>
           <w:p>
+            <w:pPr>
+              <w:spacing w:before="20" w:after="20"/>
+            </w:pPr>
             <w:r/>
             <w:r>
               <w:rPr>
@@ -1727,6 +2442,9 @@
             <w:tcW w:type="dxa" w:w="1514"/>
           </w:tcPr>
           <w:p>
+            <w:pPr>
+              <w:spacing w:before="20" w:after="20"/>
+            </w:pPr>
             <w:r/>
             <w:r>
               <w:rPr>
@@ -1743,22 +2461,35 @@
             <w:tcW w:type="dxa" w:w="1514"/>
           </w:tcPr>
           <w:p>
-            <w:r/>
-            <w:r>
-              <w:rPr>
-                <w:rFonts w:ascii="Verdana" w:hAnsi="Verdana"/>
-                <w:b w:val="0"/>
-                <w:sz w:val="16"/>
-              </w:rPr>
-              <w:t>m-2</w:t>
-            </w:r>
-          </w:p>
-        </w:tc>
-        <w:tc>
-          <w:tcPr>
-            <w:tcW w:type="dxa" w:w="1514"/>
-          </w:tcPr>
-          <w:p>
+            <w:pPr>
+              <w:spacing w:before="20" w:after="20"/>
+            </w:pPr>
+            <w:r/>
+            <w:r>
+              <w:rPr>
+                <w:rFonts w:ascii="Verdana" w:hAnsi="Verdana"/>
+                <w:sz w:val="16"/>
+              </w:rPr>
+              <w:t>m</w:t>
+            </w:r>
+            <w:r>
+              <w:rPr>
+                <w:rFonts w:ascii="Verdana" w:hAnsi="Verdana"/>
+                <w:sz w:val="16"/>
+                <w:vertAlign w:val="superscript"/>
+              </w:rPr>
+              <w:t>-2</w:t>
+            </w:r>
+          </w:p>
+        </w:tc>
+        <w:tc>
+          <w:tcPr>
+            <w:tcW w:type="dxa" w:w="1514"/>
+          </w:tcPr>
+          <w:p>
+            <w:pPr>
+              <w:spacing w:before="20" w:after="20"/>
+            </w:pPr>
             <w:r/>
             <w:r>
               <w:rPr>
@@ -1775,6 +2506,9 @@
             <w:tcW w:type="dxa" w:w="1514"/>
           </w:tcPr>
           <w:p>
+            <w:pPr>
+              <w:spacing w:before="20" w:after="20"/>
+            </w:pPr>
             <w:r/>
             <w:r>
               <w:rPr>
@@ -1791,6 +2525,9 @@
             <w:tcW w:type="dxa" w:w="1514"/>
           </w:tcPr>
           <w:p>
+            <w:pPr>
+              <w:spacing w:before="20" w:after="20"/>
+            </w:pPr>
             <w:r/>
             <w:r>
               <w:rPr>
@@ -1807,22 +2544,35 @@
             <w:tcW w:type="dxa" w:w="1514"/>
           </w:tcPr>
           <w:p>
-            <w:r/>
-            <w:r>
-              <w:rPr>
-                <w:rFonts w:ascii="Verdana" w:hAnsi="Verdana"/>
-                <w:b w:val="0"/>
-                <w:sz w:val="16"/>
-              </w:rPr>
-              <w:t>m-2</w:t>
-            </w:r>
-          </w:p>
-        </w:tc>
-        <w:tc>
-          <w:tcPr>
-            <w:tcW w:type="dxa" w:w="1514"/>
-          </w:tcPr>
-          <w:p>
+            <w:pPr>
+              <w:spacing w:before="20" w:after="20"/>
+            </w:pPr>
+            <w:r/>
+            <w:r>
+              <w:rPr>
+                <w:rFonts w:ascii="Verdana" w:hAnsi="Verdana"/>
+                <w:sz w:val="16"/>
+              </w:rPr>
+              <w:t>m</w:t>
+            </w:r>
+            <w:r>
+              <w:rPr>
+                <w:rFonts w:ascii="Verdana" w:hAnsi="Verdana"/>
+                <w:sz w:val="16"/>
+                <w:vertAlign w:val="superscript"/>
+              </w:rPr>
+              <w:t>-2</w:t>
+            </w:r>
+          </w:p>
+        </w:tc>
+        <w:tc>
+          <w:tcPr>
+            <w:tcW w:type="dxa" w:w="1514"/>
+          </w:tcPr>
+          <w:p>
+            <w:pPr>
+              <w:spacing w:before="20" w:after="20"/>
+            </w:pPr>
             <w:r/>
             <w:r>
               <w:rPr>
@@ -1839,6 +2589,9 @@
             <w:tcW w:type="dxa" w:w="1514"/>
           </w:tcPr>
           <w:p>
+            <w:pPr>
+              <w:spacing w:before="20" w:after="20"/>
+            </w:pPr>
             <w:r/>
             <w:r>
               <w:rPr>
@@ -1855,6 +2608,9 @@
             <w:tcW w:type="dxa" w:w="1514"/>
           </w:tcPr>
           <w:p>
+            <w:pPr>
+              <w:spacing w:before="20" w:after="20"/>
+            </w:pPr>
             <w:r/>
             <w:r>
               <w:rPr>
@@ -1875,6 +2631,9 @@
             <w:tcW w:type="dxa" w:w="1514"/>
           </w:tcPr>
           <w:p>
+            <w:pPr>
+              <w:spacing w:before="20" w:after="20"/>
+            </w:pPr>
             <w:r/>
             <w:r>
               <w:rPr>
@@ -1891,6 +2650,9 @@
             <w:tcW w:type="dxa" w:w="1514"/>
           </w:tcPr>
           <w:p>
+            <w:pPr>
+              <w:spacing w:before="20" w:after="20"/>
+            </w:pPr>
             <w:r/>
             <w:r>
               <w:rPr>
@@ -1907,11 +2669,13 @@
             <w:tcW w:type="dxa" w:w="1514"/>
           </w:tcPr>
           <w:p>
-            <w:r/>
-            <w:r>
-              <w:rPr>
-                <w:rFonts w:ascii="Verdana" w:hAnsi="Verdana"/>
-                <w:b w:val="0"/>
+            <w:pPr>
+              <w:spacing w:before="20" w:after="20"/>
+            </w:pPr>
+            <w:r/>
+            <w:r>
+              <w:rPr>
+                <w:rFonts w:ascii="Verdana" w:hAnsi="Verdana"/>
                 <w:sz w:val="16"/>
               </w:rPr>
               <w:t>Numérique</w:t>
@@ -1923,6 +2687,9 @@
             <w:tcW w:type="dxa" w:w="1514"/>
           </w:tcPr>
           <w:p>
+            <w:pPr>
+              <w:spacing w:before="20" w:after="20"/>
+            </w:pPr>
             <w:r/>
             <w:r>
               <w:rPr>
@@ -1939,6 +2706,9 @@
             <w:tcW w:type="dxa" w:w="1514"/>
           </w:tcPr>
           <w:p>
+            <w:pPr>
+              <w:spacing w:before="20" w:after="20"/>
+            </w:pPr>
             <w:r/>
             <w:r>
               <w:rPr>
@@ -1955,6 +2725,9 @@
             <w:tcW w:type="dxa" w:w="1514"/>
           </w:tcPr>
           <w:p>
+            <w:pPr>
+              <w:spacing w:before="20" w:after="20"/>
+            </w:pPr>
             <w:r/>
             <w:r>
               <w:rPr>
@@ -1971,11 +2744,13 @@
             <w:tcW w:type="dxa" w:w="1514"/>
           </w:tcPr>
           <w:p>
-            <w:r/>
-            <w:r>
-              <w:rPr>
-                <w:rFonts w:ascii="Verdana" w:hAnsi="Verdana"/>
-                <w:b w:val="0"/>
+            <w:pPr>
+              <w:spacing w:before="20" w:after="20"/>
+            </w:pPr>
+            <w:r/>
+            <w:r>
+              <w:rPr>
+                <w:rFonts w:ascii="Verdana" w:hAnsi="Verdana"/>
                 <w:sz w:val="16"/>
               </w:rPr>
               <w:t>Numérique</w:t>
@@ -1987,6 +2762,9 @@
             <w:tcW w:type="dxa" w:w="1514"/>
           </w:tcPr>
           <w:p>
+            <w:pPr>
+              <w:spacing w:before="20" w:after="20"/>
+            </w:pPr>
             <w:r/>
             <w:r>
               <w:rPr>
@@ -2003,6 +2781,9 @@
             <w:tcW w:type="dxa" w:w="1514"/>
           </w:tcPr>
           <w:p>
+            <w:pPr>
+              <w:spacing w:before="20" w:after="20"/>
+            </w:pPr>
             <w:r/>
             <w:r>
               <w:rPr>
@@ -2019,6 +2800,9 @@
             <w:tcW w:type="dxa" w:w="1514"/>
           </w:tcPr>
           <w:p>
+            <w:pPr>
+              <w:spacing w:before="20" w:after="20"/>
+            </w:pPr>
             <w:r/>
             <w:r>
               <w:rPr>
@@ -2039,6 +2823,9 @@
             <w:tcW w:type="dxa" w:w="1514"/>
           </w:tcPr>
           <w:p>
+            <w:pPr>
+              <w:spacing w:before="20" w:after="20"/>
+            </w:pPr>
             <w:r/>
             <w:r>
               <w:rPr>
@@ -2055,6 +2842,9 @@
             <w:tcW w:type="dxa" w:w="1514"/>
           </w:tcPr>
           <w:p>
+            <w:pPr>
+              <w:spacing w:before="20" w:after="20"/>
+            </w:pPr>
             <w:r/>
             <w:r>
               <w:rPr>
@@ -2071,22 +2861,35 @@
             <w:tcW w:type="dxa" w:w="1514"/>
           </w:tcPr>
           <w:p>
-            <w:r/>
-            <w:r>
-              <w:rPr>
-                <w:rFonts w:ascii="Verdana" w:hAnsi="Verdana"/>
-                <w:b w:val="0"/>
-                <w:sz w:val="16"/>
-              </w:rPr>
-              <w:t>kg m-2</w:t>
-            </w:r>
-          </w:p>
-        </w:tc>
-        <w:tc>
-          <w:tcPr>
-            <w:tcW w:type="dxa" w:w="1514"/>
-          </w:tcPr>
-          <w:p>
+            <w:pPr>
+              <w:spacing w:before="20" w:after="20"/>
+            </w:pPr>
+            <w:r/>
+            <w:r>
+              <w:rPr>
+                <w:rFonts w:ascii="Verdana" w:hAnsi="Verdana"/>
+                <w:sz w:val="16"/>
+              </w:rPr>
+              <w:t>kg m</w:t>
+            </w:r>
+            <w:r>
+              <w:rPr>
+                <w:rFonts w:ascii="Verdana" w:hAnsi="Verdana"/>
+                <w:sz w:val="16"/>
+                <w:vertAlign w:val="superscript"/>
+              </w:rPr>
+              <w:t>-2</w:t>
+            </w:r>
+          </w:p>
+        </w:tc>
+        <w:tc>
+          <w:tcPr>
+            <w:tcW w:type="dxa" w:w="1514"/>
+          </w:tcPr>
+          <w:p>
+            <w:pPr>
+              <w:spacing w:before="20" w:after="20"/>
+            </w:pPr>
             <w:r/>
             <w:r>
               <w:rPr>
@@ -2103,6 +2906,9 @@
             <w:tcW w:type="dxa" w:w="1514"/>
           </w:tcPr>
           <w:p>
+            <w:pPr>
+              <w:spacing w:before="20" w:after="20"/>
+            </w:pPr>
             <w:r/>
             <w:r>
               <w:rPr>
@@ -2119,6 +2925,9 @@
             <w:tcW w:type="dxa" w:w="1514"/>
           </w:tcPr>
           <w:p>
+            <w:pPr>
+              <w:spacing w:before="20" w:after="20"/>
+            </w:pPr>
             <w:r/>
             <w:r>
               <w:rPr>
@@ -2135,22 +2944,35 @@
             <w:tcW w:type="dxa" w:w="1514"/>
           </w:tcPr>
           <w:p>
-            <w:r/>
-            <w:r>
-              <w:rPr>
-                <w:rFonts w:ascii="Verdana" w:hAnsi="Verdana"/>
-                <w:b w:val="0"/>
-                <w:sz w:val="16"/>
-              </w:rPr>
-              <w:t>kg m-2</w:t>
-            </w:r>
-          </w:p>
-        </w:tc>
-        <w:tc>
-          <w:tcPr>
-            <w:tcW w:type="dxa" w:w="1514"/>
-          </w:tcPr>
-          <w:p>
+            <w:pPr>
+              <w:spacing w:before="20" w:after="20"/>
+            </w:pPr>
+            <w:r/>
+            <w:r>
+              <w:rPr>
+                <w:rFonts w:ascii="Verdana" w:hAnsi="Verdana"/>
+                <w:sz w:val="16"/>
+              </w:rPr>
+              <w:t>kg m</w:t>
+            </w:r>
+            <w:r>
+              <w:rPr>
+                <w:rFonts w:ascii="Verdana" w:hAnsi="Verdana"/>
+                <w:sz w:val="16"/>
+                <w:vertAlign w:val="superscript"/>
+              </w:rPr>
+              <w:t>-2</w:t>
+            </w:r>
+          </w:p>
+        </w:tc>
+        <w:tc>
+          <w:tcPr>
+            <w:tcW w:type="dxa" w:w="1514"/>
+          </w:tcPr>
+          <w:p>
+            <w:pPr>
+              <w:spacing w:before="20" w:after="20"/>
+            </w:pPr>
             <w:r/>
             <w:r>
               <w:rPr>
@@ -2167,6 +2989,9 @@
             <w:tcW w:type="dxa" w:w="1514"/>
           </w:tcPr>
           <w:p>
+            <w:pPr>
+              <w:spacing w:before="20" w:after="20"/>
+            </w:pPr>
             <w:r/>
             <w:r>
               <w:rPr>
@@ -2183,6 +3008,9 @@
             <w:tcW w:type="dxa" w:w="1514"/>
           </w:tcPr>
           <w:p>
+            <w:pPr>
+              <w:spacing w:before="20" w:after="20"/>
+            </w:pPr>
             <w:r/>
             <w:r>
               <w:rPr>
@@ -2203,6 +3031,9 @@
             <w:tcW w:type="dxa" w:w="1514"/>
           </w:tcPr>
           <w:p>
+            <w:pPr>
+              <w:spacing w:before="20" w:after="20"/>
+            </w:pPr>
             <w:r/>
             <w:r>
               <w:rPr>
@@ -2219,6 +3050,9 @@
             <w:tcW w:type="dxa" w:w="1514"/>
           </w:tcPr>
           <w:p>
+            <w:pPr>
+              <w:spacing w:before="20" w:after="20"/>
+            </w:pPr>
             <w:r/>
             <w:r>
               <w:rPr>
@@ -2235,22 +3069,35 @@
             <w:tcW w:type="dxa" w:w="1514"/>
           </w:tcPr>
           <w:p>
-            <w:r/>
-            <w:r>
-              <w:rPr>
-                <w:rFonts w:ascii="Verdana" w:hAnsi="Verdana"/>
-                <w:b w:val="0"/>
-                <w:sz w:val="16"/>
-              </w:rPr>
-              <w:t>kg m-2</w:t>
-            </w:r>
-          </w:p>
-        </w:tc>
-        <w:tc>
-          <w:tcPr>
-            <w:tcW w:type="dxa" w:w="1514"/>
-          </w:tcPr>
-          <w:p>
+            <w:pPr>
+              <w:spacing w:before="20" w:after="20"/>
+            </w:pPr>
+            <w:r/>
+            <w:r>
+              <w:rPr>
+                <w:rFonts w:ascii="Verdana" w:hAnsi="Verdana"/>
+                <w:sz w:val="16"/>
+              </w:rPr>
+              <w:t>kg m</w:t>
+            </w:r>
+            <w:r>
+              <w:rPr>
+                <w:rFonts w:ascii="Verdana" w:hAnsi="Verdana"/>
+                <w:sz w:val="16"/>
+                <w:vertAlign w:val="superscript"/>
+              </w:rPr>
+              <w:t>-2</w:t>
+            </w:r>
+          </w:p>
+        </w:tc>
+        <w:tc>
+          <w:tcPr>
+            <w:tcW w:type="dxa" w:w="1514"/>
+          </w:tcPr>
+          <w:p>
+            <w:pPr>
+              <w:spacing w:before="20" w:after="20"/>
+            </w:pPr>
             <w:r/>
             <w:r>
               <w:rPr>
@@ -2267,6 +3114,9 @@
             <w:tcW w:type="dxa" w:w="1514"/>
           </w:tcPr>
           <w:p>
+            <w:pPr>
+              <w:spacing w:before="20" w:after="20"/>
+            </w:pPr>
             <w:r/>
             <w:r>
               <w:rPr>
@@ -2283,6 +3133,9 @@
             <w:tcW w:type="dxa" w:w="1514"/>
           </w:tcPr>
           <w:p>
+            <w:pPr>
+              <w:spacing w:before="20" w:after="20"/>
+            </w:pPr>
             <w:r/>
             <w:r>
               <w:rPr>
@@ -2299,22 +3152,35 @@
             <w:tcW w:type="dxa" w:w="1514"/>
           </w:tcPr>
           <w:p>
-            <w:r/>
-            <w:r>
-              <w:rPr>
-                <w:rFonts w:ascii="Verdana" w:hAnsi="Verdana"/>
-                <w:b w:val="0"/>
-                <w:sz w:val="16"/>
-              </w:rPr>
-              <w:t>kg m-2</w:t>
-            </w:r>
-          </w:p>
-        </w:tc>
-        <w:tc>
-          <w:tcPr>
-            <w:tcW w:type="dxa" w:w="1514"/>
-          </w:tcPr>
-          <w:p>
+            <w:pPr>
+              <w:spacing w:before="20" w:after="20"/>
+            </w:pPr>
+            <w:r/>
+            <w:r>
+              <w:rPr>
+                <w:rFonts w:ascii="Verdana" w:hAnsi="Verdana"/>
+                <w:sz w:val="16"/>
+              </w:rPr>
+              <w:t>kg m</w:t>
+            </w:r>
+            <w:r>
+              <w:rPr>
+                <w:rFonts w:ascii="Verdana" w:hAnsi="Verdana"/>
+                <w:sz w:val="16"/>
+                <w:vertAlign w:val="superscript"/>
+              </w:rPr>
+              <w:t>-2</w:t>
+            </w:r>
+          </w:p>
+        </w:tc>
+        <w:tc>
+          <w:tcPr>
+            <w:tcW w:type="dxa" w:w="1514"/>
+          </w:tcPr>
+          <w:p>
+            <w:pPr>
+              <w:spacing w:before="20" w:after="20"/>
+            </w:pPr>
             <w:r/>
             <w:r>
               <w:rPr>
@@ -2331,6 +3197,9 @@
             <w:tcW w:type="dxa" w:w="1514"/>
           </w:tcPr>
           <w:p>
+            <w:pPr>
+              <w:spacing w:before="20" w:after="20"/>
+            </w:pPr>
             <w:r/>
             <w:r>
               <w:rPr>
@@ -2347,6 +3216,9 @@
             <w:tcW w:type="dxa" w:w="1514"/>
           </w:tcPr>
           <w:p>
+            <w:pPr>
+              <w:spacing w:before="20" w:after="20"/>
+            </w:pPr>
             <w:r/>
             <w:r>
               <w:rPr>
@@ -2367,6 +3239,9 @@
             <w:tcW w:type="dxa" w:w="1514"/>
           </w:tcPr>
           <w:p>
+            <w:pPr>
+              <w:spacing w:before="20" w:after="20"/>
+            </w:pPr>
             <w:r/>
             <w:r>
               <w:rPr>
@@ -2383,6 +3258,9 @@
             <w:tcW w:type="dxa" w:w="1514"/>
           </w:tcPr>
           <w:p>
+            <w:pPr>
+              <w:spacing w:before="20" w:after="20"/>
+            </w:pPr>
             <w:r/>
             <w:r>
               <w:rPr>
@@ -2399,11 +3277,13 @@
             <w:tcW w:type="dxa" w:w="1514"/>
           </w:tcPr>
           <w:p>
-            <w:r/>
-            <w:r>
-              <w:rPr>
-                <w:rFonts w:ascii="Verdana" w:hAnsi="Verdana"/>
-                <w:b w:val="0"/>
+            <w:pPr>
+              <w:spacing w:before="20" w:after="20"/>
+            </w:pPr>
+            <w:r/>
+            <w:r>
+              <w:rPr>
+                <w:rFonts w:ascii="Verdana" w:hAnsi="Verdana"/>
                 <w:sz w:val="16"/>
               </w:rPr>
               <w:t>Numérique</w:t>
@@ -2415,6 +3295,9 @@
             <w:tcW w:type="dxa" w:w="1514"/>
           </w:tcPr>
           <w:p>
+            <w:pPr>
+              <w:spacing w:before="20" w:after="20"/>
+            </w:pPr>
             <w:r/>
             <w:r>
               <w:rPr>
@@ -2431,6 +3314,9 @@
             <w:tcW w:type="dxa" w:w="1514"/>
           </w:tcPr>
           <w:p>
+            <w:pPr>
+              <w:spacing w:before="20" w:after="20"/>
+            </w:pPr>
             <w:r/>
             <w:r>
               <w:rPr>
@@ -2447,6 +3333,9 @@
             <w:tcW w:type="dxa" w:w="1514"/>
           </w:tcPr>
           <w:p>
+            <w:pPr>
+              <w:spacing w:before="20" w:after="20"/>
+            </w:pPr>
             <w:r/>
             <w:r>
               <w:rPr>
@@ -2463,11 +3352,13 @@
             <w:tcW w:type="dxa" w:w="1514"/>
           </w:tcPr>
           <w:p>
-            <w:r/>
-            <w:r>
-              <w:rPr>
-                <w:rFonts w:ascii="Verdana" w:hAnsi="Verdana"/>
-                <w:b w:val="0"/>
+            <w:pPr>
+              <w:spacing w:before="20" w:after="20"/>
+            </w:pPr>
+            <w:r/>
+            <w:r>
+              <w:rPr>
+                <w:rFonts w:ascii="Verdana" w:hAnsi="Verdana"/>
                 <w:sz w:val="16"/>
               </w:rPr>
               <w:t>Numérique</w:t>
@@ -2479,6 +3370,9 @@
             <w:tcW w:type="dxa" w:w="1514"/>
           </w:tcPr>
           <w:p>
+            <w:pPr>
+              <w:spacing w:before="20" w:after="20"/>
+            </w:pPr>
             <w:r/>
             <w:r>
               <w:rPr>
@@ -2495,6 +3389,9 @@
             <w:tcW w:type="dxa" w:w="1514"/>
           </w:tcPr>
           <w:p>
+            <w:pPr>
+              <w:spacing w:before="20" w:after="20"/>
+            </w:pPr>
             <w:r/>
             <w:r>
               <w:rPr>
@@ -2511,6 +3408,9 @@
             <w:tcW w:type="dxa" w:w="1514"/>
           </w:tcPr>
           <w:p>
+            <w:pPr>
+              <w:spacing w:before="20" w:after="20"/>
+            </w:pPr>
             <w:r/>
             <w:r>
               <w:rPr>
@@ -2531,6 +3431,9 @@
             <w:tcW w:type="dxa" w:w="1514"/>
           </w:tcPr>
           <w:p>
+            <w:pPr>
+              <w:spacing w:before="20" w:after="20"/>
+            </w:pPr>
             <w:r/>
             <w:r>
               <w:rPr>
@@ -2547,6 +3450,9 @@
             <w:tcW w:type="dxa" w:w="1514"/>
           </w:tcPr>
           <w:p>
+            <w:pPr>
+              <w:spacing w:before="20" w:after="20"/>
+            </w:pPr>
             <w:r/>
             <w:r>
               <w:rPr>
@@ -2563,11 +3469,13 @@
             <w:tcW w:type="dxa" w:w="1514"/>
           </w:tcPr>
           <w:p>
-            <w:r/>
-            <w:r>
-              <w:rPr>
-                <w:rFonts w:ascii="Verdana" w:hAnsi="Verdana"/>
-                <w:b w:val="0"/>
+            <w:pPr>
+              <w:spacing w:before="20" w:after="20"/>
+            </w:pPr>
+            <w:r/>
+            <w:r>
+              <w:rPr>
+                <w:rFonts w:ascii="Verdana" w:hAnsi="Verdana"/>
                 <w:sz w:val="16"/>
               </w:rPr>
               <w:t>Table de code</w:t>
@@ -2579,6 +3487,9 @@
             <w:tcW w:type="dxa" w:w="1514"/>
           </w:tcPr>
           <w:p>
+            <w:pPr>
+              <w:spacing w:before="20" w:after="20"/>
+            </w:pPr>
             <w:r/>
             <w:r>
               <w:rPr>
@@ -2595,6 +3506,9 @@
             <w:tcW w:type="dxa" w:w="1514"/>
           </w:tcPr>
           <w:p>
+            <w:pPr>
+              <w:spacing w:before="20" w:after="20"/>
+            </w:pPr>
             <w:r/>
             <w:r>
               <w:rPr>
@@ -2611,6 +3525,9 @@
             <w:tcW w:type="dxa" w:w="1514"/>
           </w:tcPr>
           <w:p>
+            <w:pPr>
+              <w:spacing w:before="20" w:after="20"/>
+            </w:pPr>
             <w:r/>
             <w:r>
               <w:rPr>
@@ -2627,11 +3544,13 @@
             <w:tcW w:type="dxa" w:w="1514"/>
           </w:tcPr>
           <w:p>
-            <w:r/>
-            <w:r>
-              <w:rPr>
-                <w:rFonts w:ascii="Verdana" w:hAnsi="Verdana"/>
-                <w:b w:val="0"/>
+            <w:pPr>
+              <w:spacing w:before="20" w:after="20"/>
+            </w:pPr>
+            <w:r/>
+            <w:r>
+              <w:rPr>
+                <w:rFonts w:ascii="Verdana" w:hAnsi="Verdana"/>
                 <w:sz w:val="16"/>
               </w:rPr>
               <w:t>Table de code</w:t>
@@ -2643,6 +3562,9 @@
             <w:tcW w:type="dxa" w:w="1514"/>
           </w:tcPr>
           <w:p>
+            <w:pPr>
+              <w:spacing w:before="20" w:after="20"/>
+            </w:pPr>
             <w:r/>
             <w:r>
               <w:rPr>
@@ -2659,6 +3581,9 @@
             <w:tcW w:type="dxa" w:w="1514"/>
           </w:tcPr>
           <w:p>
+            <w:pPr>
+              <w:spacing w:before="20" w:after="20"/>
+            </w:pPr>
             <w:r/>
             <w:r>
               <w:rPr>
@@ -2675,6 +3600,9 @@
             <w:tcW w:type="dxa" w:w="1514"/>
           </w:tcPr>
           <w:p>
+            <w:pPr>
+              <w:spacing w:before="20" w:after="20"/>
+            </w:pPr>
             <w:r/>
             <w:r>
               <w:rPr>
@@ -2695,6 +3623,9 @@
             <w:tcW w:type="dxa" w:w="1514"/>
           </w:tcPr>
           <w:p>
+            <w:pPr>
+              <w:spacing w:before="20" w:after="20"/>
+            </w:pPr>
             <w:r/>
             <w:r>
               <w:rPr>
@@ -2711,6 +3642,9 @@
             <w:tcW w:type="dxa" w:w="1514"/>
           </w:tcPr>
           <w:p>
+            <w:pPr>
+              <w:spacing w:before="20" w:after="20"/>
+            </w:pPr>
             <w:r/>
             <w:r>
               <w:rPr>
@@ -2727,11 +3661,13 @@
             <w:tcW w:type="dxa" w:w="1514"/>
           </w:tcPr>
           <w:p>
-            <w:r/>
-            <w:r>
-              <w:rPr>
-                <w:rFonts w:ascii="Verdana" w:hAnsi="Verdana"/>
-                <w:b w:val="0"/>
+            <w:pPr>
+              <w:spacing w:before="20" w:after="20"/>
+            </w:pPr>
+            <w:r/>
+            <w:r>
+              <w:rPr>
+                <w:rFonts w:ascii="Verdana" w:hAnsi="Verdana"/>
                 <w:sz w:val="16"/>
               </w:rPr>
               <w:t>mol/mol</w:t>
@@ -2743,6 +3679,9 @@
             <w:tcW w:type="dxa" w:w="1514"/>
           </w:tcPr>
           <w:p>
+            <w:pPr>
+              <w:spacing w:before="20" w:after="20"/>
+            </w:pPr>
             <w:r/>
             <w:r>
               <w:rPr>
@@ -2759,6 +3698,9 @@
             <w:tcW w:type="dxa" w:w="1514"/>
           </w:tcPr>
           <w:p>
+            <w:pPr>
+              <w:spacing w:before="20" w:after="20"/>
+            </w:pPr>
             <w:r/>
             <w:r>
               <w:rPr>
@@ -2775,6 +3717,9 @@
             <w:tcW w:type="dxa" w:w="1514"/>
           </w:tcPr>
           <w:p>
+            <w:pPr>
+              <w:spacing w:before="20" w:after="20"/>
+            </w:pPr>
             <w:r/>
             <w:r>
               <w:rPr>
@@ -2791,11 +3736,13 @@
             <w:tcW w:type="dxa" w:w="1514"/>
           </w:tcPr>
           <w:p>
-            <w:r/>
-            <w:r>
-              <w:rPr>
-                <w:rFonts w:ascii="Verdana" w:hAnsi="Verdana"/>
-                <w:b w:val="0"/>
+            <w:pPr>
+              <w:spacing w:before="20" w:after="20"/>
+            </w:pPr>
+            <w:r/>
+            <w:r>
+              <w:rPr>
+                <w:rFonts w:ascii="Verdana" w:hAnsi="Verdana"/>
                 <w:sz w:val="16"/>
               </w:rPr>
               <w:t>mol/mol</w:t>
@@ -2807,6 +3754,9 @@
             <w:tcW w:type="dxa" w:w="1514"/>
           </w:tcPr>
           <w:p>
+            <w:pPr>
+              <w:spacing w:before="20" w:after="20"/>
+            </w:pPr>
             <w:r/>
             <w:r>
               <w:rPr>
@@ -2823,6 +3773,9 @@
             <w:tcW w:type="dxa" w:w="1514"/>
           </w:tcPr>
           <w:p>
+            <w:pPr>
+              <w:spacing w:before="20" w:after="20"/>
+            </w:pPr>
             <w:r/>
             <w:r>
               <w:rPr>
@@ -2839,6 +3792,9 @@
             <w:tcW w:type="dxa" w:w="1514"/>
           </w:tcPr>
           <w:p>
+            <w:pPr>
+              <w:spacing w:before="20" w:after="20"/>
+            </w:pPr>
             <w:r/>
             <w:r>
               <w:rPr>
@@ -2859,6 +3815,9 @@
             <w:tcW w:type="dxa" w:w="1514"/>
           </w:tcPr>
           <w:p>
+            <w:pPr>
+              <w:spacing w:before="20" w:after="20"/>
+            </w:pPr>
             <w:r/>
             <w:r>
               <w:rPr>
@@ -2875,6 +3834,9 @@
             <w:tcW w:type="dxa" w:w="1514"/>
           </w:tcPr>
           <w:p>
+            <w:pPr>
+              <w:spacing w:before="20" w:after="20"/>
+            </w:pPr>
             <w:r/>
             <w:r>
               <w:rPr>
@@ -2891,22 +3853,35 @@
             <w:tcW w:type="dxa" w:w="1514"/>
           </w:tcPr>
           <w:p>
-            <w:r/>
-            <w:r>
-              <w:rPr>
-                <w:rFonts w:ascii="Verdana" w:hAnsi="Verdana"/>
-                <w:b w:val="0"/>
-                <w:sz w:val="16"/>
-              </w:rPr>
-              <w:t>kg m-3</w:t>
-            </w:r>
-          </w:p>
-        </w:tc>
-        <w:tc>
-          <w:tcPr>
-            <w:tcW w:type="dxa" w:w="1514"/>
-          </w:tcPr>
-          <w:p>
+            <w:pPr>
+              <w:spacing w:before="20" w:after="20"/>
+            </w:pPr>
+            <w:r/>
+            <w:r>
+              <w:rPr>
+                <w:rFonts w:ascii="Verdana" w:hAnsi="Verdana"/>
+                <w:sz w:val="16"/>
+              </w:rPr>
+              <w:t>kg m</w:t>
+            </w:r>
+            <w:r>
+              <w:rPr>
+                <w:rFonts w:ascii="Verdana" w:hAnsi="Verdana"/>
+                <w:sz w:val="16"/>
+                <w:vertAlign w:val="superscript"/>
+              </w:rPr>
+              <w:t>-3</w:t>
+            </w:r>
+          </w:p>
+        </w:tc>
+        <w:tc>
+          <w:tcPr>
+            <w:tcW w:type="dxa" w:w="1514"/>
+          </w:tcPr>
+          <w:p>
+            <w:pPr>
+              <w:spacing w:before="20" w:after="20"/>
+            </w:pPr>
             <w:r/>
             <w:r>
               <w:rPr>
@@ -2923,6 +3898,9 @@
             <w:tcW w:type="dxa" w:w="1514"/>
           </w:tcPr>
           <w:p>
+            <w:pPr>
+              <w:spacing w:before="20" w:after="20"/>
+            </w:pPr>
             <w:r/>
             <w:r>
               <w:rPr>
@@ -2939,6 +3917,9 @@
             <w:tcW w:type="dxa" w:w="1514"/>
           </w:tcPr>
           <w:p>
+            <w:pPr>
+              <w:spacing w:before="20" w:after="20"/>
+            </w:pPr>
             <w:r/>
             <w:r>
               <w:rPr>
@@ -2955,22 +3936,35 @@
             <w:tcW w:type="dxa" w:w="1514"/>
           </w:tcPr>
           <w:p>
-            <w:r/>
-            <w:r>
-              <w:rPr>
-                <w:rFonts w:ascii="Verdana" w:hAnsi="Verdana"/>
-                <w:b w:val="0"/>
-                <w:sz w:val="16"/>
-              </w:rPr>
-              <w:t>kg m-3</w:t>
-            </w:r>
-          </w:p>
-        </w:tc>
-        <w:tc>
-          <w:tcPr>
-            <w:tcW w:type="dxa" w:w="1514"/>
-          </w:tcPr>
-          <w:p>
+            <w:pPr>
+              <w:spacing w:before="20" w:after="20"/>
+            </w:pPr>
+            <w:r/>
+            <w:r>
+              <w:rPr>
+                <w:rFonts w:ascii="Verdana" w:hAnsi="Verdana"/>
+                <w:sz w:val="16"/>
+              </w:rPr>
+              <w:t>kg m</w:t>
+            </w:r>
+            <w:r>
+              <w:rPr>
+                <w:rFonts w:ascii="Verdana" w:hAnsi="Verdana"/>
+                <w:sz w:val="16"/>
+                <w:vertAlign w:val="superscript"/>
+              </w:rPr>
+              <w:t>-3</w:t>
+            </w:r>
+          </w:p>
+        </w:tc>
+        <w:tc>
+          <w:tcPr>
+            <w:tcW w:type="dxa" w:w="1514"/>
+          </w:tcPr>
+          <w:p>
+            <w:pPr>
+              <w:spacing w:before="20" w:after="20"/>
+            </w:pPr>
             <w:r/>
             <w:r>
               <w:rPr>
@@ -2987,6 +3981,9 @@
             <w:tcW w:type="dxa" w:w="1514"/>
           </w:tcPr>
           <w:p>
+            <w:pPr>
+              <w:spacing w:before="20" w:after="20"/>
+            </w:pPr>
             <w:r/>
             <w:r>
               <w:rPr>
@@ -3003,6 +4000,9 @@
             <w:tcW w:type="dxa" w:w="1514"/>
           </w:tcPr>
           <w:p>
+            <w:pPr>
+              <w:spacing w:before="20" w:after="20"/>
+            </w:pPr>
             <w:r/>
             <w:r>
               <w:rPr>
@@ -3023,6 +4023,9 @@
             <w:tcW w:type="dxa" w:w="1514"/>
           </w:tcPr>
           <w:p>
+            <w:pPr>
+              <w:spacing w:before="20" w:after="20"/>
+            </w:pPr>
             <w:r/>
             <w:r>
               <w:rPr>
@@ -3039,6 +4042,9 @@
             <w:tcW w:type="dxa" w:w="1514"/>
           </w:tcPr>
           <w:p>
+            <w:pPr>
+              <w:spacing w:before="20" w:after="20"/>
+            </w:pPr>
             <w:r/>
             <w:r>
               <w:rPr>
@@ -3055,11 +4061,13 @@
             <w:tcW w:type="dxa" w:w="1514"/>
           </w:tcPr>
           <w:p>
-            <w:r/>
-            <w:r>
-              <w:rPr>
-                <w:rFonts w:ascii="Verdana" w:hAnsi="Verdana"/>
-                <w:b w:val="0"/>
+            <w:pPr>
+              <w:spacing w:before="20" w:after="20"/>
+            </w:pPr>
+            <w:r/>
+            <w:r>
+              <w:rPr>
+                <w:rFonts w:ascii="Verdana" w:hAnsi="Verdana"/>
                 <w:sz w:val="16"/>
               </w:rPr>
               <w:t>‰</w:t>
@@ -3071,6 +4079,9 @@
             <w:tcW w:type="dxa" w:w="1514"/>
           </w:tcPr>
           <w:p>
+            <w:pPr>
+              <w:spacing w:before="20" w:after="20"/>
+            </w:pPr>
             <w:r/>
             <w:r>
               <w:rPr>
@@ -3087,6 +4098,9 @@
             <w:tcW w:type="dxa" w:w="1514"/>
           </w:tcPr>
           <w:p>
+            <w:pPr>
+              <w:spacing w:before="20" w:after="20"/>
+            </w:pPr>
             <w:r/>
             <w:r>
               <w:rPr>
@@ -3103,6 +4117,9 @@
             <w:tcW w:type="dxa" w:w="1514"/>
           </w:tcPr>
           <w:p>
+            <w:pPr>
+              <w:spacing w:before="20" w:after="20"/>
+            </w:pPr>
             <w:r/>
             <w:r>
               <w:rPr>
@@ -3119,11 +4136,13 @@
             <w:tcW w:type="dxa" w:w="1514"/>
           </w:tcPr>
           <w:p>
-            <w:r/>
-            <w:r>
-              <w:rPr>
-                <w:rFonts w:ascii="Verdana" w:hAnsi="Verdana"/>
-                <w:b w:val="0"/>
+            <w:pPr>
+              <w:spacing w:before="20" w:after="20"/>
+            </w:pPr>
+            <w:r/>
+            <w:r>
+              <w:rPr>
+                <w:rFonts w:ascii="Verdana" w:hAnsi="Verdana"/>
                 <w:sz w:val="16"/>
               </w:rPr>
               <w:t>‰</w:t>
@@ -3135,6 +4154,9 @@
             <w:tcW w:type="dxa" w:w="1514"/>
           </w:tcPr>
           <w:p>
+            <w:pPr>
+              <w:spacing w:before="20" w:after="20"/>
+            </w:pPr>
             <w:r/>
             <w:r>
               <w:rPr>
@@ -3151,6 +4173,9 @@
             <w:tcW w:type="dxa" w:w="1514"/>
           </w:tcPr>
           <w:p>
+            <w:pPr>
+              <w:spacing w:before="20" w:after="20"/>
+            </w:pPr>
             <w:r/>
             <w:r>
               <w:rPr>
@@ -3167,6 +4192,9 @@
             <w:tcW w:type="dxa" w:w="1514"/>
           </w:tcPr>
           <w:p>
+            <w:pPr>
+              <w:spacing w:before="20" w:after="20"/>
+            </w:pPr>
             <w:r/>
             <w:r>
               <w:rPr>
@@ -3187,6 +4215,9 @@
             <w:tcW w:type="dxa" w:w="1514"/>
           </w:tcPr>
           <w:p>
+            <w:pPr>
+              <w:spacing w:before="20" w:after="20"/>
+            </w:pPr>
             <w:r/>
             <w:r>
               <w:rPr>
@@ -3203,6 +4234,9 @@
             <w:tcW w:type="dxa" w:w="1514"/>
           </w:tcPr>
           <w:p>
+            <w:pPr>
+              <w:spacing w:before="20" w:after="20"/>
+            </w:pPr>
             <w:r/>
             <w:r>
               <w:rPr>
@@ -3219,11 +4253,13 @@
             <w:tcW w:type="dxa" w:w="1514"/>
           </w:tcPr>
           <w:p>
-            <w:r/>
-            <w:r>
-              <w:rPr>
-                <w:rFonts w:ascii="Verdana" w:hAnsi="Verdana"/>
-                <w:b w:val="0"/>
+            <w:pPr>
+              <w:spacing w:before="20" w:after="20"/>
+            </w:pPr>
+            <w:r/>
+            <w:r>
+              <w:rPr>
+                <w:rFonts w:ascii="Verdana" w:hAnsi="Verdana"/>
                 <w:sz w:val="16"/>
               </w:rPr>
               <w:t>/m</w:t>
@@ -3235,6 +4271,9 @@
             <w:tcW w:type="dxa" w:w="1514"/>
           </w:tcPr>
           <w:p>
+            <w:pPr>
+              <w:spacing w:before="20" w:after="20"/>
+            </w:pPr>
             <w:r/>
             <w:r>
               <w:rPr>
@@ -3251,6 +4290,9 @@
             <w:tcW w:type="dxa" w:w="1514"/>
           </w:tcPr>
           <w:p>
+            <w:pPr>
+              <w:spacing w:before="20" w:after="20"/>
+            </w:pPr>
             <w:r/>
             <w:r>
               <w:rPr>
@@ -3267,6 +4309,9 @@
             <w:tcW w:type="dxa" w:w="1514"/>
           </w:tcPr>
           <w:p>
+            <w:pPr>
+              <w:spacing w:before="20" w:after="20"/>
+            </w:pPr>
             <w:r/>
             <w:r>
               <w:rPr>
@@ -3283,11 +4328,13 @@
             <w:tcW w:type="dxa" w:w="1514"/>
           </w:tcPr>
           <w:p>
-            <w:r/>
-            <w:r>
-              <w:rPr>
-                <w:rFonts w:ascii="Verdana" w:hAnsi="Verdana"/>
-                <w:b w:val="0"/>
+            <w:pPr>
+              <w:spacing w:before="20" w:after="20"/>
+            </w:pPr>
+            <w:r/>
+            <w:r>
+              <w:rPr>
+                <w:rFonts w:ascii="Verdana" w:hAnsi="Verdana"/>
                 <w:sz w:val="16"/>
               </w:rPr>
               <w:t>/m</w:t>
@@ -3299,6 +4346,9 @@
             <w:tcW w:type="dxa" w:w="1514"/>
           </w:tcPr>
           <w:p>
+            <w:pPr>
+              <w:spacing w:before="20" w:after="20"/>
+            </w:pPr>
             <w:r/>
             <w:r>
               <w:rPr>
@@ -3315,6 +4365,9 @@
             <w:tcW w:type="dxa" w:w="1514"/>
           </w:tcPr>
           <w:p>
+            <w:pPr>
+              <w:spacing w:before="20" w:after="20"/>
+            </w:pPr>
             <w:r/>
             <w:r>
               <w:rPr>
@@ -3331,6 +4384,9 @@
             <w:tcW w:type="dxa" w:w="1514"/>
           </w:tcPr>
           <w:p>
+            <w:pPr>
+              <w:spacing w:before="20" w:after="20"/>
+            </w:pPr>
             <w:r/>
             <w:r>
               <w:rPr>
@@ -3351,6 +4407,9 @@
             <w:tcW w:type="dxa" w:w="1514"/>
           </w:tcPr>
           <w:p>
+            <w:pPr>
+              <w:spacing w:before="20" w:after="20"/>
+            </w:pPr>
             <w:r/>
             <w:r>
               <w:rPr>
@@ -3367,6 +4426,9 @@
             <w:tcW w:type="dxa" w:w="1514"/>
           </w:tcPr>
           <w:p>
+            <w:pPr>
+              <w:spacing w:before="20" w:after="20"/>
+            </w:pPr>
             <w:r/>
             <w:r>
               <w:rPr>
@@ -3383,11 +4445,13 @@
             <w:tcW w:type="dxa" w:w="1514"/>
           </w:tcPr>
           <w:p>
-            <w:r/>
-            <w:r>
-              <w:rPr>
-                <w:rFonts w:ascii="Verdana" w:hAnsi="Verdana"/>
-                <w:b w:val="0"/>
+            <w:pPr>
+              <w:spacing w:before="20" w:after="20"/>
+            </w:pPr>
+            <w:r/>
+            <w:r>
+              <w:rPr>
+                <w:rFonts w:ascii="Verdana" w:hAnsi="Verdana"/>
                 <w:sz w:val="16"/>
               </w:rPr>
               <w:t>Numérique</w:t>
@@ -3399,6 +4463,9 @@
             <w:tcW w:type="dxa" w:w="1514"/>
           </w:tcPr>
           <w:p>
+            <w:pPr>
+              <w:spacing w:before="20" w:after="20"/>
+            </w:pPr>
             <w:r/>
             <w:r>
               <w:rPr>
@@ -3415,6 +4482,9 @@
             <w:tcW w:type="dxa" w:w="1514"/>
           </w:tcPr>
           <w:p>
+            <w:pPr>
+              <w:spacing w:before="20" w:after="20"/>
+            </w:pPr>
             <w:r/>
             <w:r>
               <w:rPr>
@@ -3431,6 +4501,9 @@
             <w:tcW w:type="dxa" w:w="1514"/>
           </w:tcPr>
           <w:p>
+            <w:pPr>
+              <w:spacing w:before="20" w:after="20"/>
+            </w:pPr>
             <w:r/>
             <w:r>
               <w:rPr>
@@ -3447,11 +4520,13 @@
             <w:tcW w:type="dxa" w:w="1514"/>
           </w:tcPr>
           <w:p>
-            <w:r/>
-            <w:r>
-              <w:rPr>
-                <w:rFonts w:ascii="Verdana" w:hAnsi="Verdana"/>
-                <w:b w:val="0"/>
+            <w:pPr>
+              <w:spacing w:before="20" w:after="20"/>
+            </w:pPr>
+            <w:r/>
+            <w:r>
+              <w:rPr>
+                <w:rFonts w:ascii="Verdana" w:hAnsi="Verdana"/>
                 <w:sz w:val="16"/>
               </w:rPr>
               <w:t>Numérique</w:t>
@@ -3463,6 +4538,9 @@
             <w:tcW w:type="dxa" w:w="1514"/>
           </w:tcPr>
           <w:p>
+            <w:pPr>
+              <w:spacing w:before="20" w:after="20"/>
+            </w:pPr>
             <w:r/>
             <w:r>
               <w:rPr>
@@ -3479,6 +4557,9 @@
             <w:tcW w:type="dxa" w:w="1514"/>
           </w:tcPr>
           <w:p>
+            <w:pPr>
+              <w:spacing w:before="20" w:after="20"/>
+            </w:pPr>
             <w:r/>
             <w:r>
               <w:rPr>
@@ -3495,14 +4576,17 @@
             <w:tcW w:type="dxa" w:w="1514"/>
           </w:tcPr>
           <w:p>
-            <w:r/>
-            <w:r>
-              <w:rPr>
-                <w:rFonts w:ascii="Verdana" w:hAnsi="Verdana"/>
-                <w:b w:val="0"/>
-                <w:sz w:val="16"/>
-              </w:rPr>
-              <w:t>Note 79: La derniere colonne de la table indique le numero d’enregistrement correspondant emis par le Chemical Abstracts Service (CAS) de l’American Chemical Society.</w:t>
+            <w:pPr>
+              <w:spacing w:before="20" w:after="20"/>
+            </w:pPr>
+            <w:r/>
+            <w:r>
+              <w:rPr>
+                <w:rFonts w:ascii="Verdana" w:hAnsi="Verdana"/>
+                <w:b w:val="0"/>
+                <w:sz w:val="16"/>
+              </w:rPr>
+              <w:t>Note 79: Pour ce descripteur, les nombres inférieurs à –1 indiquent une prédominance d’aérosols de dispersion, dont la concentration augmente au fur et à mesure que la valeur du nombre baisse. Les nombres supérieurs à +1 indiquent une prédominance d’aérosols absorbants, dont la concentration augmente au fur et à mesure que la valeur du nombre augmente. Les nombres entre –1 et +1 indiquent des nuages ou du bruit.</w:t>
             </w:r>
           </w:p>
         </w:tc>
@@ -3516,6 +4600,9 @@
             <w:tcW w:type="dxa" w:w="1514"/>
           </w:tcPr>
           <w:p>
+            <w:pPr>
+              <w:spacing w:before="20" w:after="20"/>
+            </w:pPr>
             <w:r/>
             <w:r>
               <w:rPr>
@@ -3532,6 +4619,9 @@
             <w:tcW w:type="dxa" w:w="1514"/>
           </w:tcPr>
           <w:p>
+            <w:pPr>
+              <w:spacing w:before="20" w:after="20"/>
+            </w:pPr>
             <w:r/>
             <w:r>
               <w:rPr>
@@ -3548,11 +4638,13 @@
             <w:tcW w:type="dxa" w:w="1514"/>
           </w:tcPr>
           <w:p>
-            <w:r/>
-            <w:r>
-              <w:rPr>
-                <w:rFonts w:ascii="Verdana" w:hAnsi="Verdana"/>
-                <w:b w:val="0"/>
+            <w:pPr>
+              <w:spacing w:before="20" w:after="20"/>
+            </w:pPr>
+            <w:r/>
+            <w:r>
+              <w:rPr>
+                <w:rFonts w:ascii="Verdana" w:hAnsi="Verdana"/>
                 <w:sz w:val="16"/>
               </w:rPr>
               <w:t>m</w:t>
@@ -3564,6 +4656,9 @@
             <w:tcW w:type="dxa" w:w="1514"/>
           </w:tcPr>
           <w:p>
+            <w:pPr>
+              <w:spacing w:before="20" w:after="20"/>
+            </w:pPr>
             <w:r/>
             <w:r>
               <w:rPr>
@@ -3580,6 +4675,9 @@
             <w:tcW w:type="dxa" w:w="1514"/>
           </w:tcPr>
           <w:p>
+            <w:pPr>
+              <w:spacing w:before="20" w:after="20"/>
+            </w:pPr>
             <w:r/>
             <w:r>
               <w:rPr>
@@ -3596,6 +4694,9 @@
             <w:tcW w:type="dxa" w:w="1514"/>
           </w:tcPr>
           <w:p>
+            <w:pPr>
+              <w:spacing w:before="20" w:after="20"/>
+            </w:pPr>
             <w:r/>
             <w:r>
               <w:rPr>
@@ -3612,11 +4713,13 @@
             <w:tcW w:type="dxa" w:w="1514"/>
           </w:tcPr>
           <w:p>
-            <w:r/>
-            <w:r>
-              <w:rPr>
-                <w:rFonts w:ascii="Verdana" w:hAnsi="Verdana"/>
-                <w:b w:val="0"/>
+            <w:pPr>
+              <w:spacing w:before="20" w:after="20"/>
+            </w:pPr>
+            <w:r/>
+            <w:r>
+              <w:rPr>
+                <w:rFonts w:ascii="Verdana" w:hAnsi="Verdana"/>
                 <w:sz w:val="16"/>
               </w:rPr>
               <w:t>m</w:t>
@@ -3628,6 +4731,9 @@
             <w:tcW w:type="dxa" w:w="1514"/>
           </w:tcPr>
           <w:p>
+            <w:pPr>
+              <w:spacing w:before="20" w:after="20"/>
+            </w:pPr>
             <w:r/>
             <w:r>
               <w:rPr>
@@ -3644,6 +4750,9 @@
             <w:tcW w:type="dxa" w:w="1514"/>
           </w:tcPr>
           <w:p>
+            <w:pPr>
+              <w:spacing w:before="20" w:after="20"/>
+            </w:pPr>
             <w:r/>
             <w:r>
               <w:rPr>
@@ -3660,6 +4769,9 @@
             <w:tcW w:type="dxa" w:w="1514"/>
           </w:tcPr>
           <w:p>
+            <w:pPr>
+              <w:spacing w:before="20" w:after="20"/>
+            </w:pPr>
             <w:r/>
             <w:r>
               <w:rPr>
@@ -3680,6 +4792,9 @@
             <w:tcW w:type="dxa" w:w="1514"/>
           </w:tcPr>
           <w:p>
+            <w:pPr>
+              <w:spacing w:before="20" w:after="20"/>
+            </w:pPr>
             <w:r/>
             <w:r>
               <w:rPr>
@@ -3696,6 +4811,9 @@
             <w:tcW w:type="dxa" w:w="1514"/>
           </w:tcPr>
           <w:p>
+            <w:pPr>
+              <w:spacing w:before="20" w:after="20"/>
+            </w:pPr>
             <w:r/>
             <w:r>
               <w:rPr>
@@ -3712,11 +4830,13 @@
             <w:tcW w:type="dxa" w:w="1514"/>
           </w:tcPr>
           <w:p>
-            <w:r/>
-            <w:r>
-              <w:rPr>
-                <w:rFonts w:ascii="Verdana" w:hAnsi="Verdana"/>
-                <w:b w:val="0"/>
+            <w:pPr>
+              <w:spacing w:before="20" w:after="20"/>
+            </w:pPr>
+            <w:r/>
+            <w:r>
+              <w:rPr>
+                <w:rFonts w:ascii="Verdana" w:hAnsi="Verdana"/>
                 <w:sz w:val="16"/>
               </w:rPr>
               <w:t>m</w:t>
@@ -3728,6 +4848,9 @@
             <w:tcW w:type="dxa" w:w="1514"/>
           </w:tcPr>
           <w:p>
+            <w:pPr>
+              <w:spacing w:before="20" w:after="20"/>
+            </w:pPr>
             <w:r/>
             <w:r>
               <w:rPr>
@@ -3744,6 +4867,9 @@
             <w:tcW w:type="dxa" w:w="1514"/>
           </w:tcPr>
           <w:p>
+            <w:pPr>
+              <w:spacing w:before="20" w:after="20"/>
+            </w:pPr>
             <w:r/>
             <w:r>
               <w:rPr>
@@ -3760,6 +4886,9 @@
             <w:tcW w:type="dxa" w:w="1514"/>
           </w:tcPr>
           <w:p>
+            <w:pPr>
+              <w:spacing w:before="20" w:after="20"/>
+            </w:pPr>
             <w:r/>
             <w:r>
               <w:rPr>
@@ -3776,11 +4905,13 @@
             <w:tcW w:type="dxa" w:w="1514"/>
           </w:tcPr>
           <w:p>
-            <w:r/>
-            <w:r>
-              <w:rPr>
-                <w:rFonts w:ascii="Verdana" w:hAnsi="Verdana"/>
-                <w:b w:val="0"/>
+            <w:pPr>
+              <w:spacing w:before="20" w:after="20"/>
+            </w:pPr>
+            <w:r/>
+            <w:r>
+              <w:rPr>
+                <w:rFonts w:ascii="Verdana" w:hAnsi="Verdana"/>
                 <w:sz w:val="16"/>
               </w:rPr>
               <w:t>m</w:t>
@@ -3792,6 +4923,9 @@
             <w:tcW w:type="dxa" w:w="1514"/>
           </w:tcPr>
           <w:p>
+            <w:pPr>
+              <w:spacing w:before="20" w:after="20"/>
+            </w:pPr>
             <w:r/>
             <w:r>
               <w:rPr>
@@ -3808,6 +4942,9 @@
             <w:tcW w:type="dxa" w:w="1514"/>
           </w:tcPr>
           <w:p>
+            <w:pPr>
+              <w:spacing w:before="20" w:after="20"/>
+            </w:pPr>
             <w:r/>
             <w:r>
               <w:rPr>
@@ -3824,6 +4961,9 @@
             <w:tcW w:type="dxa" w:w="1514"/>
           </w:tcPr>
           <w:p>
+            <w:pPr>
+              <w:spacing w:before="20" w:after="20"/>
+            </w:pPr>
             <w:r/>
             <w:r>
               <w:rPr>
@@ -3844,6 +4984,9 @@
             <w:tcW w:type="dxa" w:w="1514"/>
           </w:tcPr>
           <w:p>
+            <w:pPr>
+              <w:spacing w:before="20" w:after="20"/>
+            </w:pPr>
             <w:r/>
             <w:r>
               <w:rPr>
@@ -3860,6 +5003,9 @@
             <w:tcW w:type="dxa" w:w="1514"/>
           </w:tcPr>
           <w:p>
+            <w:pPr>
+              <w:spacing w:before="20" w:after="20"/>
+            </w:pPr>
             <w:r/>
             <w:r>
               <w:rPr>
@@ -3876,11 +5022,13 @@
             <w:tcW w:type="dxa" w:w="1514"/>
           </w:tcPr>
           <w:p>
-            <w:r/>
-            <w:r>
-              <w:rPr>
-                <w:rFonts w:ascii="Verdana" w:hAnsi="Verdana"/>
-                <w:b w:val="0"/>
+            <w:pPr>
+              <w:spacing w:before="20" w:after="20"/>
+            </w:pPr>
+            <w:r/>
+            <w:r>
+              <w:rPr>
+                <w:rFonts w:ascii="Verdana" w:hAnsi="Verdana"/>
                 <w:sz w:val="16"/>
               </w:rPr>
               <w:t>m</w:t>
@@ -3892,6 +5040,9 @@
             <w:tcW w:type="dxa" w:w="1514"/>
           </w:tcPr>
           <w:p>
+            <w:pPr>
+              <w:spacing w:before="20" w:after="20"/>
+            </w:pPr>
             <w:r/>
             <w:r>
               <w:rPr>
@@ -3908,6 +5059,9 @@
             <w:tcW w:type="dxa" w:w="1514"/>
           </w:tcPr>
           <w:p>
+            <w:pPr>
+              <w:spacing w:before="20" w:after="20"/>
+            </w:pPr>
             <w:r/>
             <w:r>
               <w:rPr>
@@ -3924,6 +5078,9 @@
             <w:tcW w:type="dxa" w:w="1514"/>
           </w:tcPr>
           <w:p>
+            <w:pPr>
+              <w:spacing w:before="20" w:after="20"/>
+            </w:pPr>
             <w:r/>
             <w:r>
               <w:rPr>
@@ -3940,11 +5097,13 @@
             <w:tcW w:type="dxa" w:w="1514"/>
           </w:tcPr>
           <w:p>
-            <w:r/>
-            <w:r>
-              <w:rPr>
-                <w:rFonts w:ascii="Verdana" w:hAnsi="Verdana"/>
-                <w:b w:val="0"/>
+            <w:pPr>
+              <w:spacing w:before="20" w:after="20"/>
+            </w:pPr>
+            <w:r/>
+            <w:r>
+              <w:rPr>
+                <w:rFonts w:ascii="Verdana" w:hAnsi="Verdana"/>
                 <w:sz w:val="16"/>
               </w:rPr>
               <w:t>m</w:t>
@@ -3956,6 +5115,9 @@
             <w:tcW w:type="dxa" w:w="1514"/>
           </w:tcPr>
           <w:p>
+            <w:pPr>
+              <w:spacing w:before="20" w:after="20"/>
+            </w:pPr>
             <w:r/>
             <w:r>
               <w:rPr>
@@ -3972,6 +5134,9 @@
             <w:tcW w:type="dxa" w:w="1514"/>
           </w:tcPr>
           <w:p>
+            <w:pPr>
+              <w:spacing w:before="20" w:after="20"/>
+            </w:pPr>
             <w:r/>
             <w:r>
               <w:rPr>
@@ -3988,6 +5153,9 @@
             <w:tcW w:type="dxa" w:w="1514"/>
           </w:tcPr>
           <w:p>
+            <w:pPr>
+              <w:spacing w:before="20" w:after="20"/>
+            </w:pPr>
             <w:r/>
             <w:r>
               <w:rPr>
@@ -4008,6 +5176,9 @@
             <w:tcW w:type="dxa" w:w="1514"/>
           </w:tcPr>
           <w:p>
+            <w:pPr>
+              <w:spacing w:before="20" w:after="20"/>
+            </w:pPr>
             <w:r/>
             <w:r>
               <w:rPr>
@@ -4024,6 +5195,9 @@
             <w:tcW w:type="dxa" w:w="1514"/>
           </w:tcPr>
           <w:p>
+            <w:pPr>
+              <w:spacing w:before="20" w:after="20"/>
+            </w:pPr>
             <w:r/>
             <w:r>
               <w:rPr>
@@ -4040,11 +5214,13 @@
             <w:tcW w:type="dxa" w:w="1514"/>
           </w:tcPr>
           <w:p>
-            <w:r/>
-            <w:r>
-              <w:rPr>
-                <w:rFonts w:ascii="Verdana" w:hAnsi="Verdana"/>
-                <w:b w:val="0"/>
+            <w:pPr>
+              <w:spacing w:before="20" w:after="20"/>
+            </w:pPr>
+            <w:r/>
+            <w:r>
+              <w:rPr>
+                <w:rFonts w:ascii="Verdana" w:hAnsi="Verdana"/>
                 <w:sz w:val="16"/>
               </w:rPr>
               <w:t>m</w:t>
@@ -4056,6 +5232,9 @@
             <w:tcW w:type="dxa" w:w="1514"/>
           </w:tcPr>
           <w:p>
+            <w:pPr>
+              <w:spacing w:before="20" w:after="20"/>
+            </w:pPr>
             <w:r/>
             <w:r>
               <w:rPr>
@@ -4072,6 +5251,9 @@
             <w:tcW w:type="dxa" w:w="1514"/>
           </w:tcPr>
           <w:p>
+            <w:pPr>
+              <w:spacing w:before="20" w:after="20"/>
+            </w:pPr>
             <w:r/>
             <w:r>
               <w:rPr>
@@ -4088,6 +5270,9 @@
             <w:tcW w:type="dxa" w:w="1514"/>
           </w:tcPr>
           <w:p>
+            <w:pPr>
+              <w:spacing w:before="20" w:after="20"/>
+            </w:pPr>
             <w:r/>
             <w:r>
               <w:rPr>
@@ -4104,11 +5289,13 @@
             <w:tcW w:type="dxa" w:w="1514"/>
           </w:tcPr>
           <w:p>
-            <w:r/>
-            <w:r>
-              <w:rPr>
-                <w:rFonts w:ascii="Verdana" w:hAnsi="Verdana"/>
-                <w:b w:val="0"/>
+            <w:pPr>
+              <w:spacing w:before="20" w:after="20"/>
+            </w:pPr>
+            <w:r/>
+            <w:r>
+              <w:rPr>
+                <w:rFonts w:ascii="Verdana" w:hAnsi="Verdana"/>
                 <w:sz w:val="16"/>
               </w:rPr>
               <w:t>m</w:t>
@@ -4120,6 +5307,9 @@
             <w:tcW w:type="dxa" w:w="1514"/>
           </w:tcPr>
           <w:p>
+            <w:pPr>
+              <w:spacing w:before="20" w:after="20"/>
+            </w:pPr>
             <w:r/>
             <w:r>
               <w:rPr>
@@ -4136,6 +5326,9 @@
             <w:tcW w:type="dxa" w:w="1514"/>
           </w:tcPr>
           <w:p>
+            <w:pPr>
+              <w:spacing w:before="20" w:after="20"/>
+            </w:pPr>
             <w:r/>
             <w:r>
               <w:rPr>
@@ -4152,6 +5345,9 @@
             <w:tcW w:type="dxa" w:w="1514"/>
           </w:tcPr>
           <w:p>
+            <w:pPr>
+              <w:spacing w:before="20" w:after="20"/>
+            </w:pPr>
             <w:r/>
             <w:r>
               <w:rPr>
@@ -4172,6 +5368,9 @@
             <w:tcW w:type="dxa" w:w="1514"/>
           </w:tcPr>
           <w:p>
+            <w:pPr>
+              <w:spacing w:before="20" w:after="20"/>
+            </w:pPr>
             <w:r/>
             <w:r>
               <w:rPr>
@@ -4188,6 +5387,9 @@
             <w:tcW w:type="dxa" w:w="1514"/>
           </w:tcPr>
           <w:p>
+            <w:pPr>
+              <w:spacing w:before="20" w:after="20"/>
+            </w:pPr>
             <w:r/>
             <w:r>
               <w:rPr>
@@ -4204,11 +5406,13 @@
             <w:tcW w:type="dxa" w:w="1514"/>
           </w:tcPr>
           <w:p>
-            <w:r/>
-            <w:r>
-              <w:rPr>
-                <w:rFonts w:ascii="Verdana" w:hAnsi="Verdana"/>
-                <w:b w:val="0"/>
+            <w:pPr>
+              <w:spacing w:before="20" w:after="20"/>
+            </w:pPr>
+            <w:r/>
+            <w:r>
+              <w:rPr>
+                <w:rFonts w:ascii="Verdana" w:hAnsi="Verdana"/>
                 <w:sz w:val="16"/>
               </w:rPr>
               <w:t>m</w:t>
@@ -4220,6 +5424,9 @@
             <w:tcW w:type="dxa" w:w="1514"/>
           </w:tcPr>
           <w:p>
+            <w:pPr>
+              <w:spacing w:before="20" w:after="20"/>
+            </w:pPr>
             <w:r/>
             <w:r>
               <w:rPr>
@@ -4236,6 +5443,9 @@
             <w:tcW w:type="dxa" w:w="1514"/>
           </w:tcPr>
           <w:p>
+            <w:pPr>
+              <w:spacing w:before="20" w:after="20"/>
+            </w:pPr>
             <w:r/>
             <w:r>
               <w:rPr>
@@ -4252,6 +5462,9 @@
             <w:tcW w:type="dxa" w:w="1514"/>
           </w:tcPr>
           <w:p>
+            <w:pPr>
+              <w:spacing w:before="20" w:after="20"/>
+            </w:pPr>
             <w:r/>
             <w:r>
               <w:rPr>
@@ -4268,11 +5481,13 @@
             <w:tcW w:type="dxa" w:w="1514"/>
           </w:tcPr>
           <w:p>
-            <w:r/>
-            <w:r>
-              <w:rPr>
-                <w:rFonts w:ascii="Verdana" w:hAnsi="Verdana"/>
-                <w:b w:val="0"/>
+            <w:pPr>
+              <w:spacing w:before="20" w:after="20"/>
+            </w:pPr>
+            <w:r/>
+            <w:r>
+              <w:rPr>
+                <w:rFonts w:ascii="Verdana" w:hAnsi="Verdana"/>
                 <w:sz w:val="16"/>
               </w:rPr>
               <w:t>m</w:t>
@@ -4284,6 +5499,9 @@
             <w:tcW w:type="dxa" w:w="1514"/>
           </w:tcPr>
           <w:p>
+            <w:pPr>
+              <w:spacing w:before="20" w:after="20"/>
+            </w:pPr>
             <w:r/>
             <w:r>
               <w:rPr>
@@ -4300,6 +5518,9 @@
             <w:tcW w:type="dxa" w:w="1514"/>
           </w:tcPr>
           <w:p>
+            <w:pPr>
+              <w:spacing w:before="20" w:after="20"/>
+            </w:pPr>
             <w:r/>
             <w:r>
               <w:rPr>
@@ -4316,6 +5537,9 @@
             <w:tcW w:type="dxa" w:w="1514"/>
           </w:tcPr>
           <w:p>
+            <w:pPr>
+              <w:spacing w:before="20" w:after="20"/>
+            </w:pPr>
             <w:r/>
             <w:r>
               <w:rPr>
@@ -4336,6 +5560,9 @@
             <w:tcW w:type="dxa" w:w="1514"/>
           </w:tcPr>
           <w:p>
+            <w:pPr>
+              <w:spacing w:before="20" w:after="20"/>
+            </w:pPr>
             <w:r/>
             <w:r>
               <w:rPr>
@@ -4352,6 +5579,9 @@
             <w:tcW w:type="dxa" w:w="1514"/>
           </w:tcPr>
           <w:p>
+            <w:pPr>
+              <w:spacing w:before="20" w:after="20"/>
+            </w:pPr>
             <w:r/>
             <w:r>
               <w:rPr>
@@ -4368,11 +5598,13 @@
             <w:tcW w:type="dxa" w:w="1514"/>
           </w:tcPr>
           <w:p>
-            <w:r/>
-            <w:r>
-              <w:rPr>
-                <w:rFonts w:ascii="Verdana" w:hAnsi="Verdana"/>
-                <w:b w:val="0"/>
+            <w:pPr>
+              <w:spacing w:before="20" w:after="20"/>
+            </w:pPr>
+            <w:r/>
+            <w:r>
+              <w:rPr>
+                <w:rFonts w:ascii="Verdana" w:hAnsi="Verdana"/>
                 <w:sz w:val="16"/>
               </w:rPr>
               <w:t>Unités N</w:t>
@@ -4384,6 +5616,9 @@
             <w:tcW w:type="dxa" w:w="1514"/>
           </w:tcPr>
           <w:p>
+            <w:pPr>
+              <w:spacing w:before="20" w:after="20"/>
+            </w:pPr>
             <w:r/>
             <w:r>
               <w:rPr>
@@ -4400,6 +5635,9 @@
             <w:tcW w:type="dxa" w:w="1514"/>
           </w:tcPr>
           <w:p>
+            <w:pPr>
+              <w:spacing w:before="20" w:after="20"/>
+            </w:pPr>
             <w:r/>
             <w:r>
               <w:rPr>
@@ -4416,6 +5654,9 @@
             <w:tcW w:type="dxa" w:w="1514"/>
           </w:tcPr>
           <w:p>
+            <w:pPr>
+              <w:spacing w:before="20" w:after="20"/>
+            </w:pPr>
             <w:r/>
             <w:r>
               <w:rPr>
@@ -4432,11 +5673,13 @@
             <w:tcW w:type="dxa" w:w="1514"/>
           </w:tcPr>
           <w:p>
-            <w:r/>
-            <w:r>
-              <w:rPr>
-                <w:rFonts w:ascii="Verdana" w:hAnsi="Verdana"/>
-                <w:b w:val="0"/>
+            <w:pPr>
+              <w:spacing w:before="20" w:after="20"/>
+            </w:pPr>
+            <w:r/>
+            <w:r>
+              <w:rPr>
+                <w:rFonts w:ascii="Verdana" w:hAnsi="Verdana"/>
                 <w:sz w:val="16"/>
               </w:rPr>
               <w:t>Unités N</w:t>
@@ -4448,6 +5691,9 @@
             <w:tcW w:type="dxa" w:w="1514"/>
           </w:tcPr>
           <w:p>
+            <w:pPr>
+              <w:spacing w:before="20" w:after="20"/>
+            </w:pPr>
             <w:r/>
             <w:r>
               <w:rPr>
@@ -4464,6 +5710,9 @@
             <w:tcW w:type="dxa" w:w="1514"/>
           </w:tcPr>
           <w:p>
+            <w:pPr>
+              <w:spacing w:before="20" w:after="20"/>
+            </w:pPr>
             <w:r/>
             <w:r>
               <w:rPr>
@@ -4480,14 +5729,17 @@
             <w:tcW w:type="dxa" w:w="1514"/>
           </w:tcPr>
           <w:p>
-            <w:r/>
-            <w:r>
-              <w:rPr>
-                <w:rFonts w:ascii="Verdana" w:hAnsi="Verdana"/>
-                <w:b w:val="0"/>
-                <w:sz w:val="16"/>
-              </w:rPr>
-              <w:t>(voir Note 5)</w:t>
+            <w:pPr>
+              <w:spacing w:before="20" w:after="20"/>
+            </w:pPr>
+            <w:r/>
+            <w:r>
+              <w:rPr>
+                <w:rFonts w:ascii="Verdana" w:hAnsi="Verdana"/>
+                <w:b w:val="0"/>
+                <w:sz w:val="16"/>
+              </w:rPr>
+              <w:t>Note 142: Le rapport entre la réfractivité N et l’indice de réfraction n est donné par la formule N = 10 6 ( n – 1). N est donc adimensionnel, mais les valeurs obtenues à partir de cette formule sont données par convention en unités N.</w:t>
             </w:r>
           </w:p>
         </w:tc>
@@ -4501,6 +5753,9 @@
             <w:tcW w:type="dxa" w:w="1514"/>
           </w:tcPr>
           <w:p>
+            <w:pPr>
+              <w:spacing w:before="20" w:after="20"/>
+            </w:pPr>
             <w:r/>
             <w:r>
               <w:rPr>
@@ -4517,6 +5772,9 @@
             <w:tcW w:type="dxa" w:w="1514"/>
           </w:tcPr>
           <w:p>
+            <w:pPr>
+              <w:spacing w:before="20" w:after="20"/>
+            </w:pPr>
             <w:r/>
             <w:r>
               <w:rPr>
@@ -4533,11 +5791,13 @@
             <w:tcW w:type="dxa" w:w="1514"/>
           </w:tcPr>
           <w:p>
-            <w:r/>
-            <w:r>
-              <w:rPr>
-                <w:rFonts w:ascii="Verdana" w:hAnsi="Verdana"/>
-                <w:b w:val="0"/>
+            <w:pPr>
+              <w:spacing w:before="20" w:after="20"/>
+            </w:pPr>
+            <w:r/>
+            <w:r>
+              <w:rPr>
+                <w:rFonts w:ascii="Verdana" w:hAnsi="Verdana"/>
                 <w:sz w:val="16"/>
               </w:rPr>
               <w:t>rad</w:t>
@@ -4549,6 +5809,9 @@
             <w:tcW w:type="dxa" w:w="1514"/>
           </w:tcPr>
           <w:p>
+            <w:pPr>
+              <w:spacing w:before="20" w:after="20"/>
+            </w:pPr>
             <w:r/>
             <w:r>
               <w:rPr>
@@ -4565,6 +5828,9 @@
             <w:tcW w:type="dxa" w:w="1514"/>
           </w:tcPr>
           <w:p>
+            <w:pPr>
+              <w:spacing w:before="20" w:after="20"/>
+            </w:pPr>
             <w:r/>
             <w:r>
               <w:rPr>
@@ -4581,6 +5847,9 @@
             <w:tcW w:type="dxa" w:w="1514"/>
           </w:tcPr>
           <w:p>
+            <w:pPr>
+              <w:spacing w:before="20" w:after="20"/>
+            </w:pPr>
             <w:r/>
             <w:r>
               <w:rPr>
@@ -4597,11 +5866,13 @@
             <w:tcW w:type="dxa" w:w="1514"/>
           </w:tcPr>
           <w:p>
-            <w:r/>
-            <w:r>
-              <w:rPr>
-                <w:rFonts w:ascii="Verdana" w:hAnsi="Verdana"/>
-                <w:b w:val="0"/>
+            <w:pPr>
+              <w:spacing w:before="20" w:after="20"/>
+            </w:pPr>
+            <w:r/>
+            <w:r>
+              <w:rPr>
+                <w:rFonts w:ascii="Verdana" w:hAnsi="Verdana"/>
                 <w:sz w:val="16"/>
               </w:rPr>
               <w:t>rad</w:t>
@@ -4613,6 +5884,9 @@
             <w:tcW w:type="dxa" w:w="1514"/>
           </w:tcPr>
           <w:p>
+            <w:pPr>
+              <w:spacing w:before="20" w:after="20"/>
+            </w:pPr>
             <w:r/>
             <w:r>
               <w:rPr>
@@ -4629,6 +5903,9 @@
             <w:tcW w:type="dxa" w:w="1514"/>
           </w:tcPr>
           <w:p>
+            <w:pPr>
+              <w:spacing w:before="20" w:after="20"/>
+            </w:pPr>
             <w:r/>
             <w:r>
               <w:rPr>
@@ -4645,6 +5922,9 @@
             <w:tcW w:type="dxa" w:w="1514"/>
           </w:tcPr>
           <w:p>
+            <w:pPr>
+              <w:spacing w:before="20" w:after="20"/>
+            </w:pPr>
             <w:r/>
             <w:r>
               <w:rPr>
@@ -4665,6 +5945,9 @@
             <w:tcW w:type="dxa" w:w="1514"/>
           </w:tcPr>
           <w:p>
+            <w:pPr>
+              <w:spacing w:before="20" w:after="20"/>
+            </w:pPr>
             <w:r/>
             <w:r>
               <w:rPr>
@@ -4681,6 +5964,9 @@
             <w:tcW w:type="dxa" w:w="1514"/>
           </w:tcPr>
           <w:p>
+            <w:pPr>
+              <w:spacing w:before="20" w:after="20"/>
+            </w:pPr>
             <w:r/>
             <w:r>
               <w:rPr>
@@ -4697,11 +5983,13 @@
             <w:tcW w:type="dxa" w:w="1514"/>
           </w:tcPr>
           <w:p>
-            <w:r/>
-            <w:r>
-              <w:rPr>
-                <w:rFonts w:ascii="Verdana" w:hAnsi="Verdana"/>
-                <w:b w:val="0"/>
+            <w:pPr>
+              <w:spacing w:before="20" w:after="20"/>
+            </w:pPr>
+            <w:r/>
+            <w:r>
+              <w:rPr>
+                <w:rFonts w:ascii="Verdana" w:hAnsi="Verdana"/>
                 <w:sz w:val="16"/>
               </w:rPr>
               <w:t>Numérique</w:t>
@@ -4713,6 +6001,9 @@
             <w:tcW w:type="dxa" w:w="1514"/>
           </w:tcPr>
           <w:p>
+            <w:pPr>
+              <w:spacing w:before="20" w:after="20"/>
+            </w:pPr>
             <w:r/>
             <w:r>
               <w:rPr>
@@ -4729,6 +6020,9 @@
             <w:tcW w:type="dxa" w:w="1514"/>
           </w:tcPr>
           <w:p>
+            <w:pPr>
+              <w:spacing w:before="20" w:after="20"/>
+            </w:pPr>
             <w:r/>
             <w:r>
               <w:rPr>
@@ -4745,6 +6039,9 @@
             <w:tcW w:type="dxa" w:w="1514"/>
           </w:tcPr>
           <w:p>
+            <w:pPr>
+              <w:spacing w:before="20" w:after="20"/>
+            </w:pPr>
             <w:r/>
             <w:r>
               <w:rPr>
@@ -4761,11 +6058,13 @@
             <w:tcW w:type="dxa" w:w="1514"/>
           </w:tcPr>
           <w:p>
-            <w:r/>
-            <w:r>
-              <w:rPr>
-                <w:rFonts w:ascii="Verdana" w:hAnsi="Verdana"/>
-                <w:b w:val="0"/>
+            <w:pPr>
+              <w:spacing w:before="20" w:after="20"/>
+            </w:pPr>
+            <w:r/>
+            <w:r>
+              <w:rPr>
+                <w:rFonts w:ascii="Verdana" w:hAnsi="Verdana"/>
                 <w:sz w:val="16"/>
               </w:rPr>
               <w:t>Numérique</w:t>
@@ -4777,6 +6076,9 @@
             <w:tcW w:type="dxa" w:w="1514"/>
           </w:tcPr>
           <w:p>
+            <w:pPr>
+              <w:spacing w:before="20" w:after="20"/>
+            </w:pPr>
             <w:r/>
             <w:r>
               <w:rPr>
@@ -4793,6 +6095,9 @@
             <w:tcW w:type="dxa" w:w="1514"/>
           </w:tcPr>
           <w:p>
+            <w:pPr>
+              <w:spacing w:before="20" w:after="20"/>
+            </w:pPr>
             <w:r/>
             <w:r>
               <w:rPr>
@@ -4809,14 +6114,17 @@
             <w:tcW w:type="dxa" w:w="1514"/>
           </w:tcPr>
           <w:p>
-            <w:r/>
-            <w:r>
-              <w:rPr>
-                <w:rFonts w:ascii="Verdana" w:hAnsi="Verdana"/>
-                <w:b w:val="0"/>
-                <w:sz w:val="16"/>
-              </w:rPr>
-              <w:t>Note 78: Les trois premiers chiffres representent le code ISO du pays.</w:t>
+            <w:pPr>
+              <w:spacing w:before="20" w:after="20"/>
+            </w:pPr>
+            <w:r/>
+            <w:r>
+              <w:rPr>
+                <w:rFonts w:ascii="Verdana" w:hAnsi="Verdana"/>
+                <w:b w:val="0"/>
+                <w:sz w:val="16"/>
+              </w:rPr>
+              <w:t>Note 78: Pour définir la période considérée, il faut répéter une fois le descripteur 0 04 024.</w:t>
             </w:r>
           </w:p>
         </w:tc>
@@ -4830,6 +6138,9 @@
             <w:tcW w:type="dxa" w:w="1514"/>
           </w:tcPr>
           <w:p>
+            <w:pPr>
+              <w:spacing w:before="20" w:after="20"/>
+            </w:pPr>
             <w:r/>
             <w:r>
               <w:rPr>
@@ -4846,6 +6157,9 @@
             <w:tcW w:type="dxa" w:w="1514"/>
           </w:tcPr>
           <w:p>
+            <w:pPr>
+              <w:spacing w:before="20" w:after="20"/>
+            </w:pPr>
             <w:r/>
             <w:r>
               <w:rPr>
@@ -4862,11 +6176,13 @@
             <w:tcW w:type="dxa" w:w="1514"/>
           </w:tcPr>
           <w:p>
-            <w:r/>
-            <w:r>
-              <w:rPr>
-                <w:rFonts w:ascii="Verdana" w:hAnsi="Verdana"/>
-                <w:b w:val="0"/>
+            <w:pPr>
+              <w:spacing w:before="20" w:after="20"/>
+            </w:pPr>
+            <w:r/>
+            <w:r>
+              <w:rPr>
+                <w:rFonts w:ascii="Verdana" w:hAnsi="Verdana"/>
                 <w:sz w:val="16"/>
               </w:rPr>
               <w:t>%</w:t>
@@ -4878,6 +6194,9 @@
             <w:tcW w:type="dxa" w:w="1514"/>
           </w:tcPr>
           <w:p>
+            <w:pPr>
+              <w:spacing w:before="20" w:after="20"/>
+            </w:pPr>
             <w:r/>
             <w:r>
               <w:rPr>
@@ -4894,6 +6213,9 @@
             <w:tcW w:type="dxa" w:w="1514"/>
           </w:tcPr>
           <w:p>
+            <w:pPr>
+              <w:spacing w:before="20" w:after="20"/>
+            </w:pPr>
             <w:r/>
             <w:r>
               <w:rPr>
@@ -4910,6 +6232,9 @@
             <w:tcW w:type="dxa" w:w="1514"/>
           </w:tcPr>
           <w:p>
+            <w:pPr>
+              <w:spacing w:before="20" w:after="20"/>
+            </w:pPr>
             <w:r/>
             <w:r>
               <w:rPr>
@@ -4926,11 +6251,13 @@
             <w:tcW w:type="dxa" w:w="1514"/>
           </w:tcPr>
           <w:p>
-            <w:r/>
-            <w:r>
-              <w:rPr>
-                <w:rFonts w:ascii="Verdana" w:hAnsi="Verdana"/>
-                <w:b w:val="0"/>
+            <w:pPr>
+              <w:spacing w:before="20" w:after="20"/>
+            </w:pPr>
+            <w:r/>
+            <w:r>
+              <w:rPr>
+                <w:rFonts w:ascii="Verdana" w:hAnsi="Verdana"/>
                 <w:sz w:val="16"/>
               </w:rPr>
               <w:t>%</w:t>
@@ -4942,6 +6269,9 @@
             <w:tcW w:type="dxa" w:w="1514"/>
           </w:tcPr>
           <w:p>
+            <w:pPr>
+              <w:spacing w:before="20" w:after="20"/>
+            </w:pPr>
             <w:r/>
             <w:r>
               <w:rPr>
@@ -4958,6 +6288,9 @@
             <w:tcW w:type="dxa" w:w="1514"/>
           </w:tcPr>
           <w:p>
+            <w:pPr>
+              <w:spacing w:before="20" w:after="20"/>
+            </w:pPr>
             <w:r/>
             <w:r>
               <w:rPr>
@@ -4974,6 +6307,9 @@
             <w:tcW w:type="dxa" w:w="1514"/>
           </w:tcPr>
           <w:p>
+            <w:pPr>
+              <w:spacing w:before="20" w:after="20"/>
+            </w:pPr>
             <w:r/>
             <w:r>
               <w:rPr>
@@ -4994,6 +6330,9 @@
             <w:tcW w:type="dxa" w:w="1514"/>
           </w:tcPr>
           <w:p>
+            <w:pPr>
+              <w:spacing w:before="20" w:after="20"/>
+            </w:pPr>
             <w:r/>
             <w:r>
               <w:rPr>
@@ -5010,6 +6349,9 @@
             <w:tcW w:type="dxa" w:w="1514"/>
           </w:tcPr>
           <w:p>
+            <w:pPr>
+              <w:spacing w:before="20" w:after="20"/>
+            </w:pPr>
             <w:r/>
             <w:r>
               <w:rPr>
@@ -5026,11 +6368,13 @@
             <w:tcW w:type="dxa" w:w="1514"/>
           </w:tcPr>
           <w:p>
-            <w:r/>
-            <w:r>
-              <w:rPr>
-                <w:rFonts w:ascii="Verdana" w:hAnsi="Verdana"/>
-                <w:b w:val="0"/>
+            <w:pPr>
+              <w:spacing w:before="20" w:after="20"/>
+            </w:pPr>
+            <w:r/>
+            <w:r>
+              <w:rPr>
+                <w:rFonts w:ascii="Verdana" w:hAnsi="Verdana"/>
                 <w:sz w:val="16"/>
               </w:rPr>
               <w:t>DU</w:t>
@@ -5042,6 +6386,9 @@
             <w:tcW w:type="dxa" w:w="1514"/>
           </w:tcPr>
           <w:p>
+            <w:pPr>
+              <w:spacing w:before="20" w:after="20"/>
+            </w:pPr>
             <w:r/>
             <w:r>
               <w:rPr>
@@ -5058,6 +6405,9 @@
             <w:tcW w:type="dxa" w:w="1514"/>
           </w:tcPr>
           <w:p>
+            <w:pPr>
+              <w:spacing w:before="20" w:after="20"/>
+            </w:pPr>
             <w:r/>
             <w:r>
               <w:rPr>
@@ -5074,6 +6424,9 @@
             <w:tcW w:type="dxa" w:w="1514"/>
           </w:tcPr>
           <w:p>
+            <w:pPr>
+              <w:spacing w:before="20" w:after="20"/>
+            </w:pPr>
             <w:r/>
             <w:r>
               <w:rPr>
@@ -5090,11 +6443,13 @@
             <w:tcW w:type="dxa" w:w="1514"/>
           </w:tcPr>
           <w:p>
-            <w:r/>
-            <w:r>
-              <w:rPr>
-                <w:rFonts w:ascii="Verdana" w:hAnsi="Verdana"/>
-                <w:b w:val="0"/>
+            <w:pPr>
+              <w:spacing w:before="20" w:after="20"/>
+            </w:pPr>
+            <w:r/>
+            <w:r>
+              <w:rPr>
+                <w:rFonts w:ascii="Verdana" w:hAnsi="Verdana"/>
                 <w:sz w:val="16"/>
               </w:rPr>
               <w:t>DU</w:t>
@@ -5106,6 +6461,9 @@
             <w:tcW w:type="dxa" w:w="1514"/>
           </w:tcPr>
           <w:p>
+            <w:pPr>
+              <w:spacing w:before="20" w:after="20"/>
+            </w:pPr>
             <w:r/>
             <w:r>
               <w:rPr>
@@ -5122,6 +6480,9 @@
             <w:tcW w:type="dxa" w:w="1514"/>
           </w:tcPr>
           <w:p>
+            <w:pPr>
+              <w:spacing w:before="20" w:after="20"/>
+            </w:pPr>
             <w:r/>
             <w:r>
               <w:rPr>
@@ -5138,14 +6499,17 @@
             <w:tcW w:type="dxa" w:w="1514"/>
           </w:tcPr>
           <w:p>
-            <w:r/>
-            <w:r>
-              <w:rPr>
-                <w:rFonts w:ascii="Verdana" w:hAnsi="Verdana"/>
-                <w:b w:val="0"/>
-                <w:sz w:val="16"/>
-              </w:rPr>
-              <w:t>Note 77: Conjointement a l'observation de trombes marines ou de nuages en entonnoir a 3 km ou moins de la station.</w:t>
+            <w:pPr>
+              <w:spacing w:before="20" w:after="20"/>
+            </w:pPr>
+            <w:r/>
+            <w:r>
+              <w:rPr>
+                <w:rFonts w:ascii="Verdana" w:hAnsi="Verdana"/>
+                <w:b w:val="0"/>
+                <w:sz w:val="16"/>
+              </w:rPr>
+              <w:t>Note 77: Dans la Région III, la température maximale diurne et la température minimale nocturne sont trans- mises (l’heure de fin de la période peut ne pas correspondre à l’heure de référence du message). Pour définir la période considérée, il faut répéter une fois le descripteur 0 04 024. Si la période se termine à l’heure de référence du message, le descripteur 0 04 024 est mis à 0 la deuxième fois qu’il apparaît .</w:t>
             </w:r>
           </w:p>
         </w:tc>
@@ -5159,6 +6523,9 @@
             <w:tcW w:type="dxa" w:w="1514"/>
           </w:tcPr>
           <w:p>
+            <w:pPr>
+              <w:spacing w:before="20" w:after="20"/>
+            </w:pPr>
             <w:r/>
             <w:r>
               <w:rPr>
@@ -5175,6 +6542,9 @@
             <w:tcW w:type="dxa" w:w="1514"/>
           </w:tcPr>
           <w:p>
+            <w:pPr>
+              <w:spacing w:before="20" w:after="20"/>
+            </w:pPr>
             <w:r/>
             <w:r>
               <w:rPr>
@@ -5191,11 +6561,13 @@
             <w:tcW w:type="dxa" w:w="1514"/>
           </w:tcPr>
           <w:p>
-            <w:r/>
-            <w:r>
-              <w:rPr>
-                <w:rFonts w:ascii="Verdana" w:hAnsi="Verdana"/>
-                <w:b w:val="0"/>
+            <w:pPr>
+              <w:spacing w:before="20" w:after="20"/>
+            </w:pPr>
+            <w:r/>
+            <w:r>
+              <w:rPr>
+                <w:rFonts w:ascii="Verdana" w:hAnsi="Verdana"/>
                 <w:sz w:val="16"/>
               </w:rPr>
               <w:t>Numérique</w:t>
@@ -5207,6 +6579,9 @@
             <w:tcW w:type="dxa" w:w="1514"/>
           </w:tcPr>
           <w:p>
+            <w:pPr>
+              <w:spacing w:before="20" w:after="20"/>
+            </w:pPr>
             <w:r/>
             <w:r>
               <w:rPr>
@@ -5223,6 +6598,9 @@
             <w:tcW w:type="dxa" w:w="1514"/>
           </w:tcPr>
           <w:p>
+            <w:pPr>
+              <w:spacing w:before="20" w:after="20"/>
+            </w:pPr>
             <w:r/>
             <w:r>
               <w:rPr>
@@ -5239,6 +6617,9 @@
             <w:tcW w:type="dxa" w:w="1514"/>
           </w:tcPr>
           <w:p>
+            <w:pPr>
+              <w:spacing w:before="20" w:after="20"/>
+            </w:pPr>
             <w:r/>
             <w:r>
               <w:rPr>
@@ -5255,11 +6636,13 @@
             <w:tcW w:type="dxa" w:w="1514"/>
           </w:tcPr>
           <w:p>
-            <w:r/>
-            <w:r>
-              <w:rPr>
-                <w:rFonts w:ascii="Verdana" w:hAnsi="Verdana"/>
-                <w:b w:val="0"/>
+            <w:pPr>
+              <w:spacing w:before="20" w:after="20"/>
+            </w:pPr>
+            <w:r/>
+            <w:r>
+              <w:rPr>
+                <w:rFonts w:ascii="Verdana" w:hAnsi="Verdana"/>
                 <w:sz w:val="16"/>
               </w:rPr>
               <w:t>Numérique</w:t>
@@ -5271,6 +6654,9 @@
             <w:tcW w:type="dxa" w:w="1514"/>
           </w:tcPr>
           <w:p>
+            <w:pPr>
+              <w:spacing w:before="20" w:after="20"/>
+            </w:pPr>
             <w:r/>
             <w:r>
               <w:rPr>
@@ -5287,6 +6673,9 @@
             <w:tcW w:type="dxa" w:w="1514"/>
           </w:tcPr>
           <w:p>
+            <w:pPr>
+              <w:spacing w:before="20" w:after="20"/>
+            </w:pPr>
             <w:r/>
             <w:r>
               <w:rPr>
@@ -5303,14 +6692,17 @@
             <w:tcW w:type="dxa" w:w="1514"/>
           </w:tcPr>
           <w:p>
-            <w:r/>
-            <w:r>
-              <w:rPr>
-                <w:rFonts w:ascii="Verdana" w:hAnsi="Verdana"/>
-                <w:b w:val="0"/>
-                <w:sz w:val="16"/>
-              </w:rPr>
-              <w:t>Note 80: 1) Entre les chiffres du code 100–199, la présente table de code comprend des termes à plusieurs niveaux afin de servir aux stations simples et aux stations automatiques devenant de plus en plus complexes. 2) Les termes génériques se rapportant au temps (par exemple brouillard, bruine) sont destinés à être utilisés dans des stations automatiques pouvant déterminer les types de temps sans pouvoir fournir d'autres informations.  Les termes génériques figurent tous dans la table de code en lettres majuscules. 3) Les chiffres du code pour les catégories de précipitations (chiffres du code 140 à 148) sont disposés par ordre de complexité croissante.  Par exemple, une station très simple qui ne peut déceler que la présence ou l'absence de précipitations utilise le chiffre du code 140 (précipitations).  Au niveau suivant, une station automatique pouvant déceler le volume, mais pas le type, utilise le chiffre du code 141 ou 142.  Une station automatique qui peut déceler le type général (liquide, solide, se congelant) et le volume général utilise les chiffres du code 143 à 148.  Une station automatique qui peut signaler les types réels de précipitations (par exemple bruine ou pluie), mais non leur volume, utilise le nombre entier de la dizaine correspondante (par exemple 150 pour la catégorie bruine; 160 pour la catégorie pluie).</w:t>
+            <w:pPr>
+              <w:spacing w:before="20" w:after="20"/>
+            </w:pPr>
+            <w:r/>
+            <w:r>
+              <w:rPr>
+                <w:rFonts w:ascii="Verdana" w:hAnsi="Verdana"/>
+                <w:b w:val="0"/>
+                <w:sz w:val="16"/>
+              </w:rPr>
+              <w:t>Note 80: Pour ce descripteur, les unités représentent l’écart-type climatologique de la valeur de l’ozone troposhérique pour une altitude donnée. Par exemple, une valeur de 5,0 indique un profil pour lequel les écarts-types pour une valeur d’ozone troposphérique de 5,0 sont supérieurs à la moyenne climatologique.</w:t>
             </w:r>
           </w:p>
         </w:tc>
@@ -5324,6 +6716,9 @@
             <w:tcW w:type="dxa" w:w="1514"/>
           </w:tcPr>
           <w:p>
+            <w:pPr>
+              <w:spacing w:before="20" w:after="20"/>
+            </w:pPr>
             <w:r/>
             <w:r>
               <w:rPr>
@@ -5340,6 +6735,9 @@
             <w:tcW w:type="dxa" w:w="1514"/>
           </w:tcPr>
           <w:p>
+            <w:pPr>
+              <w:spacing w:before="20" w:after="20"/>
+            </w:pPr>
             <w:r/>
             <w:r>
               <w:rPr>
@@ -5356,11 +6754,13 @@
             <w:tcW w:type="dxa" w:w="1514"/>
           </w:tcPr>
           <w:p>
-            <w:r/>
-            <w:r>
-              <w:rPr>
-                <w:rFonts w:ascii="Verdana" w:hAnsi="Verdana"/>
-                <w:b w:val="0"/>
+            <w:pPr>
+              <w:spacing w:before="20" w:after="20"/>
+            </w:pPr>
+            <w:r/>
+            <w:r>
+              <w:rPr>
+                <w:rFonts w:ascii="Verdana" w:hAnsi="Verdana"/>
                 <w:sz w:val="16"/>
               </w:rPr>
               <w:t>Numérique</w:t>
@@ -5372,6 +6772,9 @@
             <w:tcW w:type="dxa" w:w="1514"/>
           </w:tcPr>
           <w:p>
+            <w:pPr>
+              <w:spacing w:before="20" w:after="20"/>
+            </w:pPr>
             <w:r/>
             <w:r>
               <w:rPr>
@@ -5388,6 +6791,9 @@
             <w:tcW w:type="dxa" w:w="1514"/>
           </w:tcPr>
           <w:p>
+            <w:pPr>
+              <w:spacing w:before="20" w:after="20"/>
+            </w:pPr>
             <w:r/>
             <w:r>
               <w:rPr>
@@ -5404,6 +6810,9 @@
             <w:tcW w:type="dxa" w:w="1514"/>
           </w:tcPr>
           <w:p>
+            <w:pPr>
+              <w:spacing w:before="20" w:after="20"/>
+            </w:pPr>
             <w:r/>
             <w:r>
               <w:rPr>
@@ -5420,11 +6829,13 @@
             <w:tcW w:type="dxa" w:w="1514"/>
           </w:tcPr>
           <w:p>
-            <w:r/>
-            <w:r>
-              <w:rPr>
-                <w:rFonts w:ascii="Verdana" w:hAnsi="Verdana"/>
-                <w:b w:val="0"/>
+            <w:pPr>
+              <w:spacing w:before="20" w:after="20"/>
+            </w:pPr>
+            <w:r/>
+            <w:r>
+              <w:rPr>
+                <w:rFonts w:ascii="Verdana" w:hAnsi="Verdana"/>
                 <w:sz w:val="16"/>
               </w:rPr>
               <w:t>Numérique</w:t>
@@ -5436,6 +6847,9 @@
             <w:tcW w:type="dxa" w:w="1514"/>
           </w:tcPr>
           <w:p>
+            <w:pPr>
+              <w:spacing w:before="20" w:after="20"/>
+            </w:pPr>
             <w:r/>
             <w:r>
               <w:rPr>
@@ -5452,6 +6866,9 @@
             <w:tcW w:type="dxa" w:w="1514"/>
           </w:tcPr>
           <w:p>
+            <w:pPr>
+              <w:spacing w:before="20" w:after="20"/>
+            </w:pPr>
             <w:r/>
             <w:r>
               <w:rPr>
@@ -5468,6 +6885,9 @@
             <w:tcW w:type="dxa" w:w="1514"/>
           </w:tcPr>
           <w:p>
+            <w:pPr>
+              <w:spacing w:before="20" w:after="20"/>
+            </w:pPr>
             <w:r/>
             <w:r>
               <w:rPr>
@@ -5488,6 +6908,9 @@
             <w:tcW w:type="dxa" w:w="1514"/>
           </w:tcPr>
           <w:p>
+            <w:pPr>
+              <w:spacing w:before="20" w:after="20"/>
+            </w:pPr>
             <w:r/>
             <w:r>
               <w:rPr>
@@ -5504,6 +6927,9 @@
             <w:tcW w:type="dxa" w:w="1514"/>
           </w:tcPr>
           <w:p>
+            <w:pPr>
+              <w:spacing w:before="20" w:after="20"/>
+            </w:pPr>
             <w:r/>
             <w:r>
               <w:rPr>
@@ -5520,11 +6946,13 @@
             <w:tcW w:type="dxa" w:w="1514"/>
           </w:tcPr>
           <w:p>
-            <w:r/>
-            <w:r>
-              <w:rPr>
-                <w:rFonts w:ascii="Verdana" w:hAnsi="Verdana"/>
-                <w:b w:val="0"/>
+            <w:pPr>
+              <w:spacing w:before="20" w:after="20"/>
+            </w:pPr>
+            <w:r/>
+            <w:r>
+              <w:rPr>
+                <w:rFonts w:ascii="Verdana" w:hAnsi="Verdana"/>
                 <w:sz w:val="16"/>
               </w:rPr>
               <w:t>m</w:t>
@@ -5536,6 +6964,9 @@
             <w:tcW w:type="dxa" w:w="1514"/>
           </w:tcPr>
           <w:p>
+            <w:pPr>
+              <w:spacing w:before="20" w:after="20"/>
+            </w:pPr>
             <w:r/>
             <w:r>
               <w:rPr>
@@ -5552,6 +6983,9 @@
             <w:tcW w:type="dxa" w:w="1514"/>
           </w:tcPr>
           <w:p>
+            <w:pPr>
+              <w:spacing w:before="20" w:after="20"/>
+            </w:pPr>
             <w:r/>
             <w:r>
               <w:rPr>
@@ -5568,6 +7002,9 @@
             <w:tcW w:type="dxa" w:w="1514"/>
           </w:tcPr>
           <w:p>
+            <w:pPr>
+              <w:spacing w:before="20" w:after="20"/>
+            </w:pPr>
             <w:r/>
             <w:r>
               <w:rPr>
@@ -5584,11 +7021,13 @@
             <w:tcW w:type="dxa" w:w="1514"/>
           </w:tcPr>
           <w:p>
-            <w:r/>
-            <w:r>
-              <w:rPr>
-                <w:rFonts w:ascii="Verdana" w:hAnsi="Verdana"/>
-                <w:b w:val="0"/>
+            <w:pPr>
+              <w:spacing w:before="20" w:after="20"/>
+            </w:pPr>
+            <w:r/>
+            <w:r>
+              <w:rPr>
+                <w:rFonts w:ascii="Verdana" w:hAnsi="Verdana"/>
                 <w:sz w:val="16"/>
               </w:rPr>
               <w:t>m</w:t>
@@ -5600,6 +7039,9 @@
             <w:tcW w:type="dxa" w:w="1514"/>
           </w:tcPr>
           <w:p>
+            <w:pPr>
+              <w:spacing w:before="20" w:after="20"/>
+            </w:pPr>
             <w:r/>
             <w:r>
               <w:rPr>
@@ -5616,6 +7058,9 @@
             <w:tcW w:type="dxa" w:w="1514"/>
           </w:tcPr>
           <w:p>
+            <w:pPr>
+              <w:spacing w:before="20" w:after="20"/>
+            </w:pPr>
             <w:r/>
             <w:r>
               <w:rPr>
@@ -5632,6 +7077,9 @@
             <w:tcW w:type="dxa" w:w="1514"/>
           </w:tcPr>
           <w:p>
+            <w:pPr>
+              <w:spacing w:before="20" w:after="20"/>
+            </w:pPr>
             <w:r/>
             <w:r>
               <w:rPr>
@@ -5652,6 +7100,9 @@
             <w:tcW w:type="dxa" w:w="1514"/>
           </w:tcPr>
           <w:p>
+            <w:pPr>
+              <w:spacing w:before="20" w:after="20"/>
+            </w:pPr>
             <w:r/>
             <w:r>
               <w:rPr>
@@ -5668,6 +7119,9 @@
             <w:tcW w:type="dxa" w:w="1514"/>
           </w:tcPr>
           <w:p>
+            <w:pPr>
+              <w:spacing w:before="20" w:after="20"/>
+            </w:pPr>
             <w:r/>
             <w:r>
               <w:rPr>
@@ -5684,22 +7138,42 @@
             <w:tcW w:type="dxa" w:w="1514"/>
           </w:tcPr>
           <w:p>
-            <w:r/>
-            <w:r>
-              <w:rPr>
-                <w:rFonts w:ascii="Verdana" w:hAnsi="Verdana"/>
-                <w:b w:val="0"/>
-                <w:sz w:val="16"/>
-              </w:rPr>
-              <w:t>log(m-3)</w:t>
-            </w:r>
-          </w:p>
-        </w:tc>
-        <w:tc>
-          <w:tcPr>
-            <w:tcW w:type="dxa" w:w="1514"/>
-          </w:tcPr>
-          <w:p>
+            <w:pPr>
+              <w:spacing w:before="20" w:after="20"/>
+            </w:pPr>
+            <w:r/>
+            <w:r>
+              <w:rPr>
+                <w:rFonts w:ascii="Verdana" w:hAnsi="Verdana"/>
+                <w:sz w:val="16"/>
+              </w:rPr>
+              <w:t>log(m</w:t>
+            </w:r>
+            <w:r>
+              <w:rPr>
+                <w:rFonts w:ascii="Verdana" w:hAnsi="Verdana"/>
+                <w:sz w:val="16"/>
+                <w:vertAlign w:val="superscript"/>
+              </w:rPr>
+              <w:t>-3</w:t>
+            </w:r>
+            <w:r>
+              <w:rPr>
+                <w:rFonts w:ascii="Verdana" w:hAnsi="Verdana"/>
+                <w:sz w:val="16"/>
+              </w:rPr>
+              <w:t>)</w:t>
+            </w:r>
+          </w:p>
+        </w:tc>
+        <w:tc>
+          <w:tcPr>
+            <w:tcW w:type="dxa" w:w="1514"/>
+          </w:tcPr>
+          <w:p>
+            <w:pPr>
+              <w:spacing w:before="20" w:after="20"/>
+            </w:pPr>
             <w:r/>
             <w:r>
               <w:rPr>
@@ -5716,6 +7190,9 @@
             <w:tcW w:type="dxa" w:w="1514"/>
           </w:tcPr>
           <w:p>
+            <w:pPr>
+              <w:spacing w:before="20" w:after="20"/>
+            </w:pPr>
             <w:r/>
             <w:r>
               <w:rPr>
@@ -5732,6 +7209,9 @@
             <w:tcW w:type="dxa" w:w="1514"/>
           </w:tcPr>
           <w:p>
+            <w:pPr>
+              <w:spacing w:before="20" w:after="20"/>
+            </w:pPr>
             <w:r/>
             <w:r>
               <w:rPr>
@@ -5748,22 +7228,42 @@
             <w:tcW w:type="dxa" w:w="1514"/>
           </w:tcPr>
           <w:p>
-            <w:r/>
-            <w:r>
-              <w:rPr>
-                <w:rFonts w:ascii="Verdana" w:hAnsi="Verdana"/>
-                <w:b w:val="0"/>
-                <w:sz w:val="16"/>
-              </w:rPr>
-              <w:t>log(m-3)</w:t>
-            </w:r>
-          </w:p>
-        </w:tc>
-        <w:tc>
-          <w:tcPr>
-            <w:tcW w:type="dxa" w:w="1514"/>
-          </w:tcPr>
-          <w:p>
+            <w:pPr>
+              <w:spacing w:before="20" w:after="20"/>
+            </w:pPr>
+            <w:r/>
+            <w:r>
+              <w:rPr>
+                <w:rFonts w:ascii="Verdana" w:hAnsi="Verdana"/>
+                <w:sz w:val="16"/>
+              </w:rPr>
+              <w:t>log(m</w:t>
+            </w:r>
+            <w:r>
+              <w:rPr>
+                <w:rFonts w:ascii="Verdana" w:hAnsi="Verdana"/>
+                <w:sz w:val="16"/>
+                <w:vertAlign w:val="superscript"/>
+              </w:rPr>
+              <w:t>-3</w:t>
+            </w:r>
+            <w:r>
+              <w:rPr>
+                <w:rFonts w:ascii="Verdana" w:hAnsi="Verdana"/>
+                <w:sz w:val="16"/>
+              </w:rPr>
+              <w:t>)</w:t>
+            </w:r>
+          </w:p>
+        </w:tc>
+        <w:tc>
+          <w:tcPr>
+            <w:tcW w:type="dxa" w:w="1514"/>
+          </w:tcPr>
+          <w:p>
+            <w:pPr>
+              <w:spacing w:before="20" w:after="20"/>
+            </w:pPr>
             <w:r/>
             <w:r>
               <w:rPr>
@@ -5780,6 +7280,9 @@
             <w:tcW w:type="dxa" w:w="1514"/>
           </w:tcPr>
           <w:p>
+            <w:pPr>
+              <w:spacing w:before="20" w:after="20"/>
+            </w:pPr>
             <w:r/>
             <w:r>
               <w:rPr>
@@ -5796,6 +7299,9 @@
             <w:tcW w:type="dxa" w:w="1514"/>
           </w:tcPr>
           <w:p>
+            <w:pPr>
+              <w:spacing w:before="20" w:after="20"/>
+            </w:pPr>
             <w:r/>
             <w:r>
               <w:rPr>
@@ -5816,6 +7322,9 @@
             <w:tcW w:type="dxa" w:w="1514"/>
           </w:tcPr>
           <w:p>
+            <w:pPr>
+              <w:spacing w:before="20" w:after="20"/>
+            </w:pPr>
             <w:r/>
             <w:r>
               <w:rPr>
@@ -5832,6 +7341,9 @@
             <w:tcW w:type="dxa" w:w="1514"/>
           </w:tcPr>
           <w:p>
+            <w:pPr>
+              <w:spacing w:before="20" w:after="20"/>
+            </w:pPr>
             <w:r/>
             <w:r>
               <w:rPr>
@@ -5848,22 +7360,42 @@
             <w:tcW w:type="dxa" w:w="1514"/>
           </w:tcPr>
           <w:p>
-            <w:r/>
-            <w:r>
-              <w:rPr>
-                <w:rFonts w:ascii="Verdana" w:hAnsi="Verdana"/>
-                <w:b w:val="0"/>
-                <w:sz w:val="16"/>
-              </w:rPr>
-              <w:t>log(m-3)</w:t>
-            </w:r>
-          </w:p>
-        </w:tc>
-        <w:tc>
-          <w:tcPr>
-            <w:tcW w:type="dxa" w:w="1514"/>
-          </w:tcPr>
-          <w:p>
+            <w:pPr>
+              <w:spacing w:before="20" w:after="20"/>
+            </w:pPr>
+            <w:r/>
+            <w:r>
+              <w:rPr>
+                <w:rFonts w:ascii="Verdana" w:hAnsi="Verdana"/>
+                <w:sz w:val="16"/>
+              </w:rPr>
+              <w:t>log(m</w:t>
+            </w:r>
+            <w:r>
+              <w:rPr>
+                <w:rFonts w:ascii="Verdana" w:hAnsi="Verdana"/>
+                <w:sz w:val="16"/>
+                <w:vertAlign w:val="superscript"/>
+              </w:rPr>
+              <w:t>-3</w:t>
+            </w:r>
+            <w:r>
+              <w:rPr>
+                <w:rFonts w:ascii="Verdana" w:hAnsi="Verdana"/>
+                <w:sz w:val="16"/>
+              </w:rPr>
+              <w:t>)</w:t>
+            </w:r>
+          </w:p>
+        </w:tc>
+        <w:tc>
+          <w:tcPr>
+            <w:tcW w:type="dxa" w:w="1514"/>
+          </w:tcPr>
+          <w:p>
+            <w:pPr>
+              <w:spacing w:before="20" w:after="20"/>
+            </w:pPr>
             <w:r/>
             <w:r>
               <w:rPr>
@@ -5880,6 +7412,9 @@
             <w:tcW w:type="dxa" w:w="1514"/>
           </w:tcPr>
           <w:p>
+            <w:pPr>
+              <w:spacing w:before="20" w:after="20"/>
+            </w:pPr>
             <w:r/>
             <w:r>
               <w:rPr>
@@ -5896,6 +7431,9 @@
             <w:tcW w:type="dxa" w:w="1514"/>
           </w:tcPr>
           <w:p>
+            <w:pPr>
+              <w:spacing w:before="20" w:after="20"/>
+            </w:pPr>
             <w:r/>
             <w:r>
               <w:rPr>
@@ -5912,22 +7450,42 @@
             <w:tcW w:type="dxa" w:w="1514"/>
           </w:tcPr>
           <w:p>
-            <w:r/>
-            <w:r>
-              <w:rPr>
-                <w:rFonts w:ascii="Verdana" w:hAnsi="Verdana"/>
-                <w:b w:val="0"/>
-                <w:sz w:val="16"/>
-              </w:rPr>
-              <w:t>log(m-3)</w:t>
-            </w:r>
-          </w:p>
-        </w:tc>
-        <w:tc>
-          <w:tcPr>
-            <w:tcW w:type="dxa" w:w="1514"/>
-          </w:tcPr>
-          <w:p>
+            <w:pPr>
+              <w:spacing w:before="20" w:after="20"/>
+            </w:pPr>
+            <w:r/>
+            <w:r>
+              <w:rPr>
+                <w:rFonts w:ascii="Verdana" w:hAnsi="Verdana"/>
+                <w:sz w:val="16"/>
+              </w:rPr>
+              <w:t>log(m</w:t>
+            </w:r>
+            <w:r>
+              <w:rPr>
+                <w:rFonts w:ascii="Verdana" w:hAnsi="Verdana"/>
+                <w:sz w:val="16"/>
+                <w:vertAlign w:val="superscript"/>
+              </w:rPr>
+              <w:t>-3</w:t>
+            </w:r>
+            <w:r>
+              <w:rPr>
+                <w:rFonts w:ascii="Verdana" w:hAnsi="Verdana"/>
+                <w:sz w:val="16"/>
+              </w:rPr>
+              <w:t>)</w:t>
+            </w:r>
+          </w:p>
+        </w:tc>
+        <w:tc>
+          <w:tcPr>
+            <w:tcW w:type="dxa" w:w="1514"/>
+          </w:tcPr>
+          <w:p>
+            <w:pPr>
+              <w:spacing w:before="20" w:after="20"/>
+            </w:pPr>
             <w:r/>
             <w:r>
               <w:rPr>
@@ -5944,6 +7502,9 @@
             <w:tcW w:type="dxa" w:w="1514"/>
           </w:tcPr>
           <w:p>
+            <w:pPr>
+              <w:spacing w:before="20" w:after="20"/>
+            </w:pPr>
             <w:r/>
             <w:r>
               <w:rPr>
@@ -5960,6 +7521,9 @@
             <w:tcW w:type="dxa" w:w="1514"/>
           </w:tcPr>
           <w:p>
+            <w:pPr>
+              <w:spacing w:before="20" w:after="20"/>
+            </w:pPr>
             <w:r/>
             <w:r>
               <w:rPr>
@@ -5980,6 +7544,9 @@
             <w:tcW w:type="dxa" w:w="1514"/>
           </w:tcPr>
           <w:p>
+            <w:pPr>
+              <w:spacing w:before="20" w:after="20"/>
+            </w:pPr>
             <w:r/>
             <w:r>
               <w:rPr>
@@ -5996,6 +7563,9 @@
             <w:tcW w:type="dxa" w:w="1514"/>
           </w:tcPr>
           <w:p>
+            <w:pPr>
+              <w:spacing w:before="20" w:after="20"/>
+            </w:pPr>
             <w:r/>
             <w:r>
               <w:rPr>
@@ -6012,22 +7582,42 @@
             <w:tcW w:type="dxa" w:w="1514"/>
           </w:tcPr>
           <w:p>
-            <w:r/>
-            <w:r>
-              <w:rPr>
-                <w:rFonts w:ascii="Verdana" w:hAnsi="Verdana"/>
-                <w:b w:val="0"/>
-                <w:sz w:val="16"/>
-              </w:rPr>
-              <w:t>log(m-3)</w:t>
-            </w:r>
-          </w:p>
-        </w:tc>
-        <w:tc>
-          <w:tcPr>
-            <w:tcW w:type="dxa" w:w="1514"/>
-          </w:tcPr>
-          <w:p>
+            <w:pPr>
+              <w:spacing w:before="20" w:after="20"/>
+            </w:pPr>
+            <w:r/>
+            <w:r>
+              <w:rPr>
+                <w:rFonts w:ascii="Verdana" w:hAnsi="Verdana"/>
+                <w:sz w:val="16"/>
+              </w:rPr>
+              <w:t>log(m</w:t>
+            </w:r>
+            <w:r>
+              <w:rPr>
+                <w:rFonts w:ascii="Verdana" w:hAnsi="Verdana"/>
+                <w:sz w:val="16"/>
+                <w:vertAlign w:val="superscript"/>
+              </w:rPr>
+              <w:t>-3</w:t>
+            </w:r>
+            <w:r>
+              <w:rPr>
+                <w:rFonts w:ascii="Verdana" w:hAnsi="Verdana"/>
+                <w:sz w:val="16"/>
+              </w:rPr>
+              <w:t>)</w:t>
+            </w:r>
+          </w:p>
+        </w:tc>
+        <w:tc>
+          <w:tcPr>
+            <w:tcW w:type="dxa" w:w="1514"/>
+          </w:tcPr>
+          <w:p>
+            <w:pPr>
+              <w:spacing w:before="20" w:after="20"/>
+            </w:pPr>
             <w:r/>
             <w:r>
               <w:rPr>
@@ -6044,6 +7634,9 @@
             <w:tcW w:type="dxa" w:w="1514"/>
           </w:tcPr>
           <w:p>
+            <w:pPr>
+              <w:spacing w:before="20" w:after="20"/>
+            </w:pPr>
             <w:r/>
             <w:r>
               <w:rPr>
@@ -6060,6 +7653,9 @@
             <w:tcW w:type="dxa" w:w="1514"/>
           </w:tcPr>
           <w:p>
+            <w:pPr>
+              <w:spacing w:before="20" w:after="20"/>
+            </w:pPr>
             <w:r/>
             <w:r>
               <w:rPr>
@@ -6076,22 +7672,42 @@
             <w:tcW w:type="dxa" w:w="1514"/>
           </w:tcPr>
           <w:p>
-            <w:r/>
-            <w:r>
-              <w:rPr>
-                <w:rFonts w:ascii="Verdana" w:hAnsi="Verdana"/>
-                <w:b w:val="0"/>
-                <w:sz w:val="16"/>
-              </w:rPr>
-              <w:t>log(m-3)</w:t>
-            </w:r>
-          </w:p>
-        </w:tc>
-        <w:tc>
-          <w:tcPr>
-            <w:tcW w:type="dxa" w:w="1514"/>
-          </w:tcPr>
-          <w:p>
+            <w:pPr>
+              <w:spacing w:before="20" w:after="20"/>
+            </w:pPr>
+            <w:r/>
+            <w:r>
+              <w:rPr>
+                <w:rFonts w:ascii="Verdana" w:hAnsi="Verdana"/>
+                <w:sz w:val="16"/>
+              </w:rPr>
+              <w:t>log(m</w:t>
+            </w:r>
+            <w:r>
+              <w:rPr>
+                <w:rFonts w:ascii="Verdana" w:hAnsi="Verdana"/>
+                <w:sz w:val="16"/>
+                <w:vertAlign w:val="superscript"/>
+              </w:rPr>
+              <w:t>-3</w:t>
+            </w:r>
+            <w:r>
+              <w:rPr>
+                <w:rFonts w:ascii="Verdana" w:hAnsi="Verdana"/>
+                <w:sz w:val="16"/>
+              </w:rPr>
+              <w:t>)</w:t>
+            </w:r>
+          </w:p>
+        </w:tc>
+        <w:tc>
+          <w:tcPr>
+            <w:tcW w:type="dxa" w:w="1514"/>
+          </w:tcPr>
+          <w:p>
+            <w:pPr>
+              <w:spacing w:before="20" w:after="20"/>
+            </w:pPr>
             <w:r/>
             <w:r>
               <w:rPr>
@@ -6108,6 +7724,9 @@
             <w:tcW w:type="dxa" w:w="1514"/>
           </w:tcPr>
           <w:p>
+            <w:pPr>
+              <w:spacing w:before="20" w:after="20"/>
+            </w:pPr>
             <w:r/>
             <w:r>
               <w:rPr>
@@ -6124,6 +7743,9 @@
             <w:tcW w:type="dxa" w:w="1514"/>
           </w:tcPr>
           <w:p>
+            <w:pPr>
+              <w:spacing w:before="20" w:after="20"/>
+            </w:pPr>
             <w:r/>
             <w:r>
               <w:rPr>
@@ -6144,6 +7766,9 @@
             <w:tcW w:type="dxa" w:w="1514"/>
           </w:tcPr>
           <w:p>
+            <w:pPr>
+              <w:spacing w:before="20" w:after="20"/>
+            </w:pPr>
             <w:r/>
             <w:r>
               <w:rPr>
@@ -6160,6 +7785,9 @@
             <w:tcW w:type="dxa" w:w="1514"/>
           </w:tcPr>
           <w:p>
+            <w:pPr>
+              <w:spacing w:before="20" w:after="20"/>
+            </w:pPr>
             <w:r/>
             <w:r>
               <w:rPr>
@@ -6176,11 +7804,13 @@
             <w:tcW w:type="dxa" w:w="1514"/>
           </w:tcPr>
           <w:p>
-            <w:r/>
-            <w:r>
-              <w:rPr>
-                <w:rFonts w:ascii="Verdana" w:hAnsi="Verdana"/>
-                <w:b w:val="0"/>
+            <w:pPr>
+              <w:spacing w:before="20" w:after="20"/>
+            </w:pPr>
+            <w:r/>
+            <w:r>
+              <w:rPr>
+                <w:rFonts w:ascii="Verdana" w:hAnsi="Verdana"/>
                 <w:sz w:val="16"/>
               </w:rPr>
               <w:t>Numérique</w:t>
@@ -6192,6 +7822,9 @@
             <w:tcW w:type="dxa" w:w="1514"/>
           </w:tcPr>
           <w:p>
+            <w:pPr>
+              <w:spacing w:before="20" w:after="20"/>
+            </w:pPr>
             <w:r/>
             <w:r>
               <w:rPr>
@@ -6208,6 +7841,9 @@
             <w:tcW w:type="dxa" w:w="1514"/>
           </w:tcPr>
           <w:p>
+            <w:pPr>
+              <w:spacing w:before="20" w:after="20"/>
+            </w:pPr>
             <w:r/>
             <w:r>
               <w:rPr>
@@ -6224,6 +7860,9 @@
             <w:tcW w:type="dxa" w:w="1514"/>
           </w:tcPr>
           <w:p>
+            <w:pPr>
+              <w:spacing w:before="20" w:after="20"/>
+            </w:pPr>
             <w:r/>
             <w:r>
               <w:rPr>
@@ -6240,11 +7879,13 @@
             <w:tcW w:type="dxa" w:w="1514"/>
           </w:tcPr>
           <w:p>
-            <w:r/>
-            <w:r>
-              <w:rPr>
-                <w:rFonts w:ascii="Verdana" w:hAnsi="Verdana"/>
-                <w:b w:val="0"/>
+            <w:pPr>
+              <w:spacing w:before="20" w:after="20"/>
+            </w:pPr>
+            <w:r/>
+            <w:r>
+              <w:rPr>
+                <w:rFonts w:ascii="Verdana" w:hAnsi="Verdana"/>
                 <w:sz w:val="16"/>
               </w:rPr>
               <w:t>Numérique</w:t>
@@ -6256,6 +7897,9 @@
             <w:tcW w:type="dxa" w:w="1514"/>
           </w:tcPr>
           <w:p>
+            <w:pPr>
+              <w:spacing w:before="20" w:after="20"/>
+            </w:pPr>
             <w:r/>
             <w:r>
               <w:rPr>
@@ -6272,6 +7916,9 @@
             <w:tcW w:type="dxa" w:w="1514"/>
           </w:tcPr>
           <w:p>
+            <w:pPr>
+              <w:spacing w:before="20" w:after="20"/>
+            </w:pPr>
             <w:r/>
             <w:r>
               <w:rPr>
@@ -6288,6 +7935,9 @@
             <w:tcW w:type="dxa" w:w="1514"/>
           </w:tcPr>
           <w:p>
+            <w:pPr>
+              <w:spacing w:before="20" w:after="20"/>
+            </w:pPr>
             <w:r/>
             <w:r>
               <w:rPr>
@@ -6308,6 +7958,9 @@
             <w:tcW w:type="dxa" w:w="1514"/>
           </w:tcPr>
           <w:p>
+            <w:pPr>
+              <w:spacing w:before="20" w:after="20"/>
+            </w:pPr>
             <w:r/>
             <w:r>
               <w:rPr>
@@ -6324,6 +7977,9 @@
             <w:tcW w:type="dxa" w:w="1514"/>
           </w:tcPr>
           <w:p>
+            <w:pPr>
+              <w:spacing w:before="20" w:after="20"/>
+            </w:pPr>
             <w:r/>
             <w:r>
               <w:rPr>
@@ -6340,11 +7996,13 @@
             <w:tcW w:type="dxa" w:w="1514"/>
           </w:tcPr>
           <w:p>
-            <w:r/>
-            <w:r>
-              <w:rPr>
-                <w:rFonts w:ascii="Verdana" w:hAnsi="Verdana"/>
-                <w:b w:val="0"/>
+            <w:pPr>
+              <w:spacing w:before="20" w:after="20"/>
+            </w:pPr>
+            <w:r/>
+            <w:r>
+              <w:rPr>
+                <w:rFonts w:ascii="Verdana" w:hAnsi="Verdana"/>
                 <w:sz w:val="16"/>
               </w:rPr>
               <w:t>Numérique</w:t>
@@ -6356,6 +8014,9 @@
             <w:tcW w:type="dxa" w:w="1514"/>
           </w:tcPr>
           <w:p>
+            <w:pPr>
+              <w:spacing w:before="20" w:after="20"/>
+            </w:pPr>
             <w:r/>
             <w:r>
               <w:rPr>
@@ -6372,6 +8033,9 @@
             <w:tcW w:type="dxa" w:w="1514"/>
           </w:tcPr>
           <w:p>
+            <w:pPr>
+              <w:spacing w:before="20" w:after="20"/>
+            </w:pPr>
             <w:r/>
             <w:r>
               <w:rPr>
@@ -6388,6 +8052,9 @@
             <w:tcW w:type="dxa" w:w="1514"/>
           </w:tcPr>
           <w:p>
+            <w:pPr>
+              <w:spacing w:before="20" w:after="20"/>
+            </w:pPr>
             <w:r/>
             <w:r>
               <w:rPr>
@@ -6404,11 +8071,13 @@
             <w:tcW w:type="dxa" w:w="1514"/>
           </w:tcPr>
           <w:p>
-            <w:r/>
-            <w:r>
-              <w:rPr>
-                <w:rFonts w:ascii="Verdana" w:hAnsi="Verdana"/>
-                <w:b w:val="0"/>
+            <w:pPr>
+              <w:spacing w:before="20" w:after="20"/>
+            </w:pPr>
+            <w:r/>
+            <w:r>
+              <w:rPr>
+                <w:rFonts w:ascii="Verdana" w:hAnsi="Verdana"/>
                 <w:sz w:val="16"/>
               </w:rPr>
               <w:t>Numérique</w:t>
@@ -6420,6 +8089,9 @@
             <w:tcW w:type="dxa" w:w="1514"/>
           </w:tcPr>
           <w:p>
+            <w:pPr>
+              <w:spacing w:before="20" w:after="20"/>
+            </w:pPr>
             <w:r/>
             <w:r>
               <w:rPr>
@@ -6436,6 +8108,9 @@
             <w:tcW w:type="dxa" w:w="1514"/>
           </w:tcPr>
           <w:p>
+            <w:pPr>
+              <w:spacing w:before="20" w:after="20"/>
+            </w:pPr>
             <w:r/>
             <w:r>
               <w:rPr>
@@ -6452,6 +8127,9 @@
             <w:tcW w:type="dxa" w:w="1514"/>
           </w:tcPr>
           <w:p>
+            <w:pPr>
+              <w:spacing w:before="20" w:after="20"/>
+            </w:pPr>
             <w:r/>
             <w:r>
               <w:rPr>
@@ -6472,6 +8150,9 @@
             <w:tcW w:type="dxa" w:w="1514"/>
           </w:tcPr>
           <w:p>
+            <w:pPr>
+              <w:spacing w:before="20" w:after="20"/>
+            </w:pPr>
             <w:r/>
             <w:r>
               <w:rPr>
@@ -6488,6 +8169,9 @@
             <w:tcW w:type="dxa" w:w="1514"/>
           </w:tcPr>
           <w:p>
+            <w:pPr>
+              <w:spacing w:before="20" w:after="20"/>
+            </w:pPr>
             <w:r/>
             <w:r>
               <w:rPr>
@@ -6504,22 +8188,50 @@
             <w:tcW w:type="dxa" w:w="1514"/>
           </w:tcPr>
           <w:p>
-            <w:r/>
-            <w:r>
-              <w:rPr>
-                <w:rFonts w:ascii="Verdana" w:hAnsi="Verdana"/>
-                <w:b w:val="0"/>
-                <w:sz w:val="16"/>
-              </w:rPr>
-              <w:t>m-1 sr-1</w:t>
-            </w:r>
-          </w:p>
-        </w:tc>
-        <w:tc>
-          <w:tcPr>
-            <w:tcW w:type="dxa" w:w="1514"/>
-          </w:tcPr>
-          <w:p>
+            <w:pPr>
+              <w:spacing w:before="20" w:after="20"/>
+            </w:pPr>
+            <w:r/>
+            <w:r>
+              <w:rPr>
+                <w:rFonts w:ascii="Verdana" w:hAnsi="Verdana"/>
+                <w:sz w:val="16"/>
+              </w:rPr>
+              <w:t>m</w:t>
+            </w:r>
+            <w:r>
+              <w:rPr>
+                <w:rFonts w:ascii="Verdana" w:hAnsi="Verdana"/>
+                <w:sz w:val="16"/>
+                <w:vertAlign w:val="superscript"/>
+              </w:rPr>
+              <w:t>-1</w:t>
+            </w:r>
+            <w:r>
+              <w:rPr>
+                <w:rFonts w:ascii="Verdana" w:hAnsi="Verdana"/>
+                <w:sz w:val="16"/>
+              </w:rPr>
+              <w:t xml:space="preserve"> sr</w:t>
+            </w:r>
+            <w:r>
+              <w:rPr>
+                <w:rFonts w:ascii="Verdana" w:hAnsi="Verdana"/>
+                <w:sz w:val="16"/>
+                <w:vertAlign w:val="superscript"/>
+              </w:rPr>
+              <w:t>-1</w:t>
+            </w:r>
+          </w:p>
+        </w:tc>
+        <w:tc>
+          <w:tcPr>
+            <w:tcW w:type="dxa" w:w="1514"/>
+          </w:tcPr>
+          <w:p>
+            <w:pPr>
+              <w:spacing w:before="20" w:after="20"/>
+            </w:pPr>
             <w:r/>
             <w:r>
               <w:rPr>
@@ -6536,6 +8248,9 @@
             <w:tcW w:type="dxa" w:w="1514"/>
           </w:tcPr>
           <w:p>
+            <w:pPr>
+              <w:spacing w:before="20" w:after="20"/>
+            </w:pPr>
             <w:r/>
             <w:r>
               <w:rPr>
@@ -6552,6 +8267,9 @@
             <w:tcW w:type="dxa" w:w="1514"/>
           </w:tcPr>
           <w:p>
+            <w:pPr>
+              <w:spacing w:before="20" w:after="20"/>
+            </w:pPr>
             <w:r/>
             <w:r>
               <w:rPr>
@@ -6568,22 +8286,50 @@
             <w:tcW w:type="dxa" w:w="1514"/>
           </w:tcPr>
           <w:p>
-            <w:r/>
-            <w:r>
-              <w:rPr>
-                <w:rFonts w:ascii="Verdana" w:hAnsi="Verdana"/>
-                <w:b w:val="0"/>
-                <w:sz w:val="16"/>
-              </w:rPr>
-              <w:t>m-1 sr-1</w:t>
-            </w:r>
-          </w:p>
-        </w:tc>
-        <w:tc>
-          <w:tcPr>
-            <w:tcW w:type="dxa" w:w="1514"/>
-          </w:tcPr>
-          <w:p>
+            <w:pPr>
+              <w:spacing w:before="20" w:after="20"/>
+            </w:pPr>
+            <w:r/>
+            <w:r>
+              <w:rPr>
+                <w:rFonts w:ascii="Verdana" w:hAnsi="Verdana"/>
+                <w:sz w:val="16"/>
+              </w:rPr>
+              <w:t>m</w:t>
+            </w:r>
+            <w:r>
+              <w:rPr>
+                <w:rFonts w:ascii="Verdana" w:hAnsi="Verdana"/>
+                <w:sz w:val="16"/>
+                <w:vertAlign w:val="superscript"/>
+              </w:rPr>
+              <w:t>-1</w:t>
+            </w:r>
+            <w:r>
+              <w:rPr>
+                <w:rFonts w:ascii="Verdana" w:hAnsi="Verdana"/>
+                <w:sz w:val="16"/>
+              </w:rPr>
+              <w:t xml:space="preserve"> sr</w:t>
+            </w:r>
+            <w:r>
+              <w:rPr>
+                <w:rFonts w:ascii="Verdana" w:hAnsi="Verdana"/>
+                <w:sz w:val="16"/>
+                <w:vertAlign w:val="superscript"/>
+              </w:rPr>
+              <w:t>-1</w:t>
+            </w:r>
+          </w:p>
+        </w:tc>
+        <w:tc>
+          <w:tcPr>
+            <w:tcW w:type="dxa" w:w="1514"/>
+          </w:tcPr>
+          <w:p>
+            <w:pPr>
+              <w:spacing w:before="20" w:after="20"/>
+            </w:pPr>
             <w:r/>
             <w:r>
               <w:rPr>
@@ -6600,6 +8346,9 @@
             <w:tcW w:type="dxa" w:w="1514"/>
           </w:tcPr>
           <w:p>
+            <w:pPr>
+              <w:spacing w:before="20" w:after="20"/>
+            </w:pPr>
             <w:r/>
             <w:r>
               <w:rPr>
@@ -6616,6 +8365,9 @@
             <w:tcW w:type="dxa" w:w="1514"/>
           </w:tcPr>
           <w:p>
+            <w:pPr>
+              <w:spacing w:before="20" w:after="20"/>
+            </w:pPr>
             <w:r/>
             <w:r>
               <w:rPr>
@@ -6636,6 +8388,9 @@
             <w:tcW w:type="dxa" w:w="1514"/>
           </w:tcPr>
           <w:p>
+            <w:pPr>
+              <w:spacing w:before="20" w:after="20"/>
+            </w:pPr>
             <w:r/>
             <w:r>
               <w:rPr>
@@ -6652,6 +8407,9 @@
             <w:tcW w:type="dxa" w:w="1514"/>
           </w:tcPr>
           <w:p>
+            <w:pPr>
+              <w:spacing w:before="20" w:after="20"/>
+            </w:pPr>
             <w:r/>
             <w:r>
               <w:rPr>
@@ -6668,22 +8426,50 @@
             <w:tcW w:type="dxa" w:w="1514"/>
           </w:tcPr>
           <w:p>
-            <w:r/>
-            <w:r>
-              <w:rPr>
-                <w:rFonts w:ascii="Verdana" w:hAnsi="Verdana"/>
-                <w:b w:val="0"/>
-                <w:sz w:val="16"/>
-              </w:rPr>
-              <w:t>m-1 sr-1</w:t>
-            </w:r>
-          </w:p>
-        </w:tc>
-        <w:tc>
-          <w:tcPr>
-            <w:tcW w:type="dxa" w:w="1514"/>
-          </w:tcPr>
-          <w:p>
+            <w:pPr>
+              <w:spacing w:before="20" w:after="20"/>
+            </w:pPr>
+            <w:r/>
+            <w:r>
+              <w:rPr>
+                <w:rFonts w:ascii="Verdana" w:hAnsi="Verdana"/>
+                <w:sz w:val="16"/>
+              </w:rPr>
+              <w:t>m</w:t>
+            </w:r>
+            <w:r>
+              <w:rPr>
+                <w:rFonts w:ascii="Verdana" w:hAnsi="Verdana"/>
+                <w:sz w:val="16"/>
+                <w:vertAlign w:val="superscript"/>
+              </w:rPr>
+              <w:t>-1</w:t>
+            </w:r>
+            <w:r>
+              <w:rPr>
+                <w:rFonts w:ascii="Verdana" w:hAnsi="Verdana"/>
+                <w:sz w:val="16"/>
+              </w:rPr>
+              <w:t xml:space="preserve"> sr</w:t>
+            </w:r>
+            <w:r>
+              <w:rPr>
+                <w:rFonts w:ascii="Verdana" w:hAnsi="Verdana"/>
+                <w:sz w:val="16"/>
+                <w:vertAlign w:val="superscript"/>
+              </w:rPr>
+              <w:t>-1</w:t>
+            </w:r>
+          </w:p>
+        </w:tc>
+        <w:tc>
+          <w:tcPr>
+            <w:tcW w:type="dxa" w:w="1514"/>
+          </w:tcPr>
+          <w:p>
+            <w:pPr>
+              <w:spacing w:before="20" w:after="20"/>
+            </w:pPr>
             <w:r/>
             <w:r>
               <w:rPr>
@@ -6700,6 +8486,9 @@
             <w:tcW w:type="dxa" w:w="1514"/>
           </w:tcPr>
           <w:p>
+            <w:pPr>
+              <w:spacing w:before="20" w:after="20"/>
+            </w:pPr>
             <w:r/>
             <w:r>
               <w:rPr>
@@ -6716,6 +8505,9 @@
             <w:tcW w:type="dxa" w:w="1514"/>
           </w:tcPr>
           <w:p>
+            <w:pPr>
+              <w:spacing w:before="20" w:after="20"/>
+            </w:pPr>
             <w:r/>
             <w:r>
               <w:rPr>
@@ -6732,22 +8524,50 @@
             <w:tcW w:type="dxa" w:w="1514"/>
           </w:tcPr>
           <w:p>
-            <w:r/>
-            <w:r>
-              <w:rPr>
-                <w:rFonts w:ascii="Verdana" w:hAnsi="Verdana"/>
-                <w:b w:val="0"/>
-                <w:sz w:val="16"/>
-              </w:rPr>
-              <w:t>m-1 sr-1</w:t>
-            </w:r>
-          </w:p>
-        </w:tc>
-        <w:tc>
-          <w:tcPr>
-            <w:tcW w:type="dxa" w:w="1514"/>
-          </w:tcPr>
-          <w:p>
+            <w:pPr>
+              <w:spacing w:before="20" w:after="20"/>
+            </w:pPr>
+            <w:r/>
+            <w:r>
+              <w:rPr>
+                <w:rFonts w:ascii="Verdana" w:hAnsi="Verdana"/>
+                <w:sz w:val="16"/>
+              </w:rPr>
+              <w:t>m</w:t>
+            </w:r>
+            <w:r>
+              <w:rPr>
+                <w:rFonts w:ascii="Verdana" w:hAnsi="Verdana"/>
+                <w:sz w:val="16"/>
+                <w:vertAlign w:val="superscript"/>
+              </w:rPr>
+              <w:t>-1</w:t>
+            </w:r>
+            <w:r>
+              <w:rPr>
+                <w:rFonts w:ascii="Verdana" w:hAnsi="Verdana"/>
+                <w:sz w:val="16"/>
+              </w:rPr>
+              <w:t xml:space="preserve"> sr</w:t>
+            </w:r>
+            <w:r>
+              <w:rPr>
+                <w:rFonts w:ascii="Verdana" w:hAnsi="Verdana"/>
+                <w:sz w:val="16"/>
+                <w:vertAlign w:val="superscript"/>
+              </w:rPr>
+              <w:t>-1</w:t>
+            </w:r>
+          </w:p>
+        </w:tc>
+        <w:tc>
+          <w:tcPr>
+            <w:tcW w:type="dxa" w:w="1514"/>
+          </w:tcPr>
+          <w:p>
+            <w:pPr>
+              <w:spacing w:before="20" w:after="20"/>
+            </w:pPr>
             <w:r/>
             <w:r>
               <w:rPr>
@@ -6764,6 +8584,9 @@
             <w:tcW w:type="dxa" w:w="1514"/>
           </w:tcPr>
           <w:p>
+            <w:pPr>
+              <w:spacing w:before="20" w:after="20"/>
+            </w:pPr>
             <w:r/>
             <w:r>
               <w:rPr>
@@ -6780,6 +8603,9 @@
             <w:tcW w:type="dxa" w:w="1514"/>
           </w:tcPr>
           <w:p>
+            <w:pPr>
+              <w:spacing w:before="20" w:after="20"/>
+            </w:pPr>
             <w:r/>
             <w:r>
               <w:rPr>
@@ -6800,6 +8626,9 @@
             <w:tcW w:type="dxa" w:w="1514"/>
           </w:tcPr>
           <w:p>
+            <w:pPr>
+              <w:spacing w:before="20" w:after="20"/>
+            </w:pPr>
             <w:r/>
             <w:r>
               <w:rPr>
@@ -6816,6 +8645,9 @@
             <w:tcW w:type="dxa" w:w="1514"/>
           </w:tcPr>
           <w:p>
+            <w:pPr>
+              <w:spacing w:before="20" w:after="20"/>
+            </w:pPr>
             <w:r/>
             <w:r>
               <w:rPr>
@@ -6832,22 +8664,50 @@
             <w:tcW w:type="dxa" w:w="1514"/>
           </w:tcPr>
           <w:p>
-            <w:r/>
-            <w:r>
-              <w:rPr>
-                <w:rFonts w:ascii="Verdana" w:hAnsi="Verdana"/>
-                <w:b w:val="0"/>
-                <w:sz w:val="16"/>
-              </w:rPr>
-              <w:t>m-1 sr-1</w:t>
-            </w:r>
-          </w:p>
-        </w:tc>
-        <w:tc>
-          <w:tcPr>
-            <w:tcW w:type="dxa" w:w="1514"/>
-          </w:tcPr>
-          <w:p>
+            <w:pPr>
+              <w:spacing w:before="20" w:after="20"/>
+            </w:pPr>
+            <w:r/>
+            <w:r>
+              <w:rPr>
+                <w:rFonts w:ascii="Verdana" w:hAnsi="Verdana"/>
+                <w:sz w:val="16"/>
+              </w:rPr>
+              <w:t>m</w:t>
+            </w:r>
+            <w:r>
+              <w:rPr>
+                <w:rFonts w:ascii="Verdana" w:hAnsi="Verdana"/>
+                <w:sz w:val="16"/>
+                <w:vertAlign w:val="superscript"/>
+              </w:rPr>
+              <w:t>-1</w:t>
+            </w:r>
+            <w:r>
+              <w:rPr>
+                <w:rFonts w:ascii="Verdana" w:hAnsi="Verdana"/>
+                <w:sz w:val="16"/>
+              </w:rPr>
+              <w:t xml:space="preserve"> sr</w:t>
+            </w:r>
+            <w:r>
+              <w:rPr>
+                <w:rFonts w:ascii="Verdana" w:hAnsi="Verdana"/>
+                <w:sz w:val="16"/>
+                <w:vertAlign w:val="superscript"/>
+              </w:rPr>
+              <w:t>-1</w:t>
+            </w:r>
+          </w:p>
+        </w:tc>
+        <w:tc>
+          <w:tcPr>
+            <w:tcW w:type="dxa" w:w="1514"/>
+          </w:tcPr>
+          <w:p>
+            <w:pPr>
+              <w:spacing w:before="20" w:after="20"/>
+            </w:pPr>
             <w:r/>
             <w:r>
               <w:rPr>
@@ -6864,6 +8724,9 @@
             <w:tcW w:type="dxa" w:w="1514"/>
           </w:tcPr>
           <w:p>
+            <w:pPr>
+              <w:spacing w:before="20" w:after="20"/>
+            </w:pPr>
             <w:r/>
             <w:r>
               <w:rPr>
@@ -6880,6 +8743,9 @@
             <w:tcW w:type="dxa" w:w="1514"/>
           </w:tcPr>
           <w:p>
+            <w:pPr>
+              <w:spacing w:before="20" w:after="20"/>
+            </w:pPr>
             <w:r/>
             <w:r>
               <w:rPr>
@@ -6896,22 +8762,50 @@
             <w:tcW w:type="dxa" w:w="1514"/>
           </w:tcPr>
           <w:p>
-            <w:r/>
-            <w:r>
-              <w:rPr>
-                <w:rFonts w:ascii="Verdana" w:hAnsi="Verdana"/>
-                <w:b w:val="0"/>
-                <w:sz w:val="16"/>
-              </w:rPr>
-              <w:t>m-1 sr-1</w:t>
-            </w:r>
-          </w:p>
-        </w:tc>
-        <w:tc>
-          <w:tcPr>
-            <w:tcW w:type="dxa" w:w="1514"/>
-          </w:tcPr>
-          <w:p>
+            <w:pPr>
+              <w:spacing w:before="20" w:after="20"/>
+            </w:pPr>
+            <w:r/>
+            <w:r>
+              <w:rPr>
+                <w:rFonts w:ascii="Verdana" w:hAnsi="Verdana"/>
+                <w:sz w:val="16"/>
+              </w:rPr>
+              <w:t>m</w:t>
+            </w:r>
+            <w:r>
+              <w:rPr>
+                <w:rFonts w:ascii="Verdana" w:hAnsi="Verdana"/>
+                <w:sz w:val="16"/>
+                <w:vertAlign w:val="superscript"/>
+              </w:rPr>
+              <w:t>-1</w:t>
+            </w:r>
+            <w:r>
+              <w:rPr>
+                <w:rFonts w:ascii="Verdana" w:hAnsi="Verdana"/>
+                <w:sz w:val="16"/>
+              </w:rPr>
+              <w:t xml:space="preserve"> sr</w:t>
+            </w:r>
+            <w:r>
+              <w:rPr>
+                <w:rFonts w:ascii="Verdana" w:hAnsi="Verdana"/>
+                <w:sz w:val="16"/>
+                <w:vertAlign w:val="superscript"/>
+              </w:rPr>
+              <w:t>-1</w:t>
+            </w:r>
+          </w:p>
+        </w:tc>
+        <w:tc>
+          <w:tcPr>
+            <w:tcW w:type="dxa" w:w="1514"/>
+          </w:tcPr>
+          <w:p>
+            <w:pPr>
+              <w:spacing w:before="20" w:after="20"/>
+            </w:pPr>
             <w:r/>
             <w:r>
               <w:rPr>
@@ -6928,6 +8822,9 @@
             <w:tcW w:type="dxa" w:w="1514"/>
           </w:tcPr>
           <w:p>
+            <w:pPr>
+              <w:spacing w:before="20" w:after="20"/>
+            </w:pPr>
             <w:r/>
             <w:r>
               <w:rPr>
@@ -6944,6 +8841,9 @@
             <w:tcW w:type="dxa" w:w="1514"/>
           </w:tcPr>
           <w:p>
+            <w:pPr>
+              <w:spacing w:before="20" w:after="20"/>
+            </w:pPr>
             <w:r/>
             <w:r>
               <w:rPr>
@@ -6964,6 +8864,9 @@
             <w:tcW w:type="dxa" w:w="1514"/>
           </w:tcPr>
           <w:p>
+            <w:pPr>
+              <w:spacing w:before="20" w:after="20"/>
+            </w:pPr>
             <w:r/>
             <w:r>
               <w:rPr>
@@ -6980,6 +8883,9 @@
             <w:tcW w:type="dxa" w:w="1514"/>
           </w:tcPr>
           <w:p>
+            <w:pPr>
+              <w:spacing w:before="20" w:after="20"/>
+            </w:pPr>
             <w:r/>
             <w:r>
               <w:rPr>
@@ -6996,22 +8902,50 @@
             <w:tcW w:type="dxa" w:w="1514"/>
           </w:tcPr>
           <w:p>
-            <w:r/>
-            <w:r>
-              <w:rPr>
-                <w:rFonts w:ascii="Verdana" w:hAnsi="Verdana"/>
-                <w:b w:val="0"/>
-                <w:sz w:val="16"/>
-              </w:rPr>
-              <w:t>m-1 sr-1</w:t>
-            </w:r>
-          </w:p>
-        </w:tc>
-        <w:tc>
-          <w:tcPr>
-            <w:tcW w:type="dxa" w:w="1514"/>
-          </w:tcPr>
-          <w:p>
+            <w:pPr>
+              <w:spacing w:before="20" w:after="20"/>
+            </w:pPr>
+            <w:r/>
+            <w:r>
+              <w:rPr>
+                <w:rFonts w:ascii="Verdana" w:hAnsi="Verdana"/>
+                <w:sz w:val="16"/>
+              </w:rPr>
+              <w:t>m</w:t>
+            </w:r>
+            <w:r>
+              <w:rPr>
+                <w:rFonts w:ascii="Verdana" w:hAnsi="Verdana"/>
+                <w:sz w:val="16"/>
+                <w:vertAlign w:val="superscript"/>
+              </w:rPr>
+              <w:t>-1</w:t>
+            </w:r>
+            <w:r>
+              <w:rPr>
+                <w:rFonts w:ascii="Verdana" w:hAnsi="Verdana"/>
+                <w:sz w:val="16"/>
+              </w:rPr>
+              <w:t xml:space="preserve"> sr</w:t>
+            </w:r>
+            <w:r>
+              <w:rPr>
+                <w:rFonts w:ascii="Verdana" w:hAnsi="Verdana"/>
+                <w:sz w:val="16"/>
+                <w:vertAlign w:val="superscript"/>
+              </w:rPr>
+              <w:t>-1</w:t>
+            </w:r>
+          </w:p>
+        </w:tc>
+        <w:tc>
+          <w:tcPr>
+            <w:tcW w:type="dxa" w:w="1514"/>
+          </w:tcPr>
+          <w:p>
+            <w:pPr>
+              <w:spacing w:before="20" w:after="20"/>
+            </w:pPr>
             <w:r/>
             <w:r>
               <w:rPr>
@@ -7028,6 +8962,9 @@
             <w:tcW w:type="dxa" w:w="1514"/>
           </w:tcPr>
           <w:p>
+            <w:pPr>
+              <w:spacing w:before="20" w:after="20"/>
+            </w:pPr>
             <w:r/>
             <w:r>
               <w:rPr>
@@ -7044,6 +8981,9 @@
             <w:tcW w:type="dxa" w:w="1514"/>
           </w:tcPr>
           <w:p>
+            <w:pPr>
+              <w:spacing w:before="20" w:after="20"/>
+            </w:pPr>
             <w:r/>
             <w:r>
               <w:rPr>
@@ -7060,22 +9000,50 @@
             <w:tcW w:type="dxa" w:w="1514"/>
           </w:tcPr>
           <w:p>
-            <w:r/>
-            <w:r>
-              <w:rPr>
-                <w:rFonts w:ascii="Verdana" w:hAnsi="Verdana"/>
-                <w:b w:val="0"/>
-                <w:sz w:val="16"/>
-              </w:rPr>
-              <w:t>m-1 sr-1</w:t>
-            </w:r>
-          </w:p>
-        </w:tc>
-        <w:tc>
-          <w:tcPr>
-            <w:tcW w:type="dxa" w:w="1514"/>
-          </w:tcPr>
-          <w:p>
+            <w:pPr>
+              <w:spacing w:before="20" w:after="20"/>
+            </w:pPr>
+            <w:r/>
+            <w:r>
+              <w:rPr>
+                <w:rFonts w:ascii="Verdana" w:hAnsi="Verdana"/>
+                <w:sz w:val="16"/>
+              </w:rPr>
+              <w:t>m</w:t>
+            </w:r>
+            <w:r>
+              <w:rPr>
+                <w:rFonts w:ascii="Verdana" w:hAnsi="Verdana"/>
+                <w:sz w:val="16"/>
+                <w:vertAlign w:val="superscript"/>
+              </w:rPr>
+              <w:t>-1</w:t>
+            </w:r>
+            <w:r>
+              <w:rPr>
+                <w:rFonts w:ascii="Verdana" w:hAnsi="Verdana"/>
+                <w:sz w:val="16"/>
+              </w:rPr>
+              <w:t xml:space="preserve"> sr</w:t>
+            </w:r>
+            <w:r>
+              <w:rPr>
+                <w:rFonts w:ascii="Verdana" w:hAnsi="Verdana"/>
+                <w:sz w:val="16"/>
+                <w:vertAlign w:val="superscript"/>
+              </w:rPr>
+              <w:t>-1</w:t>
+            </w:r>
+          </w:p>
+        </w:tc>
+        <w:tc>
+          <w:tcPr>
+            <w:tcW w:type="dxa" w:w="1514"/>
+          </w:tcPr>
+          <w:p>
+            <w:pPr>
+              <w:spacing w:before="20" w:after="20"/>
+            </w:pPr>
             <w:r/>
             <w:r>
               <w:rPr>
@@ -7092,6 +9060,9 @@
             <w:tcW w:type="dxa" w:w="1514"/>
           </w:tcPr>
           <w:p>
+            <w:pPr>
+              <w:spacing w:before="20" w:after="20"/>
+            </w:pPr>
             <w:r/>
             <w:r>
               <w:rPr>
@@ -7108,6 +9079,9 @@
             <w:tcW w:type="dxa" w:w="1514"/>
           </w:tcPr>
           <w:p>
+            <w:pPr>
+              <w:spacing w:before="20" w:after="20"/>
+            </w:pPr>
             <w:r/>
             <w:r>
               <w:rPr>
@@ -7128,6 +9102,9 @@
             <w:tcW w:type="dxa" w:w="1514"/>
           </w:tcPr>
           <w:p>
+            <w:pPr>
+              <w:spacing w:before="20" w:after="20"/>
+            </w:pPr>
             <w:r/>
             <w:r>
               <w:rPr>
@@ -7144,6 +9121,9 @@
             <w:tcW w:type="dxa" w:w="1514"/>
           </w:tcPr>
           <w:p>
+            <w:pPr>
+              <w:spacing w:before="20" w:after="20"/>
+            </w:pPr>
             <w:r/>
             <w:r>
               <w:rPr>
@@ -7160,22 +9140,35 @@
             <w:tcW w:type="dxa" w:w="1514"/>
           </w:tcPr>
           <w:p>
-            <w:r/>
-            <w:r>
-              <w:rPr>
-                <w:rFonts w:ascii="Verdana" w:hAnsi="Verdana"/>
-                <w:b w:val="0"/>
-                <w:sz w:val="16"/>
-              </w:rPr>
-              <w:t>m-1</w:t>
-            </w:r>
-          </w:p>
-        </w:tc>
-        <w:tc>
-          <w:tcPr>
-            <w:tcW w:type="dxa" w:w="1514"/>
-          </w:tcPr>
-          <w:p>
+            <w:pPr>
+              <w:spacing w:before="20" w:after="20"/>
+            </w:pPr>
+            <w:r/>
+            <w:r>
+              <w:rPr>
+                <w:rFonts w:ascii="Verdana" w:hAnsi="Verdana"/>
+                <w:sz w:val="16"/>
+              </w:rPr>
+              <w:t>m</w:t>
+            </w:r>
+            <w:r>
+              <w:rPr>
+                <w:rFonts w:ascii="Verdana" w:hAnsi="Verdana"/>
+                <w:sz w:val="16"/>
+                <w:vertAlign w:val="superscript"/>
+              </w:rPr>
+              <w:t>-1</w:t>
+            </w:r>
+          </w:p>
+        </w:tc>
+        <w:tc>
+          <w:tcPr>
+            <w:tcW w:type="dxa" w:w="1514"/>
+          </w:tcPr>
+          <w:p>
+            <w:pPr>
+              <w:spacing w:before="20" w:after="20"/>
+            </w:pPr>
             <w:r/>
             <w:r>
               <w:rPr>
@@ -7192,6 +9185,9 @@
             <w:tcW w:type="dxa" w:w="1514"/>
           </w:tcPr>
           <w:p>
+            <w:pPr>
+              <w:spacing w:before="20" w:after="20"/>
+            </w:pPr>
             <w:r/>
             <w:r>
               <w:rPr>
@@ -7208,6 +9204,9 @@
             <w:tcW w:type="dxa" w:w="1514"/>
           </w:tcPr>
           <w:p>
+            <w:pPr>
+              <w:spacing w:before="20" w:after="20"/>
+            </w:pPr>
             <w:r/>
             <w:r>
               <w:rPr>
@@ -7224,22 +9223,35 @@
             <w:tcW w:type="dxa" w:w="1514"/>
           </w:tcPr>
           <w:p>
-            <w:r/>
-            <w:r>
-              <w:rPr>
-                <w:rFonts w:ascii="Verdana" w:hAnsi="Verdana"/>
-                <w:b w:val="0"/>
-                <w:sz w:val="16"/>
-              </w:rPr>
-              <w:t>m-1</w:t>
-            </w:r>
-          </w:p>
-        </w:tc>
-        <w:tc>
-          <w:tcPr>
-            <w:tcW w:type="dxa" w:w="1514"/>
-          </w:tcPr>
-          <w:p>
+            <w:pPr>
+              <w:spacing w:before="20" w:after="20"/>
+            </w:pPr>
+            <w:r/>
+            <w:r>
+              <w:rPr>
+                <w:rFonts w:ascii="Verdana" w:hAnsi="Verdana"/>
+                <w:sz w:val="16"/>
+              </w:rPr>
+              <w:t>m</w:t>
+            </w:r>
+            <w:r>
+              <w:rPr>
+                <w:rFonts w:ascii="Verdana" w:hAnsi="Verdana"/>
+                <w:sz w:val="16"/>
+                <w:vertAlign w:val="superscript"/>
+              </w:rPr>
+              <w:t>-1</w:t>
+            </w:r>
+          </w:p>
+        </w:tc>
+        <w:tc>
+          <w:tcPr>
+            <w:tcW w:type="dxa" w:w="1514"/>
+          </w:tcPr>
+          <w:p>
+            <w:pPr>
+              <w:spacing w:before="20" w:after="20"/>
+            </w:pPr>
             <w:r/>
             <w:r>
               <w:rPr>
@@ -7256,6 +9268,9 @@
             <w:tcW w:type="dxa" w:w="1514"/>
           </w:tcPr>
           <w:p>
+            <w:pPr>
+              <w:spacing w:before="20" w:after="20"/>
+            </w:pPr>
             <w:r/>
             <w:r>
               <w:rPr>
@@ -7272,6 +9287,9 @@
             <w:tcW w:type="dxa" w:w="1514"/>
           </w:tcPr>
           <w:p>
+            <w:pPr>
+              <w:spacing w:before="20" w:after="20"/>
+            </w:pPr>
             <w:r/>
             <w:r>
               <w:rPr>
@@ -7292,6 +9310,9 @@
             <w:tcW w:type="dxa" w:w="1514"/>
           </w:tcPr>
           <w:p>
+            <w:pPr>
+              <w:spacing w:before="20" w:after="20"/>
+            </w:pPr>
             <w:r/>
             <w:r>
               <w:rPr>
@@ -7308,6 +9329,9 @@
             <w:tcW w:type="dxa" w:w="1514"/>
           </w:tcPr>
           <w:p>
+            <w:pPr>
+              <w:spacing w:before="20" w:after="20"/>
+            </w:pPr>
             <w:r/>
             <w:r>
               <w:rPr>
@@ -7324,22 +9348,35 @@
             <w:tcW w:type="dxa" w:w="1514"/>
           </w:tcPr>
           <w:p>
-            <w:r/>
-            <w:r>
-              <w:rPr>
-                <w:rFonts w:ascii="Verdana" w:hAnsi="Verdana"/>
-                <w:b w:val="0"/>
-                <w:sz w:val="16"/>
-              </w:rPr>
-              <w:t>m-1</w:t>
-            </w:r>
-          </w:p>
-        </w:tc>
-        <w:tc>
-          <w:tcPr>
-            <w:tcW w:type="dxa" w:w="1514"/>
-          </w:tcPr>
-          <w:p>
+            <w:pPr>
+              <w:spacing w:before="20" w:after="20"/>
+            </w:pPr>
+            <w:r/>
+            <w:r>
+              <w:rPr>
+                <w:rFonts w:ascii="Verdana" w:hAnsi="Verdana"/>
+                <w:sz w:val="16"/>
+              </w:rPr>
+              <w:t>m</w:t>
+            </w:r>
+            <w:r>
+              <w:rPr>
+                <w:rFonts w:ascii="Verdana" w:hAnsi="Verdana"/>
+                <w:sz w:val="16"/>
+                <w:vertAlign w:val="superscript"/>
+              </w:rPr>
+              <w:t>-1</w:t>
+            </w:r>
+          </w:p>
+        </w:tc>
+        <w:tc>
+          <w:tcPr>
+            <w:tcW w:type="dxa" w:w="1514"/>
+          </w:tcPr>
+          <w:p>
+            <w:pPr>
+              <w:spacing w:before="20" w:after="20"/>
+            </w:pPr>
             <w:r/>
             <w:r>
               <w:rPr>
@@ -7356,6 +9393,9 @@
             <w:tcW w:type="dxa" w:w="1514"/>
           </w:tcPr>
           <w:p>
+            <w:pPr>
+              <w:spacing w:before="20" w:after="20"/>
+            </w:pPr>
             <w:r/>
             <w:r>
               <w:rPr>
@@ -7372,6 +9412,9 @@
             <w:tcW w:type="dxa" w:w="1514"/>
           </w:tcPr>
           <w:p>
+            <w:pPr>
+              <w:spacing w:before="20" w:after="20"/>
+            </w:pPr>
             <w:r/>
             <w:r>
               <w:rPr>
@@ -7388,22 +9431,35 @@
             <w:tcW w:type="dxa" w:w="1514"/>
           </w:tcPr>
           <w:p>
-            <w:r/>
-            <w:r>
-              <w:rPr>
-                <w:rFonts w:ascii="Verdana" w:hAnsi="Verdana"/>
-                <w:b w:val="0"/>
-                <w:sz w:val="16"/>
-              </w:rPr>
-              <w:t>m-1</w:t>
-            </w:r>
-          </w:p>
-        </w:tc>
-        <w:tc>
-          <w:tcPr>
-            <w:tcW w:type="dxa" w:w="1514"/>
-          </w:tcPr>
-          <w:p>
+            <w:pPr>
+              <w:spacing w:before="20" w:after="20"/>
+            </w:pPr>
+            <w:r/>
+            <w:r>
+              <w:rPr>
+                <w:rFonts w:ascii="Verdana" w:hAnsi="Verdana"/>
+                <w:sz w:val="16"/>
+              </w:rPr>
+              <w:t>m</w:t>
+            </w:r>
+            <w:r>
+              <w:rPr>
+                <w:rFonts w:ascii="Verdana" w:hAnsi="Verdana"/>
+                <w:sz w:val="16"/>
+                <w:vertAlign w:val="superscript"/>
+              </w:rPr>
+              <w:t>-1</w:t>
+            </w:r>
+          </w:p>
+        </w:tc>
+        <w:tc>
+          <w:tcPr>
+            <w:tcW w:type="dxa" w:w="1514"/>
+          </w:tcPr>
+          <w:p>
+            <w:pPr>
+              <w:spacing w:before="20" w:after="20"/>
+            </w:pPr>
             <w:r/>
             <w:r>
               <w:rPr>
@@ -7420,6 +9476,9 @@
             <w:tcW w:type="dxa" w:w="1514"/>
           </w:tcPr>
           <w:p>
+            <w:pPr>
+              <w:spacing w:before="20" w:after="20"/>
+            </w:pPr>
             <w:r/>
             <w:r>
               <w:rPr>
@@ -7436,6 +9495,9 @@
             <w:tcW w:type="dxa" w:w="1514"/>
           </w:tcPr>
           <w:p>
+            <w:pPr>
+              <w:spacing w:before="20" w:after="20"/>
+            </w:pPr>
             <w:r/>
             <w:r>
               <w:rPr>
@@ -7456,6 +9518,9 @@
             <w:tcW w:type="dxa" w:w="1514"/>
           </w:tcPr>
           <w:p>
+            <w:pPr>
+              <w:spacing w:before="20" w:after="20"/>
+            </w:pPr>
             <w:r/>
             <w:r>
               <w:rPr>
@@ -7472,6 +9537,9 @@
             <w:tcW w:type="dxa" w:w="1514"/>
           </w:tcPr>
           <w:p>
+            <w:pPr>
+              <w:spacing w:before="20" w:after="20"/>
+            </w:pPr>
             <w:r/>
             <w:r>
               <w:rPr>
@@ -7488,11 +9556,13 @@
             <w:tcW w:type="dxa" w:w="1514"/>
           </w:tcPr>
           <w:p>
-            <w:r/>
-            <w:r>
-              <w:rPr>
-                <w:rFonts w:ascii="Verdana" w:hAnsi="Verdana"/>
-                <w:b w:val="0"/>
+            <w:pPr>
+              <w:spacing w:before="20" w:after="20"/>
+            </w:pPr>
+            <w:r/>
+            <w:r>
+              <w:rPr>
+                <w:rFonts w:ascii="Verdana" w:hAnsi="Verdana"/>
                 <w:sz w:val="16"/>
               </w:rPr>
               <w:t>sr</w:t>
@@ -7504,6 +9574,9 @@
             <w:tcW w:type="dxa" w:w="1514"/>
           </w:tcPr>
           <w:p>
+            <w:pPr>
+              <w:spacing w:before="20" w:after="20"/>
+            </w:pPr>
             <w:r/>
             <w:r>
               <w:rPr>
@@ -7520,6 +9593,9 @@
             <w:tcW w:type="dxa" w:w="1514"/>
           </w:tcPr>
           <w:p>
+            <w:pPr>
+              <w:spacing w:before="20" w:after="20"/>
+            </w:pPr>
             <w:r/>
             <w:r>
               <w:rPr>
@@ -7536,6 +9612,9 @@
             <w:tcW w:type="dxa" w:w="1514"/>
           </w:tcPr>
           <w:p>
+            <w:pPr>
+              <w:spacing w:before="20" w:after="20"/>
+            </w:pPr>
             <w:r/>
             <w:r>
               <w:rPr>
@@ -7552,11 +9631,13 @@
             <w:tcW w:type="dxa" w:w="1514"/>
           </w:tcPr>
           <w:p>
-            <w:r/>
-            <w:r>
-              <w:rPr>
-                <w:rFonts w:ascii="Verdana" w:hAnsi="Verdana"/>
-                <w:b w:val="0"/>
+            <w:pPr>
+              <w:spacing w:before="20" w:after="20"/>
+            </w:pPr>
+            <w:r/>
+            <w:r>
+              <w:rPr>
+                <w:rFonts w:ascii="Verdana" w:hAnsi="Verdana"/>
                 <w:sz w:val="16"/>
               </w:rPr>
               <w:t>sr</w:t>
@@ -7568,6 +9649,9 @@
             <w:tcW w:type="dxa" w:w="1514"/>
           </w:tcPr>
           <w:p>
+            <w:pPr>
+              <w:spacing w:before="20" w:after="20"/>
+            </w:pPr>
             <w:r/>
             <w:r>
               <w:rPr>
@@ -7584,6 +9668,9 @@
             <w:tcW w:type="dxa" w:w="1514"/>
           </w:tcPr>
           <w:p>
+            <w:pPr>
+              <w:spacing w:before="20" w:after="20"/>
+            </w:pPr>
             <w:r/>
             <w:r>
               <w:rPr>
@@ -7600,6 +9687,9 @@
             <w:tcW w:type="dxa" w:w="1514"/>
           </w:tcPr>
           <w:p>
+            <w:pPr>
+              <w:spacing w:before="20" w:after="20"/>
+            </w:pPr>
             <w:r/>
             <w:r>
               <w:rPr>
@@ -7620,6 +9710,9 @@
             <w:tcW w:type="dxa" w:w="1514"/>
           </w:tcPr>
           <w:p>
+            <w:pPr>
+              <w:spacing w:before="20" w:after="20"/>
+            </w:pPr>
             <w:r/>
             <w:r>
               <w:rPr>
@@ -7636,6 +9729,9 @@
             <w:tcW w:type="dxa" w:w="1514"/>
           </w:tcPr>
           <w:p>
+            <w:pPr>
+              <w:spacing w:before="20" w:after="20"/>
+            </w:pPr>
             <w:r/>
             <w:r>
               <w:rPr>
@@ -7652,11 +9748,13 @@
             <w:tcW w:type="dxa" w:w="1514"/>
           </w:tcPr>
           <w:p>
-            <w:r/>
-            <w:r>
-              <w:rPr>
-                <w:rFonts w:ascii="Verdana" w:hAnsi="Verdana"/>
-                <w:b w:val="0"/>
+            <w:pPr>
+              <w:spacing w:before="20" w:after="20"/>
+            </w:pPr>
+            <w:r/>
+            <w:r>
+              <w:rPr>
+                <w:rFonts w:ascii="Verdana" w:hAnsi="Verdana"/>
                 <w:sz w:val="16"/>
               </w:rPr>
               <w:t>sr</w:t>
@@ -7668,6 +9766,9 @@
             <w:tcW w:type="dxa" w:w="1514"/>
           </w:tcPr>
           <w:p>
+            <w:pPr>
+              <w:spacing w:before="20" w:after="20"/>
+            </w:pPr>
             <w:r/>
             <w:r>
               <w:rPr>
@@ -7684,6 +9785,9 @@
             <w:tcW w:type="dxa" w:w="1514"/>
           </w:tcPr>
           <w:p>
+            <w:pPr>
+              <w:spacing w:before="20" w:after="20"/>
+            </w:pPr>
             <w:r/>
             <w:r>
               <w:rPr>
@@ -7700,6 +9804,9 @@
             <w:tcW w:type="dxa" w:w="1514"/>
           </w:tcPr>
           <w:p>
+            <w:pPr>
+              <w:spacing w:before="20" w:after="20"/>
+            </w:pPr>
             <w:r/>
             <w:r>
               <w:rPr>
@@ -7716,11 +9823,13 @@
             <w:tcW w:type="dxa" w:w="1514"/>
           </w:tcPr>
           <w:p>
-            <w:r/>
-            <w:r>
-              <w:rPr>
-                <w:rFonts w:ascii="Verdana" w:hAnsi="Verdana"/>
-                <w:b w:val="0"/>
+            <w:pPr>
+              <w:spacing w:before="20" w:after="20"/>
+            </w:pPr>
+            <w:r/>
+            <w:r>
+              <w:rPr>
+                <w:rFonts w:ascii="Verdana" w:hAnsi="Verdana"/>
                 <w:sz w:val="16"/>
               </w:rPr>
               <w:t>sr</w:t>
@@ -7732,6 +9841,9 @@
             <w:tcW w:type="dxa" w:w="1514"/>
           </w:tcPr>
           <w:p>
+            <w:pPr>
+              <w:spacing w:before="20" w:after="20"/>
+            </w:pPr>
             <w:r/>
             <w:r>
               <w:rPr>
@@ -7748,6 +9860,9 @@
             <w:tcW w:type="dxa" w:w="1514"/>
           </w:tcPr>
           <w:p>
+            <w:pPr>
+              <w:spacing w:before="20" w:after="20"/>
+            </w:pPr>
             <w:r/>
             <w:r>
               <w:rPr>
@@ -7764,6 +9879,9 @@
             <w:tcW w:type="dxa" w:w="1514"/>
           </w:tcPr>
           <w:p>
+            <w:pPr>
+              <w:spacing w:before="20" w:after="20"/>
+            </w:pPr>
             <w:r/>
             <w:r>
               <w:rPr>
@@ -7784,6 +9902,9 @@
             <w:tcW w:type="dxa" w:w="1514"/>
           </w:tcPr>
           <w:p>
+            <w:pPr>
+              <w:spacing w:before="20" w:after="20"/>
+            </w:pPr>
             <w:r/>
             <w:r>
               <w:rPr>
@@ -7800,6 +9921,9 @@
             <w:tcW w:type="dxa" w:w="1514"/>
           </w:tcPr>
           <w:p>
+            <w:pPr>
+              <w:spacing w:before="20" w:after="20"/>
+            </w:pPr>
             <w:r/>
             <w:r>
               <w:rPr>
@@ -7816,11 +9940,13 @@
             <w:tcW w:type="dxa" w:w="1514"/>
           </w:tcPr>
           <w:p>
-            <w:r/>
-            <w:r>
-              <w:rPr>
-                <w:rFonts w:ascii="Verdana" w:hAnsi="Verdana"/>
-                <w:b w:val="0"/>
+            <w:pPr>
+              <w:spacing w:before="20" w:after="20"/>
+            </w:pPr>
+            <w:r/>
+            <w:r>
+              <w:rPr>
+                <w:rFonts w:ascii="Verdana" w:hAnsi="Verdana"/>
                 <w:sz w:val="16"/>
               </w:rPr>
               <w:t>%</w:t>
@@ -7832,6 +9958,9 @@
             <w:tcW w:type="dxa" w:w="1514"/>
           </w:tcPr>
           <w:p>
+            <w:pPr>
+              <w:spacing w:before="20" w:after="20"/>
+            </w:pPr>
             <w:r/>
             <w:r>
               <w:rPr>
@@ -7848,6 +9977,9 @@
             <w:tcW w:type="dxa" w:w="1514"/>
           </w:tcPr>
           <w:p>
+            <w:pPr>
+              <w:spacing w:before="20" w:after="20"/>
+            </w:pPr>
             <w:r/>
             <w:r>
               <w:rPr>
@@ -7864,6 +9996,9 @@
             <w:tcW w:type="dxa" w:w="1514"/>
           </w:tcPr>
           <w:p>
+            <w:pPr>
+              <w:spacing w:before="20" w:after="20"/>
+            </w:pPr>
             <w:r/>
             <w:r>
               <w:rPr>
@@ -7880,11 +10015,13 @@
             <w:tcW w:type="dxa" w:w="1514"/>
           </w:tcPr>
           <w:p>
-            <w:r/>
-            <w:r>
-              <w:rPr>
-                <w:rFonts w:ascii="Verdana" w:hAnsi="Verdana"/>
-                <w:b w:val="0"/>
+            <w:pPr>
+              <w:spacing w:before="20" w:after="20"/>
+            </w:pPr>
+            <w:r/>
+            <w:r>
+              <w:rPr>
+                <w:rFonts w:ascii="Verdana" w:hAnsi="Verdana"/>
                 <w:sz w:val="16"/>
               </w:rPr>
               <w:t>%</w:t>
@@ -7896,6 +10033,9 @@
             <w:tcW w:type="dxa" w:w="1514"/>
           </w:tcPr>
           <w:p>
+            <w:pPr>
+              <w:spacing w:before="20" w:after="20"/>
+            </w:pPr>
             <w:r/>
             <w:r>
               <w:rPr>
@@ -7912,6 +10052,9 @@
             <w:tcW w:type="dxa" w:w="1514"/>
           </w:tcPr>
           <w:p>
+            <w:pPr>
+              <w:spacing w:before="20" w:after="20"/>
+            </w:pPr>
             <w:r/>
             <w:r>
               <w:rPr>
@@ -7928,6 +10071,9 @@
             <w:tcW w:type="dxa" w:w="1514"/>
           </w:tcPr>
           <w:p>
+            <w:pPr>
+              <w:spacing w:before="20" w:after="20"/>
+            </w:pPr>
             <w:r/>
             <w:r>
               <w:rPr>
@@ -7948,6 +10094,9 @@
             <w:tcW w:type="dxa" w:w="1514"/>
           </w:tcPr>
           <w:p>
+            <w:pPr>
+              <w:spacing w:before="20" w:after="20"/>
+            </w:pPr>
             <w:r/>
             <w:r>
               <w:rPr>
@@ -7964,6 +10113,9 @@
             <w:tcW w:type="dxa" w:w="1514"/>
           </w:tcPr>
           <w:p>
+            <w:pPr>
+              <w:spacing w:before="20" w:after="20"/>
+            </w:pPr>
             <w:r/>
             <w:r>
               <w:rPr>
@@ -7980,11 +10132,13 @@
             <w:tcW w:type="dxa" w:w="1514"/>
           </w:tcPr>
           <w:p>
-            <w:r/>
-            <w:r>
-              <w:rPr>
-                <w:rFonts w:ascii="Verdana" w:hAnsi="Verdana"/>
-                <w:b w:val="0"/>
+            <w:pPr>
+              <w:spacing w:before="20" w:after="20"/>
+            </w:pPr>
+            <w:r/>
+            <w:r>
+              <w:rPr>
+                <w:rFonts w:ascii="Verdana" w:hAnsi="Verdana"/>
                 <w:sz w:val="16"/>
               </w:rPr>
               <w:t>%</w:t>
@@ -7996,6 +10150,9 @@
             <w:tcW w:type="dxa" w:w="1514"/>
           </w:tcPr>
           <w:p>
+            <w:pPr>
+              <w:spacing w:before="20" w:after="20"/>
+            </w:pPr>
             <w:r/>
             <w:r>
               <w:rPr>
@@ -8012,6 +10169,9 @@
             <w:tcW w:type="dxa" w:w="1514"/>
           </w:tcPr>
           <w:p>
+            <w:pPr>
+              <w:spacing w:before="20" w:after="20"/>
+            </w:pPr>
             <w:r/>
             <w:r>
               <w:rPr>
@@ -8028,6 +10188,9 @@
             <w:tcW w:type="dxa" w:w="1514"/>
           </w:tcPr>
           <w:p>
+            <w:pPr>
+              <w:spacing w:before="20" w:after="20"/>
+            </w:pPr>
             <w:r/>
             <w:r>
               <w:rPr>
@@ -8044,11 +10207,13 @@
             <w:tcW w:type="dxa" w:w="1514"/>
           </w:tcPr>
           <w:p>
-            <w:r/>
-            <w:r>
-              <w:rPr>
-                <w:rFonts w:ascii="Verdana" w:hAnsi="Verdana"/>
-                <w:b w:val="0"/>
+            <w:pPr>
+              <w:spacing w:before="20" w:after="20"/>
+            </w:pPr>
+            <w:r/>
+            <w:r>
+              <w:rPr>
+                <w:rFonts w:ascii="Verdana" w:hAnsi="Verdana"/>
                 <w:sz w:val="16"/>
               </w:rPr>
               <w:t>%</w:t>
@@ -8060,6 +10225,9 @@
             <w:tcW w:type="dxa" w:w="1514"/>
           </w:tcPr>
           <w:p>
+            <w:pPr>
+              <w:spacing w:before="20" w:after="20"/>
+            </w:pPr>
             <w:r/>
             <w:r>
               <w:rPr>
@@ -8076,6 +10244,9 @@
             <w:tcW w:type="dxa" w:w="1514"/>
           </w:tcPr>
           <w:p>
+            <w:pPr>
+              <w:spacing w:before="20" w:after="20"/>
+            </w:pPr>
             <w:r/>
             <w:r>
               <w:rPr>
@@ -8092,6 +10263,9 @@
             <w:tcW w:type="dxa" w:w="1514"/>
           </w:tcPr>
           <w:p>
+            <w:pPr>
+              <w:spacing w:before="20" w:after="20"/>
+            </w:pPr>
             <w:r/>
             <w:r>
               <w:rPr>

--- a/docx/fr/BUFRCREX_TableB_fr_15.docx
+++ b/docx/fr/BUFRCREX_TableB_fr_15.docx
@@ -9938,347 +9938,6 @@
         </w:tc>
       </w:tr>
     </w:tbl>
-    <w:p/>
-    <w:p>
-      <w:r>
-        <w:rPr>
-          <w:rFonts w:ascii="Verdana" w:hAnsi="Verdana"/>
-          <w:i/>
-          <w:sz w:val="14"/>
-        </w:rPr>
-        <w:t>Note 23: Une valeur de précipitation de –0,1 kg m –2 avant la mise à l’échelle (–1 après la mise à l’échelle ou en CREX) indique qu’il y a «trace» de précipitations (non mesurable, moins de 0,05 kg m –2 )</w:t>
-      </w:r>
-    </w:p>
-    <w:p>
-      <w:r>
-        <w:rPr>
-          <w:rFonts w:ascii="Verdana" w:hAnsi="Verdana"/>
-          <w:i/>
-          <w:sz w:val="14"/>
-        </w:rPr>
-        <w:t>Note 25: Il est possible d’annuler une signification précédemment définie en transmettant une «valeur manquante» à partir de la table de code ou de la table d’indicateurs appropriée.</w:t>
-      </w:r>
-    </w:p>
-    <w:p>
-      <w:r>
-        <w:rPr>
-          <w:rFonts w:ascii="Verdana" w:hAnsi="Verdana"/>
-          <w:i/>
-          <w:sz w:val="14"/>
-        </w:rPr>
-        <w:t>Note 27: Sauf indication contraire, tous les temps sont des temps universels coordonnés (UTC).</w:t>
-      </w:r>
-    </w:p>
-    <w:p>
-      <w:r>
-        <w:rPr>
-          <w:rFonts w:ascii="Verdana" w:hAnsi="Verdana"/>
-          <w:i/>
-          <w:sz w:val="14"/>
-        </w:rPr>
-        <w:t>Note 32: La direction ou l’azimut ne sont utilisés que par rapport à une position donnée; ils n’ont pas pour objet de définir à nouveau cette position.</w:t>
-      </w:r>
-    </w:p>
-    <w:p>
-      <w:r>
-        <w:rPr>
-          <w:rFonts w:ascii="Verdana" w:hAnsi="Verdana"/>
-          <w:i/>
-          <w:sz w:val="14"/>
-        </w:rPr>
-        <w:t>Note 62: La distance n’est indiquée que par rapport à une position donnée et une direction, un azimut ou une hauteur angulaire; elle n’a pas pour objet de définir à nouveau cette position.</w:t>
-      </w:r>
-    </w:p>
-    <w:p>
-      <w:r>
-        <w:rPr>
-          <w:rFonts w:ascii="Verdana" w:hAnsi="Verdana"/>
-          <w:i/>
-          <w:sz w:val="14"/>
-        </w:rPr>
-        <w:t>Note 63: Le rayonnement descendant est indiqué par des valeurs positives.</w:t>
-      </w:r>
-    </w:p>
-    <w:p>
-      <w:r>
-        <w:rPr>
-          <w:rFonts w:ascii="Verdana" w:hAnsi="Verdana"/>
-          <w:i/>
-          <w:sz w:val="14"/>
-        </w:rPr>
-        <w:t>Note 64: Les composantes w descendantes sont indiquées par des valeurs positives, pour lesquelles l’unité est le Pa s –1 .</w:t>
-      </w:r>
-    </w:p>
-    <w:p>
-      <w:r>
-        <w:rPr>
-          <w:rFonts w:ascii="Verdana" w:hAnsi="Verdana"/>
-          <w:i/>
-          <w:sz w:val="14"/>
-        </w:rPr>
-        <w:t>Note 66: Les incréments dans le sens est-ouest sont indiqués par des valeurs négatives.</w:t>
-      </w:r>
-    </w:p>
-    <w:p>
-      <w:r>
-        <w:rPr>
-          <w:rFonts w:ascii="Verdana" w:hAnsi="Verdana"/>
-          <w:i/>
-          <w:sz w:val="14"/>
-        </w:rPr>
-        <w:t>Note 92: Afin qu’il soit possible de distinguer sans ambiguïté les cas de valeurs manquantes et de pixels saturés, les données d’image de n bits doivent être codées à l’aide d’un champs de données de n+1. Lorsqu’un tel descripteur n’est pas déjà disponible dans la classe 30, on utilise un descripteur d’opération 2 01 YYY pour modifier le champ de données de l’entrée existante, selon les besoins.</w:t>
-      </w:r>
-    </w:p>
-    <w:p>
-      <w:r>
-        <w:rPr>
-          <w:rFonts w:ascii="Verdana" w:hAnsi="Verdana"/>
-          <w:i/>
-          <w:sz w:val="14"/>
-        </w:rPr>
-        <w:t>Note 105: Les périodes ou les décalages dans le temps négatifs sont utilisés pour indiquer les périodes ou les décalages dans le temps précédant le temps généralement défini.</w:t>
-      </w:r>
-    </w:p>
-    <w:p>
-      <w:r>
-        <w:rPr>
-          <w:rFonts w:ascii="Verdana" w:hAnsi="Verdana"/>
-          <w:i/>
-          <w:sz w:val="14"/>
-        </w:rPr>
-        <w:t>Note 110: Les incréments dans le sens nord–sud sont indiqués par des valeurs négatives.</w:t>
-      </w:r>
-    </w:p>
-    <w:p>
-      <w:r>
-        <w:rPr>
-          <w:rFonts w:ascii="Verdana" w:hAnsi="Verdana"/>
-          <w:i/>
-          <w:sz w:val="14"/>
-        </w:rPr>
-        <w:t>Note 115: Le champ de données des pixels peut être modifié au moyen du descripteur 2 01 YYY.</w:t>
-      </w:r>
-    </w:p>
-    <w:p>
-      <w:r>
-        <w:rPr>
-          <w:rFonts w:ascii="Verdana" w:hAnsi="Verdana"/>
-          <w:i/>
-          <w:sz w:val="14"/>
-        </w:rPr>
-        <w:t>Note 121: Pour certains éléments de cette classe, une indication de la précision escomptée peut être implicite.</w:t>
-      </w:r>
-    </w:p>
-    <w:p>
-      <w:r>
-        <w:rPr>
-          <w:rFonts w:ascii="Verdana" w:hAnsi="Verdana"/>
-          <w:i/>
-          <w:sz w:val="14"/>
-        </w:rPr>
-        <w:t>Note 122: On attribue aux latitudes sud des valeurs négatives.</w:t>
-      </w:r>
-    </w:p>
-    <w:p>
-      <w:r>
-        <w:rPr>
-          <w:rFonts w:ascii="Verdana" w:hAnsi="Verdana"/>
-          <w:i/>
-          <w:sz w:val="14"/>
-        </w:rPr>
-        <w:t>Note 123: Les composantes v dans le sens sud–nord sont indiquées par des valeurs positives.</w:t>
-      </w:r>
-    </w:p>
-    <w:p>
-      <w:r>
-        <w:rPr>
-          <w:rFonts w:ascii="Verdana" w:hAnsi="Verdana"/>
-          <w:i/>
-          <w:sz w:val="14"/>
-        </w:rPr>
-        <w:t>Note 126: Les stations situées à moins de 1° du pôle Nord ou du pôle Sud chiffrent leurs observations de la direction du vent de surface avec le limbe d’azimut orienté de sorte que son zéro coïncide avec le méridien de Greenwich.</w:t>
-      </w:r>
-    </w:p>
-    <w:p>
-      <w:r>
-        <w:rPr>
-          <w:rFonts w:ascii="Verdana" w:hAnsi="Verdana"/>
-          <w:i/>
-          <w:sz w:val="14"/>
-        </w:rPr>
-        <w:t>Note 145: Pour indiquer à quoi se rapportent les périodes ou les décalages dans le temps, on peut se servir du code donné pour la caractéristique temporelle dans la table 0 08 021.</w:t>
-      </w:r>
-    </w:p>
-    <w:p>
-      <w:r>
-        <w:rPr>
-          <w:rFonts w:ascii="Verdana" w:hAnsi="Verdana"/>
-          <w:i/>
-          <w:sz w:val="14"/>
-        </w:rPr>
-        <w:t>Note 149: Lorsque la situation dans le temps correspond à des valeurs de prévision, elle indique le temps de l'état initial ou le début de la période de prévision; si elle correspond à des moyennes d'ensemble de valeurs de prévisions, elle indique l'état initial ou le début de la première prévision d'où les moyennes d'ensemble sont dérivées.</w:t>
-      </w:r>
-    </w:p>
-    <w:p>
-      <w:r>
-        <w:rPr>
-          <w:rFonts w:ascii="Verdana" w:hAnsi="Verdana"/>
-          <w:i/>
-          <w:sz w:val="14"/>
-        </w:rPr>
-        <w:t>Note 155: Cette classe peut aussi contenir des éléments concernant les méthodes d’observation.</w:t>
-      </w:r>
-    </w:p>
-    <w:p>
-      <w:r>
-        <w:rPr>
-          <w:rFonts w:ascii="Verdana" w:hAnsi="Verdana"/>
-          <w:i/>
-          <w:sz w:val="14"/>
-        </w:rPr>
-        <w:t>Note 156: La présente classe doit contenir des éléments décrivant les instruments utilisés pour obtenir les éléments météorologiques représentés.</w:t>
-      </w:r>
-    </w:p>
-    <w:p>
-      <w:r>
-        <w:rPr>
-          <w:rFonts w:ascii="Verdana" w:hAnsi="Verdana"/>
-          <w:i/>
-          <w:sz w:val="14"/>
-        </w:rPr>
-        <w:t>Note 158: Pour les périodes ou les décalages dans le temps et pour les incréments temporels, il faut préalablement une définition de l'origine de la position dans le temps, suivie, le cas échéant, d'une définition de l'élément qualificatif temporel.</w:t>
-      </w:r>
-    </w:p>
-    <w:p>
-      <w:r>
-        <w:rPr>
-          <w:rFonts w:ascii="Verdana" w:hAnsi="Verdana"/>
-          <w:i/>
-          <w:sz w:val="14"/>
-        </w:rPr>
-        <w:t>Note 160: Le rayonnement ascendant est indiqué par des valeurs négatives.</w:t>
-      </w:r>
-    </w:p>
-    <w:p>
-      <w:r>
-        <w:rPr>
-          <w:rFonts w:ascii="Verdana" w:hAnsi="Verdana"/>
-          <w:i/>
-          <w:sz w:val="14"/>
-        </w:rPr>
-        <w:t>Note 161: Les composantes w ascendantes sont indiquées par des valeurs positives, pour lesquelles l’unité est le m s –1 .</w:t>
-      </w:r>
-    </w:p>
-    <w:p>
-      <w:r>
-        <w:rPr>
-          <w:rFonts w:ascii="Verdana" w:hAnsi="Verdana"/>
-          <w:i/>
-          <w:sz w:val="14"/>
-        </w:rPr>
-        <w:t>Note 162: Intervalles utiles utilisés ci-dessus: 10 11 Bq à 10 19 Bq pour les rejets; 10 –2 Bq à 10 7 Bq et 10 –2 mSv à 10 7 mSv pour la concentration et les doses.</w:t>
-      </w:r>
-    </w:p>
-    <w:p>
-      <w:r>
-        <w:rPr>
-          <w:rFonts w:ascii="Verdana" w:hAnsi="Verdana"/>
-          <w:i/>
-          <w:sz w:val="14"/>
-        </w:rPr>
-        <w:t>Note 163: Les valeurs de la latitude et de l’incrément de latitude se situent dans les limites de la plage allant de –90 degrés à +90 degrés.</w:t>
-      </w:r>
-    </w:p>
-    <w:p>
-      <w:r>
-        <w:rPr>
-          <w:rFonts w:ascii="Verdana" w:hAnsi="Verdana"/>
-          <w:i/>
-          <w:sz w:val="14"/>
-        </w:rPr>
-        <w:t>Note 164: Les valeurs de longitude se situent dans les limites de la plage allant de –180 degrés à +180 degrés.</w:t>
-      </w:r>
-    </w:p>
-    <w:p>
-      <w:r>
-        <w:rPr>
-          <w:rFonts w:ascii="Verdana" w:hAnsi="Verdana"/>
-          <w:i/>
-          <w:sz w:val="14"/>
-        </w:rPr>
-        <w:t>Note 165: Des données correspondant à des éléments verticaux et à la pression sont utilisées pour définir des valeurs de ces éléments indépendantes de l’élément ou de la variable déterminant la coordonnée verticale.</w:t>
-      </w:r>
-    </w:p>
-    <w:p>
-      <w:r>
-        <w:rPr>
-          <w:rFonts w:ascii="Verdana" w:hAnsi="Verdana"/>
-          <w:i/>
-          <w:sz w:val="14"/>
-        </w:rPr>
-        <w:t>Note 166: On attribue aux longitudes ouest des valeurs négatives.</w:t>
-      </w:r>
-    </w:p>
-    <w:p>
-      <w:r>
-        <w:rPr>
-          <w:rFonts w:ascii="Verdana" w:hAnsi="Verdana"/>
-          <w:i/>
-          <w:sz w:val="14"/>
-        </w:rPr>
-        <w:t>Note 167: Les composantes u dans le sens ouest–est sont indiquées par des valeurs positives.</w:t>
-      </w:r>
-    </w:p>
-    <w:p>
-      <w:r>
-        <w:rPr>
-          <w:rFonts w:ascii="Verdana" w:hAnsi="Verdana"/>
-          <w:i/>
-          <w:sz w:val="14"/>
-        </w:rPr>
-        <w:t>Note 176: Lorsqu'il faut plus d'une période ou d'un décalage dans le temps pour définir des indications temporelles complexes, les définitions se succèdent immédiatement, dans l'ordre suivant: période d'ensemble (le cas échéant); période de prévision (le cas échéant); période correspondant à une moyenne ou une accumulation (le cas échéant).</w:t>
-      </w:r>
-    </w:p>
-    <w:p>
-      <w:r>
-        <w:rPr>
-          <w:rFonts w:ascii="Verdana" w:hAnsi="Verdana"/>
-          <w:i/>
-          <w:sz w:val="14"/>
-        </w:rPr>
-        <w:t>Note 178: Lorsque la colonne Nom de l’élément porte la mention «sur une période déterminée», on précise, à l’aide de descripteurs de la classe 04, la période considérée.</w:t>
-      </w:r>
-    </w:p>
-    <w:p>
-      <w:r>
-        <w:rPr>
-          <w:rFonts w:ascii="Verdana" w:hAnsi="Verdana"/>
-          <w:i/>
-          <w:sz w:val="14"/>
-        </w:rPr>
-        <w:t>Note 179: Lorsqu’on établit une somme ou une moyenne (par exemple sur une certaine période), on peut représenter le nombre total de valeurs prises en considération pour obtenir cette somme ou cette moyenne en utilisant le descripteur 0 08 022.</w:t>
-      </w:r>
-    </w:p>
-    <w:p>
-      <w:r>
-        <w:rPr>
-          <w:rFonts w:ascii="Verdana" w:hAnsi="Verdana"/>
-          <w:i/>
-          <w:sz w:val="14"/>
-        </w:rPr>
-        <w:t>Note 180: Normes pour la transmission des vents: Vitesse Direction Pas d’observation Manquante Manquante Calme 0 0 Observation normale &gt; 0 1° – 360° Vitesse seulement &gt; 0 Manquante Direction seulement Manquante 1° – 360° «Léger et variable» &gt; 0 0</w:t>
-      </w:r>
-    </w:p>
-    <w:p>
-      <w:r>
-        <w:rPr>
-          <w:rFonts w:ascii="Verdana" w:hAnsi="Verdana"/>
-          <w:i/>
-          <w:sz w:val="14"/>
-        </w:rPr>
-        <w:t>Note 181: Normes pour la transmission des vagues de la mer du vent et des vagues: Observation Vitesse Direction Pas d’observation Manquante Manquante Calme 0 0 Observation normale &gt; 0 1° – 360° Vitesse seulement &gt; 0 Manquante Direction seulement Manquante 1° – 360° «Léger et variable» &gt; 0 0</w:t>
-      </w:r>
-    </w:p>
     <w:sectPr>
       <w:pgSz w:w="16838" w:h="11906" w:orient="landscape"/>
       <w:pgMar w:top="850" w:right="850" w:bottom="850" w:left="850" w:header="720" w:footer="720" w:gutter="0"/>
